--- a/zht/docx/139.content.docx
+++ b/zht/docx/139.content.docx
@@ -149,27 +149,7 @@
         <w:rPr>
           <w:lang w:val="zh_TW" w:bidi="zh_TW"/>
         </w:rPr>
-        <w:t>yin</w:t>
-      </w:r>
-      <w:r>
-        <w:rPr>
-          <w:lang w:val="zh_TW" w:bidi="zh_TW"/>
-        </w:rPr>
-      </w:r>
-    </w:p>
-    <w:p>
-      <w:pPr/>
-      <w:r>
-        <w:rPr>
-          <w:lang w:val="zh_TW" w:bidi="zh_TW"/>
-        </w:rPr>
-      </w:r>
-      <w:r>
-        <w:rPr>
-          <w:i/>
-          <w:lang w:val="zh_TW" w:bidi="zh_TW"/>
-        </w:rPr>
-        <w:t>淫蕩, 銀錢, 銀錢, 飲食律例</w:t>
+        <w:t>wai</w:t>
       </w:r>
       <w:r>
         <w:rPr>
@@ -232,7 +212,7 @@
         <w:rPr>
           <w:lang w:val="zh_TW" w:bidi="zh_TW"/>
         </w:rPr>
-        <w:t>淫蕩</w:t>
+        <w:t>外邦人院</w:t>
       </w:r>
       <w:r>
         <w:rPr>
@@ -251,7 +231,7 @@
         <w:rPr>
           <w:lang w:val="zh_TW" w:bidi="zh_TW"/>
         </w:rPr>
-        <w:t>極度地放縱於感官享樂。現代聖經翻譯通常使用「放蕩」、「縱慾」或「感官享樂」等詞語來代替。當追求享樂到完全無視他人和環境的完整性時，就會出現淫蕩。</w:t>
+        <w:t>外邦人院是希律王建造的耶路撒冷聖殿中最大的外圍區域。這個庭院呈長方形，但四邊不完全均勻，北端比南端更寬。猶太人和非猶太人（外邦人）都可以進入這個區域。</w:t>
       </w:r>
     </w:p>
     <w:p>
@@ -265,7 +245,7 @@
         <w:rPr>
           <w:lang w:val="zh_TW" w:bidi="zh_TW"/>
         </w:rPr>
-        <w:t>在聖經中，放蕩的例子包括所多瑪和蛾摩拉的人，他們以無法無天的行為生活（</w:t>
+        <w:t>在這個庭院內，商販出售用於聖殿獻祭的動物，兌換銀錢的人則幫助訪客將硬幣兌換成適合使用的貨幣。庭院內有一道隔牆，上面有警告標誌，禁止外邦人進入聖殿的內部區域。耶穌曾在這裡驅趕那些濫用聖殿做買賣的人和兌換銀錢的人（</w:t>
       </w:r>
       <w:hyperlink r:id="rId13">
         <w:r>
@@ -276,14 +256,14 @@
             <w:color w:val="0000EE"/>
             <w:u w:val="single"/>
           </w:rPr>
-          <w:t>彼後2:7</w:t>
+          <w:t>太21:12–13</w:t>
         </w:r>
       </w:hyperlink>
       <w:r>
         <w:rPr>
           <w:lang w:val="zh_TW" w:bidi="zh_TW"/>
         </w:rPr>
-        <w:t>）；那些假教師，他們向追隨者承諾自由，但自己卻是腐敗的奴隸（</w:t>
+        <w:t>；</w:t>
       </w:r>
       <w:hyperlink r:id="rId14">
         <w:r>
@@ -294,14 +274,14 @@
             <w:color w:val="0000EE"/>
             <w:u w:val="single"/>
           </w:rPr>
-          <w:t>彼後2:2、18–19</w:t>
+          <w:t>可11:15–18</w:t>
         </w:r>
       </w:hyperlink>
       <w:r>
         <w:rPr>
           <w:lang w:val="zh_TW" w:bidi="zh_TW"/>
         </w:rPr>
-        <w:t>；參：</w:t>
+        <w:t>；</w:t>
       </w:r>
       <w:hyperlink r:id="rId15">
         <w:r>
@@ -312,1457 +292,7 @@
             <w:color w:val="0000EE"/>
             <w:u w:val="single"/>
           </w:rPr>
-          <w:t>猶4</w:t>
-        </w:r>
-      </w:hyperlink>
-      <w:r>
-        <w:rPr>
-          <w:lang w:val="zh_TW" w:bidi="zh_TW"/>
-        </w:rPr>
-        <w:t>）；以及那些貪婪地做盡各種不潔之事的外邦人（</w:t>
-      </w:r>
-      <w:hyperlink r:id="rId16">
-        <w:r>
-          <w:rPr>
-            <w:lang w:val="zh_TW" w:bidi="zh_TW"/>
-          </w:rPr>
-          <w:rPr>
-            <w:color w:val="0000EE"/>
-            <w:u w:val="single"/>
-          </w:rPr>
-          <w:t>弗4:19</w:t>
-        </w:r>
-      </w:hyperlink>
-      <w:r>
-        <w:rPr>
-          <w:lang w:val="zh_TW" w:bidi="zh_TW"/>
-        </w:rPr>
-        <w:t>）。使徒保羅用「</w:t>
-      </w:r>
-      <w:r>
-        <w:rPr>
-          <w:lang w:val="zh_TW" w:bidi="zh_TW"/>
-        </w:rPr>
-        <w:t>邪</w:t>
-      </w:r>
-      <w:r>
-        <w:rPr>
-          <w:lang w:val="zh_TW" w:bidi="zh_TW"/>
-        </w:rPr>
-        <w:t>蕩」來指性方面的過度行為（</w:t>
-      </w:r>
-      <w:hyperlink r:id="rId17">
-        <w:r>
-          <w:rPr>
-            <w:lang w:val="zh_TW" w:bidi="zh_TW"/>
-          </w:rPr>
-          <w:rPr>
-            <w:color w:val="0000EE"/>
-            <w:u w:val="single"/>
-          </w:rPr>
-          <w:t>羅13:13</w:t>
-        </w:r>
-      </w:hyperlink>
-      <w:r>
-        <w:rPr>
-          <w:lang w:val="zh_TW" w:bidi="zh_TW"/>
-        </w:rPr>
-        <w:t>；</w:t>
-      </w:r>
-      <w:hyperlink r:id="rId18">
-        <w:r>
-          <w:rPr>
-            <w:lang w:val="zh_TW" w:bidi="zh_TW"/>
-          </w:rPr>
-          <w:rPr>
-            <w:color w:val="0000EE"/>
-            <w:u w:val="single"/>
-          </w:rPr>
-          <w:t>林後12:21</w:t>
-        </w:r>
-      </w:hyperlink>
-      <w:r>
-        <w:rPr>
-          <w:lang w:val="zh_TW" w:bidi="zh_TW"/>
-        </w:rPr>
-        <w:t>；</w:t>
-      </w:r>
-      <w:hyperlink r:id="rId19">
-        <w:r>
-          <w:rPr>
-            <w:lang w:val="zh_TW" w:bidi="zh_TW"/>
-          </w:rPr>
-          <w:rPr>
-            <w:color w:val="0000EE"/>
-            <w:u w:val="single"/>
-          </w:rPr>
-          <w:t>加5:19</w:t>
-        </w:r>
-      </w:hyperlink>
-      <w:r>
-        <w:rPr>
-          <w:lang w:val="zh_TW" w:bidi="zh_TW"/>
-        </w:rPr>
-        <w:t>），這也可能是這個詞在</w:t>
-      </w:r>
-      <w:hyperlink r:id="rId20">
-        <w:r>
-          <w:rPr>
-            <w:lang w:val="zh_TW" w:bidi="zh_TW"/>
-          </w:rPr>
-          <w:rPr>
-            <w:color w:val="0000EE"/>
-            <w:u w:val="single"/>
-          </w:rPr>
-          <w:t>馬可福音七章22節</w:t>
-        </w:r>
-      </w:hyperlink>
-      <w:r>
-        <w:rPr>
-          <w:lang w:val="zh_TW" w:bidi="zh_TW"/>
-        </w:rPr>
-        <w:t>中的意思。</w:t>
-      </w:r>
-      <w:r>
-        <w:rPr>
-          <w:lang w:val="zh_TW" w:bidi="zh_TW"/>
-        </w:rPr>
-      </w:r>
-      <w:r>
-        <w:rPr>
-          <w:lang w:val="zh_TW" w:bidi="zh_TW"/>
-        </w:rPr>
-      </w:r>
-    </w:p>
-    <w:p>
-      <w:pPr/>
-      <w:r>
-        <w:rPr>
-          <w:lang w:val="zh_TW" w:bidi="zh_TW"/>
-        </w:rPr>
-      </w:r>
-    </w:p>
-    <w:p>
-      <w:pPr>
-        <w:pStyle w:val="Heading2"/>
-      </w:pPr>
-      <w:r>
-        <w:rPr>
-          <w:lang w:val="zh_TW" w:bidi="zh_TW"/>
-        </w:rPr>
-        <w:t>銀錢</w:t>
-      </w:r>
-      <w:r>
-        <w:rPr>
-          <w:lang w:val="zh_TW" w:bidi="zh_TW"/>
-        </w:rPr>
-      </w:r>
-    </w:p>
-    <w:p>
-      <w:pPr/>
-      <w:r>
-        <w:rPr>
-          <w:lang w:val="zh_TW" w:bidi="zh_TW"/>
-        </w:rPr>
-      </w:r>
-      <w:r>
-        <w:rPr>
-          <w:lang w:val="zh_TW" w:bidi="zh_TW"/>
-        </w:rPr>
-        <w:t>用作交易媒介的金屬片。硬幣具特定重量，並帶有認證的標誌，以便識別。「硬幣」一詞原指用來「敲鑄」金屬坯料的楔形模具或印章。第一批硬幣可能於公元前八世紀後期鑄造。</w:t>
-      </w:r>
-    </w:p>
-    <w:p>
-      <w:pPr/>
-      <w:r>
-        <w:rPr>
-          <w:lang w:val="zh_TW" w:bidi="zh_TW"/>
-        </w:rPr>
-      </w:r>
-      <w:r>
-        <w:rPr>
-          <w:lang w:val="zh_TW" w:bidi="zh_TW"/>
-        </w:rPr>
-        <w:t>概述</w:t>
-      </w:r>
-    </w:p>
-    <w:p>
-      <w:pPr>
-        <w:pStyle w:val="ListBullet"/>
-        <w:spacing w:line="240" w:lineRule="auto"/>
-        <w:ind w:left="720"/>
-      </w:pPr>
-      <w:r>
-        <w:rPr>
-          <w:lang w:val="zh_TW" w:bidi="zh_TW"/>
-        </w:rPr>
-      </w:r>
-      <w:r>
-        <w:rPr>
-          <w:lang w:val="zh_TW" w:bidi="zh_TW"/>
-        </w:rPr>
-        <w:t>巴勒斯坦最早的硬幣</w:t>
-      </w:r>
-    </w:p>
-    <w:p>
-      <w:pPr>
-        <w:pStyle w:val="ListBullet"/>
-        <w:spacing w:line="240" w:lineRule="auto"/>
-        <w:ind w:left="720"/>
-      </w:pPr>
-      <w:r>
-        <w:rPr>
-          <w:lang w:val="zh_TW" w:bidi="zh_TW"/>
-        </w:rPr>
-      </w:r>
-      <w:r>
-        <w:rPr>
-          <w:lang w:val="zh_TW" w:bidi="zh_TW"/>
-        </w:rPr>
-        <w:t>從馬加比（Maccabees）到希律亞基帕一世時期的硬幣</w:t>
-      </w:r>
-    </w:p>
-    <w:p>
-      <w:pPr>
-        <w:pStyle w:val="ListBullet"/>
-        <w:spacing w:line="240" w:lineRule="auto"/>
-        <w:ind w:left="720"/>
-      </w:pPr>
-      <w:r>
-        <w:rPr>
-          <w:lang w:val="zh_TW" w:bidi="zh_TW"/>
-        </w:rPr>
-      </w:r>
-      <w:r>
-        <w:rPr>
-          <w:lang w:val="zh_TW" w:bidi="zh_TW"/>
-        </w:rPr>
-        <w:t>新約時期的羅馬硬幣</w:t>
-      </w:r>
-    </w:p>
-    <w:p>
-      <w:pPr>
-        <w:pStyle w:val="Heading3"/>
-      </w:pPr>
-      <w:r>
-        <w:rPr>
-          <w:lang w:val="zh_TW" w:bidi="zh_TW"/>
-        </w:rPr>
-        <w:t>巴勒斯坦最早的硬幣</w:t>
-      </w:r>
-    </w:p>
-    <w:p>
-      <w:pPr/>
-      <w:r>
-        <w:rPr>
-          <w:lang w:val="zh_TW" w:bidi="zh_TW"/>
-        </w:rPr>
-      </w:r>
-      <w:r>
-        <w:rPr>
-          <w:lang w:val="zh_TW" w:bidi="zh_TW"/>
-        </w:rPr>
-        <w:t>直到大流士大帝（波斯的大流士一世〔Darius I of Persia〕，公元前521至486年）時期，官方贊助的貨幣才在巴勒斯坦流通。</w:t>
-      </w:r>
-      <w:r>
-        <w:rPr>
-          <w:lang w:val="zh_TW" w:bidi="zh_TW"/>
-        </w:rPr>
-        <w:t>這</w:t>
-      </w:r>
-      <w:r>
-        <w:rPr>
-          <w:lang w:val="zh_TW" w:bidi="zh_TW"/>
-        </w:rPr>
-        <w:t>些最早的硬幣是橢圓形的金幣達利克（darics），</w:t>
-      </w:r>
-      <w:r>
-        <w:rPr>
-          <w:lang w:val="zh_TW" w:bidi="zh_TW"/>
-        </w:rPr>
-        <w:t>以及</w:t>
-      </w:r>
-      <w:r>
-        <w:rPr>
-          <w:lang w:val="zh_TW" w:bidi="zh_TW"/>
-        </w:rPr>
-        <w:t>一些銀幣。</w:t>
-      </w:r>
-    </w:p>
-    <w:p>
-      <w:pPr/>
-      <w:r>
-        <w:rPr>
-          <w:lang w:val="zh_TW" w:bidi="zh_TW"/>
-        </w:rPr>
-      </w:r>
-      <w:r>
-        <w:rPr>
-          <w:lang w:val="zh_TW" w:bidi="zh_TW"/>
-        </w:rPr>
-        <w:t>「德拉姆（Dram）」是波斯金幣達利克的另一個名稱。在</w:t>
-      </w:r>
-      <w:hyperlink r:id="rId21">
-        <w:r>
-          <w:rPr>
-            <w:lang w:val="zh_TW" w:bidi="zh_TW"/>
-          </w:rPr>
-          <w:rPr>
-            <w:color w:val="0000EE"/>
-            <w:u w:val="single"/>
-          </w:rPr>
-          <w:t>以斯拉記二章68至69節</w:t>
-        </w:r>
-      </w:hyperlink>
-      <w:r>
-        <w:rPr>
-          <w:lang w:val="zh_TW" w:bidi="zh_TW"/>
-        </w:rPr>
-        <w:t>中提到，所羅巴伯的隊伍奉獻了價值30,000美元的金幣達利克，用來重建聖殿。這段經文是聖經中首次提到實際的硬幣。</w:t>
-      </w:r>
-    </w:p>
-    <w:p>
-      <w:pPr/>
-      <w:r>
-        <w:rPr>
-          <w:lang w:val="zh_TW" w:bidi="zh_TW"/>
-        </w:rPr>
-      </w:r>
-      <w:r>
-        <w:rPr>
-          <w:lang w:val="zh_TW" w:bidi="zh_TW"/>
-        </w:rPr>
-        <w:t>幾乎就在波斯硬幣在巴勒斯坦流通的同時，雅典廣受流通的銀製四德拉克馬（tetradrachmas）硬幣也開始流入腓尼基、以色列和非利士沿海的商業中心。考古學家在東地中海地區的寶藏中發掘出大量這類硬幣。它們在波斯時期持續流通，直到公元前334–330年，波斯帝國被亞歷山大大帝征服為止。這種硬幣外觀厚重，但因為是由高品質的銀</w:t>
-      </w:r>
-      <w:r>
-        <w:rPr>
-          <w:lang w:val="zh_TW" w:bidi="zh_TW"/>
-        </w:rPr>
-        <w:t>製成</w:t>
-      </w:r>
-      <w:r>
-        <w:rPr>
-          <w:lang w:val="zh_TW" w:bidi="zh_TW"/>
-        </w:rPr>
-        <w:t>，所以在國際貿易中需求很大。據推測，希臘商人發現，用此貨幣可以換取最受歡迎的亞細亞進口商品。</w:t>
-      </w:r>
-    </w:p>
-    <w:p>
-      <w:pPr/>
-      <w:r>
-        <w:rPr>
-          <w:lang w:val="zh_TW" w:bidi="zh_TW"/>
-        </w:rPr>
-      </w:r>
-      <w:r>
-        <w:rPr>
-          <w:lang w:val="zh_TW" w:bidi="zh_TW"/>
-        </w:rPr>
-        <w:t>從公元前四世紀開始，希臘帝國中普遍使用的銀幣雙德拉克馬（didrachma），即半德拉克馬（half-drachma），一直流通到羅馬時代。在亞歷山大的征服之後，希臘硬幣在整個馬其頓帝國內（即現今的南斯拉夫到巴基斯坦）流通。幾乎可以肯定這些硬幣在猶太地區被用作商業交易。</w:t>
-      </w:r>
-    </w:p>
-    <w:p>
-      <w:pPr/>
-      <w:r>
-        <w:rPr>
-          <w:lang w:val="zh_TW" w:bidi="zh_TW"/>
-        </w:rPr>
-      </w:r>
-      <w:r>
-        <w:rPr>
-          <w:lang w:val="zh_TW" w:bidi="zh_TW"/>
-        </w:rPr>
-        <w:t>在波斯時期，泰爾和西頓的腓尼基貿易中心（Phoenician trade centers of Tyre and Sidon）所使用的的舍客勒（shekels）對貨幣供應貢獻良多。即使在亞歷山大征服後，這些硬幣在猶太地區仍然被廣泛接受。典型的西頓舍客勒銀幣上描繪了西頓港口的城垛和城牆，</w:t>
-      </w:r>
-      <w:r>
-        <w:rPr>
-          <w:lang w:val="zh_TW" w:bidi="zh_TW"/>
-        </w:rPr>
-        <w:t>前景是</w:t>
-      </w:r>
-      <w:r>
-        <w:rPr>
-          <w:lang w:val="zh_TW" w:bidi="zh_TW"/>
-        </w:rPr>
-        <w:t>一艘停泊的船，和有兩隻躍動的獅子。典型的泰爾舍客勒則刻畫了披著長袍、戴著頭飾的巴力神，他乘坐海馬（帶有魚尾的翼馬）在海上馳騁，海中有魚或海豚。</w:t>
-      </w:r>
-      <w:r>
-        <w:rPr>
-          <w:lang w:val="zh_TW" w:bidi="zh_TW"/>
-        </w:rPr>
-        <w:t>背</w:t>
-      </w:r>
-      <w:r>
-        <w:rPr>
-          <w:lang w:val="zh_TW" w:bidi="zh_TW"/>
-        </w:rPr>
-        <w:t>面則</w:t>
-      </w:r>
-      <w:r>
-        <w:rPr>
-          <w:lang w:val="zh_TW" w:bidi="zh_TW"/>
-        </w:rPr>
-        <w:t>是</w:t>
-      </w:r>
-      <w:r>
-        <w:rPr>
-          <w:lang w:val="zh_TW" w:bidi="zh_TW"/>
-        </w:rPr>
-        <w:t>一隻面朝右方埃及風格的貓頭鷹，旁邊有牧羊人的杖和權杖，</w:t>
-      </w:r>
-      <w:r>
-        <w:rPr>
-          <w:lang w:val="zh_TW" w:bidi="zh_TW"/>
-        </w:rPr>
-        <w:t>這</w:t>
-      </w:r>
-      <w:r>
-        <w:rPr>
-          <w:lang w:val="zh_TW" w:bidi="zh_TW"/>
-        </w:rPr>
-        <w:t>兩者都是埃及的王權象徵。門徒彼得在魚口中發現了一枚司塔特（stater，或四德拉克馬），並用它來支付他和耶穌的聖殿稅；而這枚硬幣可能是泰爾硬幣（</w:t>
-      </w:r>
-      <w:hyperlink r:id="rId22">
-        <w:r>
-          <w:rPr>
-            <w:lang w:val="zh_TW" w:bidi="zh_TW"/>
-          </w:rPr>
-          <w:rPr>
-            <w:color w:val="0000EE"/>
-            <w:u w:val="single"/>
-          </w:rPr>
-          <w:t>太17:27</w:t>
-        </w:r>
-      </w:hyperlink>
-      <w:r>
-        <w:rPr>
-          <w:lang w:val="zh_TW" w:bidi="zh_TW"/>
-        </w:rPr>
-        <w:t>；「一塊錢（shekel）」）。</w:t>
-      </w:r>
-    </w:p>
-    <w:p>
-      <w:pPr/>
-      <w:r>
-        <w:rPr>
-          <w:lang w:val="zh_TW" w:bidi="zh_TW"/>
-        </w:rPr>
-        <w:br/>
-      </w:r>
-      <w:r>
-        <w:rPr>
-          <w:lang w:val="zh_TW" w:bidi="zh_TW"/>
-        </w:rPr>
-        <w:t>他連得（talent）在硬幣出現之前，代表了一定重量的金或銀，是常用的交易媒介。在馬加比時期，約翰·許爾堪（John Hyrcanus）於公元前133年從大衛墳墓中取出一個保存了900年的寶藏，用其中的銀子3,000他連得支付贖金，拯救了耶路撒冷免於毀滅。這些銀幣作為贖金交給西流古王安提阿古七世西德提斯（Antiochus VII Sidetes），以換取其撤軍的承諾。此外，公元66年，羅馬人從聖殿掠奪的寶藏記錄為17他連得。如果以金子的他連得來計算，這筆錢相當於現代西方城市中約15座大型房屋的價格。</w:t>
-      </w:r>
-    </w:p>
-    <w:p>
-      <w:pPr>
-        <w:pStyle w:val="Heading3"/>
-      </w:pPr>
-      <w:r>
-        <w:rPr>
-          <w:lang w:val="zh_TW" w:bidi="zh_TW"/>
-        </w:rPr>
-        <w:t>從馬加比到希律亞基帕一世時期的硬幣</w:t>
-      </w:r>
-    </w:p>
-    <w:p>
-      <w:pPr/>
-      <w:r>
-        <w:rPr>
-          <w:lang w:val="zh_TW" w:bidi="zh_TW"/>
-        </w:rPr>
-      </w:r>
-      <w:r>
-        <w:rPr>
-          <w:lang w:val="zh_TW" w:bidi="zh_TW"/>
-        </w:rPr>
-        <w:t>儘管本土的猶太王朝接管了聖地的管治，但直到許多年後他們才開始鑄造本土的猶太硬幣。據推測，居民繼續使用泰爾、埃及和西流古帝國的硬幣進行商業交易。過去人們</w:t>
-      </w:r>
-      <w:r>
-        <w:rPr>
-          <w:lang w:val="zh_TW" w:bidi="zh_TW"/>
-        </w:rPr>
-        <w:t>曾</w:t>
-      </w:r>
-      <w:r>
-        <w:rPr>
-          <w:lang w:val="zh_TW" w:bidi="zh_TW"/>
-        </w:rPr>
-        <w:t>認為，印有聖杯和石榴串圖案的銀舍客勒來自西門·馬加比（Simon Maccabeus，公元前142–134年）統治時期；但最近的考古發現證明，這些硬幣實際上來自第一次猶太人起義（公元66–70年）。</w:t>
-      </w:r>
-    </w:p>
-    <w:p>
-      <w:pPr/>
-      <w:r>
-        <w:rPr>
-          <w:lang w:val="zh_TW" w:bidi="zh_TW"/>
-        </w:rPr>
-      </w:r>
-      <w:r>
-        <w:rPr>
-          <w:lang w:val="zh_TW" w:bidi="zh_TW"/>
-        </w:rPr>
-        <w:t>當猶太人首次開始鑄造硬幣時，鑄幣工匠面臨了幾個問題。當地沒有鑄幣廠，也缺乏擅長設計或鑄模的人才。當時近東流通的硬幣設計精美，每枚硬幣上都有統治者或神祇的肖像。對猶太人而言，這種設計違反了第二條誡命：「不可為自己雕刻偶像」（</w:t>
-      </w:r>
-      <w:hyperlink r:id="rId23">
-        <w:r>
-          <w:rPr>
-            <w:lang w:val="zh_TW" w:bidi="zh_TW"/>
-          </w:rPr>
-          <w:rPr>
-            <w:color w:val="0000EE"/>
-            <w:u w:val="single"/>
-          </w:rPr>
-          <w:t>出20:4</w:t>
-        </w:r>
-      </w:hyperlink>
-      <w:r>
-        <w:rPr>
-          <w:lang w:val="zh_TW" w:bidi="zh_TW"/>
-        </w:rPr>
-        <w:t>）。直到羅馬時代後期，巴勒斯坦才開始鑄造帶有羅馬皇帝肖像的硬幣。</w:t>
-      </w:r>
-    </w:p>
-    <w:p>
-      <w:pPr/>
-      <w:r>
-        <w:rPr>
-          <w:lang w:val="zh_TW" w:bidi="zh_TW"/>
-        </w:rPr>
-      </w:r>
-      <w:r>
-        <w:rPr>
-          <w:lang w:val="zh_TW" w:bidi="zh_TW"/>
-        </w:rPr>
-        <w:t>哈斯蒙尼王朝（Hasmonean，</w:t>
-      </w:r>
-      <w:r>
-        <w:rPr>
-          <w:lang w:val="zh_TW" w:bidi="zh_TW"/>
-        </w:rPr>
-        <w:t>馬加比的王室名稱</w:t>
-      </w:r>
-      <w:r>
-        <w:rPr>
-          <w:lang w:val="zh_TW" w:bidi="zh_TW"/>
-        </w:rPr>
-        <w:t>）最早的硬幣是約翰‧許爾堪一世（John Hyrcanus I，公元前134–104年）的小型銅幣雷普頓（lepton，複數為雷普塔〔lepta〕）。許爾堪一世是西門‧馬加比的兒子。銅幣正面刻有兩個豐饒之角（cornucopias），中間有一個石榴，象徵神賜給土地的豐收。背面是一條花環內的銘文：「大祭司約翰和猶太社群」。考古學家發現了大量在許爾堪一世的兒子亞歷山大·詹納烏斯（Alexander Janneus）統治期間時所使用的小銅幣雷普塔。這些錢幣顯然在聖殿交易中需求很大，因為兌換商會將外邦訪客的貨幣兌換成更容易接受的猶太錢幣。毫無疑問，耶穌在推翻兌換銀錢之人的桌子時撒在外邦人院地面的硬幣，就是哈斯蒙尼家族的雷普塔（</w:t>
-      </w:r>
-      <w:hyperlink r:id="rId24">
-        <w:r>
-          <w:rPr>
-            <w:lang w:val="zh_TW" w:bidi="zh_TW"/>
-          </w:rPr>
-          <w:rPr>
-            <w:color w:val="0000EE"/>
-            <w:u w:val="single"/>
-          </w:rPr>
-          <w:t>太21:12</w:t>
-        </w:r>
-      </w:hyperlink>
-      <w:r>
-        <w:rPr>
-          <w:lang w:val="zh_TW" w:bidi="zh_TW"/>
-        </w:rPr>
-        <w:t>；</w:t>
-      </w:r>
-      <w:hyperlink r:id="rId25">
-        <w:r>
-          <w:rPr>
-            <w:lang w:val="zh_TW" w:bidi="zh_TW"/>
-          </w:rPr>
-          <w:rPr>
-            <w:color w:val="0000EE"/>
-            <w:u w:val="single"/>
-          </w:rPr>
-          <w:t>約2:15</w:t>
-        </w:r>
-      </w:hyperlink>
-      <w:r>
-        <w:rPr>
-          <w:lang w:val="zh_TW" w:bidi="zh_TW"/>
-        </w:rPr>
-        <w:t>）。由青銅或銅製的雷普頓（或稱「小錢」），價值約為1/400舍客勒。耶穌在另一場合提到這種硬幣，祂讚揚一位寡婦捐出兩個小錢給聖殿庫房，並說：「因為，他們都是自己有餘，拿出來投在裡頭；但這寡婦是自己不足，把她一切養生的都投上了。」（</w:t>
-      </w:r>
-      <w:hyperlink r:id="rId26">
-        <w:r>
-          <w:rPr>
-            <w:lang w:val="zh_TW" w:bidi="zh_TW"/>
-          </w:rPr>
-          <w:rPr>
-            <w:color w:val="0000EE"/>
-            <w:u w:val="single"/>
-          </w:rPr>
-          <w:t>可12:44</w:t>
-        </w:r>
-      </w:hyperlink>
-      <w:r>
-        <w:rPr>
-          <w:lang w:val="zh_TW" w:bidi="zh_TW"/>
-        </w:rPr>
-        <w:t>）。</w:t>
-      </w:r>
-    </w:p>
-    <w:p>
-      <w:pPr/>
-      <w:r>
-        <w:rPr>
-          <w:lang w:val="zh_TW" w:bidi="zh_TW"/>
-        </w:rPr>
-      </w:r>
-      <w:r>
-        <w:rPr>
-          <w:lang w:val="zh_TW" w:bidi="zh_TW"/>
-        </w:rPr>
-        <w:t>在公元前38年，希律一世在馬可·安東尼（</w:t>
-      </w:r>
-      <w:r>
-        <w:rPr>
-          <w:lang w:val="zh_TW" w:bidi="zh_TW"/>
-        </w:rPr>
-        <w:t>Mark Antony</w:t>
-      </w:r>
-      <w:r>
-        <w:rPr>
-          <w:lang w:val="zh_TW" w:bidi="zh_TW"/>
-        </w:rPr>
-        <w:t>）的庇護下在猶太</w:t>
-      </w:r>
-      <w:r>
-        <w:rPr>
-          <w:lang w:val="zh_TW" w:bidi="zh_TW"/>
-        </w:rPr>
-        <w:t>上台</w:t>
-      </w:r>
-      <w:r>
-        <w:rPr>
-          <w:lang w:val="zh_TW" w:bidi="zh_TW"/>
-        </w:rPr>
-        <w:t>，並通過與許爾堪二世（Hyrcanus II）的孫女瑪利暗（Mariamne）結婚來獲得哈斯蒙尼家族猶太人的支持。希律被授權鑄造自己的銅幣。雖然他有自由</w:t>
-      </w:r>
-      <w:r>
-        <w:rPr>
-          <w:lang w:val="zh_TW" w:bidi="zh_TW"/>
-        </w:rPr>
-        <w:t>引入創新</w:t>
-      </w:r>
-      <w:r>
-        <w:rPr>
-          <w:lang w:val="zh_TW" w:bidi="zh_TW"/>
-        </w:rPr>
-        <w:t>，但希律的雷普塔相當忠於傳統設計。雷普塔的正面刻有錨及「希律王之錢幣」的字樣；背面則是雙豐饒之角，中間有石榴（或罌粟）。希律還鑄造了一枚大型青銅硬幣，正面刻有馬其頓頭盔，反面刻有細長三腳架及希律名字的銘文。</w:t>
-      </w:r>
-      <w:r>
-        <w:rPr>
-          <w:lang w:val="zh_TW" w:bidi="zh_TW"/>
-        </w:rPr>
-        <w:t>他還使用了</w:t>
-      </w:r>
-      <w:r>
-        <w:rPr>
-          <w:lang w:val="zh_TW" w:bidi="zh_TW"/>
-        </w:rPr>
-        <w:t>麥穗、鷹和花環</w:t>
-      </w:r>
-      <w:r>
-        <w:rPr>
-          <w:lang w:val="zh_TW" w:bidi="zh_TW"/>
-        </w:rPr>
-        <w:t>等設計</w:t>
-      </w:r>
-      <w:r>
-        <w:rPr>
-          <w:lang w:val="zh_TW" w:bidi="zh_TW"/>
-        </w:rPr>
-        <w:t>。希律並</w:t>
-      </w:r>
-      <w:r>
-        <w:rPr>
-          <w:lang w:val="zh_TW" w:bidi="zh_TW"/>
-        </w:rPr>
-        <w:t>沒有發行</w:t>
-      </w:r>
-      <w:r>
-        <w:rPr>
-          <w:lang w:val="zh_TW" w:bidi="zh_TW"/>
-        </w:rPr>
-        <w:t>銀幣，而是依靠泰爾、敘利亞、小亞細亞、希臘和羅馬已有的銀幣供應。</w:t>
-      </w:r>
-    </w:p>
-    <w:p>
-      <w:pPr/>
-      <w:r>
-        <w:rPr>
-          <w:lang w:val="zh_TW" w:bidi="zh_TW"/>
-        </w:rPr>
-      </w:r>
-      <w:r>
-        <w:rPr>
-          <w:lang w:val="zh_TW" w:bidi="zh_TW"/>
-        </w:rPr>
-        <w:t>希律於公元前4年去世後，他的兒子希律·亞基老（Herod Archelaus）繼位。這一時期的雷普塔硬幣正面刻有懸掛的葡萄串及希臘文銘文，背面則是兩羽飾的馬其頓頭盔。葡萄象徵以色列是耶和華的葡萄園（</w:t>
-      </w:r>
-      <w:hyperlink r:id="rId27">
-        <w:r>
-          <w:rPr>
-            <w:lang w:val="zh_TW" w:bidi="zh_TW"/>
-          </w:rPr>
-          <w:rPr>
-            <w:color w:val="0000EE"/>
-            <w:u w:val="single"/>
-          </w:rPr>
-          <w:t>賽5章</w:t>
-        </w:r>
-      </w:hyperlink>
-      <w:r>
-        <w:rPr>
-          <w:lang w:val="zh_TW" w:bidi="zh_TW"/>
-        </w:rPr>
-        <w:t>）。</w:t>
-      </w:r>
-    </w:p>
-    <w:p>
-      <w:pPr/>
-      <w:r>
-        <w:rPr>
-          <w:lang w:val="zh_TW" w:bidi="zh_TW"/>
-        </w:rPr>
-      </w:r>
-      <w:r>
-        <w:rPr>
-          <w:lang w:val="zh_TW" w:bidi="zh_TW"/>
-        </w:rPr>
-        <w:t>在公元前4年，希律·安提帕（Herod Antipas）也開始執政，但他沒有猶太地或撒馬利亞的管轄權。猶太王國的這部分領地被交由羅馬總督（即「巡撫」）管理，他們由皇帝直接任命。其中最為人熟知的猶太巡撫是本丟·彼拉多（Pontius Pilate，公元26–36年）。彼拉多的銅幣設計大膽創新，包含一些與羅馬宗教相關的器物圖案，例如：正面是占卜杖（外形類似牧羊人的杖）和用於祭祀準備的勺子。背面則有一個花環，內刻有公元30–31年的統治日期。投入聖殿庫房的兩個小錢（</w:t>
-      </w:r>
-      <w:hyperlink r:id="rId28">
-        <w:r>
-          <w:rPr>
-            <w:lang w:val="zh_TW" w:bidi="zh_TW"/>
-          </w:rPr>
-          <w:rPr>
-            <w:color w:val="0000EE"/>
-            <w:u w:val="single"/>
-          </w:rPr>
-          <w:t>路21:2</w:t>
-        </w:r>
-      </w:hyperlink>
-      <w:r>
-        <w:rPr>
-          <w:lang w:val="zh_TW" w:bidi="zh_TW"/>
-        </w:rPr>
-        <w:t>）可能是彼拉多或他的前任官員所發行的雷普塔。然而，它們更可能是許爾堪或詹納烏斯的哈斯蒙尼家族的雷普塔，因為它們並不帶有任何異教羅馬影響的痕跡。</w:t>
-      </w:r>
-    </w:p>
-    <w:p>
-      <w:pPr/>
-      <w:r>
-        <w:rPr>
-          <w:lang w:val="zh_TW" w:bidi="zh_TW"/>
-        </w:rPr>
-      </w:r>
-      <w:r>
-        <w:rPr>
-          <w:lang w:val="zh_TW" w:bidi="zh_TW"/>
-        </w:rPr>
-        <w:t>大希律的孫子希律亞基帕一世（Herod Agrippa I，公元37–44年）延續了希律家族的傳統，努力討好羅馬統治者。許多希律亞基帕的雷普塔被發現，設計上展現以下特徵：正面印有一把錐形流蘇傘（可能象徵他對巴勒斯坦百姓的王室保護），</w:t>
-      </w:r>
-      <w:r>
-        <w:rPr>
-          <w:lang w:val="zh_TW" w:bidi="zh_TW"/>
-        </w:rPr>
-        <w:t>並</w:t>
-      </w:r>
-      <w:r>
-        <w:rPr>
-          <w:lang w:val="zh_TW" w:bidi="zh_TW"/>
-        </w:rPr>
-        <w:t>刻有</w:t>
-      </w:r>
-      <w:r>
-        <w:rPr>
-          <w:lang w:val="zh_TW" w:bidi="zh_TW"/>
-        </w:rPr>
-        <w:t>希臘文銘文，表明他的統治</w:t>
-      </w:r>
-      <w:r>
-        <w:rPr>
-          <w:lang w:val="zh_TW" w:bidi="zh_TW"/>
-        </w:rPr>
-        <w:t>。背面印有三根捆綁在一起的小麥穗，並刻有統治年份作為銘文。</w:t>
-      </w:r>
-    </w:p>
-    <w:p>
-      <w:pPr>
-        <w:pStyle w:val="Heading3"/>
-      </w:pPr>
-      <w:r>
-        <w:rPr>
-          <w:lang w:val="zh_TW" w:bidi="zh_TW"/>
-        </w:rPr>
-        <w:t>新約時期的羅馬硬幣</w:t>
-      </w:r>
-    </w:p>
-    <w:p>
-      <w:pPr/>
-      <w:r>
-        <w:rPr>
-          <w:lang w:val="zh_TW" w:bidi="zh_TW"/>
-        </w:rPr>
-      </w:r>
-      <w:r>
-        <w:rPr>
-          <w:lang w:val="zh_TW" w:bidi="zh_TW"/>
-        </w:rPr>
-        <w:t>羅馬的「阿斯」（as）大約在公元前348年首次流通，是一種鑄有動物圖案的青銅硬幣。該硬幣名稱源於羅馬的一磅重量（約等於現代的12盎司或340克）。在耶穌誕生時，供亞細亞行省使用的羅馬「阿斯」硬幣正面印有奧古斯都皇帝的頭像，背面為月桂花環。此外，羅馬還鑄造了較小的青銅硬幣，稱為「四分之一阿斯（quadrans）」。</w:t>
-      </w:r>
-    </w:p>
-    <w:p>
-      <w:pPr/>
-      <w:r>
-        <w:rPr>
-          <w:lang w:val="zh_TW" w:bidi="zh_TW"/>
-        </w:rPr>
-      </w:r>
-      <w:r>
-        <w:rPr>
-          <w:lang w:val="zh_TW" w:bidi="zh_TW"/>
-        </w:rPr>
-        <w:t>另一種在希臘和羅馬貨幣中常見的青銅硬幣是阿撒利翁（assarion），最早鑄造於公元前一世紀，但在基督教時期仍在使用。其中一種阿撒利翁硬幣正面刻有帶翅膀的獅身人面像（sphinx），背面為一個雙耳瓶（amphora）。學者仍在討論新約中描述為「小錢（farthing）」的硬幣究竟是希臘的阿撒利翁，還是羅馬的「阿斯」或「四分之一阿斯」。該硬幣在新約中出現四次，其中最著名的是耶穌的提問：「兩個麻雀不是賣一分銀子嗎？」（見</w:t>
-      </w:r>
-      <w:hyperlink r:id="rId29">
-        <w:r>
-          <w:rPr>
-            <w:lang w:val="zh_TW" w:bidi="zh_TW"/>
-          </w:rPr>
-          <w:rPr>
-            <w:color w:val="0000EE"/>
-            <w:u w:val="single"/>
-          </w:rPr>
-          <w:t>太5:26，</w:t>
-        </w:r>
-      </w:hyperlink>
-      <w:hyperlink r:id="rId30">
-        <w:r>
-          <w:rPr>
-            <w:lang w:val="zh_TW" w:bidi="zh_TW"/>
-          </w:rPr>
-          <w:rPr>
-            <w:color w:val="0000EE"/>
-            <w:u w:val="single"/>
-          </w:rPr>
-          <w:t>10:29</w:t>
-        </w:r>
-      </w:hyperlink>
-      <w:r>
-        <w:rPr>
-          <w:lang w:val="zh_TW" w:bidi="zh_TW"/>
-        </w:rPr>
-        <w:t>；</w:t>
-      </w:r>
-      <w:hyperlink r:id="rId31">
-        <w:r>
-          <w:rPr>
-            <w:lang w:val="zh_TW" w:bidi="zh_TW"/>
-          </w:rPr>
-          <w:rPr>
-            <w:color w:val="0000EE"/>
-            <w:u w:val="single"/>
-          </w:rPr>
-          <w:t>可12:42</w:t>
-        </w:r>
-      </w:hyperlink>
-      <w:r>
-        <w:rPr>
-          <w:lang w:val="zh_TW" w:bidi="zh_TW"/>
-        </w:rPr>
-        <w:t>；</w:t>
-      </w:r>
-      <w:hyperlink r:id="rId32">
-        <w:r>
-          <w:rPr>
-            <w:lang w:val="zh_TW" w:bidi="zh_TW"/>
-          </w:rPr>
-          <w:rPr>
-            <w:color w:val="0000EE"/>
-            <w:u w:val="single"/>
-          </w:rPr>
-          <w:t>路12:6</w:t>
-        </w:r>
-      </w:hyperlink>
-      <w:r>
-        <w:rPr>
-          <w:lang w:val="zh_TW" w:bidi="zh_TW"/>
-        </w:rPr>
-        <w:t>，有些英文譯本譯為penny）。毫無疑問，該英文譯本的譯者選擇用當時英國流通的最小銅幣名稱，因為其讀者對它更為熟悉。</w:t>
-      </w:r>
-    </w:p>
-    <w:p>
-      <w:pPr/>
-      <w:r>
-        <w:rPr>
-          <w:lang w:val="zh_TW" w:bidi="zh_TW"/>
-        </w:rPr>
-      </w:r>
-      <w:r>
-        <w:rPr>
-          <w:lang w:val="zh_TW" w:bidi="zh_TW"/>
-        </w:rPr>
-        <w:t>在某些英文譯本中翻譯為「便士（penny）」的詞是希臘文「得拿利（denarius）」的形式，這是新約時代勞工的正常日薪。例如，在葡萄園工人的比喻中，園主同意每天支付每人「一個便士（a penny，和合本譯為一錢銀子）」工資（</w:t>
-      </w:r>
-      <w:hyperlink r:id="rId33">
-        <w:r>
-          <w:rPr>
-            <w:lang w:val="zh_TW" w:bidi="zh_TW"/>
-          </w:rPr>
-          <w:rPr>
-            <w:color w:val="0000EE"/>
-            <w:u w:val="single"/>
-          </w:rPr>
-          <w:t>太20:2</w:t>
-        </w:r>
-      </w:hyperlink>
-      <w:r>
-        <w:rPr>
-          <w:lang w:val="zh_TW" w:bidi="zh_TW"/>
-        </w:rPr>
-        <w:t>）。「兩個便士（two pence，和合本譯為二錢銀子）」是好撒馬利亞人支付給旅店主人的金額（</w:t>
-      </w:r>
-      <w:hyperlink r:id="rId34">
-        <w:r>
-          <w:rPr>
-            <w:lang w:val="zh_TW" w:bidi="zh_TW"/>
-          </w:rPr>
-          <w:rPr>
-            <w:color w:val="0000EE"/>
-            <w:u w:val="single"/>
-          </w:rPr>
-          <w:t>路10:35</w:t>
-        </w:r>
-      </w:hyperlink>
-      <w:r>
-        <w:rPr>
-          <w:lang w:val="zh_TW" w:bidi="zh_TW"/>
-        </w:rPr>
-        <w:t>）。由於羅馬得拿利對英國貨幣的影響，英國的便士一直以其羅馬等值硬幣的首字母D表示。</w:t>
-      </w:r>
-    </w:p>
-    <w:p>
-      <w:pPr/>
-      <w:r>
-        <w:rPr>
-          <w:lang w:val="zh_TW" w:bidi="zh_TW"/>
-        </w:rPr>
-      </w:r>
-      <w:r>
-        <w:rPr>
-          <w:lang w:val="zh_TW" w:bidi="zh_TW"/>
-        </w:rPr>
-        <w:t>當得拿利或「便士」被視為一天的正常工資時，耶穌的門徒被要求為5,000人找到食物時的驚訝就更容易理解了。他們驚呼：就是「二十兩銀子」的餅也不足以讓他們吃飽（</w:t>
-      </w:r>
-      <w:hyperlink r:id="rId35">
-        <w:r>
-          <w:rPr>
-            <w:lang w:val="zh_TW" w:bidi="zh_TW"/>
-          </w:rPr>
-          <w:rPr>
-            <w:color w:val="0000EE"/>
-            <w:u w:val="single"/>
-          </w:rPr>
-          <w:t>約6:7</w:t>
-        </w:r>
-      </w:hyperlink>
-      <w:r>
-        <w:rPr>
-          <w:lang w:val="zh_TW" w:bidi="zh_TW"/>
-        </w:rPr>
-        <w:t>）；這筆錢相當於超過六個月的工資。</w:t>
-      </w:r>
-    </w:p>
-    <w:p>
-      <w:pPr/>
-      <w:r>
-        <w:rPr>
-          <w:lang w:val="zh_TW" w:bidi="zh_TW"/>
-        </w:rPr>
-      </w:r>
-      <w:r>
-        <w:rPr>
-          <w:lang w:val="zh_TW" w:bidi="zh_TW"/>
-        </w:rPr>
-        <w:t>在耶穌時代及整個公元一世紀，巴勒斯坦流通的銀幣和金幣主要來自羅馬。然而，新約中提到的大型銀幣（例如四德拉克馬或司塔特），通常來自埃及、腓尼基或安提阿。新約中最常提到的銀幣是得拿利或希臘的德拉克馬。由於在公元一世紀的考古遺址中很少發現德拉克馬，所以這一詞可能在通俗語言中指的是得拿利（複數為denarii），因為它與普通希臘德拉克馬的大小相近。事實上，</w:t>
-      </w:r>
-      <w:r>
-        <w:rPr>
-          <w:lang w:val="zh_TW" w:bidi="zh_TW"/>
-        </w:rPr>
-        <w:t>羅馬統治者很少允許希臘城繼續鑄造</w:t>
-      </w:r>
-      <w:r>
-        <w:rPr>
-          <w:lang w:val="zh_TW" w:bidi="zh_TW"/>
-        </w:rPr>
-        <w:t>德拉克馬。</w:t>
-      </w:r>
-    </w:p>
-    <w:p>
-      <w:pPr/>
-      <w:r>
-        <w:rPr>
-          <w:lang w:val="zh_TW" w:bidi="zh_TW"/>
-        </w:rPr>
-      </w:r>
-      <w:r>
-        <w:rPr>
-          <w:lang w:val="zh_TW" w:bidi="zh_TW"/>
-        </w:rPr>
-        <w:t>大概在耶穌誕生時（公元前6或5年），凱撒奧古斯都</w:t>
-      </w:r>
-      <w:r>
-        <w:rPr>
-          <w:lang w:val="zh_TW" w:bidi="zh_TW"/>
-        </w:rPr>
-        <w:t>下令</w:t>
-      </w:r>
-      <w:r>
-        <w:rPr>
-          <w:lang w:val="zh_TW" w:bidi="zh_TW"/>
-        </w:rPr>
-        <w:t>在全</w:t>
-      </w:r>
-      <w:r>
-        <w:rPr>
-          <w:lang w:val="zh_TW" w:bidi="zh_TW"/>
-        </w:rPr>
-        <w:t>羅馬</w:t>
-      </w:r>
-      <w:r>
-        <w:rPr>
-          <w:lang w:val="zh_TW" w:bidi="zh_TW"/>
-        </w:rPr>
-        <w:t>帝國進行</w:t>
-      </w:r>
-      <w:r>
-        <w:rPr>
-          <w:lang w:val="zh_TW" w:bidi="zh_TW"/>
-        </w:rPr>
-        <w:t>人口普查</w:t>
-      </w:r>
-      <w:r>
-        <w:rPr>
-          <w:lang w:val="zh_TW" w:bidi="zh_TW"/>
-        </w:rPr>
-        <w:t>（</w:t>
-      </w:r>
-      <w:hyperlink r:id="rId36">
-        <w:r>
-          <w:rPr>
-            <w:lang w:val="zh_TW" w:bidi="zh_TW"/>
-          </w:rPr>
-          <w:rPr>
-            <w:color w:val="0000EE"/>
-            <w:u w:val="single"/>
-          </w:rPr>
-          <w:t>路2:1–2</w:t>
-        </w:r>
-      </w:hyperlink>
-      <w:r>
-        <w:rPr>
-          <w:lang w:val="zh_TW" w:bidi="zh_TW"/>
-        </w:rPr>
-        <w:t>）。在他漫長的統治期間（公元前27年–公元14年），奧古斯都授權鑄造大量得拿利。這些硬幣通常在正面刻有他的肖像，並刻有「奧古斯都，神的兒子」的銘文（意指凱撒大帝的兒子，被羅馬元老院封為神）。</w:t>
-      </w:r>
-    </w:p>
-    <w:p>
-      <w:pPr/>
-      <w:r>
-        <w:rPr>
-          <w:lang w:val="zh_TW" w:bidi="zh_TW"/>
-        </w:rPr>
-      </w:r>
-      <w:r>
-        <w:rPr>
-          <w:lang w:val="zh_TW" w:bidi="zh_TW"/>
-        </w:rPr>
-        <w:t>在</w:t>
-      </w:r>
-      <w:hyperlink r:id="rId37">
-        <w:r>
-          <w:rPr>
-            <w:lang w:val="zh_TW" w:bidi="zh_TW"/>
-          </w:rPr>
-          <w:rPr>
-            <w:color w:val="0000EE"/>
-            <w:u w:val="single"/>
-          </w:rPr>
-          <w:t>馬太福音二十二章19節</w:t>
-        </w:r>
-      </w:hyperlink>
-      <w:r>
-        <w:rPr>
-          <w:lang w:val="zh_TW" w:bidi="zh_TW"/>
-        </w:rPr>
-        <w:t>，耶穌要求試探祂的人出示一枚用來納稅的錢幣。他們遞給祂一枚刻有凱撒肖像與銘文的銀錢（</w:t>
-      </w:r>
-      <w:hyperlink r:id="rId38">
-        <w:r>
-          <w:rPr>
-            <w:lang w:val="zh_TW" w:bidi="zh_TW"/>
-          </w:rPr>
-          <w:rPr>
-            <w:color w:val="0000EE"/>
-            <w:u w:val="single"/>
-          </w:rPr>
-          <w:t>太22:21</w:t>
-        </w:r>
-      </w:hyperlink>
-      <w:r>
-        <w:rPr>
-          <w:lang w:val="zh_TW" w:bidi="zh_TW"/>
-        </w:rPr>
-        <w:t>）。該硬幣可能是奧古斯都的銀幣（他已於16年前去世），或是當時在位的提庇留皇帝（Tiberius，公元14–37年）的銀幣。提庇留的銀幣上刻有「提庇留凱撒奧古斯都，神的奧古斯都之子。」背面則刻有維斯塔教團的女祭司肖象，她手持燃燒的火炬，坐在她的寶座上，面向右側。硬幣上「最高祭司（pontif〔ex〕 maxim〔us〕）」的稱號指的是提庇留，而不是女祭司。</w:t>
-      </w:r>
-    </w:p>
-    <w:p>
-      <w:pPr/>
-      <w:r>
-        <w:rPr>
-          <w:lang w:val="zh_TW" w:bidi="zh_TW"/>
-        </w:rPr>
-      </w:r>
-      <w:r>
-        <w:rPr>
-          <w:i/>
-          <w:lang w:val="zh_TW" w:bidi="zh_TW"/>
-        </w:rPr>
-        <w:t>另見</w:t>
-      </w:r>
-      <w:r>
-        <w:rPr>
-          <w:lang w:val="zh_TW" w:bidi="zh_TW"/>
-        </w:rPr>
-        <w:t xml:space="preserve"> </w:t>
-      </w:r>
-      <w:r>
-        <w:rPr>
-          <w:lang w:val="zh_TW" w:bidi="zh_TW"/>
-        </w:rPr>
-        <w:t>礦物和金屬；</w:t>
-      </w:r>
-      <w:r>
-        <w:rPr>
-          <w:lang w:val="zh_TW" w:bidi="zh_TW"/>
-        </w:rPr>
-        <w:t>金錢；</w:t>
-      </w:r>
-      <w:r>
-        <w:rPr>
-          <w:lang w:val="zh_TW" w:bidi="zh_TW"/>
-        </w:rPr>
-        <w:t>兌換銀錢之人</w:t>
-      </w:r>
-      <w:r>
-        <w:rPr>
-          <w:lang w:val="zh_TW" w:bidi="zh_TW"/>
-        </w:rPr>
-        <w:t>。</w:t>
-      </w:r>
-      <w:r>
-        <w:rPr>
-          <w:lang w:val="zh_TW" w:bidi="zh_TW"/>
-        </w:rPr>
-      </w:r>
-      <w:r>
-        <w:rPr>
-          <w:lang w:val="zh_TW" w:bidi="zh_TW"/>
-        </w:rPr>
-      </w:r>
-    </w:p>
-    <w:p>
-      <w:pPr/>
-      <w:r>
-        <w:rPr>
-          <w:lang w:val="zh_TW" w:bidi="zh_TW"/>
-        </w:rPr>
-      </w:r>
-    </w:p>
-    <w:p>
-      <w:pPr>
-        <w:pStyle w:val="Heading2"/>
-      </w:pPr>
-      <w:r>
-        <w:rPr>
-          <w:lang w:val="zh_TW" w:bidi="zh_TW"/>
-        </w:rPr>
-        <w:t>銀錢</w:t>
-      </w:r>
-      <w:r>
-        <w:rPr>
-          <w:lang w:val="zh_TW" w:bidi="zh_TW"/>
-        </w:rPr>
-      </w:r>
-    </w:p>
-    <w:p>
-      <w:pPr/>
-      <w:r>
-        <w:rPr>
-          <w:lang w:val="zh_TW" w:bidi="zh_TW"/>
-        </w:rPr>
-      </w:r>
-      <w:r>
-        <w:rPr>
-          <w:lang w:val="zh_TW" w:bidi="zh_TW"/>
-        </w:rPr>
-        <w:t>1. 和合本對</w:t>
-      </w:r>
-      <w:r>
-        <w:rPr>
-          <w:i/>
-          <w:lang w:val="zh_TW" w:bidi="zh_TW"/>
-        </w:rPr>
-        <w:t>denarius</w:t>
-      </w:r>
-      <w:r>
-        <w:rPr>
-          <w:lang w:val="zh_TW" w:bidi="zh_TW"/>
-        </w:rPr>
-        <w:t>的翻譯（</w:t>
-      </w:r>
-      <w:hyperlink r:id="rId39">
-        <w:r>
-          <w:rPr>
-            <w:lang w:val="zh_TW" w:bidi="zh_TW"/>
-          </w:rPr>
-          <w:rPr>
-            <w:color w:val="0000EE"/>
-            <w:u w:val="single"/>
-          </w:rPr>
-          <w:t>太20:2、9–10、13</w:t>
-        </w:r>
-      </w:hyperlink>
-      <w:r>
-        <w:rPr>
-          <w:lang w:val="zh_TW" w:bidi="zh_TW"/>
-        </w:rPr>
-        <w:t>，</w:t>
-      </w:r>
-      <w:hyperlink r:id="rId37">
-        <w:r>
-          <w:rPr>
-            <w:lang w:val="zh_TW" w:bidi="zh_TW"/>
-          </w:rPr>
-          <w:rPr>
-            <w:color w:val="0000EE"/>
-            <w:u w:val="single"/>
-          </w:rPr>
-          <w:t>22:19</w:t>
-        </w:r>
-      </w:hyperlink>
-      <w:r>
-        <w:rPr>
-          <w:lang w:val="zh_TW" w:bidi="zh_TW"/>
-        </w:rPr>
-        <w:t>；</w:t>
-      </w:r>
-      <w:hyperlink r:id="rId40">
-        <w:r>
-          <w:rPr>
-            <w:lang w:val="zh_TW" w:bidi="zh_TW"/>
-          </w:rPr>
-          <w:rPr>
-            <w:color w:val="0000EE"/>
-            <w:u w:val="single"/>
-          </w:rPr>
-          <w:t>可12:15</w:t>
-        </w:r>
-      </w:hyperlink>
-      <w:r>
-        <w:rPr>
-          <w:lang w:val="zh_TW" w:bidi="zh_TW"/>
-        </w:rPr>
-        <w:t>；</w:t>
-      </w:r>
-      <w:hyperlink r:id="rId41">
-        <w:r>
-          <w:rPr>
-            <w:lang w:val="zh_TW" w:bidi="zh_TW"/>
-          </w:rPr>
-          <w:rPr>
-            <w:color w:val="0000EE"/>
-            <w:u w:val="single"/>
-          </w:rPr>
-          <w:t>路20:24</w:t>
-        </w:r>
-      </w:hyperlink>
-      <w:r>
-        <w:rPr>
-          <w:lang w:val="zh_TW" w:bidi="zh_TW"/>
-        </w:rPr>
-        <w:t>；</w:t>
-      </w:r>
-      <w:hyperlink r:id="rId42">
-        <w:r>
-          <w:rPr>
-            <w:lang w:val="zh_TW" w:bidi="zh_TW"/>
-          </w:rPr>
-          <w:rPr>
-            <w:color w:val="0000EE"/>
-            <w:u w:val="single"/>
-          </w:rPr>
-          <w:t>啟6:6</w:t>
-        </w:r>
-      </w:hyperlink>
-      <w:r>
-        <w:rPr>
-          <w:lang w:val="zh_TW" w:bidi="zh_TW"/>
-        </w:rPr>
-        <w:t>）。</w:t>
-      </w:r>
-    </w:p>
-    <w:p>
-      <w:pPr/>
-      <w:r>
-        <w:rPr>
-          <w:lang w:val="zh_TW" w:bidi="zh_TW"/>
-        </w:rPr>
-      </w:r>
-      <w:r>
-        <w:rPr>
-          <w:lang w:val="zh_TW" w:bidi="zh_TW"/>
-        </w:rPr>
-        <w:t>2. 和合本將羅馬</w:t>
-      </w:r>
-      <w:r>
-        <w:rPr>
-          <w:i/>
-          <w:lang w:val="zh_TW" w:bidi="zh_TW"/>
-        </w:rPr>
-        <w:t>assarion</w:t>
-      </w:r>
-      <w:r>
-        <w:rPr>
-          <w:lang w:val="zh_TW" w:bidi="zh_TW"/>
-        </w:rPr>
-        <w:t>的詞語翻譯為銀子（</w:t>
-      </w:r>
-      <w:hyperlink r:id="rId30">
-        <w:r>
-          <w:rPr>
-            <w:lang w:val="zh_TW" w:bidi="zh_TW"/>
-          </w:rPr>
-          <w:rPr>
-            <w:color w:val="0000EE"/>
-            <w:u w:val="single"/>
-          </w:rPr>
-          <w:t>太10:29</w:t>
-        </w:r>
-      </w:hyperlink>
-      <w:r>
-        <w:rPr>
-          <w:lang w:val="zh_TW" w:bidi="zh_TW"/>
-        </w:rPr>
-        <w:t>；</w:t>
-      </w:r>
-      <w:hyperlink r:id="rId32">
-        <w:r>
-          <w:rPr>
-            <w:lang w:val="zh_TW" w:bidi="zh_TW"/>
-          </w:rPr>
-          <w:rPr>
-            <w:color w:val="0000EE"/>
-            <w:u w:val="single"/>
-          </w:rPr>
-          <w:t>路12:6</w:t>
-        </w:r>
-      </w:hyperlink>
-      <w:r>
-        <w:rPr>
-          <w:lang w:val="zh_TW" w:bidi="zh_TW"/>
-        </w:rPr>
-        <w:t>）。</w:t>
-      </w:r>
-    </w:p>
-    <w:p>
-      <w:pPr/>
-      <w:r>
-        <w:rPr>
-          <w:lang w:val="zh_TW" w:bidi="zh_TW"/>
-        </w:rPr>
-      </w:r>
-      <w:r>
-        <w:rPr>
-          <w:lang w:val="zh_TW" w:bidi="zh_TW"/>
-        </w:rPr>
-        <w:t>3. 和合本對羅馬</w:t>
-      </w:r>
-      <w:r>
-        <w:rPr>
-          <w:i/>
-          <w:lang w:val="zh_TW" w:bidi="zh_TW"/>
-        </w:rPr>
-        <w:t>quadrans</w:t>
-      </w:r>
-      <w:r>
-        <w:rPr>
-          <w:lang w:val="zh_TW" w:bidi="zh_TW"/>
-        </w:rPr>
-        <w:t>的翻譯，相當於</w:t>
-      </w:r>
-      <w:r>
-        <w:rPr>
-          <w:i/>
-          <w:lang w:val="zh_TW" w:bidi="zh_TW"/>
-        </w:rPr>
-        <w:t>assarion</w:t>
-      </w:r>
-      <w:r>
-        <w:rPr>
-          <w:lang w:val="zh_TW" w:bidi="zh_TW"/>
-        </w:rPr>
-        <w:t>的四分之一或</w:t>
-      </w:r>
-      <w:r>
-        <w:rPr>
-          <w:i/>
-          <w:lang w:val="zh_TW" w:bidi="zh_TW"/>
-        </w:rPr>
-        <w:t>denarius</w:t>
-      </w:r>
-      <w:r>
-        <w:rPr>
-          <w:lang w:val="zh_TW" w:bidi="zh_TW"/>
-        </w:rPr>
-        <w:t>的六十四分之一（</w:t>
-      </w:r>
-      <w:hyperlink r:id="rId29">
-        <w:r>
-          <w:rPr>
-            <w:lang w:val="zh_TW" w:bidi="zh_TW"/>
-          </w:rPr>
-          <w:rPr>
-            <w:color w:val="0000EE"/>
-            <w:u w:val="single"/>
-          </w:rPr>
-          <w:t>太5:26</w:t>
-        </w:r>
-      </w:hyperlink>
-      <w:r>
-        <w:rPr>
-          <w:lang w:val="zh_TW" w:bidi="zh_TW"/>
-        </w:rPr>
-        <w:t>；</w:t>
-      </w:r>
-      <w:hyperlink r:id="rId31">
-        <w:r>
-          <w:rPr>
-            <w:lang w:val="zh_TW" w:bidi="zh_TW"/>
-          </w:rPr>
-          <w:rPr>
-            <w:color w:val="0000EE"/>
-            <w:u w:val="single"/>
-          </w:rPr>
-          <w:t>可12:42</w:t>
+          <w:t>約2:14–16</w:t>
         </w:r>
       </w:hyperlink>
       <w:r>
@@ -1796,1462 +326,7 @@
         <w:rPr>
           <w:lang w:val="zh_TW" w:bidi="zh_TW"/>
         </w:rPr>
-        <w:t>硬幣</w:t>
-      </w:r>
-      <w:r>
-        <w:rPr>
-          <w:lang w:val="zh_TW" w:bidi="zh_TW"/>
-        </w:rPr>
-        <w:t>、</w:t>
-      </w:r>
-      <w:r>
-        <w:rPr>
-          <w:lang w:val="zh_TW" w:bidi="zh_TW"/>
-        </w:rPr>
-        <w:t>金錢</w:t>
-      </w:r>
-      <w:r>
-        <w:rPr>
-          <w:lang w:val="zh_TW" w:bidi="zh_TW"/>
-        </w:rPr>
-        <w:t>。</w:t>
-      </w:r>
-      <w:r>
-        <w:rPr>
-          <w:lang w:val="zh_TW" w:bidi="zh_TW"/>
-        </w:rPr>
-      </w:r>
-      <w:r>
-        <w:rPr>
-          <w:lang w:val="zh_TW" w:bidi="zh_TW"/>
-        </w:rPr>
-      </w:r>
-    </w:p>
-    <w:p>
-      <w:pPr/>
-      <w:r>
-        <w:rPr>
-          <w:lang w:val="zh_TW" w:bidi="zh_TW"/>
-        </w:rPr>
-      </w:r>
-    </w:p>
-    <w:p>
-      <w:pPr>
-        <w:pStyle w:val="Heading2"/>
-      </w:pPr>
-      <w:r>
-        <w:rPr>
-          <w:lang w:val="zh_TW" w:bidi="zh_TW"/>
-        </w:rPr>
-        <w:t>飲食律例</w:t>
-      </w:r>
-      <w:r>
-        <w:rPr>
-          <w:lang w:val="zh_TW" w:bidi="zh_TW"/>
-        </w:rPr>
-      </w:r>
-    </w:p>
-    <w:p>
-      <w:pPr/>
-      <w:r>
-        <w:rPr>
-          <w:lang w:val="zh_TW" w:bidi="zh_TW"/>
-        </w:rPr>
-      </w:r>
-      <w:r>
-        <w:rPr>
-          <w:lang w:val="zh_TW" w:bidi="zh_TW"/>
-        </w:rPr>
-        <w:t>在舊約時代，神為祂百姓定下的食物預備與食用條例。這些飲食律例屬於更廣泛的「潔淨」律例，目的是要維持以色列作為聖潔百姓的身分。</w:t>
-      </w:r>
-    </w:p>
-    <w:p>
-      <w:pPr/>
-      <w:r>
-        <w:rPr>
-          <w:lang w:val="zh_TW" w:bidi="zh_TW"/>
-        </w:rPr>
-      </w:r>
-      <w:r>
-        <w:rPr>
-          <w:lang w:val="zh_TW" w:bidi="zh_TW"/>
-        </w:rPr>
-        <w:t>概述</w:t>
-      </w:r>
-    </w:p>
-    <w:p>
-      <w:pPr>
-        <w:pStyle w:val="ListBullet"/>
-        <w:spacing w:line="240" w:lineRule="auto"/>
-        <w:ind w:left="720"/>
-      </w:pPr>
-      <w:r>
-        <w:rPr>
-          <w:lang w:val="zh_TW" w:bidi="zh_TW"/>
-        </w:rPr>
-      </w:r>
-      <w:r>
-        <w:rPr>
-          <w:lang w:val="zh_TW" w:bidi="zh_TW"/>
-        </w:rPr>
-        <w:t>聖潔與飲食律例</w:t>
-      </w:r>
-    </w:p>
-    <w:p>
-      <w:pPr>
-        <w:pStyle w:val="ListBullet"/>
-        <w:spacing w:line="240" w:lineRule="auto"/>
-        <w:ind w:left="720"/>
-      </w:pPr>
-      <w:r>
-        <w:rPr>
-          <w:lang w:val="zh_TW" w:bidi="zh_TW"/>
-        </w:rPr>
-      </w:r>
-      <w:r>
-        <w:rPr>
-          <w:lang w:val="zh_TW" w:bidi="zh_TW"/>
-        </w:rPr>
-        <w:t>在摩西之前的時期</w:t>
-      </w:r>
-    </w:p>
-    <w:p>
-      <w:pPr>
-        <w:pStyle w:val="ListBullet"/>
-        <w:spacing w:line="240" w:lineRule="auto"/>
-        <w:ind w:left="720"/>
-      </w:pPr>
-      <w:r>
-        <w:rPr>
-          <w:lang w:val="zh_TW" w:bidi="zh_TW"/>
-        </w:rPr>
-      </w:r>
-      <w:r>
-        <w:rPr>
-          <w:lang w:val="zh_TW" w:bidi="zh_TW"/>
-        </w:rPr>
-        <w:t>摩西律法</w:t>
-      </w:r>
-    </w:p>
-    <w:p>
-      <w:pPr>
-        <w:pStyle w:val="ListBullet"/>
-        <w:spacing w:line="240" w:lineRule="auto"/>
-        <w:ind w:left="720"/>
-      </w:pPr>
-      <w:r>
-        <w:rPr>
-          <w:lang w:val="zh_TW" w:bidi="zh_TW"/>
-        </w:rPr>
-      </w:r>
-      <w:r>
-        <w:rPr>
-          <w:lang w:val="zh_TW" w:bidi="zh_TW"/>
-        </w:rPr>
-        <w:t>在摩西之後的時期</w:t>
-      </w:r>
-    </w:p>
-    <w:p>
-      <w:pPr>
-        <w:pStyle w:val="ListBullet"/>
-        <w:spacing w:line="240" w:lineRule="auto"/>
-        <w:ind w:left="720"/>
-      </w:pPr>
-      <w:r>
-        <w:rPr>
-          <w:lang w:val="zh_TW" w:bidi="zh_TW"/>
-        </w:rPr>
-      </w:r>
-      <w:r>
-        <w:rPr>
-          <w:lang w:val="zh_TW" w:bidi="zh_TW"/>
-        </w:rPr>
-        <w:t>象徵意義</w:t>
-      </w:r>
-    </w:p>
-    <w:p>
-      <w:pPr>
-        <w:pStyle w:val="ListBullet"/>
-        <w:spacing w:line="240" w:lineRule="auto"/>
-        <w:ind w:left="720"/>
-      </w:pPr>
-      <w:r>
-        <w:rPr>
-          <w:lang w:val="zh_TW" w:bidi="zh_TW"/>
-        </w:rPr>
-      </w:r>
-      <w:r>
-        <w:rPr>
-          <w:lang w:val="zh_TW" w:bidi="zh_TW"/>
-        </w:rPr>
-        <w:t>教會的反應</w:t>
-      </w:r>
-    </w:p>
-    <w:p>
-      <w:pPr>
-        <w:pStyle w:val="Heading3"/>
-      </w:pPr>
-      <w:r>
-        <w:rPr>
-          <w:lang w:val="zh_TW" w:bidi="zh_TW"/>
-        </w:rPr>
-        <w:t>聖潔與飲食律例</w:t>
-      </w:r>
-    </w:p>
-    <w:p>
-      <w:pPr/>
-      <w:r>
-        <w:rPr>
-          <w:lang w:val="zh_TW" w:bidi="zh_TW"/>
-        </w:rPr>
-      </w:r>
-      <w:r>
-        <w:rPr>
-          <w:lang w:val="zh_TW" w:bidi="zh_TW"/>
-        </w:rPr>
-        <w:t>聖經中有關飲食與潔淨的律例，是基於聖潔的概念。希伯來文「聖潔」一詞的根本意義難以確定，但最有可能是「切開」、「分開」或「分別為聖」。耶和華對以色列人說：「你們要歸我為聖，因為我—耶和華是聖的，並叫你們與萬民有分別，使你們作我的民」（</w:t>
-      </w:r>
-      <w:hyperlink r:id="rId43">
-        <w:r>
-          <w:rPr>
-            <w:lang w:val="zh_TW" w:bidi="zh_TW"/>
-          </w:rPr>
-          <w:rPr>
-            <w:color w:val="0000EE"/>
-            <w:u w:val="single"/>
-          </w:rPr>
-          <w:t>利20:26</w:t>
-        </w:r>
-      </w:hyperlink>
-      <w:r>
-        <w:rPr>
-          <w:lang w:val="zh_TW" w:bidi="zh_TW"/>
-        </w:rPr>
-        <w:t>）。神是聖潔的最高典範；祂在性情與本體上是獨一無二的（</w:t>
-      </w:r>
-      <w:hyperlink r:id="rId44">
-        <w:r>
-          <w:rPr>
-            <w:lang w:val="zh_TW" w:bidi="zh_TW"/>
-          </w:rPr>
-          <w:rPr>
-            <w:color w:val="0000EE"/>
-            <w:u w:val="single"/>
-          </w:rPr>
-          <w:t>賽6:3</w:t>
-        </w:r>
-      </w:hyperlink>
-      <w:r>
-        <w:rPr>
-          <w:lang w:val="zh_TW" w:bidi="zh_TW"/>
-        </w:rPr>
-        <w:t>）。然而，神也要祂立約的百姓成為聖潔。神使以色列人有別於世界上其它民族的方法之一，就是賜下飲食律例：「我是耶和華—你們的神；所以你們要成為聖潔，因為我是聖潔的」（</w:t>
-      </w:r>
-      <w:hyperlink r:id="rId45">
-        <w:r>
-          <w:rPr>
-            <w:lang w:val="zh_TW" w:bidi="zh_TW"/>
-          </w:rPr>
-          <w:rPr>
-            <w:color w:val="0000EE"/>
-            <w:u w:val="single"/>
-          </w:rPr>
-          <w:t>利11:44</w:t>
-        </w:r>
-      </w:hyperlink>
-      <w:r>
-        <w:rPr>
-          <w:lang w:val="zh_TW" w:bidi="zh_TW"/>
-        </w:rPr>
-        <w:t>）。遵守飲食律例並不能自動使人「聖潔」（即歸給神），卻是舊約信徒表達他們因神拯救而心存感恩的方式。</w:t>
-      </w:r>
-    </w:p>
-    <w:p>
-      <w:pPr>
-        <w:pStyle w:val="Heading3"/>
-      </w:pPr>
-      <w:r>
-        <w:rPr>
-          <w:lang w:val="zh_TW" w:bidi="zh_TW"/>
-        </w:rPr>
-        <w:t>在摩西之前的時期</w:t>
-      </w:r>
-    </w:p>
-    <w:p>
-      <w:pPr/>
-      <w:r>
-        <w:rPr>
-          <w:lang w:val="zh_TW" w:bidi="zh_TW"/>
-        </w:rPr>
-      </w:r>
-      <w:r>
-        <w:rPr>
-          <w:lang w:val="zh_TW" w:bidi="zh_TW"/>
-        </w:rPr>
-        <w:t>自創世以來，神准許各樣的蔬菜和果子作為合宜、潔淨的食物（</w:t>
-      </w:r>
-      <w:hyperlink r:id="rId46">
-        <w:r>
-          <w:rPr>
-            <w:lang w:val="zh_TW" w:bidi="zh_TW"/>
-          </w:rPr>
-          <w:rPr>
-            <w:color w:val="0000EE"/>
-            <w:u w:val="single"/>
-          </w:rPr>
-          <w:t>創1:29</w:t>
-        </w:r>
-      </w:hyperlink>
-      <w:r>
-        <w:rPr>
-          <w:lang w:val="zh_TW" w:bidi="zh_TW"/>
-        </w:rPr>
-        <w:t>）。在人類墮落之後，神開始區分潔淨與不潔淨的走獸。在挪亞的時代，神吩咐挪亞將額外的潔淨走獸帶進方舟 （</w:t>
-      </w:r>
-      <w:hyperlink r:id="rId47">
-        <w:r>
-          <w:rPr>
-            <w:lang w:val="zh_TW" w:bidi="zh_TW"/>
-          </w:rPr>
-          <w:rPr>
-            <w:color w:val="0000EE"/>
-            <w:u w:val="single"/>
-          </w:rPr>
-          <w:t>7:2</w:t>
-        </w:r>
-      </w:hyperlink>
-      <w:r>
-        <w:rPr>
-          <w:lang w:val="zh_TW" w:bidi="zh_TW"/>
-        </w:rPr>
-        <w:t>，</w:t>
-      </w:r>
-      <w:hyperlink r:id="rId48">
-        <w:r>
-          <w:rPr>
-            <w:lang w:val="zh_TW" w:bidi="zh_TW"/>
-          </w:rPr>
-          <w:rPr>
-            <w:color w:val="0000EE"/>
-            <w:u w:val="single"/>
-          </w:rPr>
-          <w:t>8:20</w:t>
-        </w:r>
-      </w:hyperlink>
-      <w:r>
-        <w:rPr>
-          <w:lang w:val="zh_TW" w:bidi="zh_TW"/>
-        </w:rPr>
-        <w:t>）。洪水之後，神禁止吃血，因為血代表生命 （</w:t>
-      </w:r>
-      <w:hyperlink r:id="rId49">
-        <w:r>
-          <w:rPr>
-            <w:lang w:val="zh_TW" w:bidi="zh_TW"/>
-          </w:rPr>
-          <w:rPr>
-            <w:color w:val="0000EE"/>
-            <w:u w:val="single"/>
-          </w:rPr>
-          <w:t>9:4</w:t>
-        </w:r>
-      </w:hyperlink>
-      <w:r>
-        <w:rPr>
-          <w:lang w:val="zh_TW" w:bidi="zh_TW"/>
-        </w:rPr>
-        <w:t>）。為了紀念族長雅各與耶和華的使者摔跤，雅各的後裔不吃大腿窩的筋（</w:t>
-      </w:r>
-      <w:hyperlink r:id="rId50">
-        <w:r>
-          <w:rPr>
-            <w:lang w:val="zh_TW" w:bidi="zh_TW"/>
-          </w:rPr>
-          <w:rPr>
-            <w:color w:val="0000EE"/>
-            <w:u w:val="single"/>
-          </w:rPr>
-          <w:t>32:32</w:t>
-        </w:r>
-      </w:hyperlink>
-      <w:r>
-        <w:rPr>
-          <w:lang w:val="zh_TW" w:bidi="zh_TW"/>
-        </w:rPr>
-        <w:t>），惟這並不是神的命令。</w:t>
-      </w:r>
-    </w:p>
-    <w:p>
-      <w:pPr>
-        <w:pStyle w:val="Heading3"/>
-      </w:pPr>
-      <w:r>
-        <w:rPr>
-          <w:lang w:val="zh_TW" w:bidi="zh_TW"/>
-        </w:rPr>
-        <w:t>摩西律法</w:t>
-      </w:r>
-    </w:p>
-    <w:p>
-      <w:pPr/>
-      <w:r>
-        <w:rPr>
-          <w:lang w:val="zh_TW" w:bidi="zh_TW"/>
-        </w:rPr>
-      </w:r>
-      <w:r>
-        <w:rPr>
-          <w:lang w:val="zh_TW" w:bidi="zh_TW"/>
-        </w:rPr>
-        <w:t>耶和華給以色列的飲食標準，主要藉著摩西啟示。這些飲食律例記載在西奈山所頒布的禮儀條例中（</w:t>
-      </w:r>
-      <w:hyperlink r:id="rId51">
-        <w:r>
-          <w:rPr>
-            <w:lang w:val="zh_TW" w:bidi="zh_TW"/>
-          </w:rPr>
-          <w:rPr>
-            <w:color w:val="0000EE"/>
-            <w:u w:val="single"/>
-          </w:rPr>
-          <w:t>利11章</w:t>
-        </w:r>
-      </w:hyperlink>
-      <w:r>
-        <w:rPr>
-          <w:lang w:val="zh_TW" w:bidi="zh_TW"/>
-        </w:rPr>
-        <w:t>）。在39年之後，百姓進入應許之地之前，摩西又重申其中大量律例（</w:t>
-      </w:r>
-      <w:hyperlink r:id="rId52">
-        <w:r>
-          <w:rPr>
-            <w:lang w:val="zh_TW" w:bidi="zh_TW"/>
-          </w:rPr>
-          <w:rPr>
-            <w:color w:val="0000EE"/>
-            <w:u w:val="single"/>
-          </w:rPr>
-          <w:t>申14:3–21</w:t>
-        </w:r>
-      </w:hyperlink>
-      <w:r>
-        <w:rPr>
-          <w:lang w:val="zh_TW" w:bidi="zh_TW"/>
-        </w:rPr>
-        <w:t>）。這些飲食律例只涉及動物製品，例外的是禁止某些人喝酒（</w:t>
-      </w:r>
-      <w:hyperlink r:id="rId53">
-        <w:r>
-          <w:rPr>
-            <w:lang w:val="zh_TW" w:bidi="zh_TW"/>
-          </w:rPr>
-          <w:rPr>
-            <w:color w:val="0000EE"/>
-            <w:u w:val="single"/>
-          </w:rPr>
-          <w:t>利10:9</w:t>
-        </w:r>
-      </w:hyperlink>
-      <w:r>
-        <w:rPr>
-          <w:lang w:val="zh_TW" w:bidi="zh_TW"/>
-        </w:rPr>
-        <w:t>；</w:t>
-      </w:r>
-      <w:hyperlink r:id="rId54">
-        <w:r>
-          <w:rPr>
-            <w:lang w:val="zh_TW" w:bidi="zh_TW"/>
-          </w:rPr>
-          <w:rPr>
-            <w:color w:val="0000EE"/>
-            <w:u w:val="single"/>
-          </w:rPr>
-          <w:t>民6:3–4</w:t>
-        </w:r>
-      </w:hyperlink>
-      <w:r>
-        <w:rPr>
-          <w:lang w:val="zh_TW" w:bidi="zh_TW"/>
-        </w:rPr>
-        <w:t>；參</w:t>
-      </w:r>
-      <w:hyperlink r:id="rId55">
-        <w:r>
-          <w:rPr>
-            <w:lang w:val="zh_TW" w:bidi="zh_TW"/>
-          </w:rPr>
-          <w:rPr>
-            <w:color w:val="0000EE"/>
-            <w:u w:val="single"/>
-          </w:rPr>
-          <w:t>士13:14</w:t>
-        </w:r>
-      </w:hyperlink>
-      <w:r>
-        <w:rPr>
-          <w:lang w:val="zh_TW" w:bidi="zh_TW"/>
-        </w:rPr>
-        <w:t>；</w:t>
-      </w:r>
-      <w:hyperlink r:id="rId56">
-        <w:r>
-          <w:rPr>
-            <w:lang w:val="zh_TW" w:bidi="zh_TW"/>
-          </w:rPr>
-          <w:rPr>
-            <w:color w:val="0000EE"/>
-            <w:u w:val="single"/>
-          </w:rPr>
-          <w:t>耶35:6</w:t>
-        </w:r>
-      </w:hyperlink>
-      <w:r>
-        <w:rPr>
-          <w:lang w:val="zh_TW" w:bidi="zh_TW"/>
-        </w:rPr>
-        <w:t>）。</w:t>
-      </w:r>
-    </w:p>
-    <w:p>
-      <w:pPr/>
-      <w:r>
-        <w:rPr>
-          <w:lang w:val="zh_TW" w:bidi="zh_TW"/>
-        </w:rPr>
-      </w:r>
-      <w:r>
-        <w:rPr>
-          <w:lang w:val="zh_TW" w:bidi="zh_TW"/>
-        </w:rPr>
-        <w:t>律法規定了五類生物是否可以食用。要成為可食用的動物，必須有分蹄並且是反芻動物。走獸必須是蹄分兩瓣又倒嚼，才可食用。根據利未記，這個要求排除了駱駝、馬、兔子和豬（</w:t>
-      </w:r>
-      <w:hyperlink r:id="rId57">
-        <w:r>
-          <w:rPr>
-            <w:lang w:val="zh_TW" w:bidi="zh_TW"/>
-          </w:rPr>
-          <w:rPr>
-            <w:color w:val="0000EE"/>
-            <w:u w:val="single"/>
-          </w:rPr>
-          <w:t>利11:2–8</w:t>
-        </w:r>
-      </w:hyperlink>
-      <w:r>
-        <w:rPr>
-          <w:lang w:val="zh_TW" w:bidi="zh_TW"/>
-        </w:rPr>
-        <w:t>）。水裡的生物必須有鰭有鱗（</w:t>
-      </w:r>
-      <w:hyperlink r:id="rId58">
-        <w:r>
-          <w:rPr>
-            <w:lang w:val="zh_TW" w:bidi="zh_TW"/>
-          </w:rPr>
-          <w:rPr>
-            <w:color w:val="0000EE"/>
-            <w:u w:val="single"/>
-          </w:rPr>
-          <w:t>9–12節</w:t>
-        </w:r>
-      </w:hyperlink>
-      <w:r>
-        <w:rPr>
-          <w:lang w:val="zh_TW" w:bidi="zh_TW"/>
-        </w:rPr>
-        <w:t>）。飛鳥若不是猛禽就可以吃（</w:t>
-      </w:r>
-      <w:hyperlink r:id="rId59">
-        <w:r>
-          <w:rPr>
-            <w:lang w:val="zh_TW" w:bidi="zh_TW"/>
-          </w:rPr>
-          <w:rPr>
-            <w:color w:val="0000EE"/>
-            <w:u w:val="single"/>
-          </w:rPr>
-          <w:t>13–19節</w:t>
-        </w:r>
-      </w:hyperlink>
-      <w:r>
-        <w:rPr>
-          <w:lang w:val="zh_TW" w:bidi="zh_TW"/>
-        </w:rPr>
-        <w:t>）；摩西還特別列出20種不可吃的鳥，因為牠們是猛禽或食腐鳥。有翅膀的昆蟲被禁止食用（</w:t>
-      </w:r>
-      <w:hyperlink r:id="rId60">
-        <w:r>
-          <w:rPr>
-            <w:lang w:val="zh_TW" w:bidi="zh_TW"/>
-          </w:rPr>
-          <w:rPr>
-            <w:color w:val="0000EE"/>
-            <w:u w:val="single"/>
-          </w:rPr>
-          <w:t>22–23節</w:t>
-        </w:r>
-      </w:hyperlink>
-      <w:r>
-        <w:rPr>
-          <w:lang w:val="zh_TW" w:bidi="zh_TW"/>
-        </w:rPr>
-        <w:t>），除了某些種類的蝗蟲和蚱蜢（曠野遊牧民族常食用的食物）。最後，包括爬蟲和囓齒類的「地上爬物」（</w:t>
-      </w:r>
-      <w:hyperlink r:id="rId61">
-        <w:r>
-          <w:rPr>
-            <w:lang w:val="zh_TW" w:bidi="zh_TW"/>
-          </w:rPr>
-          <w:rPr>
-            <w:color w:val="0000EE"/>
-            <w:u w:val="single"/>
-          </w:rPr>
-          <w:t>29–31節</w:t>
-        </w:r>
-      </w:hyperlink>
-      <w:r>
-        <w:rPr>
-          <w:lang w:val="zh_TW" w:bidi="zh_TW"/>
-        </w:rPr>
-        <w:t>）被排除在外。</w:t>
-      </w:r>
-    </w:p>
-    <w:p>
-      <w:pPr/>
-      <w:r>
-        <w:rPr>
-          <w:lang w:val="zh_TW" w:bidi="zh_TW"/>
-        </w:rPr>
-      </w:r>
-      <w:r>
-        <w:rPr>
-          <w:lang w:val="zh_TW" w:bidi="zh_TW"/>
-        </w:rPr>
-        <w:t>此外，律法進一步禁止一些本來可算為潔淨的食物。例如，不可吃已死的牲畜（</w:t>
-      </w:r>
-      <w:hyperlink r:id="rId62">
-        <w:r>
-          <w:rPr>
-            <w:lang w:val="zh_TW" w:bidi="zh_TW"/>
-          </w:rPr>
-          <w:rPr>
-            <w:color w:val="0000EE"/>
-            <w:u w:val="single"/>
-          </w:rPr>
-          <w:t>申14:21</w:t>
-        </w:r>
-      </w:hyperlink>
-      <w:r>
-        <w:rPr>
-          <w:lang w:val="zh_TW" w:bidi="zh_TW"/>
-        </w:rPr>
-        <w:t>），或是被野獸撕裂的（</w:t>
-      </w:r>
-      <w:hyperlink r:id="rId63">
-        <w:r>
-          <w:rPr>
-            <w:lang w:val="zh_TW" w:bidi="zh_TW"/>
-          </w:rPr>
-          <w:rPr>
-            <w:color w:val="0000EE"/>
-            <w:u w:val="single"/>
-          </w:rPr>
-          <w:t>利17:15</w:t>
-        </w:r>
-      </w:hyperlink>
-      <w:r>
-        <w:rPr>
-          <w:lang w:val="zh_TW" w:bidi="zh_TW"/>
-        </w:rPr>
-        <w:t>）。食物若接觸到不潔之物，也會被視為污穢，例如一隻死老鼠掉進食物容器裡（</w:t>
-      </w:r>
-      <w:hyperlink r:id="rId64">
-        <w:r>
-          <w:rPr>
-            <w:lang w:val="zh_TW" w:bidi="zh_TW"/>
-          </w:rPr>
-          <w:rPr>
-            <w:color w:val="0000EE"/>
-            <w:u w:val="single"/>
-          </w:rPr>
-          <w:t>11:32–34</w:t>
-        </w:r>
-      </w:hyperlink>
-      <w:r>
-        <w:rPr>
-          <w:lang w:val="zh_TW" w:bidi="zh_TW"/>
-        </w:rPr>
-        <w:t>）。不可用母山羊的奶煮牠的山羊羔（</w:t>
-      </w:r>
-      <w:hyperlink r:id="rId65">
-        <w:r>
-          <w:rPr>
-            <w:lang w:val="zh_TW" w:bidi="zh_TW"/>
-          </w:rPr>
-          <w:rPr>
-            <w:color w:val="0000EE"/>
-            <w:u w:val="single"/>
-          </w:rPr>
-          <w:t>出23:19，</w:t>
-        </w:r>
-      </w:hyperlink>
-      <w:hyperlink r:id="rId66">
-        <w:r>
-          <w:rPr>
-            <w:lang w:val="zh_TW" w:bidi="zh_TW"/>
-          </w:rPr>
-          <w:rPr>
-            <w:color w:val="0000EE"/>
-            <w:u w:val="single"/>
-          </w:rPr>
-          <w:t>34:26</w:t>
-        </w:r>
-      </w:hyperlink>
-      <w:r>
-        <w:rPr>
-          <w:lang w:val="zh_TW" w:bidi="zh_TW"/>
-        </w:rPr>
-        <w:t>；</w:t>
-      </w:r>
-      <w:hyperlink r:id="rId62">
-        <w:r>
-          <w:rPr>
-            <w:lang w:val="zh_TW" w:bidi="zh_TW"/>
-          </w:rPr>
-          <w:rPr>
-            <w:color w:val="0000EE"/>
-            <w:u w:val="single"/>
-          </w:rPr>
-          <w:t>申14:21</w:t>
-        </w:r>
-      </w:hyperlink>
-      <w:r>
-        <w:rPr>
-          <w:lang w:val="zh_TW" w:bidi="zh_TW"/>
-        </w:rPr>
-        <w:t>）。潔淨的牲畜宰殺時，血要放盡（</w:t>
-      </w:r>
-      <w:hyperlink r:id="rId67">
-        <w:r>
-          <w:rPr>
-            <w:lang w:val="zh_TW" w:bidi="zh_TW"/>
-          </w:rPr>
-          <w:rPr>
-            <w:color w:val="0000EE"/>
-            <w:u w:val="single"/>
-          </w:rPr>
-          <w:t>利17:14</w:t>
-        </w:r>
-      </w:hyperlink>
-      <w:r>
-        <w:rPr>
-          <w:lang w:val="zh_TW" w:bidi="zh_TW"/>
-        </w:rPr>
-        <w:t>）。所有脂油（</w:t>
-      </w:r>
-      <w:hyperlink r:id="rId68">
-        <w:r>
-          <w:rPr>
-            <w:lang w:val="zh_TW" w:bidi="zh_TW"/>
-          </w:rPr>
-          <w:rPr>
-            <w:color w:val="0000EE"/>
-            <w:u w:val="single"/>
-          </w:rPr>
-          <w:t>3:16，</w:t>
-        </w:r>
-      </w:hyperlink>
-      <w:hyperlink r:id="rId69">
-        <w:r>
-          <w:rPr>
-            <w:lang w:val="zh_TW" w:bidi="zh_TW"/>
-          </w:rPr>
-          <w:rPr>
-            <w:color w:val="0000EE"/>
-            <w:u w:val="single"/>
-          </w:rPr>
-          <w:t>7:23</w:t>
-        </w:r>
-      </w:hyperlink>
-      <w:r>
-        <w:rPr>
-          <w:lang w:val="zh_TW" w:bidi="zh_TW"/>
-        </w:rPr>
-        <w:t>）都歸耶和華為祭，特別是綿羊肥尾巴的脂油（</w:t>
-      </w:r>
-      <w:hyperlink r:id="rId70">
-        <w:r>
-          <w:rPr>
-            <w:lang w:val="zh_TW" w:bidi="zh_TW"/>
-          </w:rPr>
-          <w:rPr>
-            <w:color w:val="0000EE"/>
-            <w:u w:val="single"/>
-          </w:rPr>
-          <w:t>出29:22</w:t>
-        </w:r>
-      </w:hyperlink>
-      <w:r>
-        <w:rPr>
-          <w:lang w:val="zh_TW" w:bidi="zh_TW"/>
-        </w:rPr>
-        <w:t>；</w:t>
-      </w:r>
-      <w:hyperlink r:id="rId71">
-        <w:r>
-          <w:rPr>
-            <w:lang w:val="zh_TW" w:bidi="zh_TW"/>
-          </w:rPr>
-          <w:rPr>
-            <w:color w:val="0000EE"/>
-            <w:u w:val="single"/>
-          </w:rPr>
-          <w:t>利3:9</w:t>
-        </w:r>
-      </w:hyperlink>
-      <w:r>
-        <w:rPr>
-          <w:lang w:val="zh_TW" w:bidi="zh_TW"/>
-        </w:rPr>
-        <w:t>）。神也藉著摩西再次重申不可吃血（</w:t>
-      </w:r>
-      <w:hyperlink r:id="rId72">
-        <w:r>
-          <w:rPr>
-            <w:lang w:val="zh_TW" w:bidi="zh_TW"/>
-          </w:rPr>
-          <w:rPr>
-            <w:color w:val="0000EE"/>
-            <w:u w:val="single"/>
-          </w:rPr>
-          <w:t>利17:10，</w:t>
-        </w:r>
-      </w:hyperlink>
-      <w:hyperlink r:id="rId73">
-        <w:r>
-          <w:rPr>
-            <w:lang w:val="zh_TW" w:bidi="zh_TW"/>
-          </w:rPr>
-          <w:rPr>
-            <w:color w:val="0000EE"/>
-            <w:u w:val="single"/>
-          </w:rPr>
-          <w:t>19:26</w:t>
-        </w:r>
-      </w:hyperlink>
-      <w:r>
-        <w:rPr>
-          <w:lang w:val="zh_TW" w:bidi="zh_TW"/>
-        </w:rPr>
-        <w:t>；</w:t>
-      </w:r>
-      <w:hyperlink r:id="rId74">
-        <w:r>
-          <w:rPr>
-            <w:lang w:val="zh_TW" w:bidi="zh_TW"/>
-          </w:rPr>
-          <w:rPr>
-            <w:color w:val="0000EE"/>
-            <w:u w:val="single"/>
-          </w:rPr>
-          <w:t>申12:16，</w:t>
-        </w:r>
-      </w:hyperlink>
-      <w:hyperlink r:id="rId75">
-        <w:r>
-          <w:rPr>
-            <w:lang w:val="zh_TW" w:bidi="zh_TW"/>
-          </w:rPr>
-          <w:rPr>
-            <w:color w:val="0000EE"/>
-            <w:u w:val="single"/>
-          </w:rPr>
-          <w:t>15:23</w:t>
-        </w:r>
-      </w:hyperlink>
-      <w:r>
-        <w:rPr>
-          <w:lang w:val="zh_TW" w:bidi="zh_TW"/>
-        </w:rPr>
-        <w:t>）。</w:t>
-      </w:r>
-    </w:p>
-    <w:p>
-      <w:pPr/>
-      <w:r>
-        <w:rPr>
-          <w:lang w:val="zh_TW" w:bidi="zh_TW"/>
-        </w:rPr>
-      </w:r>
-      <w:r>
-        <w:rPr>
-          <w:lang w:val="zh_TW" w:bidi="zh_TW"/>
-        </w:rPr>
-        <w:t>聖經明言或暗示了幾個飲食律例的設計理由，這些理由也適用於聖經整體的潔淨規條。有些理由看似出於自然，有些則可能出於象徵或有關係上的意義。</w:t>
-      </w:r>
-    </w:p>
-    <w:p>
-      <w:pPr>
-        <w:pStyle w:val="Heading4"/>
-      </w:pPr>
-      <w:r>
-        <w:rPr>
-          <w:lang w:val="zh_TW" w:bidi="zh_TW"/>
-        </w:rPr>
-        <w:t>衛生</w:t>
-      </w:r>
-    </w:p>
-    <w:p>
-      <w:pPr/>
-      <w:r>
-        <w:rPr>
-          <w:lang w:val="zh_TW" w:bidi="zh_TW"/>
-        </w:rPr>
-      </w:r>
-      <w:r>
-        <w:rPr>
-          <w:lang w:val="zh_TW" w:bidi="zh_TW"/>
-        </w:rPr>
-        <w:t>有些飲食律例，例如禁止吃害蟲或腐爛的肉，是為了避免明顯的健康危害，並保護百姓。但衛生理由並不足以解釋所有規條；事實上，有些從衛生角度看似可食用的東西，例如兔子或蛤蜊，仍被排除在外。</w:t>
-      </w:r>
-    </w:p>
-    <w:p>
-      <w:pPr>
-        <w:pStyle w:val="Heading4"/>
-      </w:pPr>
-      <w:r>
-        <w:rPr>
-          <w:lang w:val="zh_TW" w:bidi="zh_TW"/>
-        </w:rPr>
-        <w:t>厭惡</w:t>
-      </w:r>
-    </w:p>
-    <w:p>
-      <w:pPr/>
-      <w:r>
-        <w:rPr>
-          <w:lang w:val="zh_TW" w:bidi="zh_TW"/>
-        </w:rPr>
-      </w:r>
-      <w:r>
-        <w:rPr>
-          <w:lang w:val="zh_TW" w:bidi="zh_TW"/>
-        </w:rPr>
-        <w:t>蠕蟲和蛇類一般都被人視為可憎之物，不論實際的食用價值如何。這類動物都不是可食的（</w:t>
-      </w:r>
-      <w:r>
-        <w:rPr>
-          <w:i/>
-          <w:lang w:val="zh_TW" w:bidi="zh_TW"/>
-        </w:rPr>
-        <w:t>kosher，</w:t>
-      </w:r>
-      <w:r>
-        <w:rPr>
-          <w:lang w:val="zh_TW" w:bidi="zh_TW"/>
-        </w:rPr>
-        <w:t>合適的）潔淨食物。</w:t>
-      </w:r>
-    </w:p>
-    <w:p>
-      <w:pPr>
-        <w:pStyle w:val="Heading4"/>
-      </w:pPr>
-      <w:r>
-        <w:rPr>
-          <w:lang w:val="zh_TW" w:bidi="zh_TW"/>
-        </w:rPr>
-        <w:t>與異教習俗的關係</w:t>
-      </w:r>
-    </w:p>
-    <w:p>
-      <w:pPr/>
-      <w:r>
-        <w:rPr>
-          <w:lang w:val="zh_TW" w:bidi="zh_TW"/>
-        </w:rPr>
-      </w:r>
-      <w:r>
-        <w:rPr>
-          <w:lang w:val="zh_TW" w:bidi="zh_TW"/>
-        </w:rPr>
-        <w:t>把山羊羔在其母的奶中烹煮，如今證實是摩西同時代迦南人的異教禮儀。神的百姓不可效法四圍列邦的行為（</w:t>
-      </w:r>
-      <w:hyperlink r:id="rId76">
-        <w:r>
-          <w:rPr>
-            <w:lang w:val="zh_TW" w:bidi="zh_TW"/>
-          </w:rPr>
-          <w:rPr>
-            <w:color w:val="0000EE"/>
-            <w:u w:val="single"/>
-          </w:rPr>
-          <w:t>申18:9</w:t>
-        </w:r>
-      </w:hyperlink>
-      <w:r>
-        <w:rPr>
-          <w:lang w:val="zh_TW" w:bidi="zh_TW"/>
-        </w:rPr>
-        <w:t>）。</w:t>
-      </w:r>
-    </w:p>
-    <w:p>
-      <w:pPr>
-        <w:pStyle w:val="Heading3"/>
-      </w:pPr>
-      <w:r>
-        <w:rPr>
-          <w:lang w:val="zh_TW" w:bidi="zh_TW"/>
-        </w:rPr>
-        <w:t>在摩西之後的時期</w:t>
-      </w:r>
-    </w:p>
-    <w:p>
-      <w:pPr/>
-      <w:r>
-        <w:rPr>
-          <w:lang w:val="zh_TW" w:bidi="zh_TW"/>
-        </w:rPr>
-      </w:r>
-      <w:r>
-        <w:rPr>
-          <w:lang w:val="zh_TW" w:bidi="zh_TW"/>
-        </w:rPr>
-        <w:t>在西奈山上頒布的飲食律例，在以色列歷史上備受重視。在參孫出生前，天使警告那孩子的母親說：「所以你當謹慎，清酒濃酒都不可喝，一切不潔之物也不可吃。」（</w:t>
-      </w:r>
-      <w:hyperlink r:id="rId77">
-        <w:r>
-          <w:rPr>
-            <w:lang w:val="zh_TW" w:bidi="zh_TW"/>
-          </w:rPr>
-          <w:rPr>
-            <w:color w:val="0000EE"/>
-            <w:u w:val="single"/>
-          </w:rPr>
-          <w:t>士13:4</w:t>
-        </w:r>
-      </w:hyperlink>
-      <w:r>
-        <w:rPr>
-          <w:lang w:val="zh_TW" w:bidi="zh_TW"/>
-        </w:rPr>
-        <w:t>）。在之後的一個世紀，以色列人與非利士人的爭戰期間（約公元前1041年），掃羅王的軍兵因沒有遵守牲畜放血的規條而犯罪（</w:t>
-      </w:r>
-      <w:hyperlink r:id="rId78">
-        <w:r>
-          <w:rPr>
-            <w:lang w:val="zh_TW" w:bidi="zh_TW"/>
-          </w:rPr>
-          <w:rPr>
-            <w:color w:val="0000EE"/>
-            <w:u w:val="single"/>
-          </w:rPr>
-          <w:t>撒上14:32–34</w:t>
-        </w:r>
-      </w:hyperlink>
-      <w:r>
-        <w:rPr>
-          <w:lang w:val="zh_TW" w:bidi="zh_TW"/>
-        </w:rPr>
-        <w:t>）。</w:t>
-      </w:r>
-    </w:p>
-    <w:p>
-      <w:pPr/>
-      <w:r>
-        <w:rPr>
-          <w:lang w:val="zh_TW" w:bidi="zh_TW"/>
-        </w:rPr>
-      </w:r>
-      <w:r>
-        <w:rPr>
-          <w:lang w:val="zh_TW" w:bidi="zh_TW"/>
-        </w:rPr>
-        <w:t>後來，以色列人被擄到異邦，食物的選擇與預備方式可能使他們成為不潔（</w:t>
-      </w:r>
-      <w:hyperlink r:id="rId79">
-        <w:r>
-          <w:rPr>
-            <w:lang w:val="zh_TW" w:bidi="zh_TW"/>
-          </w:rPr>
-          <w:rPr>
-            <w:color w:val="0000EE"/>
-            <w:u w:val="single"/>
-          </w:rPr>
-          <w:t>結4:12–14</w:t>
-        </w:r>
-      </w:hyperlink>
-      <w:r>
-        <w:rPr>
-          <w:lang w:val="zh_TW" w:bidi="zh_TW"/>
-        </w:rPr>
-        <w:t>）。但以理在尼布甲尼撒的巴比倫宮廷裡（公元前605年），拒絕吃異教珍饈，以免玷污自己，顯明他對神的忠心（</w:t>
-      </w:r>
-      <w:hyperlink r:id="rId80">
-        <w:r>
-          <w:rPr>
-            <w:lang w:val="zh_TW" w:bidi="zh_TW"/>
-          </w:rPr>
-          <w:rPr>
-            <w:color w:val="0000EE"/>
-            <w:u w:val="single"/>
-          </w:rPr>
-          <w:t>但1:8</w:t>
-        </w:r>
-      </w:hyperlink>
-      <w:r>
-        <w:rPr>
-          <w:lang w:val="zh_TW" w:bidi="zh_TW"/>
-        </w:rPr>
-        <w:t>）。</w:t>
-      </w:r>
-    </w:p>
-    <w:p>
-      <w:pPr/>
-      <w:r>
-        <w:rPr>
-          <w:lang w:val="zh_TW" w:bidi="zh_TW"/>
-        </w:rPr>
-      </w:r>
-      <w:r>
-        <w:rPr>
-          <w:lang w:val="zh_TW" w:bidi="zh_TW"/>
-        </w:rPr>
-        <w:t>自先知以賽亞的時代（公元前740年）起，以色列人最厭惡的食物就是豬肉（</w:t>
-      </w:r>
-      <w:hyperlink r:id="rId81">
-        <w:r>
-          <w:rPr>
-            <w:lang w:val="zh_TW" w:bidi="zh_TW"/>
-          </w:rPr>
-          <w:rPr>
-            <w:color w:val="0000EE"/>
-            <w:u w:val="single"/>
-          </w:rPr>
-          <w:t>賽65:4，</w:t>
-        </w:r>
-      </w:hyperlink>
-      <w:hyperlink r:id="rId82">
-        <w:r>
-          <w:rPr>
-            <w:lang w:val="zh_TW" w:bidi="zh_TW"/>
-          </w:rPr>
-          <w:rPr>
-            <w:color w:val="0000EE"/>
-            <w:u w:val="single"/>
-          </w:rPr>
-          <w:t>66:3、17</w:t>
-        </w:r>
-      </w:hyperlink>
-      <w:r>
-        <w:rPr>
-          <w:lang w:val="zh_TW" w:bidi="zh_TW"/>
-        </w:rPr>
-        <w:t>）。在馬加比時期，「那行毀壞可憎的」其中一項，就是異教君王安提阿古·伊比凡尼（Antiochus Epiphanes）在耶路撒冷聖殿祭壇上獻豬為祭，猶太英雄猶大‧馬加比（Judas Maccabeus）和追隨者為了抵抗這事，不惜犧牲性命（</w:t>
-      </w:r>
-      <w:hyperlink r:id="rId83">
-        <w:r>
-          <w:rPr>
-            <w:lang w:val="zh_TW" w:bidi="zh_TW"/>
-          </w:rPr>
-          <w:rPr>
-            <w:color w:val="0000EE"/>
-            <w:u w:val="single"/>
-          </w:rPr>
-          <w:t>馬加比一書1:54、62–63；</w:t>
-        </w:r>
-      </w:hyperlink>
-      <w:hyperlink r:id="rId84">
-        <w:r>
-          <w:rPr>
-            <w:lang w:val="zh_TW" w:bidi="zh_TW"/>
-          </w:rPr>
-          <w:rPr>
-            <w:color w:val="0000EE"/>
-            <w:u w:val="single"/>
-          </w:rPr>
-          <w:t>馬加比二書6:5，</w:t>
-        </w:r>
-      </w:hyperlink>
-      <w:hyperlink r:id="rId85">
-        <w:r>
-          <w:rPr>
-            <w:lang w:val="zh_TW" w:bidi="zh_TW"/>
-          </w:rPr>
-          <w:rPr>
-            <w:color w:val="0000EE"/>
-            <w:u w:val="single"/>
-          </w:rPr>
-          <w:t>7:1</w:t>
-        </w:r>
-      </w:hyperlink>
-      <w:r>
-        <w:rPr>
-          <w:lang w:val="zh_TW" w:bidi="zh_TW"/>
-        </w:rPr>
-        <w:t>）。</w:t>
-      </w:r>
-    </w:p>
-    <w:p>
-      <w:pPr>
-        <w:pStyle w:val="Heading3"/>
-      </w:pPr>
-      <w:r>
-        <w:rPr>
-          <w:lang w:val="zh_TW" w:bidi="zh_TW"/>
-        </w:rPr>
-        <w:t>象徵意義</w:t>
-      </w:r>
-    </w:p>
-    <w:p>
-      <w:pPr/>
-      <w:r>
-        <w:rPr>
-          <w:lang w:val="zh_TW" w:bidi="zh_TW"/>
-        </w:rPr>
-      </w:r>
-      <w:r>
-        <w:rPr>
-          <w:lang w:val="zh_TW" w:bidi="zh_TW"/>
-        </w:rPr>
-        <w:t>有些食物因其象徵意義而被禁止。神吩咐不可吃血：「只是你要心意堅定，不可吃血，因為血是生命；不可將血與肉同吃。」（</w:t>
-      </w:r>
-      <w:hyperlink r:id="rId86">
-        <w:r>
-          <w:rPr>
-            <w:lang w:val="zh_TW" w:bidi="zh_TW"/>
-          </w:rPr>
-          <w:rPr>
-            <w:color w:val="0000EE"/>
-            <w:u w:val="single"/>
-          </w:rPr>
-          <w:t>申12:23</w:t>
-        </w:r>
-      </w:hyperlink>
-      <w:r>
-        <w:rPr>
-          <w:lang w:val="zh_TW" w:bidi="zh_TW"/>
-        </w:rPr>
-        <w:t>）血有禮儀上的作用，用於神的祭壇上贖罪，因此不可吃（</w:t>
-      </w:r>
-      <w:hyperlink r:id="rId87">
-        <w:r>
-          <w:rPr>
-            <w:lang w:val="zh_TW" w:bidi="zh_TW"/>
-          </w:rPr>
-          <w:rPr>
-            <w:color w:val="0000EE"/>
-            <w:u w:val="single"/>
-          </w:rPr>
-          <w:t>利17:11–12</w:t>
-        </w:r>
-      </w:hyperlink>
-      <w:r>
-        <w:rPr>
-          <w:lang w:val="zh_TW" w:bidi="zh_TW"/>
-        </w:rPr>
-        <w:t>）。新約聖經的作者認出舊約聖經中獻祭的血是一種「預表」，代表基督在十字架上為罪所流的寶血（</w:t>
-      </w:r>
-      <w:hyperlink r:id="rId88">
-        <w:r>
-          <w:rPr>
-            <w:lang w:val="zh_TW" w:bidi="zh_TW"/>
-          </w:rPr>
-          <w:rPr>
-            <w:color w:val="0000EE"/>
-            <w:u w:val="single"/>
-          </w:rPr>
-          <w:t>來10:1、4、12</w:t>
-        </w:r>
-      </w:hyperlink>
-      <w:r>
-        <w:rPr>
-          <w:lang w:val="zh_TW" w:bidi="zh_TW"/>
-        </w:rPr>
-        <w:t>；</w:t>
-      </w:r>
-      <w:hyperlink r:id="rId89">
-        <w:r>
-          <w:rPr>
-            <w:lang w:val="zh_TW" w:bidi="zh_TW"/>
-          </w:rPr>
-          <w:rPr>
-            <w:color w:val="0000EE"/>
-            <w:u w:val="single"/>
-          </w:rPr>
-          <w:t>彼前1:18–19</w:t>
-        </w:r>
-      </w:hyperlink>
-      <w:r>
-        <w:rPr>
-          <w:lang w:val="zh_TW" w:bidi="zh_TW"/>
-        </w:rPr>
-        <w:t>）。出於對母體生命的尊重，律法規定若遇見鳥窩，可以取走蛋或雛鳥，但不可取去母鳥（</w:t>
-      </w:r>
-      <w:hyperlink r:id="rId90">
-        <w:r>
-          <w:rPr>
-            <w:lang w:val="zh_TW" w:bidi="zh_TW"/>
-          </w:rPr>
-          <w:rPr>
-            <w:color w:val="0000EE"/>
-            <w:u w:val="single"/>
-          </w:rPr>
-          <w:t>申22:6–7</w:t>
-        </w:r>
-      </w:hyperlink>
-      <w:r>
-        <w:rPr>
-          <w:lang w:val="zh_TW" w:bidi="zh_TW"/>
-        </w:rPr>
-        <w:t>）。維護脆弱的曠野生態環境，可能是其中一個原因。</w:t>
-      </w:r>
-    </w:p>
-    <w:p>
-      <w:pPr>
-        <w:pStyle w:val="Heading3"/>
-      </w:pPr>
-      <w:r>
-        <w:rPr>
-          <w:lang w:val="zh_TW" w:bidi="zh_TW"/>
-        </w:rPr>
-        <w:t>教會的反應</w:t>
-      </w:r>
-    </w:p>
-    <w:p>
-      <w:pPr/>
-      <w:r>
-        <w:rPr>
-          <w:lang w:val="zh_TW" w:bidi="zh_TW"/>
-        </w:rPr>
-      </w:r>
-      <w:r>
-        <w:rPr>
-          <w:lang w:val="zh_TW" w:bidi="zh_TW"/>
-        </w:rPr>
-        <w:t>起初，早期的教會因其猶太背景，難以擺脫猶太人的飲食傳統。使徒彼得曾三次見異象，被教導不可再稱外邦的食物或吃這些食物的外邦人為「不潔淨」（</w:t>
-      </w:r>
-      <w:hyperlink r:id="rId91">
-        <w:r>
-          <w:rPr>
-            <w:lang w:val="zh_TW" w:bidi="zh_TW"/>
-          </w:rPr>
-          <w:rPr>
-            <w:color w:val="0000EE"/>
-            <w:u w:val="single"/>
-          </w:rPr>
-          <w:t>徒10:9–16，</w:t>
-        </w:r>
-      </w:hyperlink>
-      <w:hyperlink r:id="rId92">
-        <w:r>
-          <w:rPr>
-            <w:lang w:val="zh_TW" w:bidi="zh_TW"/>
-          </w:rPr>
-          <w:rPr>
-            <w:color w:val="0000EE"/>
-            <w:u w:val="single"/>
-          </w:rPr>
-          <w:t>11:1–10</w:t>
-        </w:r>
-      </w:hyperlink>
-      <w:r>
-        <w:rPr>
-          <w:lang w:val="zh_TW" w:bidi="zh_TW"/>
-        </w:rPr>
-        <w:t>）。後來，耶路撒冷大會正式決議，教會不必遵守摩西的禮儀條例，惟獨外邦基督徒應當禁戒「偶像的污穢和姦淫，並勒死的牲畜和血」（</w:t>
-      </w:r>
-      <w:hyperlink r:id="rId93">
-        <w:r>
-          <w:rPr>
-            <w:lang w:val="zh_TW" w:bidi="zh_TW"/>
-          </w:rPr>
-          <w:rPr>
-            <w:color w:val="0000EE"/>
-            <w:u w:val="single"/>
-          </w:rPr>
-          <w:t>徒15:20</w:t>
-        </w:r>
-      </w:hyperlink>
-      <w:r>
-        <w:rPr>
-          <w:lang w:val="zh_TW" w:bidi="zh_TW"/>
-        </w:rPr>
-        <w:t>），免得使猶太基督徒跌倒。這就是新約聖經教導的應用，叫人們要體恤良心軟弱的人。「不可因食物毀壞神的工程。凡物固然潔淨，但有人因食物叫人跌倒，就是他的罪了......若有疑心而吃的，就必有罪，因為他吃不是出於信心。凡不出於信心的都是罪。」（</w:t>
-      </w:r>
-      <w:hyperlink r:id="rId94">
-        <w:r>
-          <w:rPr>
-            <w:lang w:val="zh_TW" w:bidi="zh_TW"/>
-          </w:rPr>
-          <w:rPr>
-            <w:color w:val="0000EE"/>
-            <w:u w:val="single"/>
-          </w:rPr>
-          <w:t>羅14:20、23</w:t>
-        </w:r>
-      </w:hyperlink>
-      <w:r>
-        <w:rPr>
-          <w:lang w:val="zh_TW" w:bidi="zh_TW"/>
-        </w:rPr>
-        <w:t>）。</w:t>
-      </w:r>
-    </w:p>
-    <w:p>
-      <w:pPr/>
-      <w:r>
-        <w:rPr>
-          <w:lang w:val="zh_TW" w:bidi="zh_TW"/>
-        </w:rPr>
-      </w:r>
-      <w:r>
-        <w:rPr>
-          <w:lang w:val="zh_TW" w:bidi="zh_TW"/>
-        </w:rPr>
-        <w:t>因著舊約聖經中的應許，猶太飲食律例對基督徒具有特別的意義。神先向亞伯拉罕應許，並在舊約聖經中不斷重申或影射，神也把外邦人包括在祂的約中。神藉著保護以色列百姓的健康，使他們能延續為一個民族。根據新約聖經，猶太人和外邦人的救恩，都是由作為猶太人的基督所成就的。神保護這個民族，使祂的應許得以實現。因此，飲食律例不應視為律法沉重的限制，而是神完成救贖計劃的一部分。</w:t>
-      </w:r>
-    </w:p>
-    <w:p>
-      <w:pPr/>
-      <w:r>
-        <w:rPr>
-          <w:lang w:val="zh_TW" w:bidi="zh_TW"/>
-        </w:rPr>
-      </w:r>
-      <w:r>
-        <w:rPr>
-          <w:i/>
-          <w:lang w:val="zh_TW" w:bidi="zh_TW"/>
-        </w:rPr>
-        <w:t>另見</w:t>
-      </w:r>
-      <w:r>
-        <w:rPr>
-          <w:lang w:val="zh_TW" w:bidi="zh_TW"/>
-        </w:rPr>
-        <w:t xml:space="preserve"> </w:t>
-      </w:r>
-      <w:r>
-        <w:rPr>
-          <w:lang w:val="zh_TW" w:bidi="zh_TW"/>
-        </w:rPr>
-        <w:t>關於潔淨與不潔淨的條例</w:t>
-      </w:r>
-      <w:r>
-        <w:rPr>
-          <w:lang w:val="zh_TW" w:bidi="zh_TW"/>
-        </w:rPr>
-        <w:t>；</w:t>
-      </w:r>
-      <w:r>
-        <w:rPr>
-          <w:lang w:val="zh_TW" w:bidi="zh_TW"/>
-        </w:rPr>
-        <w:t>利未記</w:t>
+        <w:t>聖殿</w:t>
       </w:r>
       <w:r>
         <w:rPr>

--- a/zht/docx/139.content.docx
+++ b/zht/docx/139.content.docx
@@ -19,7 +19,7 @@
         <w:rPr>
           <w:lang w:val="zh_TW" w:bidi="zh_TW"/>
         </w:rPr>
-        <w:t>Resource: 聖經詞典 (Tyndale)</w:t>
+        <w:t>Resource: Tyndale Open Bible Dictionary</w:t>
       </w:r>
       <w:r>
         <w:rPr>
@@ -112,7 +112,7 @@
         <w:rPr>
           <w:lang w:val="zh_TW" w:bidi="zh_TW"/>
         </w:rPr>
-        <w:t>聖經詞典 (Tyndale)</w:t>
+        <w:t>Tyndale Open Bible Dictionary</w:t>
       </w:r>
     </w:p>
     <w:p>
@@ -149,7 +149,7 @@
         <w:rPr>
           <w:lang w:val="zh_TW" w:bidi="zh_TW"/>
         </w:rPr>
-        <w:t>wai</w:t>
+        <w:t>tie</w:t>
       </w:r>
       <w:r>
         <w:rPr>
@@ -212,7 +212,7 @@
         <w:rPr>
           <w:lang w:val="zh_TW" w:bidi="zh_TW"/>
         </w:rPr>
-        <w:t>外邦人院</w:t>
+        <w:t>帖撒羅尼迦後書</w:t>
       </w:r>
       <w:r>
         <w:rPr>
@@ -231,7 +231,7 @@
         <w:rPr>
           <w:lang w:val="zh_TW" w:bidi="zh_TW"/>
         </w:rPr>
-        <w:t>外邦人院是希律王建造的耶路撒冷聖殿中最大的外圍區域。這個庭院呈長方形，但四邊不完全均勻，北端比南端更寬。猶太人和非猶太人（外邦人）都可以進入這個區域。</w:t>
+        <w:t>保羅寫給帖撒羅尼迦教會的第二封信。</w:t>
       </w:r>
     </w:p>
     <w:p>
@@ -245,61 +245,90 @@
         <w:rPr>
           <w:lang w:val="zh_TW" w:bidi="zh_TW"/>
         </w:rPr>
-        <w:t>在這個庭院內，商販出售用於聖殿獻祭的動物，兌換銀錢的人則幫助訪客將硬幣兌換成適合使用的貨幣。庭院內有一道隔牆，上面有警告標誌，禁止外邦人進入聖殿的內部區域。耶穌曾在這裡驅趕那些濫用聖殿做買賣的人和兌換銀錢的人（</w:t>
-      </w:r>
-      <w:hyperlink r:id="rId13">
-        <w:r>
-          <w:rPr>
-            <w:lang w:val="zh_TW" w:bidi="zh_TW"/>
-          </w:rPr>
-          <w:rPr>
-            <w:color w:val="0000EE"/>
-            <w:u w:val="single"/>
-          </w:rPr>
-          <w:t>太21:12–13</w:t>
-        </w:r>
-      </w:hyperlink>
-      <w:r>
-        <w:rPr>
-          <w:lang w:val="zh_TW" w:bidi="zh_TW"/>
-        </w:rPr>
-        <w:t>；</w:t>
-      </w:r>
-      <w:hyperlink r:id="rId14">
-        <w:r>
-          <w:rPr>
-            <w:lang w:val="zh_TW" w:bidi="zh_TW"/>
-          </w:rPr>
-          <w:rPr>
-            <w:color w:val="0000EE"/>
-            <w:u w:val="single"/>
-          </w:rPr>
-          <w:t>可11:15–18</w:t>
-        </w:r>
-      </w:hyperlink>
-      <w:r>
-        <w:rPr>
-          <w:lang w:val="zh_TW" w:bidi="zh_TW"/>
-        </w:rPr>
-        <w:t>；</w:t>
-      </w:r>
-      <w:hyperlink r:id="rId15">
-        <w:r>
-          <w:rPr>
-            <w:lang w:val="zh_TW" w:bidi="zh_TW"/>
-          </w:rPr>
-          <w:rPr>
-            <w:color w:val="0000EE"/>
-            <w:u w:val="single"/>
-          </w:rPr>
-          <w:t>約2:14–16</w:t>
-        </w:r>
-      </w:hyperlink>
-      <w:r>
-        <w:rPr>
-          <w:lang w:val="zh_TW" w:bidi="zh_TW"/>
-        </w:rPr>
-        <w:t>）。</w:t>
+        <w:t>概述</w:t>
+      </w:r>
+    </w:p>
+    <w:p>
+      <w:pPr>
+        <w:pStyle w:val="ListBullet"/>
+        <w:spacing w:line="240" w:lineRule="auto"/>
+        <w:ind w:left="720"/>
+      </w:pPr>
+      <w:r>
+        <w:rPr>
+          <w:lang w:val="zh_TW" w:bidi="zh_TW"/>
+        </w:rPr>
+      </w:r>
+      <w:r>
+        <w:rPr>
+          <w:lang w:val="zh_TW" w:bidi="zh_TW"/>
+        </w:rPr>
+        <w:t>作者</w:t>
+      </w:r>
+    </w:p>
+    <w:p>
+      <w:pPr>
+        <w:pStyle w:val="ListBullet"/>
+        <w:spacing w:line="240" w:lineRule="auto"/>
+        <w:ind w:left="720"/>
+      </w:pPr>
+      <w:r>
+        <w:rPr>
+          <w:lang w:val="zh_TW" w:bidi="zh_TW"/>
+        </w:rPr>
+      </w:r>
+      <w:r>
+        <w:rPr>
+          <w:lang w:val="zh_TW" w:bidi="zh_TW"/>
+        </w:rPr>
+        <w:t>日期、起源與寫作對象</w:t>
+      </w:r>
+    </w:p>
+    <w:p>
+      <w:pPr>
+        <w:pStyle w:val="ListBullet"/>
+        <w:spacing w:line="240" w:lineRule="auto"/>
+        <w:ind w:left="720"/>
+      </w:pPr>
+      <w:r>
+        <w:rPr>
+          <w:lang w:val="zh_TW" w:bidi="zh_TW"/>
+        </w:rPr>
+      </w:r>
+      <w:r>
+        <w:rPr>
+          <w:lang w:val="zh_TW" w:bidi="zh_TW"/>
+        </w:rPr>
+        <w:t>目的</w:t>
+      </w:r>
+    </w:p>
+    <w:p>
+      <w:pPr>
+        <w:pStyle w:val="ListBullet"/>
+        <w:spacing w:line="240" w:lineRule="auto"/>
+        <w:ind w:left="720"/>
+      </w:pPr>
+      <w:r>
+        <w:rPr>
+          <w:lang w:val="zh_TW" w:bidi="zh_TW"/>
+        </w:rPr>
+      </w:r>
+      <w:r>
+        <w:rPr>
+          <w:lang w:val="zh_TW" w:bidi="zh_TW"/>
+        </w:rPr>
+        <w:t>內容</w:t>
+      </w:r>
+    </w:p>
+    <w:p>
+      <w:pPr>
+        <w:pStyle w:val="Heading3"/>
+      </w:pPr>
+      <w:r>
+        <w:rPr>
+          <w:lang w:val="zh_TW" w:bidi="zh_TW"/>
+        </w:rPr>
+        <w:t>作者簡介</w:t>
       </w:r>
     </w:p>
     <w:p>
@@ -311,6 +340,1409 @@
       </w:r>
       <w:r>
         <w:rPr>
+          <w:lang w:val="zh_TW" w:bidi="zh_TW"/>
+        </w:rPr>
+        <w:t>與帖撒羅尼迦前書一樣，這封信以保羅、西拉和提摩太的名字開始；並且像前書一樣，這封信經常使用複數代名詞「我們」和「我們的」，但也有使用單數代名詞「我」（例如</w:t>
+      </w:r>
+      <w:hyperlink r:id="rId13">
+        <w:r>
+          <w:rPr>
+            <w:lang w:val="zh_TW" w:bidi="zh_TW"/>
+          </w:rPr>
+          <w:rPr>
+            <w:color w:val="0000EE"/>
+            <w:u w:val="single"/>
+          </w:rPr>
+          <w:t>帖後2:5</w:t>
+        </w:r>
+      </w:hyperlink>
+      <w:r>
+        <w:rPr>
+          <w:lang w:val="zh_TW" w:bidi="zh_TW"/>
+        </w:rPr>
+        <w:t>）。信的結尾寫道：「</w:t>
+      </w:r>
+      <w:r>
+        <w:rPr>
+          <w:lang w:val="zh_TW" w:bidi="zh_TW"/>
+        </w:rPr>
+        <w:t>我－ 保羅親筆問你們安。凡我的信都以此為記，我的筆跡就是這樣</w:t>
+      </w:r>
+      <w:r>
+        <w:rPr>
+          <w:lang w:val="zh_TW" w:bidi="zh_TW"/>
+        </w:rPr>
+        <w:t>」（</w:t>
+      </w:r>
+      <w:hyperlink r:id="rId14">
+        <w:r>
+          <w:rPr>
+            <w:lang w:val="zh_TW" w:bidi="zh_TW"/>
+          </w:rPr>
+          <w:rPr>
+            <w:color w:val="0000EE"/>
+            <w:u w:val="single"/>
+          </w:rPr>
+          <w:t>3:17</w:t>
+        </w:r>
+      </w:hyperlink>
+      <w:r>
+        <w:rPr>
+          <w:lang w:val="zh_TW" w:bidi="zh_TW"/>
+        </w:rPr>
+        <w:t>）。</w:t>
+      </w:r>
+    </w:p>
+    <w:p>
+      <w:pPr/>
+      <w:r>
+        <w:rPr>
+          <w:lang w:val="zh_TW" w:bidi="zh_TW"/>
+        </w:rPr>
+      </w:r>
+      <w:r>
+        <w:rPr>
+          <w:lang w:val="zh_TW" w:bidi="zh_TW"/>
+        </w:rPr>
+        <w:t>有些學者質疑這封書信是否出自保羅之手，主要原因在於這書關於未來的教導，與帖撒羅尼迦前書的教導有所不同。根據</w:t>
+      </w:r>
+      <w:hyperlink r:id="rId14">
+        <w:r>
+          <w:rPr>
+            <w:lang w:val="zh_TW" w:bidi="zh_TW"/>
+          </w:rPr>
+          <w:rPr>
+            <w:color w:val="0000EE"/>
+            <w:u w:val="single"/>
+          </w:rPr>
+          <w:t>帖撒羅尼迦後書三章17節</w:t>
+        </w:r>
+      </w:hyperlink>
+      <w:r>
+        <w:rPr>
+          <w:lang w:val="zh_TW" w:bidi="zh_TW"/>
+        </w:rPr>
+        <w:t>的說法，第一封信必須被視為偽造。然而，事實並非如此，早期教會從未質疑這兩封信是否出由保羅所寫。</w:t>
+      </w:r>
+    </w:p>
+    <w:p>
+      <w:pPr>
+        <w:pStyle w:val="Heading3"/>
+      </w:pPr>
+      <w:r>
+        <w:rPr>
+          <w:lang w:val="zh_TW" w:bidi="zh_TW"/>
+        </w:rPr>
+        <w:t>日期、起源與寫作對象</w:t>
+      </w:r>
+    </w:p>
+    <w:p>
+      <w:pPr/>
+      <w:r>
+        <w:rPr>
+          <w:lang w:val="zh_TW" w:bidi="zh_TW"/>
+        </w:rPr>
+      </w:r>
+      <w:r>
+        <w:rPr>
+          <w:lang w:val="zh_TW" w:bidi="zh_TW"/>
+        </w:rPr>
+        <w:t>與帖撒羅尼迦前書相同，這封信的第一節便說這是寫給「帖撒羅尼迦的教會」。與前書不同的是，這封信沒有提供關於保羅和他同工行蹤的個人細節。因此，沒有直接證據確定這封信的成書日期和地點。</w:t>
+      </w:r>
+    </w:p>
+    <w:p>
+      <w:pPr/>
+      <w:r>
+        <w:rPr>
+          <w:lang w:val="zh_TW" w:bidi="zh_TW"/>
+        </w:rPr>
+      </w:r>
+      <w:r>
+        <w:rPr>
+          <w:lang w:val="zh_TW" w:bidi="zh_TW"/>
+        </w:rPr>
+        <w:t>由於這封書的教導與帖撒羅尼迦前書不同，因此有人質疑此信是否為保羅所寫，並且提出了幾種有關日期和寫作對象的推測：</w:t>
+      </w:r>
+    </w:p>
+    <w:p>
+      <w:pPr>
+        <w:pStyle w:val="ListNumber"/>
+        <w:numPr>
+          <w:ilvl w:val="0"/>
+          <w:numId w:val="14"/>
+        </w:numPr>
+        <w:spacing w:line="240" w:lineRule="auto"/>
+        <w:ind w:left="720"/>
+      </w:pPr>
+      <w:r>
+        <w:rPr>
+          <w:lang w:val="zh_TW" w:bidi="zh_TW"/>
+        </w:rPr>
+      </w:r>
+      <w:r>
+        <w:rPr>
+          <w:lang w:val="zh_TW" w:bidi="zh_TW"/>
+        </w:rPr>
+        <w:t>這封信是在帖撒羅尼迦前書寫成許久之後才寫的。然而，這種可能性不大，因為西拉和提摩太仍然與保羅同在。</w:t>
+      </w:r>
+    </w:p>
+    <w:p>
+      <w:pPr>
+        <w:pStyle w:val="ListNumber"/>
+        <w:spacing w:line="240" w:lineRule="auto"/>
+        <w:ind w:left="720"/>
+      </w:pPr>
+      <w:r>
+        <w:rPr>
+          <w:lang w:val="zh_TW" w:bidi="zh_TW"/>
+        </w:rPr>
+      </w:r>
+      <w:r>
+        <w:rPr>
+          <w:lang w:val="zh_TW" w:bidi="zh_TW"/>
+        </w:rPr>
+        <w:t>這封信的寫作時間早於帖撒羅尼迦前書。然而，</w:t>
+      </w:r>
+      <w:hyperlink r:id="rId15">
+        <w:r>
+          <w:rPr>
+            <w:lang w:val="zh_TW" w:bidi="zh_TW"/>
+          </w:rPr>
+          <w:rPr>
+            <w:color w:val="0000EE"/>
+            <w:u w:val="single"/>
+          </w:rPr>
+          <w:t>二章15節</w:t>
+        </w:r>
+      </w:hyperlink>
+      <w:r>
+        <w:rPr>
+          <w:lang w:val="zh_TW" w:bidi="zh_TW"/>
+        </w:rPr>
+        <w:t>提到一封先前寫給帖撒羅尼迦的信。而且，從第二世紀開始，早期教會確實稱這封信為帖撒羅尼迦後書。</w:t>
+      </w:r>
+    </w:p>
+    <w:p>
+      <w:pPr>
+        <w:pStyle w:val="ListNumber"/>
+        <w:spacing w:line="240" w:lineRule="auto"/>
+        <w:ind w:left="720"/>
+      </w:pPr>
+      <w:r>
+        <w:rPr>
+          <w:lang w:val="zh_TW" w:bidi="zh_TW"/>
+        </w:rPr>
+      </w:r>
+      <w:r>
+        <w:rPr>
+          <w:lang w:val="zh_TW" w:bidi="zh_TW"/>
+        </w:rPr>
+        <w:t>這封信的寫作對象是帖撒羅尼迦的猶太基督徒，而帖撒羅尼迦前書則是寫給外邦基督徒的。然而，這種說法極不可能，因為這位使徒一向十分重視基督徒在同一地區應當合一（例如</w:t>
+      </w:r>
+      <w:hyperlink r:id="rId16">
+        <w:r>
+          <w:rPr>
+            <w:lang w:val="zh_TW" w:bidi="zh_TW"/>
+          </w:rPr>
+          <w:rPr>
+            <w:color w:val="0000EE"/>
+            <w:u w:val="single"/>
+          </w:rPr>
+          <w:t>林前1–3</w:t>
+        </w:r>
+      </w:hyperlink>
+      <w:r>
+        <w:rPr>
+          <w:lang w:val="zh_TW" w:bidi="zh_TW"/>
+        </w:rPr>
+        <w:t>），並特別重視猶太信徒與外邦信徒的合一（見</w:t>
+      </w:r>
+      <w:hyperlink r:id="rId17">
+        <w:r>
+          <w:rPr>
+            <w:lang w:val="zh_TW" w:bidi="zh_TW"/>
+          </w:rPr>
+          <w:rPr>
+            <w:color w:val="0000EE"/>
+            <w:u w:val="single"/>
+          </w:rPr>
+          <w:t>弗2:11–22</w:t>
+        </w:r>
+      </w:hyperlink>
+      <w:r>
+        <w:rPr>
+          <w:lang w:val="zh_TW" w:bidi="zh_TW"/>
+        </w:rPr>
+        <w:t>），所以他不可能這樣做。</w:t>
+      </w:r>
+    </w:p>
+    <w:p>
+      <w:pPr>
+        <w:pStyle w:val="ListNumber"/>
+        <w:spacing w:line="240" w:lineRule="auto"/>
+        <w:ind w:left="720"/>
+      </w:pPr>
+      <w:r>
+        <w:rPr>
+          <w:lang w:val="zh_TW" w:bidi="zh_TW"/>
+        </w:rPr>
+      </w:r>
+      <w:r>
+        <w:rPr>
+          <w:lang w:val="zh_TW" w:bidi="zh_TW"/>
+        </w:rPr>
+        <w:t>這封信是寫給別處的基督徒（庇哩亞和腓立比），後來傳到帖撒羅尼迦的基督徒手中。然而，沒有任何證據顯示這封信最初是寫給其它地方的基督徒，而非帖撒羅尼迦的信徒。</w:t>
+      </w:r>
+    </w:p>
+    <w:p>
+      <w:pPr/>
+      <w:r>
+        <w:rPr>
+          <w:lang w:val="zh_TW" w:bidi="zh_TW"/>
+        </w:rPr>
+      </w:r>
+      <w:r>
+        <w:rPr>
+          <w:lang w:val="zh_TW" w:bidi="zh_TW"/>
+        </w:rPr>
+        <w:t>寫這封信時，</w:t>
+      </w:r>
+      <w:r>
+        <w:rPr>
+          <w:lang w:val="zh_TW" w:bidi="zh_TW"/>
+        </w:rPr>
+        <w:t>保羅身邊的同工與寫帖撒羅尼迦前書時相同</w:t>
+      </w:r>
+      <w:r>
+        <w:rPr>
+          <w:lang w:val="zh_TW" w:bidi="zh_TW"/>
+        </w:rPr>
+        <w:t>（</w:t>
+      </w:r>
+      <w:hyperlink r:id="rId18">
+        <w:r>
+          <w:rPr>
+            <w:lang w:val="zh_TW" w:bidi="zh_TW"/>
+          </w:rPr>
+          <w:rPr>
+            <w:color w:val="0000EE"/>
+            <w:u w:val="single"/>
+          </w:rPr>
+          <w:t>帖後1:1</w:t>
+        </w:r>
+      </w:hyperlink>
+      <w:r>
+        <w:rPr>
+          <w:lang w:val="zh_TW" w:bidi="zh_TW"/>
+        </w:rPr>
+        <w:t>）。</w:t>
+      </w:r>
+      <w:r>
+        <w:rPr>
+          <w:lang w:val="zh_TW" w:bidi="zh_TW"/>
+        </w:rPr>
+        <w:t>這表明，保羅在寫完前書後不久，聽到了帖撒羅尼迦基督徒面臨的新問題，出於對他們的關心，就寫了這第二封信。</w:t>
+      </w:r>
+    </w:p>
+    <w:p>
+      <w:pPr>
+        <w:pStyle w:val="Heading3"/>
+      </w:pPr>
+      <w:r>
+        <w:rPr>
+          <w:lang w:val="zh_TW" w:bidi="zh_TW"/>
+        </w:rPr>
+        <w:t>目的</w:t>
+      </w:r>
+    </w:p>
+    <w:p>
+      <w:pPr/>
+      <w:r>
+        <w:rPr>
+          <w:lang w:val="zh_TW" w:bidi="zh_TW"/>
+        </w:rPr>
+      </w:r>
+      <w:r>
+        <w:rPr>
+          <w:lang w:val="zh_TW" w:bidi="zh_TW"/>
+        </w:rPr>
+        <w:t>使徒保羅寫這封信時，心中有三個主要的關注。</w:t>
+      </w:r>
+    </w:p>
+    <w:p>
+      <w:pPr/>
+      <w:r>
+        <w:rPr>
+          <w:lang w:val="zh_TW" w:bidi="zh_TW"/>
+        </w:rPr>
+      </w:r>
+      <w:r>
+        <w:rPr>
+          <w:lang w:val="zh_TW" w:bidi="zh_TW"/>
+        </w:rPr>
+        <w:t>首先，與他所有書信一樣，他希望鼓勵讀者在信仰上站立得穩（</w:t>
+      </w:r>
+      <w:hyperlink r:id="rId15">
+        <w:r>
+          <w:rPr>
+            <w:lang w:val="zh_TW" w:bidi="zh_TW"/>
+          </w:rPr>
+          <w:rPr>
+            <w:color w:val="0000EE"/>
+            <w:u w:val="single"/>
+          </w:rPr>
+          <w:t>2:15）</w:t>
+        </w:r>
+      </w:hyperlink>
+      <w:r>
+        <w:rPr>
+          <w:lang w:val="zh_TW" w:bidi="zh_TW"/>
+        </w:rPr>
+        <w:t>。他感謝神在他們生命中的工作（</w:t>
+      </w:r>
+      <w:hyperlink r:id="rId19">
+        <w:r>
+          <w:rPr>
+            <w:lang w:val="zh_TW" w:bidi="zh_TW"/>
+          </w:rPr>
+          <w:rPr>
+            <w:color w:val="0000EE"/>
+            <w:u w:val="single"/>
+          </w:rPr>
+          <w:t>1:3，</w:t>
+        </w:r>
+      </w:hyperlink>
+      <w:hyperlink r:id="rId20">
+        <w:r>
+          <w:rPr>
+            <w:lang w:val="zh_TW" w:bidi="zh_TW"/>
+          </w:rPr>
+          <w:rPr>
+            <w:color w:val="0000EE"/>
+            <w:u w:val="single"/>
+          </w:rPr>
+          <w:t>2:13</w:t>
+        </w:r>
+      </w:hyperlink>
+      <w:r>
+        <w:rPr>
+          <w:lang w:val="zh_TW" w:bidi="zh_TW"/>
+        </w:rPr>
+        <w:t>），這工作表現在他們的信心、愛心，以及在逼迫中堅忍的態度（</w:t>
+      </w:r>
+      <w:hyperlink r:id="rId21">
+        <w:r>
+          <w:rPr>
+            <w:lang w:val="zh_TW" w:bidi="zh_TW"/>
+          </w:rPr>
+          <w:rPr>
+            <w:color w:val="0000EE"/>
+            <w:u w:val="single"/>
+          </w:rPr>
+          <w:t>1:4</w:t>
+        </w:r>
+      </w:hyperlink>
+      <w:r>
+        <w:rPr>
+          <w:lang w:val="zh_TW" w:bidi="zh_TW"/>
+        </w:rPr>
+        <w:t>）。保羅向他們保證，神終將施行公義審判。信徒的責任是以生命榮耀耶穌的名；當主再來時，衪將在忠心的子民中得榮耀（</w:t>
+      </w:r>
+      <w:hyperlink r:id="rId22">
+        <w:r>
+          <w:rPr>
+            <w:lang w:val="zh_TW" w:bidi="zh_TW"/>
+          </w:rPr>
+          <w:rPr>
+            <w:color w:val="0000EE"/>
+            <w:u w:val="single"/>
+          </w:rPr>
+          <w:t>5–12</w:t>
+        </w:r>
+      </w:hyperlink>
+      <w:r>
+        <w:rPr>
+          <w:lang w:val="zh_TW" w:bidi="zh_TW"/>
+        </w:rPr>
+        <w:t>節）。</w:t>
+      </w:r>
+    </w:p>
+    <w:p>
+      <w:pPr/>
+      <w:r>
+        <w:rPr>
+          <w:lang w:val="zh_TW" w:bidi="zh_TW"/>
+        </w:rPr>
+      </w:r>
+      <w:r>
+        <w:rPr>
+          <w:lang w:val="zh_TW" w:bidi="zh_TW"/>
+        </w:rPr>
+        <w:t>其次，教會中流傳著錯誤的教導，甚至有人假冒保羅的名義，宣稱</w:t>
+      </w:r>
+      <w:r>
+        <w:rPr>
+          <w:lang w:val="zh_TW" w:bidi="zh_TW"/>
+        </w:rPr>
+        <w:t>主的日子現在到了</w:t>
+      </w:r>
+      <w:r>
+        <w:rPr>
+          <w:lang w:val="zh_TW" w:bidi="zh_TW"/>
+        </w:rPr>
+        <w:t>（</w:t>
+      </w:r>
+      <w:hyperlink r:id="rId23">
+        <w:r>
+          <w:rPr>
+            <w:lang w:val="zh_TW" w:bidi="zh_TW"/>
+          </w:rPr>
+          <w:rPr>
+            <w:color w:val="0000EE"/>
+            <w:u w:val="single"/>
+          </w:rPr>
+          <w:t>2:2</w:t>
+        </w:r>
+      </w:hyperlink>
+      <w:r>
+        <w:rPr>
+          <w:lang w:val="zh_TW" w:bidi="zh_TW"/>
+        </w:rPr>
+        <w:t>）。這位使徒駁斥這種教導，並指出在基督再來之前必須發生一些特定的事情。他提到，一個被稱為「</w:t>
+      </w:r>
+      <w:r>
+        <w:rPr>
+          <w:lang w:val="zh_TW" w:bidi="zh_TW"/>
+        </w:rPr>
+        <w:t>大罪人</w:t>
+      </w:r>
+      <w:r>
+        <w:rPr>
+          <w:lang w:val="zh_TW" w:bidi="zh_TW"/>
+        </w:rPr>
+        <w:t>」或「</w:t>
+      </w:r>
+      <w:r>
+        <w:rPr>
+          <w:lang w:val="zh_TW" w:bidi="zh_TW"/>
+        </w:rPr>
+        <w:t>沉淪之子</w:t>
+      </w:r>
+      <w:r>
+        <w:rPr>
+          <w:lang w:val="zh_TW" w:bidi="zh_TW"/>
+        </w:rPr>
+        <w:t>」的人將會顯現，這個人將否定一切真正的敬拜，行神蹟奇事，甚至自稱為神。目前，仍有一種力量在抑制牠。然而，到了適當的時候，「大罪人」將被揭露。然後，當主再來時，「大罪人」將被征服和摧毀。這（</w:t>
+      </w:r>
+      <w:hyperlink r:id="rId24">
+        <w:r>
+          <w:rPr>
+            <w:lang w:val="zh_TW" w:bidi="zh_TW"/>
+          </w:rPr>
+          <w:rPr>
+            <w:color w:val="0000EE"/>
+            <w:u w:val="single"/>
+          </w:rPr>
+          <w:t>1–12</w:t>
+        </w:r>
+      </w:hyperlink>
+      <w:r>
+        <w:rPr>
+          <w:lang w:val="zh_TW" w:bidi="zh_TW"/>
+        </w:rPr>
+        <w:t>節）與福音書中關於敵基督的描述類似，牠將假冒基督，以神蹟奇事欺騙人（</w:t>
+      </w:r>
+      <w:hyperlink r:id="rId25">
+        <w:r>
+          <w:rPr>
+            <w:lang w:val="zh_TW" w:bidi="zh_TW"/>
+          </w:rPr>
+          <w:rPr>
+            <w:color w:val="0000EE"/>
+            <w:u w:val="single"/>
+          </w:rPr>
+          <w:t>太24:5、23–26</w:t>
+        </w:r>
+      </w:hyperlink>
+      <w:r>
+        <w:rPr>
+          <w:lang w:val="zh_TW" w:bidi="zh_TW"/>
+        </w:rPr>
+        <w:t>；</w:t>
+      </w:r>
+      <w:hyperlink r:id="rId26">
+        <w:r>
+          <w:rPr>
+            <w:lang w:val="zh_TW" w:bidi="zh_TW"/>
+          </w:rPr>
+          <w:rPr>
+            <w:color w:val="0000EE"/>
+            <w:u w:val="single"/>
+          </w:rPr>
+          <w:t>可13:5–6、20–23</w:t>
+        </w:r>
+      </w:hyperlink>
+      <w:r>
+        <w:rPr>
+          <w:lang w:val="zh_TW" w:bidi="zh_TW"/>
+        </w:rPr>
+        <w:t>）。在帖撒羅尼迦前書中，保羅強調主再來的時間是沒有人知道的，因此信徒必須隨時準備好迎接衪。在這裡，為了反駁主已經再來的觀念，保羅強調基督再來前必然發生的事件。耶穌在講論未來時，也同時強調這兩個方面（</w:t>
+      </w:r>
+      <w:hyperlink r:id="rId27">
+        <w:r>
+          <w:rPr>
+            <w:lang w:val="zh_TW" w:bidi="zh_TW"/>
+          </w:rPr>
+          <w:rPr>
+            <w:color w:val="0000EE"/>
+            <w:u w:val="single"/>
+          </w:rPr>
+          <w:t>太24</w:t>
+        </w:r>
+      </w:hyperlink>
+      <w:r>
+        <w:rPr>
+          <w:lang w:val="zh_TW" w:bidi="zh_TW"/>
+        </w:rPr>
+        <w:t>；</w:t>
+      </w:r>
+      <w:hyperlink r:id="rId28">
+        <w:r>
+          <w:rPr>
+            <w:lang w:val="zh_TW" w:bidi="zh_TW"/>
+          </w:rPr>
+          <w:rPr>
+            <w:color w:val="0000EE"/>
+            <w:u w:val="single"/>
+          </w:rPr>
+          <w:t>可13</w:t>
+        </w:r>
+      </w:hyperlink>
+      <w:r>
+        <w:rPr>
+          <w:lang w:val="zh_TW" w:bidi="zh_TW"/>
+        </w:rPr>
+        <w:t>；</w:t>
+      </w:r>
+      <w:hyperlink r:id="rId29">
+        <w:r>
+          <w:rPr>
+            <w:lang w:val="zh_TW" w:bidi="zh_TW"/>
+          </w:rPr>
+          <w:rPr>
+            <w:color w:val="0000EE"/>
+            <w:u w:val="single"/>
+          </w:rPr>
+          <w:t>路21</w:t>
+        </w:r>
+      </w:hyperlink>
+      <w:r>
+        <w:rPr>
+          <w:lang w:val="zh_TW" w:bidi="zh_TW"/>
+        </w:rPr>
+        <w:t>）。</w:t>
+      </w:r>
+    </w:p>
+    <w:p>
+      <w:pPr/>
+      <w:r>
+        <w:rPr>
+          <w:lang w:val="zh_TW" w:bidi="zh_TW"/>
+        </w:rPr>
+      </w:r>
+      <w:r>
+        <w:rPr>
+          <w:lang w:val="zh_TW" w:bidi="zh_TW"/>
+        </w:rPr>
+        <w:t>最後，基督徒群體中的懶惰問題仍然存在，甚至可能有所加劇（參</w:t>
+      </w:r>
+      <w:hyperlink r:id="rId30">
+        <w:r>
+          <w:rPr>
+            <w:lang w:val="zh_TW" w:bidi="zh_TW"/>
+          </w:rPr>
+          <w:rPr>
+            <w:color w:val="0000EE"/>
+            <w:u w:val="single"/>
+          </w:rPr>
+          <w:t>帖前4:11</w:t>
+        </w:r>
+      </w:hyperlink>
+      <w:r>
+        <w:rPr>
+          <w:lang w:val="zh_TW" w:bidi="zh_TW"/>
+        </w:rPr>
+        <w:t>，</w:t>
+      </w:r>
+      <w:hyperlink r:id="rId31">
+        <w:r>
+          <w:rPr>
+            <w:lang w:val="zh_TW" w:bidi="zh_TW"/>
+          </w:rPr>
+          <w:rPr>
+            <w:color w:val="0000EE"/>
+            <w:u w:val="single"/>
+          </w:rPr>
+          <w:t>5:14</w:t>
+        </w:r>
+      </w:hyperlink>
+      <w:r>
+        <w:rPr>
+          <w:lang w:val="zh_TW" w:bidi="zh_TW"/>
+        </w:rPr>
+        <w:t>）。保羅再次提醒他們，他與同工們的榜樣——他們親自工作賺取生活費，而不是依賴他們的福音對象。保羅提出了一個簡單的原則：「</w:t>
+      </w:r>
+      <w:r>
+        <w:rPr>
+          <w:lang w:val="zh_TW" w:bidi="zh_TW"/>
+        </w:rPr>
+        <w:t>若有人不肯做工，就不可吃飯</w:t>
+      </w:r>
+      <w:r>
+        <w:rPr>
+          <w:lang w:val="zh_TW" w:bidi="zh_TW"/>
+        </w:rPr>
+        <w:t>」（</w:t>
+      </w:r>
+      <w:hyperlink r:id="rId32">
+        <w:r>
+          <w:rPr>
+            <w:lang w:val="zh_TW" w:bidi="zh_TW"/>
+          </w:rPr>
+          <w:rPr>
+            <w:color w:val="0000EE"/>
+            <w:u w:val="single"/>
+          </w:rPr>
+          <w:t>帖後3:10</w:t>
+        </w:r>
+      </w:hyperlink>
+      <w:r>
+        <w:rPr>
+          <w:lang w:val="zh_TW" w:bidi="zh_TW"/>
+        </w:rPr>
+        <w:t>）。</w:t>
+      </w:r>
+    </w:p>
+    <w:p>
+      <w:pPr>
+        <w:pStyle w:val="Heading3"/>
+      </w:pPr>
+      <w:r>
+        <w:rPr>
+          <w:lang w:val="zh_TW" w:bidi="zh_TW"/>
+        </w:rPr>
+        <w:t>內容</w:t>
+      </w:r>
+    </w:p>
+    <w:p>
+      <w:pPr>
+        <w:pStyle w:val="Heading4"/>
+      </w:pPr>
+      <w:r>
+        <w:rPr>
+          <w:lang w:val="zh_TW" w:bidi="zh_TW"/>
+        </w:rPr>
+        <w:t>為他們的基督徒生活感恩（</w:t>
+      </w:r>
+      <w:hyperlink r:id="rId33">
+        <w:r>
+          <w:rPr>
+            <w:lang w:val="zh_TW" w:bidi="zh_TW"/>
+          </w:rPr>
+          <w:rPr>
+            <w:color w:val="0000EE"/>
+            <w:u w:val="single"/>
+          </w:rPr>
+          <w:t>1:3–4</w:t>
+        </w:r>
+      </w:hyperlink>
+      <w:r>
+        <w:rPr>
+          <w:lang w:val="zh_TW" w:bidi="zh_TW"/>
+        </w:rPr>
+        <w:t>）</w:t>
+      </w:r>
+    </w:p>
+    <w:p>
+      <w:pPr/>
+      <w:r>
+        <w:rPr>
+          <w:lang w:val="zh_TW" w:bidi="zh_TW"/>
+        </w:rPr>
+      </w:r>
+      <w:r>
+        <w:rPr>
+          <w:lang w:val="zh_TW" w:bidi="zh_TW"/>
+        </w:rPr>
+        <w:t>因為帖撒羅尼迦人的信心增長，彼此之間的愛心加增，並且在逼迫中展現忍耐，所以保羅讚美神。</w:t>
+      </w:r>
+    </w:p>
+    <w:p>
+      <w:pPr>
+        <w:pStyle w:val="Heading4"/>
+      </w:pPr>
+      <w:r>
+        <w:rPr>
+          <w:lang w:val="zh_TW" w:bidi="zh_TW"/>
+        </w:rPr>
+        <w:t>逼迫者與被逼迫者的角色逆轉（</w:t>
+      </w:r>
+      <w:hyperlink r:id="rId34">
+        <w:r>
+          <w:rPr>
+            <w:lang w:val="zh_TW" w:bidi="zh_TW"/>
+          </w:rPr>
+          <w:rPr>
+            <w:color w:val="0000EE"/>
+            <w:u w:val="single"/>
+          </w:rPr>
+          <w:t>1:5–10</w:t>
+        </w:r>
+      </w:hyperlink>
+      <w:r>
+        <w:rPr>
+          <w:lang w:val="zh_TW" w:bidi="zh_TW"/>
+        </w:rPr>
+        <w:t>）</w:t>
+      </w:r>
+    </w:p>
+    <w:p>
+      <w:pPr/>
+      <w:r>
+        <w:rPr>
+          <w:lang w:val="zh_TW" w:bidi="zh_TW"/>
+        </w:rPr>
+      </w:r>
+      <w:r>
+        <w:rPr>
+          <w:lang w:val="zh_TW" w:bidi="zh_TW"/>
+        </w:rPr>
+        <w:t>當時，帖撒羅尼迦的基督徒正遭受苦難，但逼迫他們的人將在主耶穌帶著「</w:t>
+      </w:r>
+      <w:r>
+        <w:rPr>
+          <w:lang w:val="zh_TW" w:bidi="zh_TW"/>
+        </w:rPr>
+        <w:t>同他有能力的天使</w:t>
+      </w:r>
+      <w:r>
+        <w:rPr>
+          <w:lang w:val="zh_TW" w:bidi="zh_TW"/>
+        </w:rPr>
+        <w:t>」降臨時，面對神公義的審判。</w:t>
+      </w:r>
+      <w:r>
+        <w:rPr>
+          <w:lang w:val="zh_TW" w:bidi="zh_TW"/>
+        </w:rPr>
+        <w:t>那些拒絕神和福音救恩的人，將</w:t>
+      </w:r>
+      <w:r>
+        <w:rPr>
+          <w:lang w:val="zh_TW" w:bidi="zh_TW"/>
+        </w:rPr>
+        <w:t>「</w:t>
+      </w:r>
+      <w:r>
+        <w:rPr>
+          <w:lang w:val="zh_TW" w:bidi="zh_TW"/>
+        </w:rPr>
+        <w:t>要受刑罰，就是永遠沉淪</w:t>
+      </w:r>
+      <w:r>
+        <w:rPr>
+          <w:lang w:val="zh_TW" w:bidi="zh_TW"/>
+        </w:rPr>
+        <w:t>」。祂的子民將</w:t>
+      </w:r>
+      <w:r>
+        <w:rPr>
+          <w:lang w:val="zh_TW" w:bidi="zh_TW"/>
+        </w:rPr>
+        <w:t>經歷</w:t>
+      </w:r>
+      <w:r>
+        <w:rPr>
+          <w:lang w:val="zh_TW" w:bidi="zh_TW"/>
+        </w:rPr>
+        <w:t>祂再來的榮耀，並意識到他們的堅持所信和受苦並非徒</w:t>
+      </w:r>
+      <w:r>
+        <w:rPr>
+          <w:lang w:val="zh_TW" w:bidi="zh_TW"/>
+        </w:rPr>
+        <w:t>然</w:t>
+      </w:r>
+      <w:r>
+        <w:rPr>
+          <w:lang w:val="zh_TW" w:bidi="zh_TW"/>
+        </w:rPr>
+        <w:t>。</w:t>
+      </w:r>
+    </w:p>
+    <w:p>
+      <w:pPr>
+        <w:pStyle w:val="Heading4"/>
+      </w:pPr>
+      <w:r>
+        <w:rPr>
+          <w:lang w:val="zh_TW" w:bidi="zh_TW"/>
+        </w:rPr>
+        <w:t>禱告主耶穌得榮耀（</w:t>
+      </w:r>
+      <w:hyperlink r:id="rId35">
+        <w:r>
+          <w:rPr>
+            <w:lang w:val="zh_TW" w:bidi="zh_TW"/>
+          </w:rPr>
+          <w:rPr>
+            <w:color w:val="0000EE"/>
+            <w:u w:val="single"/>
+          </w:rPr>
+          <w:t>1:11–12</w:t>
+        </w:r>
+      </w:hyperlink>
+      <w:r>
+        <w:rPr>
+          <w:lang w:val="zh_TW" w:bidi="zh_TW"/>
+        </w:rPr>
+        <w:t>）</w:t>
+      </w:r>
+    </w:p>
+    <w:p>
+      <w:pPr/>
+      <w:r>
+        <w:rPr>
+          <w:lang w:val="zh_TW" w:bidi="zh_TW"/>
+        </w:rPr>
+      </w:r>
+      <w:r>
+        <w:rPr>
+          <w:lang w:val="zh_TW" w:bidi="zh_TW"/>
+        </w:rPr>
+        <w:t>這是保羅為帖撒羅尼迦基督徒的禱告——願他們過著配得上呼召的生活，實現他們的決心，並藉著神的恩典，使基督的名字在他們身上得榮耀。</w:t>
+      </w:r>
+    </w:p>
+    <w:p>
+      <w:pPr>
+        <w:pStyle w:val="Heading4"/>
+      </w:pPr>
+      <w:r>
+        <w:rPr>
+          <w:lang w:val="zh_TW" w:bidi="zh_TW"/>
+        </w:rPr>
+        <w:t>在基督再來之前必須發生的事（</w:t>
+      </w:r>
+      <w:hyperlink r:id="rId24">
+        <w:r>
+          <w:rPr>
+            <w:lang w:val="zh_TW" w:bidi="zh_TW"/>
+          </w:rPr>
+          <w:rPr>
+            <w:color w:val="0000EE"/>
+            <w:u w:val="single"/>
+          </w:rPr>
+          <w:t>2:1–12</w:t>
+        </w:r>
+      </w:hyperlink>
+      <w:r>
+        <w:rPr>
+          <w:lang w:val="zh_TW" w:bidi="zh_TW"/>
+        </w:rPr>
+        <w:t>）</w:t>
+      </w:r>
+    </w:p>
+    <w:p>
+      <w:pPr/>
+      <w:r>
+        <w:rPr>
+          <w:lang w:val="zh_TW" w:bidi="zh_TW"/>
+        </w:rPr>
+      </w:r>
+      <w:r>
+        <w:rPr>
+          <w:lang w:val="zh_TW" w:bidi="zh_TW"/>
+        </w:rPr>
+        <w:t>在這個段落，保羅駁斥那錯誤教導說</w:t>
+      </w:r>
+      <w:r>
+        <w:rPr>
+          <w:lang w:val="zh_TW" w:bidi="zh_TW"/>
+        </w:rPr>
+        <w:t>主的日子現在到了</w:t>
+      </w:r>
+      <w:r>
+        <w:rPr>
+          <w:lang w:val="zh_TW" w:bidi="zh_TW"/>
+        </w:rPr>
+        <w:t>，強調在此之前，「</w:t>
+      </w:r>
+      <w:r>
+        <w:rPr>
+          <w:lang w:val="zh_TW" w:bidi="zh_TW"/>
+        </w:rPr>
+        <w:t>那大罪人</w:t>
+      </w:r>
+      <w:r>
+        <w:rPr>
+          <w:lang w:val="zh_TW" w:bidi="zh_TW"/>
+        </w:rPr>
+        <w:t>」必須被揭示，也就是所謂的敵基督（不過需要注意的是，新約中也提到「</w:t>
+      </w:r>
+      <w:r>
+        <w:rPr>
+          <w:lang w:val="zh_TW" w:bidi="zh_TW"/>
+        </w:rPr>
+        <w:t>好些敵基督</w:t>
+      </w:r>
+      <w:r>
+        <w:rPr>
+          <w:lang w:val="zh_TW" w:bidi="zh_TW"/>
+        </w:rPr>
+        <w:t>」和「</w:t>
+      </w:r>
+      <w:r>
+        <w:rPr>
+          <w:lang w:val="zh_TW" w:bidi="zh_TW"/>
+        </w:rPr>
+        <w:t>那</w:t>
+      </w:r>
+      <w:r>
+        <w:rPr>
+          <w:lang w:val="zh_TW" w:bidi="zh_TW"/>
+        </w:rPr>
+        <w:t>敵基督者的靈」——</w:t>
+      </w:r>
+      <w:hyperlink r:id="rId36">
+        <w:r>
+          <w:rPr>
+            <w:lang w:val="zh_TW" w:bidi="zh_TW"/>
+          </w:rPr>
+          <w:rPr>
+            <w:color w:val="0000EE"/>
+            <w:u w:val="single"/>
+          </w:rPr>
+          <w:t>約一2:18</w:t>
+        </w:r>
+      </w:hyperlink>
+      <w:r>
+        <w:rPr>
+          <w:lang w:val="zh_TW" w:bidi="zh_TW"/>
+        </w:rPr>
+        <w:t>，</w:t>
+      </w:r>
+      <w:hyperlink r:id="rId37">
+        <w:r>
+          <w:rPr>
+            <w:lang w:val="zh_TW" w:bidi="zh_TW"/>
+          </w:rPr>
+          <w:rPr>
+            <w:color w:val="0000EE"/>
+            <w:u w:val="single"/>
+          </w:rPr>
+          <w:t>4:3</w:t>
+        </w:r>
+      </w:hyperlink>
+      <w:r>
+        <w:rPr>
+          <w:lang w:val="zh_TW" w:bidi="zh_TW"/>
+        </w:rPr>
+        <w:t>）。保羅說：「</w:t>
+      </w:r>
+      <w:r>
+        <w:rPr>
+          <w:lang w:val="zh_TW" w:bidi="zh_TW"/>
+        </w:rPr>
+        <w:t>因為那日子以前，必有離道反教的事，並有那大罪人，就是沉淪之子，顯露出來</w:t>
+      </w:r>
+      <w:r>
+        <w:rPr>
+          <w:lang w:val="zh_TW" w:bidi="zh_TW"/>
+        </w:rPr>
+        <w:t>」（</w:t>
+      </w:r>
+      <w:hyperlink r:id="rId38">
+        <w:r>
+          <w:rPr>
+            <w:lang w:val="zh_TW" w:bidi="zh_TW"/>
+          </w:rPr>
+          <w:rPr>
+            <w:color w:val="0000EE"/>
+            <w:u w:val="single"/>
+          </w:rPr>
+          <w:t>帖後2:3</w:t>
+        </w:r>
+      </w:hyperlink>
+      <w:r>
+        <w:rPr>
+          <w:lang w:val="zh_TW" w:bidi="zh_TW"/>
+        </w:rPr>
+        <w:t>）。</w:t>
+      </w:r>
+    </w:p>
+    <w:p>
+      <w:pPr/>
+      <w:r>
+        <w:rPr>
+          <w:lang w:val="zh_TW" w:bidi="zh_TW"/>
+        </w:rPr>
+      </w:r>
+      <w:r>
+        <w:rPr>
+          <w:lang w:val="zh_TW" w:bidi="zh_TW"/>
+        </w:rPr>
+        <w:t>目前，不法的</w:t>
+      </w:r>
+      <w:r>
+        <w:rPr>
+          <w:lang w:val="zh_TW" w:bidi="zh_TW"/>
+        </w:rPr>
+        <w:t>隱意正</w:t>
+      </w:r>
+      <w:r>
+        <w:rPr>
+          <w:lang w:val="zh_TW" w:bidi="zh_TW"/>
+        </w:rPr>
+        <w:t>被</w:t>
+      </w:r>
+      <w:r>
+        <w:rPr>
+          <w:lang w:val="zh_TW" w:bidi="zh_TW"/>
+        </w:rPr>
+        <w:t>攔阻</w:t>
+      </w:r>
+      <w:r>
+        <w:rPr>
+          <w:lang w:val="zh_TW" w:bidi="zh_TW"/>
+        </w:rPr>
+        <w:t>（</w:t>
+      </w:r>
+      <w:hyperlink r:id="rId39">
+        <w:r>
+          <w:rPr>
+            <w:lang w:val="zh_TW" w:bidi="zh_TW"/>
+          </w:rPr>
+          <w:rPr>
+            <w:color w:val="0000EE"/>
+            <w:u w:val="single"/>
+          </w:rPr>
+          <w:t>6–7</w:t>
+        </w:r>
+      </w:hyperlink>
+      <w:r>
+        <w:rPr>
+          <w:lang w:val="zh_TW" w:bidi="zh_TW"/>
+        </w:rPr>
+        <w:t>節）；但在未來——就是在主再來之前，這種</w:t>
+      </w:r>
+      <w:r>
+        <w:rPr>
+          <w:lang w:val="zh_TW" w:bidi="zh_TW"/>
+        </w:rPr>
+        <w:t>攔阻</w:t>
+      </w:r>
+      <w:r>
+        <w:rPr>
+          <w:lang w:val="zh_TW" w:bidi="zh_TW"/>
+        </w:rPr>
+        <w:t>將被解除。換句話說，邪惡將徹底爆發。基督徒必須預備好面對極端邪惡的顯現，這種顯現會伴隨著「</w:t>
+      </w:r>
+      <w:r>
+        <w:rPr>
+          <w:lang w:val="zh_TW" w:bidi="zh_TW"/>
+        </w:rPr>
+        <w:t>一切虛假的奇事</w:t>
+      </w:r>
+      <w:r>
+        <w:rPr>
+          <w:lang w:val="zh_TW" w:bidi="zh_TW"/>
+        </w:rPr>
+        <w:t>」（</w:t>
+      </w:r>
+      <w:hyperlink r:id="rId40">
+        <w:r>
+          <w:rPr>
+            <w:lang w:val="zh_TW" w:bidi="zh_TW"/>
+          </w:rPr>
+          <w:rPr>
+            <w:color w:val="0000EE"/>
+            <w:u w:val="single"/>
+          </w:rPr>
+          <w:t>9</w:t>
+        </w:r>
+      </w:hyperlink>
+      <w:r>
+        <w:rPr>
+          <w:lang w:val="zh_TW" w:bidi="zh_TW"/>
+        </w:rPr>
+        <w:t>節），許多人將因此被欺騙。基督的再來將帶來邪惡的終結，並審判那些敵擋真理、樂於不義之人。</w:t>
+      </w:r>
+    </w:p>
+    <w:p>
+      <w:pPr>
+        <w:pStyle w:val="Heading4"/>
+      </w:pPr>
+      <w:r>
+        <w:rPr>
+          <w:lang w:val="zh_TW" w:bidi="zh_TW"/>
+        </w:rPr>
+        <w:t>更新的感恩、鼓勵和禱告（</w:t>
+      </w:r>
+      <w:hyperlink r:id="rId41">
+        <w:r>
+          <w:rPr>
+            <w:lang w:val="zh_TW" w:bidi="zh_TW"/>
+          </w:rPr>
+          <w:rPr>
+            <w:color w:val="0000EE"/>
+            <w:u w:val="single"/>
+          </w:rPr>
+          <w:t>2:13–3:5</w:t>
+        </w:r>
+      </w:hyperlink>
+      <w:r>
+        <w:rPr>
+          <w:lang w:val="zh_TW" w:bidi="zh_TW"/>
+        </w:rPr>
+        <w:t>）</w:t>
+      </w:r>
+    </w:p>
+    <w:p>
+      <w:pPr/>
+      <w:r>
+        <w:rPr>
+          <w:lang w:val="zh_TW" w:bidi="zh_TW"/>
+        </w:rPr>
+      </w:r>
+      <w:r>
+        <w:rPr>
+          <w:lang w:val="zh_TW" w:bidi="zh_TW"/>
+        </w:rPr>
+        <w:t>保羅討論邪惡力量對人們生活的影響之後，他感謝神的靈在帖撒羅尼迦基督徒生活中工作。他勉勵他們持守自己所教導的一切，無論是親身教導還是以書信傳遞的信息。保羅的禱告是求這位賜安慰與盼望的神，使他們在一切善行與</w:t>
+      </w:r>
+      <w:r>
+        <w:rPr>
+          <w:lang w:val="zh_TW" w:bidi="zh_TW"/>
+        </w:rPr>
+        <w:t>善言</w:t>
+      </w:r>
+      <w:r>
+        <w:rPr>
+          <w:lang w:val="zh_TW" w:bidi="zh_TW"/>
+        </w:rPr>
+        <w:t>上</w:t>
+      </w:r>
+      <w:r>
+        <w:rPr>
+          <w:lang w:val="zh_TW" w:bidi="zh_TW"/>
+        </w:rPr>
+        <w:t>堅固</w:t>
+      </w:r>
+      <w:r>
+        <w:rPr>
+          <w:lang w:val="zh_TW" w:bidi="zh_TW"/>
+        </w:rPr>
+        <w:t>他們。他也表達自己需要他們的禱告，希望神能繼續使他所傳講的道興旺，並保守他脫離惡人的手。又求神保守帖撒羅尼迦的基督徒，讓他們可以確信神的信實。保羅為他們禱告，願他們在所學之道上堅定不移，被引導進入神的愛與基督所賜的忍耐之中。</w:t>
+      </w:r>
+    </w:p>
+    <w:p>
+      <w:pPr>
+        <w:pStyle w:val="Heading4"/>
+      </w:pPr>
+      <w:r>
+        <w:rPr>
+          <w:b/>
+          <w:lang w:val="zh_TW" w:bidi="zh_TW"/>
+        </w:rPr>
+        <w:t>警告不守規矩與懶惰的人</w:t>
+      </w:r>
+      <w:r>
+        <w:rPr>
+          <w:lang w:val="zh_TW" w:bidi="zh_TW"/>
+        </w:rPr>
+        <w:t>（</w:t>
+      </w:r>
+      <w:hyperlink r:id="rId42">
+        <w:r>
+          <w:rPr>
+            <w:lang w:val="zh_TW" w:bidi="zh_TW"/>
+          </w:rPr>
+          <w:rPr>
+            <w:color w:val="0000EE"/>
+            <w:u w:val="single"/>
+          </w:rPr>
+          <w:t>3:6–15</w:t>
+        </w:r>
+      </w:hyperlink>
+      <w:r>
+        <w:rPr>
+          <w:lang w:val="zh_TW" w:bidi="zh_TW"/>
+        </w:rPr>
+        <w:t>）</w:t>
+      </w:r>
+    </w:p>
+    <w:p>
+      <w:pPr/>
+      <w:r>
+        <w:rPr>
+          <w:lang w:val="zh_TW" w:bidi="zh_TW"/>
+        </w:rPr>
+      </w:r>
+      <w:r>
+        <w:rPr>
+          <w:lang w:val="zh_TW" w:bidi="zh_TW"/>
+        </w:rPr>
+        <w:t>保羅寫作的另一個特別目的，是強調基督徒的生活不應懶惰。他不僅這樣教導，也以自己的生活作為榜樣。基督徒應該「</w:t>
+      </w:r>
+      <w:r>
+        <w:rPr>
+          <w:lang w:val="zh_TW" w:bidi="zh_TW"/>
+        </w:rPr>
+        <w:t>安靜做工，吃自己的飯」</w:t>
+      </w:r>
+      <w:r>
+        <w:rPr>
+          <w:lang w:val="zh_TW" w:bidi="zh_TW"/>
+        </w:rPr>
+        <w:t>，並且「</w:t>
+      </w:r>
+      <w:r>
+        <w:rPr>
+          <w:lang w:val="zh_TW" w:bidi="zh_TW"/>
+        </w:rPr>
+        <w:t>行善不可喪志</w:t>
+      </w:r>
+      <w:r>
+        <w:rPr>
+          <w:lang w:val="zh_TW" w:bidi="zh_TW"/>
+        </w:rPr>
+        <w:t>」（</w:t>
+      </w:r>
+      <w:hyperlink r:id="rId43">
+        <w:r>
+          <w:rPr>
+            <w:lang w:val="zh_TW" w:bidi="zh_TW"/>
+          </w:rPr>
+          <w:rPr>
+            <w:color w:val="0000EE"/>
+            <w:u w:val="single"/>
+          </w:rPr>
+          <w:t>12–13</w:t>
+        </w:r>
+      </w:hyperlink>
+      <w:r>
+        <w:rPr>
+          <w:lang w:val="zh_TW" w:bidi="zh_TW"/>
+        </w:rPr>
+        <w:t>節）。基督徒不應與拒絕這教導的人來往，但應當以弟兄的身份勸戒，而不是將他們視為敵人。</w:t>
+      </w:r>
+    </w:p>
+    <w:p>
+      <w:pPr>
+        <w:pStyle w:val="Heading4"/>
+      </w:pPr>
+      <w:r>
+        <w:rPr>
+          <w:lang w:val="zh_TW" w:bidi="zh_TW"/>
+        </w:rPr>
+        <w:t>結論（</w:t>
+      </w:r>
+      <w:hyperlink r:id="rId44">
+        <w:r>
+          <w:rPr>
+            <w:lang w:val="zh_TW" w:bidi="zh_TW"/>
+          </w:rPr>
+          <w:rPr>
+            <w:color w:val="0000EE"/>
+            <w:u w:val="single"/>
+          </w:rPr>
+          <w:t>3:16–18</w:t>
+        </w:r>
+      </w:hyperlink>
+      <w:r>
+        <w:rPr>
+          <w:lang w:val="zh_TW" w:bidi="zh_TW"/>
+        </w:rPr>
+        <w:t>）</w:t>
+      </w:r>
+    </w:p>
+    <w:p>
+      <w:pPr/>
+      <w:r>
+        <w:rPr>
+          <w:lang w:val="zh_TW" w:bidi="zh_TW"/>
+        </w:rPr>
+      </w:r>
+      <w:r>
+        <w:rPr>
+          <w:lang w:val="zh_TW" w:bidi="zh_TW"/>
+        </w:rPr>
+        <w:t>保羅以禱告求恩典與平安，並親筆署名，為書信畫下句點。他在第</w:t>
+      </w:r>
+      <w:hyperlink r:id="rId14">
+        <w:r>
+          <w:rPr>
+            <w:lang w:val="zh_TW" w:bidi="zh_TW"/>
+          </w:rPr>
+          <w:rPr>
+            <w:color w:val="0000EE"/>
+            <w:u w:val="single"/>
+          </w:rPr>
+          <w:t>17</w:t>
+        </w:r>
+      </w:hyperlink>
+      <w:r>
+        <w:rPr>
+          <w:lang w:val="zh_TW" w:bidi="zh_TW"/>
+        </w:rPr>
+        <w:t>節提到親筆寫信，這很可能是指在此之前，他一直由他人代筆，而這最後的部分則由他親自寫下（參</w:t>
+      </w:r>
+      <w:hyperlink r:id="rId45">
+        <w:r>
+          <w:rPr>
+            <w:lang w:val="zh_TW" w:bidi="zh_TW"/>
+          </w:rPr>
+          <w:rPr>
+            <w:color w:val="0000EE"/>
+            <w:u w:val="single"/>
+          </w:rPr>
+          <w:t>林前16:21</w:t>
+        </w:r>
+      </w:hyperlink>
+      <w:r>
+        <w:rPr>
+          <w:lang w:val="zh_TW" w:bidi="zh_TW"/>
+        </w:rPr>
+        <w:t>；</w:t>
+      </w:r>
+      <w:hyperlink r:id="rId46">
+        <w:r>
+          <w:rPr>
+            <w:lang w:val="zh_TW" w:bidi="zh_TW"/>
+          </w:rPr>
+          <w:rPr>
+            <w:color w:val="0000EE"/>
+            <w:u w:val="single"/>
+          </w:rPr>
+          <w:t>西4:18</w:t>
+        </w:r>
+      </w:hyperlink>
+      <w:r>
+        <w:rPr>
+          <w:lang w:val="zh_TW" w:bidi="zh_TW"/>
+        </w:rPr>
+        <w:t>）。</w:t>
+      </w:r>
+    </w:p>
+    <w:p>
+      <w:pPr/>
+      <w:r>
+        <w:rPr>
+          <w:lang w:val="zh_TW" w:bidi="zh_TW"/>
+        </w:rPr>
+      </w:r>
+      <w:r>
+        <w:rPr>
           <w:i/>
           <w:lang w:val="zh_TW" w:bidi="zh_TW"/>
         </w:rPr>
@@ -326,7 +1758,236 @@
         <w:rPr>
           <w:lang w:val="zh_TW" w:bidi="zh_TW"/>
         </w:rPr>
-        <w:t>聖殿</w:t>
+        <w:t>末世論</w:t>
+      </w:r>
+      <w:r>
+        <w:rPr>
+          <w:lang w:val="zh_TW" w:bidi="zh_TW"/>
+        </w:rPr>
+        <w:t>，</w:t>
+      </w:r>
+      <w:r>
+        <w:rPr>
+          <w:lang w:val="zh_TW" w:bidi="zh_TW"/>
+        </w:rPr>
+        <w:t>使徒保羅</w:t>
+      </w:r>
+      <w:r>
+        <w:rPr>
+          <w:lang w:val="zh_TW" w:bidi="zh_TW"/>
+        </w:rPr>
+        <w:t>，</w:t>
+      </w:r>
+      <w:r>
+        <w:rPr>
+          <w:lang w:val="zh_TW" w:bidi="zh_TW"/>
+        </w:rPr>
+        <w:t>基督的再來</w:t>
+      </w:r>
+      <w:r>
+        <w:rPr>
+          <w:lang w:val="zh_TW" w:bidi="zh_TW"/>
+        </w:rPr>
+        <w:t>，</w:t>
+      </w:r>
+      <w:r>
+        <w:rPr>
+          <w:lang w:val="zh_TW" w:bidi="zh_TW"/>
+        </w:rPr>
+        <w:t>帖撒羅尼迦前書</w:t>
+      </w:r>
+      <w:r>
+        <w:rPr>
+          <w:lang w:val="zh_TW" w:bidi="zh_TW"/>
+        </w:rPr>
+        <w:t>，</w:t>
+      </w:r>
+      <w:r>
+        <w:rPr>
+          <w:lang w:val="zh_TW" w:bidi="zh_TW"/>
+        </w:rPr>
+        <w:t>帖撒羅尼迦</w:t>
+      </w:r>
+      <w:r>
+        <w:rPr>
+          <w:lang w:val="zh_TW" w:bidi="zh_TW"/>
+        </w:rPr>
+        <w:t>。</w:t>
+      </w:r>
+      <w:r>
+        <w:rPr>
+          <w:lang w:val="zh_TW" w:bidi="zh_TW"/>
+        </w:rPr>
+      </w:r>
+      <w:r>
+        <w:rPr>
+          <w:lang w:val="zh_TW" w:bidi="zh_TW"/>
+        </w:rPr>
+      </w:r>
+    </w:p>
+    <w:p>
+      <w:pPr/>
+      <w:r>
+        <w:rPr>
+          <w:lang w:val="zh_TW" w:bidi="zh_TW"/>
+        </w:rPr>
+      </w:r>
+    </w:p>
+    <w:p>
+      <w:pPr>
+        <w:pStyle w:val="Heading2"/>
+      </w:pPr>
+      <w:r>
+        <w:rPr>
+          <w:lang w:val="zh_TW" w:bidi="zh_TW"/>
+        </w:rPr>
+        <w:t>鐵匠</w:t>
+      </w:r>
+      <w:r>
+        <w:rPr>
+          <w:lang w:val="zh_TW" w:bidi="zh_TW"/>
+        </w:rPr>
+      </w:r>
+    </w:p>
+    <w:p>
+      <w:pPr/>
+      <w:r>
+        <w:rPr>
+          <w:lang w:val="zh_TW" w:bidi="zh_TW"/>
+        </w:rPr>
+      </w:r>
+      <w:r>
+        <w:rPr>
+          <w:lang w:val="zh_TW" w:bidi="zh_TW"/>
+        </w:rPr>
+        <w:t>一般從事鐵製品加工的工匠（</w:t>
+      </w:r>
+      <w:hyperlink r:id="rId47">
+        <w:r>
+          <w:rPr>
+            <w:lang w:val="zh_TW" w:bidi="zh_TW"/>
+          </w:rPr>
+          <w:rPr>
+            <w:color w:val="0000EE"/>
+            <w:u w:val="single"/>
+          </w:rPr>
+          <w:t>賽44:12</w:t>
+        </w:r>
+      </w:hyperlink>
+      <w:r>
+        <w:rPr>
+          <w:lang w:val="zh_TW" w:bidi="zh_TW"/>
+        </w:rPr>
+        <w:t>），也就是打鐵的匠人。土八‧該隱（</w:t>
+      </w:r>
+      <w:hyperlink r:id="rId48">
+        <w:r>
+          <w:rPr>
+            <w:lang w:val="zh_TW" w:bidi="zh_TW"/>
+          </w:rPr>
+          <w:rPr>
+            <w:color w:val="0000EE"/>
+            <w:u w:val="single"/>
+          </w:rPr>
+          <w:t>創4:22</w:t>
+        </w:r>
+      </w:hyperlink>
+      <w:r>
+        <w:rPr>
+          <w:lang w:val="zh_TW" w:bidi="zh_TW"/>
+        </w:rPr>
+        <w:t>）是聖經裡第一位從事鐵匠的人。在以色列，人們大約在公元前11世紀開始廣泛認識和使用鐵（</w:t>
+      </w:r>
+      <w:hyperlink r:id="rId49">
+        <w:r>
+          <w:rPr>
+            <w:lang w:val="zh_TW" w:bidi="zh_TW"/>
+          </w:rPr>
+          <w:rPr>
+            <w:color w:val="0000EE"/>
+            <w:u w:val="single"/>
+          </w:rPr>
+          <w:t>申3:11</w:t>
+        </w:r>
+      </w:hyperlink>
+      <w:r>
+        <w:rPr>
+          <w:lang w:val="zh_TW" w:bidi="zh_TW"/>
+        </w:rPr>
+        <w:t>；</w:t>
+      </w:r>
+      <w:hyperlink r:id="rId50">
+        <w:r>
+          <w:rPr>
+            <w:lang w:val="zh_TW" w:bidi="zh_TW"/>
+          </w:rPr>
+          <w:rPr>
+            <w:color w:val="0000EE"/>
+            <w:u w:val="single"/>
+          </w:rPr>
+          <w:t>書6:19、24，</w:t>
+        </w:r>
+      </w:hyperlink>
+      <w:hyperlink r:id="rId51">
+        <w:r>
+          <w:rPr>
+            <w:lang w:val="zh_TW" w:bidi="zh_TW"/>
+          </w:rPr>
+          <w:rPr>
+            <w:color w:val="0000EE"/>
+            <w:u w:val="single"/>
+          </w:rPr>
+          <w:t>17:16</w:t>
+        </w:r>
+      </w:hyperlink>
+      <w:r>
+        <w:rPr>
+          <w:lang w:val="zh_TW" w:bidi="zh_TW"/>
+        </w:rPr>
+        <w:t>；</w:t>
+      </w:r>
+      <w:hyperlink r:id="rId52">
+        <w:r>
+          <w:rPr>
+            <w:lang w:val="zh_TW" w:bidi="zh_TW"/>
+          </w:rPr>
+          <w:rPr>
+            <w:color w:val="0000EE"/>
+            <w:u w:val="single"/>
+          </w:rPr>
+          <w:t>士1:19，</w:t>
+        </w:r>
+      </w:hyperlink>
+      <w:hyperlink r:id="rId53">
+        <w:r>
+          <w:rPr>
+            <w:lang w:val="zh_TW" w:bidi="zh_TW"/>
+          </w:rPr>
+          <w:rPr>
+            <w:color w:val="0000EE"/>
+            <w:u w:val="single"/>
+          </w:rPr>
+          <w:t>4:3、13</w:t>
+        </w:r>
+      </w:hyperlink>
+      <w:r>
+        <w:rPr>
+          <w:lang w:val="zh_TW" w:bidi="zh_TW"/>
+        </w:rPr>
+        <w:t>）。</w:t>
+      </w:r>
+      <w:r>
+        <w:rPr>
+          <w:i/>
+          <w:lang w:val="zh_TW" w:bidi="zh_TW"/>
+        </w:rPr>
+        <w:t>見</w:t>
+      </w:r>
+      <w:r>
+        <w:rPr>
+          <w:lang w:val="zh_TW" w:bidi="zh_TW"/>
+        </w:rPr>
+        <w:t>礦物和金屬</w:t>
       </w:r>
       <w:r>
         <w:rPr>
@@ -2234,6 +3895,12 @@
   </w:num>
   <w:num w:numId="13" w16cid:durableId="592781308">
     <w:abstractNumId w:val="11"/>
+  </w:num>
+  <w:num w:numId="14">
+    <w:abstractNumId w:val="3"/>
+    <w:lvlOverride w:ilvl="0">
+      <w:startOverride w:val="1"/>
+    </w:lvlOverride>
   </w:num>
   <w:numIdMacAtCleanup w:val="10"/>
 </w:numbering>

--- a/zht/docx/139.content.docx
+++ b/zht/docx/139.content.docx
@@ -149,7 +149,7 @@
         <w:rPr>
           <w:lang w:val="zh_TW" w:bidi="zh_TW"/>
         </w:rPr>
-        <w:t>tie</w:t>
+        <w:t>tang</w:t>
       </w:r>
       <w:r>
         <w:rPr>
@@ -212,7 +212,7 @@
         <w:rPr>
           <w:lang w:val="zh_TW" w:bidi="zh_TW"/>
         </w:rPr>
-        <w:t>帖撒羅尼迦後書</w:t>
+        <w:t>湯（Pottage）</w:t>
       </w:r>
       <w:r>
         <w:rPr>
@@ -231,118 +231,7 @@
         <w:rPr>
           <w:lang w:val="zh_TW" w:bidi="zh_TW"/>
         </w:rPr>
-        <w:t>保羅寫給帖撒羅尼迦教會的第二封信。</w:t>
-      </w:r>
-    </w:p>
-    <w:p>
-      <w:pPr/>
-      <w:r>
-        <w:rPr>
-          <w:lang w:val="zh_TW" w:bidi="zh_TW"/>
-        </w:rPr>
-      </w:r>
-      <w:r>
-        <w:rPr>
-          <w:lang w:val="zh_TW" w:bidi="zh_TW"/>
-        </w:rPr>
-        <w:t>概述</w:t>
-      </w:r>
-    </w:p>
-    <w:p>
-      <w:pPr>
-        <w:pStyle w:val="ListBullet"/>
-        <w:spacing w:line="240" w:lineRule="auto"/>
-        <w:ind w:left="720"/>
-      </w:pPr>
-      <w:r>
-        <w:rPr>
-          <w:lang w:val="zh_TW" w:bidi="zh_TW"/>
-        </w:rPr>
-      </w:r>
-      <w:r>
-        <w:rPr>
-          <w:lang w:val="zh_TW" w:bidi="zh_TW"/>
-        </w:rPr>
-        <w:t>作者</w:t>
-      </w:r>
-    </w:p>
-    <w:p>
-      <w:pPr>
-        <w:pStyle w:val="ListBullet"/>
-        <w:spacing w:line="240" w:lineRule="auto"/>
-        <w:ind w:left="720"/>
-      </w:pPr>
-      <w:r>
-        <w:rPr>
-          <w:lang w:val="zh_TW" w:bidi="zh_TW"/>
-        </w:rPr>
-      </w:r>
-      <w:r>
-        <w:rPr>
-          <w:lang w:val="zh_TW" w:bidi="zh_TW"/>
-        </w:rPr>
-        <w:t>日期、起源與寫作對象</w:t>
-      </w:r>
-    </w:p>
-    <w:p>
-      <w:pPr>
-        <w:pStyle w:val="ListBullet"/>
-        <w:spacing w:line="240" w:lineRule="auto"/>
-        <w:ind w:left="720"/>
-      </w:pPr>
-      <w:r>
-        <w:rPr>
-          <w:lang w:val="zh_TW" w:bidi="zh_TW"/>
-        </w:rPr>
-      </w:r>
-      <w:r>
-        <w:rPr>
-          <w:lang w:val="zh_TW" w:bidi="zh_TW"/>
-        </w:rPr>
-        <w:t>目的</w:t>
-      </w:r>
-    </w:p>
-    <w:p>
-      <w:pPr>
-        <w:pStyle w:val="ListBullet"/>
-        <w:spacing w:line="240" w:lineRule="auto"/>
-        <w:ind w:left="720"/>
-      </w:pPr>
-      <w:r>
-        <w:rPr>
-          <w:lang w:val="zh_TW" w:bidi="zh_TW"/>
-        </w:rPr>
-      </w:r>
-      <w:r>
-        <w:rPr>
-          <w:lang w:val="zh_TW" w:bidi="zh_TW"/>
-        </w:rPr>
-        <w:t>內容</w:t>
-      </w:r>
-    </w:p>
-    <w:p>
-      <w:pPr>
-        <w:pStyle w:val="Heading3"/>
-      </w:pPr>
-      <w:r>
-        <w:rPr>
-          <w:lang w:val="zh_TW" w:bidi="zh_TW"/>
-        </w:rPr>
-        <w:t>作者簡介</w:t>
-      </w:r>
-    </w:p>
-    <w:p>
-      <w:pPr/>
-      <w:r>
-        <w:rPr>
-          <w:lang w:val="zh_TW" w:bidi="zh_TW"/>
-        </w:rPr>
-      </w:r>
-      <w:r>
-        <w:rPr>
-          <w:lang w:val="zh_TW" w:bidi="zh_TW"/>
-        </w:rPr>
-        <w:t>與帖撒羅尼迦前書一樣，這封信以保羅、西拉和提摩太的名字開始；並且像前書一樣，這封信經常使用複數代名詞「我們」和「我們的」，但也有使用單數代名詞「我」（例如</w:t>
+        <w:t>一種在舊約聖經中常見的紅色蔬菜燉湯（</w:t>
       </w:r>
       <w:hyperlink r:id="rId13">
         <w:r>
@@ -353,26 +242,14 @@
             <w:color w:val="0000EE"/>
             <w:u w:val="single"/>
           </w:rPr>
-          <w:t>帖後2:5</w:t>
+          <w:t>該2:12</w:t>
         </w:r>
       </w:hyperlink>
       <w:r>
         <w:rPr>
           <w:lang w:val="zh_TW" w:bidi="zh_TW"/>
         </w:rPr>
-        <w:t>）。信的結尾寫道：「</w:t>
-      </w:r>
-      <w:r>
-        <w:rPr>
-          <w:lang w:val="zh_TW" w:bidi="zh_TW"/>
-        </w:rPr>
-        <w:t>我－ 保羅親筆問你們安。凡我的信都以此為記，我的筆跡就是這樣</w:t>
-      </w:r>
-      <w:r>
-        <w:rPr>
-          <w:lang w:val="zh_TW" w:bidi="zh_TW"/>
-        </w:rPr>
-        <w:t>」（</w:t>
+        <w:t>）。它通常是以紅豆、香草、洋蔥製成，有時也會加入肉類。這湯的香氣強烈到足以使以掃將長子的名分讓給雅各（</w:t>
       </w:r>
       <w:hyperlink r:id="rId14">
         <w:r>
@@ -383,125 +260,14 @@
             <w:color w:val="0000EE"/>
             <w:u w:val="single"/>
           </w:rPr>
-          <w:t>3:17</w:t>
+          <w:t>創25:29–34</w:t>
         </w:r>
       </w:hyperlink>
       <w:r>
         <w:rPr>
           <w:lang w:val="zh_TW" w:bidi="zh_TW"/>
         </w:rPr>
-        <w:t>）。</w:t>
-      </w:r>
-    </w:p>
-    <w:p>
-      <w:pPr/>
-      <w:r>
-        <w:rPr>
-          <w:lang w:val="zh_TW" w:bidi="zh_TW"/>
-        </w:rPr>
-      </w:r>
-      <w:r>
-        <w:rPr>
-          <w:lang w:val="zh_TW" w:bidi="zh_TW"/>
-        </w:rPr>
-        <w:t>有些學者質疑這封書信是否出自保羅之手，主要原因在於這書關於未來的教導，與帖撒羅尼迦前書的教導有所不同。根據</w:t>
-      </w:r>
-      <w:hyperlink r:id="rId14">
-        <w:r>
-          <w:rPr>
-            <w:lang w:val="zh_TW" w:bidi="zh_TW"/>
-          </w:rPr>
-          <w:rPr>
-            <w:color w:val="0000EE"/>
-            <w:u w:val="single"/>
-          </w:rPr>
-          <w:t>帖撒羅尼迦後書三章17節</w:t>
-        </w:r>
-      </w:hyperlink>
-      <w:r>
-        <w:rPr>
-          <w:lang w:val="zh_TW" w:bidi="zh_TW"/>
-        </w:rPr>
-        <w:t>的說法，第一封信必須被視為偽造。然而，事實並非如此，早期教會從未質疑這兩封信是否出由保羅所寫。</w:t>
-      </w:r>
-    </w:p>
-    <w:p>
-      <w:pPr>
-        <w:pStyle w:val="Heading3"/>
-      </w:pPr>
-      <w:r>
-        <w:rPr>
-          <w:lang w:val="zh_TW" w:bidi="zh_TW"/>
-        </w:rPr>
-        <w:t>日期、起源與寫作對象</w:t>
-      </w:r>
-    </w:p>
-    <w:p>
-      <w:pPr/>
-      <w:r>
-        <w:rPr>
-          <w:lang w:val="zh_TW" w:bidi="zh_TW"/>
-        </w:rPr>
-      </w:r>
-      <w:r>
-        <w:rPr>
-          <w:lang w:val="zh_TW" w:bidi="zh_TW"/>
-        </w:rPr>
-        <w:t>與帖撒羅尼迦前書相同，這封信的第一節便說這是寫給「帖撒羅尼迦的教會」。與前書不同的是，這封信沒有提供關於保羅和他同工行蹤的個人細節。因此，沒有直接證據確定這封信的成書日期和地點。</w:t>
-      </w:r>
-    </w:p>
-    <w:p>
-      <w:pPr/>
-      <w:r>
-        <w:rPr>
-          <w:lang w:val="zh_TW" w:bidi="zh_TW"/>
-        </w:rPr>
-      </w:r>
-      <w:r>
-        <w:rPr>
-          <w:lang w:val="zh_TW" w:bidi="zh_TW"/>
-        </w:rPr>
-        <w:t>由於這封書的教導與帖撒羅尼迦前書不同，因此有人質疑此信是否為保羅所寫，並且提出了幾種有關日期和寫作對象的推測：</w:t>
-      </w:r>
-    </w:p>
-    <w:p>
-      <w:pPr>
-        <w:pStyle w:val="ListNumber"/>
-        <w:numPr>
-          <w:ilvl w:val="0"/>
-          <w:numId w:val="14"/>
-        </w:numPr>
-        <w:spacing w:line="240" w:lineRule="auto"/>
-        <w:ind w:left="720"/>
-      </w:pPr>
-      <w:r>
-        <w:rPr>
-          <w:lang w:val="zh_TW" w:bidi="zh_TW"/>
-        </w:rPr>
-      </w:r>
-      <w:r>
-        <w:rPr>
-          <w:lang w:val="zh_TW" w:bidi="zh_TW"/>
-        </w:rPr>
-        <w:t>這封信是在帖撒羅尼迦前書寫成許久之後才寫的。然而，這種可能性不大，因為西拉和提摩太仍然與保羅同在。</w:t>
-      </w:r>
-    </w:p>
-    <w:p>
-      <w:pPr>
-        <w:pStyle w:val="ListNumber"/>
-        <w:spacing w:line="240" w:lineRule="auto"/>
-        <w:ind w:left="720"/>
-      </w:pPr>
-      <w:r>
-        <w:rPr>
-          <w:lang w:val="zh_TW" w:bidi="zh_TW"/>
-        </w:rPr>
-      </w:r>
-      <w:r>
-        <w:rPr>
-          <w:lang w:val="zh_TW" w:bidi="zh_TW"/>
-        </w:rPr>
-        <w:t>這封信的寫作時間早於帖撒羅尼迦前書。然而，</w:t>
+        <w:t>）。以利沙的門徒也十分看重這湯所帶來的滋養（</w:t>
       </w:r>
       <w:hyperlink r:id="rId15">
         <w:r>
@@ -512,123 +278,7 @@
             <w:color w:val="0000EE"/>
             <w:u w:val="single"/>
           </w:rPr>
-          <w:t>二章15節</w:t>
-        </w:r>
-      </w:hyperlink>
-      <w:r>
-        <w:rPr>
-          <w:lang w:val="zh_TW" w:bidi="zh_TW"/>
-        </w:rPr>
-        <w:t>提到一封先前寫給帖撒羅尼迦的信。而且，從第二世紀開始，早期教會確實稱這封信為帖撒羅尼迦後書。</w:t>
-      </w:r>
-    </w:p>
-    <w:p>
-      <w:pPr>
-        <w:pStyle w:val="ListNumber"/>
-        <w:spacing w:line="240" w:lineRule="auto"/>
-        <w:ind w:left="720"/>
-      </w:pPr>
-      <w:r>
-        <w:rPr>
-          <w:lang w:val="zh_TW" w:bidi="zh_TW"/>
-        </w:rPr>
-      </w:r>
-      <w:r>
-        <w:rPr>
-          <w:lang w:val="zh_TW" w:bidi="zh_TW"/>
-        </w:rPr>
-        <w:t>這封信的寫作對象是帖撒羅尼迦的猶太基督徒，而帖撒羅尼迦前書則是寫給外邦基督徒的。然而，這種說法極不可能，因為這位使徒一向十分重視基督徒在同一地區應當合一（例如</w:t>
-      </w:r>
-      <w:hyperlink r:id="rId16">
-        <w:r>
-          <w:rPr>
-            <w:lang w:val="zh_TW" w:bidi="zh_TW"/>
-          </w:rPr>
-          <w:rPr>
-            <w:color w:val="0000EE"/>
-            <w:u w:val="single"/>
-          </w:rPr>
-          <w:t>林前1–3</w:t>
-        </w:r>
-      </w:hyperlink>
-      <w:r>
-        <w:rPr>
-          <w:lang w:val="zh_TW" w:bidi="zh_TW"/>
-        </w:rPr>
-        <w:t>），並特別重視猶太信徒與外邦信徒的合一（見</w:t>
-      </w:r>
-      <w:hyperlink r:id="rId17">
-        <w:r>
-          <w:rPr>
-            <w:lang w:val="zh_TW" w:bidi="zh_TW"/>
-          </w:rPr>
-          <w:rPr>
-            <w:color w:val="0000EE"/>
-            <w:u w:val="single"/>
-          </w:rPr>
-          <w:t>弗2:11–22</w:t>
-        </w:r>
-      </w:hyperlink>
-      <w:r>
-        <w:rPr>
-          <w:lang w:val="zh_TW" w:bidi="zh_TW"/>
-        </w:rPr>
-        <w:t>），所以他不可能這樣做。</w:t>
-      </w:r>
-    </w:p>
-    <w:p>
-      <w:pPr>
-        <w:pStyle w:val="ListNumber"/>
-        <w:spacing w:line="240" w:lineRule="auto"/>
-        <w:ind w:left="720"/>
-      </w:pPr>
-      <w:r>
-        <w:rPr>
-          <w:lang w:val="zh_TW" w:bidi="zh_TW"/>
-        </w:rPr>
-      </w:r>
-      <w:r>
-        <w:rPr>
-          <w:lang w:val="zh_TW" w:bidi="zh_TW"/>
-        </w:rPr>
-        <w:t>這封信是寫給別處的基督徒（庇哩亞和腓立比），後來傳到帖撒羅尼迦的基督徒手中。然而，沒有任何證據顯示這封信最初是寫給其它地方的基督徒，而非帖撒羅尼迦的信徒。</w:t>
-      </w:r>
-    </w:p>
-    <w:p>
-      <w:pPr/>
-      <w:r>
-        <w:rPr>
-          <w:lang w:val="zh_TW" w:bidi="zh_TW"/>
-        </w:rPr>
-      </w:r>
-      <w:r>
-        <w:rPr>
-          <w:lang w:val="zh_TW" w:bidi="zh_TW"/>
-        </w:rPr>
-        <w:t>寫這封信時，</w:t>
-      </w:r>
-      <w:r>
-        <w:rPr>
-          <w:lang w:val="zh_TW" w:bidi="zh_TW"/>
-        </w:rPr>
-        <w:t>保羅身邊的同工與寫帖撒羅尼迦前書時相同</w:t>
-      </w:r>
-      <w:r>
-        <w:rPr>
-          <w:lang w:val="zh_TW" w:bidi="zh_TW"/>
-        </w:rPr>
-        <w:t>（</w:t>
-      </w:r>
-      <w:hyperlink r:id="rId18">
-        <w:r>
-          <w:rPr>
-            <w:lang w:val="zh_TW" w:bidi="zh_TW"/>
-          </w:rPr>
-          <w:rPr>
-            <w:color w:val="0000EE"/>
-            <w:u w:val="single"/>
-          </w:rPr>
-          <w:t>帖後1:1</w:t>
+          <w:t>王下4:38–41</w:t>
         </w:r>
       </w:hyperlink>
       <w:r>
@@ -636,1364 +286,6 @@
           <w:lang w:val="zh_TW" w:bidi="zh_TW"/>
         </w:rPr>
         <w:t>）。</w:t>
-      </w:r>
-      <w:r>
-        <w:rPr>
-          <w:lang w:val="zh_TW" w:bidi="zh_TW"/>
-        </w:rPr>
-        <w:t>這表明，保羅在寫完前書後不久，聽到了帖撒羅尼迦基督徒面臨的新問題，出於對他們的關心，就寫了這第二封信。</w:t>
-      </w:r>
-    </w:p>
-    <w:p>
-      <w:pPr>
-        <w:pStyle w:val="Heading3"/>
-      </w:pPr>
-      <w:r>
-        <w:rPr>
-          <w:lang w:val="zh_TW" w:bidi="zh_TW"/>
-        </w:rPr>
-        <w:t>目的</w:t>
-      </w:r>
-    </w:p>
-    <w:p>
-      <w:pPr/>
-      <w:r>
-        <w:rPr>
-          <w:lang w:val="zh_TW" w:bidi="zh_TW"/>
-        </w:rPr>
-      </w:r>
-      <w:r>
-        <w:rPr>
-          <w:lang w:val="zh_TW" w:bidi="zh_TW"/>
-        </w:rPr>
-        <w:t>使徒保羅寫這封信時，心中有三個主要的關注。</w:t>
-      </w:r>
-    </w:p>
-    <w:p>
-      <w:pPr/>
-      <w:r>
-        <w:rPr>
-          <w:lang w:val="zh_TW" w:bidi="zh_TW"/>
-        </w:rPr>
-      </w:r>
-      <w:r>
-        <w:rPr>
-          <w:lang w:val="zh_TW" w:bidi="zh_TW"/>
-        </w:rPr>
-        <w:t>首先，與他所有書信一樣，他希望鼓勵讀者在信仰上站立得穩（</w:t>
-      </w:r>
-      <w:hyperlink r:id="rId15">
-        <w:r>
-          <w:rPr>
-            <w:lang w:val="zh_TW" w:bidi="zh_TW"/>
-          </w:rPr>
-          <w:rPr>
-            <w:color w:val="0000EE"/>
-            <w:u w:val="single"/>
-          </w:rPr>
-          <w:t>2:15）</w:t>
-        </w:r>
-      </w:hyperlink>
-      <w:r>
-        <w:rPr>
-          <w:lang w:val="zh_TW" w:bidi="zh_TW"/>
-        </w:rPr>
-        <w:t>。他感謝神在他們生命中的工作（</w:t>
-      </w:r>
-      <w:hyperlink r:id="rId19">
-        <w:r>
-          <w:rPr>
-            <w:lang w:val="zh_TW" w:bidi="zh_TW"/>
-          </w:rPr>
-          <w:rPr>
-            <w:color w:val="0000EE"/>
-            <w:u w:val="single"/>
-          </w:rPr>
-          <w:t>1:3，</w:t>
-        </w:r>
-      </w:hyperlink>
-      <w:hyperlink r:id="rId20">
-        <w:r>
-          <w:rPr>
-            <w:lang w:val="zh_TW" w:bidi="zh_TW"/>
-          </w:rPr>
-          <w:rPr>
-            <w:color w:val="0000EE"/>
-            <w:u w:val="single"/>
-          </w:rPr>
-          <w:t>2:13</w:t>
-        </w:r>
-      </w:hyperlink>
-      <w:r>
-        <w:rPr>
-          <w:lang w:val="zh_TW" w:bidi="zh_TW"/>
-        </w:rPr>
-        <w:t>），這工作表現在他們的信心、愛心，以及在逼迫中堅忍的態度（</w:t>
-      </w:r>
-      <w:hyperlink r:id="rId21">
-        <w:r>
-          <w:rPr>
-            <w:lang w:val="zh_TW" w:bidi="zh_TW"/>
-          </w:rPr>
-          <w:rPr>
-            <w:color w:val="0000EE"/>
-            <w:u w:val="single"/>
-          </w:rPr>
-          <w:t>1:4</w:t>
-        </w:r>
-      </w:hyperlink>
-      <w:r>
-        <w:rPr>
-          <w:lang w:val="zh_TW" w:bidi="zh_TW"/>
-        </w:rPr>
-        <w:t>）。保羅向他們保證，神終將施行公義審判。信徒的責任是以生命榮耀耶穌的名；當主再來時，衪將在忠心的子民中得榮耀（</w:t>
-      </w:r>
-      <w:hyperlink r:id="rId22">
-        <w:r>
-          <w:rPr>
-            <w:lang w:val="zh_TW" w:bidi="zh_TW"/>
-          </w:rPr>
-          <w:rPr>
-            <w:color w:val="0000EE"/>
-            <w:u w:val="single"/>
-          </w:rPr>
-          <w:t>5–12</w:t>
-        </w:r>
-      </w:hyperlink>
-      <w:r>
-        <w:rPr>
-          <w:lang w:val="zh_TW" w:bidi="zh_TW"/>
-        </w:rPr>
-        <w:t>節）。</w:t>
-      </w:r>
-    </w:p>
-    <w:p>
-      <w:pPr/>
-      <w:r>
-        <w:rPr>
-          <w:lang w:val="zh_TW" w:bidi="zh_TW"/>
-        </w:rPr>
-      </w:r>
-      <w:r>
-        <w:rPr>
-          <w:lang w:val="zh_TW" w:bidi="zh_TW"/>
-        </w:rPr>
-        <w:t>其次，教會中流傳著錯誤的教導，甚至有人假冒保羅的名義，宣稱</w:t>
-      </w:r>
-      <w:r>
-        <w:rPr>
-          <w:lang w:val="zh_TW" w:bidi="zh_TW"/>
-        </w:rPr>
-        <w:t>主的日子現在到了</w:t>
-      </w:r>
-      <w:r>
-        <w:rPr>
-          <w:lang w:val="zh_TW" w:bidi="zh_TW"/>
-        </w:rPr>
-        <w:t>（</w:t>
-      </w:r>
-      <w:hyperlink r:id="rId23">
-        <w:r>
-          <w:rPr>
-            <w:lang w:val="zh_TW" w:bidi="zh_TW"/>
-          </w:rPr>
-          <w:rPr>
-            <w:color w:val="0000EE"/>
-            <w:u w:val="single"/>
-          </w:rPr>
-          <w:t>2:2</w:t>
-        </w:r>
-      </w:hyperlink>
-      <w:r>
-        <w:rPr>
-          <w:lang w:val="zh_TW" w:bidi="zh_TW"/>
-        </w:rPr>
-        <w:t>）。這位使徒駁斥這種教導，並指出在基督再來之前必須發生一些特定的事情。他提到，一個被稱為「</w:t>
-      </w:r>
-      <w:r>
-        <w:rPr>
-          <w:lang w:val="zh_TW" w:bidi="zh_TW"/>
-        </w:rPr>
-        <w:t>大罪人</w:t>
-      </w:r>
-      <w:r>
-        <w:rPr>
-          <w:lang w:val="zh_TW" w:bidi="zh_TW"/>
-        </w:rPr>
-        <w:t>」或「</w:t>
-      </w:r>
-      <w:r>
-        <w:rPr>
-          <w:lang w:val="zh_TW" w:bidi="zh_TW"/>
-        </w:rPr>
-        <w:t>沉淪之子</w:t>
-      </w:r>
-      <w:r>
-        <w:rPr>
-          <w:lang w:val="zh_TW" w:bidi="zh_TW"/>
-        </w:rPr>
-        <w:t>」的人將會顯現，這個人將否定一切真正的敬拜，行神蹟奇事，甚至自稱為神。目前，仍有一種力量在抑制牠。然而，到了適當的時候，「大罪人」將被揭露。然後，當主再來時，「大罪人」將被征服和摧毀。這（</w:t>
-      </w:r>
-      <w:hyperlink r:id="rId24">
-        <w:r>
-          <w:rPr>
-            <w:lang w:val="zh_TW" w:bidi="zh_TW"/>
-          </w:rPr>
-          <w:rPr>
-            <w:color w:val="0000EE"/>
-            <w:u w:val="single"/>
-          </w:rPr>
-          <w:t>1–12</w:t>
-        </w:r>
-      </w:hyperlink>
-      <w:r>
-        <w:rPr>
-          <w:lang w:val="zh_TW" w:bidi="zh_TW"/>
-        </w:rPr>
-        <w:t>節）與福音書中關於敵基督的描述類似，牠將假冒基督，以神蹟奇事欺騙人（</w:t>
-      </w:r>
-      <w:hyperlink r:id="rId25">
-        <w:r>
-          <w:rPr>
-            <w:lang w:val="zh_TW" w:bidi="zh_TW"/>
-          </w:rPr>
-          <w:rPr>
-            <w:color w:val="0000EE"/>
-            <w:u w:val="single"/>
-          </w:rPr>
-          <w:t>太24:5、23–26</w:t>
-        </w:r>
-      </w:hyperlink>
-      <w:r>
-        <w:rPr>
-          <w:lang w:val="zh_TW" w:bidi="zh_TW"/>
-        </w:rPr>
-        <w:t>；</w:t>
-      </w:r>
-      <w:hyperlink r:id="rId26">
-        <w:r>
-          <w:rPr>
-            <w:lang w:val="zh_TW" w:bidi="zh_TW"/>
-          </w:rPr>
-          <w:rPr>
-            <w:color w:val="0000EE"/>
-            <w:u w:val="single"/>
-          </w:rPr>
-          <w:t>可13:5–6、20–23</w:t>
-        </w:r>
-      </w:hyperlink>
-      <w:r>
-        <w:rPr>
-          <w:lang w:val="zh_TW" w:bidi="zh_TW"/>
-        </w:rPr>
-        <w:t>）。在帖撒羅尼迦前書中，保羅強調主再來的時間是沒有人知道的，因此信徒必須隨時準備好迎接衪。在這裡，為了反駁主已經再來的觀念，保羅強調基督再來前必然發生的事件。耶穌在講論未來時，也同時強調這兩個方面（</w:t>
-      </w:r>
-      <w:hyperlink r:id="rId27">
-        <w:r>
-          <w:rPr>
-            <w:lang w:val="zh_TW" w:bidi="zh_TW"/>
-          </w:rPr>
-          <w:rPr>
-            <w:color w:val="0000EE"/>
-            <w:u w:val="single"/>
-          </w:rPr>
-          <w:t>太24</w:t>
-        </w:r>
-      </w:hyperlink>
-      <w:r>
-        <w:rPr>
-          <w:lang w:val="zh_TW" w:bidi="zh_TW"/>
-        </w:rPr>
-        <w:t>；</w:t>
-      </w:r>
-      <w:hyperlink r:id="rId28">
-        <w:r>
-          <w:rPr>
-            <w:lang w:val="zh_TW" w:bidi="zh_TW"/>
-          </w:rPr>
-          <w:rPr>
-            <w:color w:val="0000EE"/>
-            <w:u w:val="single"/>
-          </w:rPr>
-          <w:t>可13</w:t>
-        </w:r>
-      </w:hyperlink>
-      <w:r>
-        <w:rPr>
-          <w:lang w:val="zh_TW" w:bidi="zh_TW"/>
-        </w:rPr>
-        <w:t>；</w:t>
-      </w:r>
-      <w:hyperlink r:id="rId29">
-        <w:r>
-          <w:rPr>
-            <w:lang w:val="zh_TW" w:bidi="zh_TW"/>
-          </w:rPr>
-          <w:rPr>
-            <w:color w:val="0000EE"/>
-            <w:u w:val="single"/>
-          </w:rPr>
-          <w:t>路21</w:t>
-        </w:r>
-      </w:hyperlink>
-      <w:r>
-        <w:rPr>
-          <w:lang w:val="zh_TW" w:bidi="zh_TW"/>
-        </w:rPr>
-        <w:t>）。</w:t>
-      </w:r>
-    </w:p>
-    <w:p>
-      <w:pPr/>
-      <w:r>
-        <w:rPr>
-          <w:lang w:val="zh_TW" w:bidi="zh_TW"/>
-        </w:rPr>
-      </w:r>
-      <w:r>
-        <w:rPr>
-          <w:lang w:val="zh_TW" w:bidi="zh_TW"/>
-        </w:rPr>
-        <w:t>最後，基督徒群體中的懶惰問題仍然存在，甚至可能有所加劇（參</w:t>
-      </w:r>
-      <w:hyperlink r:id="rId30">
-        <w:r>
-          <w:rPr>
-            <w:lang w:val="zh_TW" w:bidi="zh_TW"/>
-          </w:rPr>
-          <w:rPr>
-            <w:color w:val="0000EE"/>
-            <w:u w:val="single"/>
-          </w:rPr>
-          <w:t>帖前4:11</w:t>
-        </w:r>
-      </w:hyperlink>
-      <w:r>
-        <w:rPr>
-          <w:lang w:val="zh_TW" w:bidi="zh_TW"/>
-        </w:rPr>
-        <w:t>，</w:t>
-      </w:r>
-      <w:hyperlink r:id="rId31">
-        <w:r>
-          <w:rPr>
-            <w:lang w:val="zh_TW" w:bidi="zh_TW"/>
-          </w:rPr>
-          <w:rPr>
-            <w:color w:val="0000EE"/>
-            <w:u w:val="single"/>
-          </w:rPr>
-          <w:t>5:14</w:t>
-        </w:r>
-      </w:hyperlink>
-      <w:r>
-        <w:rPr>
-          <w:lang w:val="zh_TW" w:bidi="zh_TW"/>
-        </w:rPr>
-        <w:t>）。保羅再次提醒他們，他與同工們的榜樣——他們親自工作賺取生活費，而不是依賴他們的福音對象。保羅提出了一個簡單的原則：「</w:t>
-      </w:r>
-      <w:r>
-        <w:rPr>
-          <w:lang w:val="zh_TW" w:bidi="zh_TW"/>
-        </w:rPr>
-        <w:t>若有人不肯做工，就不可吃飯</w:t>
-      </w:r>
-      <w:r>
-        <w:rPr>
-          <w:lang w:val="zh_TW" w:bidi="zh_TW"/>
-        </w:rPr>
-        <w:t>」（</w:t>
-      </w:r>
-      <w:hyperlink r:id="rId32">
-        <w:r>
-          <w:rPr>
-            <w:lang w:val="zh_TW" w:bidi="zh_TW"/>
-          </w:rPr>
-          <w:rPr>
-            <w:color w:val="0000EE"/>
-            <w:u w:val="single"/>
-          </w:rPr>
-          <w:t>帖後3:10</w:t>
-        </w:r>
-      </w:hyperlink>
-      <w:r>
-        <w:rPr>
-          <w:lang w:val="zh_TW" w:bidi="zh_TW"/>
-        </w:rPr>
-        <w:t>）。</w:t>
-      </w:r>
-    </w:p>
-    <w:p>
-      <w:pPr>
-        <w:pStyle w:val="Heading3"/>
-      </w:pPr>
-      <w:r>
-        <w:rPr>
-          <w:lang w:val="zh_TW" w:bidi="zh_TW"/>
-        </w:rPr>
-        <w:t>內容</w:t>
-      </w:r>
-    </w:p>
-    <w:p>
-      <w:pPr>
-        <w:pStyle w:val="Heading4"/>
-      </w:pPr>
-      <w:r>
-        <w:rPr>
-          <w:lang w:val="zh_TW" w:bidi="zh_TW"/>
-        </w:rPr>
-        <w:t>為他們的基督徒生活感恩（</w:t>
-      </w:r>
-      <w:hyperlink r:id="rId33">
-        <w:r>
-          <w:rPr>
-            <w:lang w:val="zh_TW" w:bidi="zh_TW"/>
-          </w:rPr>
-          <w:rPr>
-            <w:color w:val="0000EE"/>
-            <w:u w:val="single"/>
-          </w:rPr>
-          <w:t>1:3–4</w:t>
-        </w:r>
-      </w:hyperlink>
-      <w:r>
-        <w:rPr>
-          <w:lang w:val="zh_TW" w:bidi="zh_TW"/>
-        </w:rPr>
-        <w:t>）</w:t>
-      </w:r>
-    </w:p>
-    <w:p>
-      <w:pPr/>
-      <w:r>
-        <w:rPr>
-          <w:lang w:val="zh_TW" w:bidi="zh_TW"/>
-        </w:rPr>
-      </w:r>
-      <w:r>
-        <w:rPr>
-          <w:lang w:val="zh_TW" w:bidi="zh_TW"/>
-        </w:rPr>
-        <w:t>因為帖撒羅尼迦人的信心增長，彼此之間的愛心加增，並且在逼迫中展現忍耐，所以保羅讚美神。</w:t>
-      </w:r>
-    </w:p>
-    <w:p>
-      <w:pPr>
-        <w:pStyle w:val="Heading4"/>
-      </w:pPr>
-      <w:r>
-        <w:rPr>
-          <w:lang w:val="zh_TW" w:bidi="zh_TW"/>
-        </w:rPr>
-        <w:t>逼迫者與被逼迫者的角色逆轉（</w:t>
-      </w:r>
-      <w:hyperlink r:id="rId34">
-        <w:r>
-          <w:rPr>
-            <w:lang w:val="zh_TW" w:bidi="zh_TW"/>
-          </w:rPr>
-          <w:rPr>
-            <w:color w:val="0000EE"/>
-            <w:u w:val="single"/>
-          </w:rPr>
-          <w:t>1:5–10</w:t>
-        </w:r>
-      </w:hyperlink>
-      <w:r>
-        <w:rPr>
-          <w:lang w:val="zh_TW" w:bidi="zh_TW"/>
-        </w:rPr>
-        <w:t>）</w:t>
-      </w:r>
-    </w:p>
-    <w:p>
-      <w:pPr/>
-      <w:r>
-        <w:rPr>
-          <w:lang w:val="zh_TW" w:bidi="zh_TW"/>
-        </w:rPr>
-      </w:r>
-      <w:r>
-        <w:rPr>
-          <w:lang w:val="zh_TW" w:bidi="zh_TW"/>
-        </w:rPr>
-        <w:t>當時，帖撒羅尼迦的基督徒正遭受苦難，但逼迫他們的人將在主耶穌帶著「</w:t>
-      </w:r>
-      <w:r>
-        <w:rPr>
-          <w:lang w:val="zh_TW" w:bidi="zh_TW"/>
-        </w:rPr>
-        <w:t>同他有能力的天使</w:t>
-      </w:r>
-      <w:r>
-        <w:rPr>
-          <w:lang w:val="zh_TW" w:bidi="zh_TW"/>
-        </w:rPr>
-        <w:t>」降臨時，面對神公義的審判。</w:t>
-      </w:r>
-      <w:r>
-        <w:rPr>
-          <w:lang w:val="zh_TW" w:bidi="zh_TW"/>
-        </w:rPr>
-        <w:t>那些拒絕神和福音救恩的人，將</w:t>
-      </w:r>
-      <w:r>
-        <w:rPr>
-          <w:lang w:val="zh_TW" w:bidi="zh_TW"/>
-        </w:rPr>
-        <w:t>「</w:t>
-      </w:r>
-      <w:r>
-        <w:rPr>
-          <w:lang w:val="zh_TW" w:bidi="zh_TW"/>
-        </w:rPr>
-        <w:t>要受刑罰，就是永遠沉淪</w:t>
-      </w:r>
-      <w:r>
-        <w:rPr>
-          <w:lang w:val="zh_TW" w:bidi="zh_TW"/>
-        </w:rPr>
-        <w:t>」。祂的子民將</w:t>
-      </w:r>
-      <w:r>
-        <w:rPr>
-          <w:lang w:val="zh_TW" w:bidi="zh_TW"/>
-        </w:rPr>
-        <w:t>經歷</w:t>
-      </w:r>
-      <w:r>
-        <w:rPr>
-          <w:lang w:val="zh_TW" w:bidi="zh_TW"/>
-        </w:rPr>
-        <w:t>祂再來的榮耀，並意識到他們的堅持所信和受苦並非徒</w:t>
-      </w:r>
-      <w:r>
-        <w:rPr>
-          <w:lang w:val="zh_TW" w:bidi="zh_TW"/>
-        </w:rPr>
-        <w:t>然</w:t>
-      </w:r>
-      <w:r>
-        <w:rPr>
-          <w:lang w:val="zh_TW" w:bidi="zh_TW"/>
-        </w:rPr>
-        <w:t>。</w:t>
-      </w:r>
-    </w:p>
-    <w:p>
-      <w:pPr>
-        <w:pStyle w:val="Heading4"/>
-      </w:pPr>
-      <w:r>
-        <w:rPr>
-          <w:lang w:val="zh_TW" w:bidi="zh_TW"/>
-        </w:rPr>
-        <w:t>禱告主耶穌得榮耀（</w:t>
-      </w:r>
-      <w:hyperlink r:id="rId35">
-        <w:r>
-          <w:rPr>
-            <w:lang w:val="zh_TW" w:bidi="zh_TW"/>
-          </w:rPr>
-          <w:rPr>
-            <w:color w:val="0000EE"/>
-            <w:u w:val="single"/>
-          </w:rPr>
-          <w:t>1:11–12</w:t>
-        </w:r>
-      </w:hyperlink>
-      <w:r>
-        <w:rPr>
-          <w:lang w:val="zh_TW" w:bidi="zh_TW"/>
-        </w:rPr>
-        <w:t>）</w:t>
-      </w:r>
-    </w:p>
-    <w:p>
-      <w:pPr/>
-      <w:r>
-        <w:rPr>
-          <w:lang w:val="zh_TW" w:bidi="zh_TW"/>
-        </w:rPr>
-      </w:r>
-      <w:r>
-        <w:rPr>
-          <w:lang w:val="zh_TW" w:bidi="zh_TW"/>
-        </w:rPr>
-        <w:t>這是保羅為帖撒羅尼迦基督徒的禱告——願他們過著配得上呼召的生活，實現他們的決心，並藉著神的恩典，使基督的名字在他們身上得榮耀。</w:t>
-      </w:r>
-    </w:p>
-    <w:p>
-      <w:pPr>
-        <w:pStyle w:val="Heading4"/>
-      </w:pPr>
-      <w:r>
-        <w:rPr>
-          <w:lang w:val="zh_TW" w:bidi="zh_TW"/>
-        </w:rPr>
-        <w:t>在基督再來之前必須發生的事（</w:t>
-      </w:r>
-      <w:hyperlink r:id="rId24">
-        <w:r>
-          <w:rPr>
-            <w:lang w:val="zh_TW" w:bidi="zh_TW"/>
-          </w:rPr>
-          <w:rPr>
-            <w:color w:val="0000EE"/>
-            <w:u w:val="single"/>
-          </w:rPr>
-          <w:t>2:1–12</w:t>
-        </w:r>
-      </w:hyperlink>
-      <w:r>
-        <w:rPr>
-          <w:lang w:val="zh_TW" w:bidi="zh_TW"/>
-        </w:rPr>
-        <w:t>）</w:t>
-      </w:r>
-    </w:p>
-    <w:p>
-      <w:pPr/>
-      <w:r>
-        <w:rPr>
-          <w:lang w:val="zh_TW" w:bidi="zh_TW"/>
-        </w:rPr>
-      </w:r>
-      <w:r>
-        <w:rPr>
-          <w:lang w:val="zh_TW" w:bidi="zh_TW"/>
-        </w:rPr>
-        <w:t>在這個段落，保羅駁斥那錯誤教導說</w:t>
-      </w:r>
-      <w:r>
-        <w:rPr>
-          <w:lang w:val="zh_TW" w:bidi="zh_TW"/>
-        </w:rPr>
-        <w:t>主的日子現在到了</w:t>
-      </w:r>
-      <w:r>
-        <w:rPr>
-          <w:lang w:val="zh_TW" w:bidi="zh_TW"/>
-        </w:rPr>
-        <w:t>，強調在此之前，「</w:t>
-      </w:r>
-      <w:r>
-        <w:rPr>
-          <w:lang w:val="zh_TW" w:bidi="zh_TW"/>
-        </w:rPr>
-        <w:t>那大罪人</w:t>
-      </w:r>
-      <w:r>
-        <w:rPr>
-          <w:lang w:val="zh_TW" w:bidi="zh_TW"/>
-        </w:rPr>
-        <w:t>」必須被揭示，也就是所謂的敵基督（不過需要注意的是，新約中也提到「</w:t>
-      </w:r>
-      <w:r>
-        <w:rPr>
-          <w:lang w:val="zh_TW" w:bidi="zh_TW"/>
-        </w:rPr>
-        <w:t>好些敵基督</w:t>
-      </w:r>
-      <w:r>
-        <w:rPr>
-          <w:lang w:val="zh_TW" w:bidi="zh_TW"/>
-        </w:rPr>
-        <w:t>」和「</w:t>
-      </w:r>
-      <w:r>
-        <w:rPr>
-          <w:lang w:val="zh_TW" w:bidi="zh_TW"/>
-        </w:rPr>
-        <w:t>那</w:t>
-      </w:r>
-      <w:r>
-        <w:rPr>
-          <w:lang w:val="zh_TW" w:bidi="zh_TW"/>
-        </w:rPr>
-        <w:t>敵基督者的靈」——</w:t>
-      </w:r>
-      <w:hyperlink r:id="rId36">
-        <w:r>
-          <w:rPr>
-            <w:lang w:val="zh_TW" w:bidi="zh_TW"/>
-          </w:rPr>
-          <w:rPr>
-            <w:color w:val="0000EE"/>
-            <w:u w:val="single"/>
-          </w:rPr>
-          <w:t>約一2:18</w:t>
-        </w:r>
-      </w:hyperlink>
-      <w:r>
-        <w:rPr>
-          <w:lang w:val="zh_TW" w:bidi="zh_TW"/>
-        </w:rPr>
-        <w:t>，</w:t>
-      </w:r>
-      <w:hyperlink r:id="rId37">
-        <w:r>
-          <w:rPr>
-            <w:lang w:val="zh_TW" w:bidi="zh_TW"/>
-          </w:rPr>
-          <w:rPr>
-            <w:color w:val="0000EE"/>
-            <w:u w:val="single"/>
-          </w:rPr>
-          <w:t>4:3</w:t>
-        </w:r>
-      </w:hyperlink>
-      <w:r>
-        <w:rPr>
-          <w:lang w:val="zh_TW" w:bidi="zh_TW"/>
-        </w:rPr>
-        <w:t>）。保羅說：「</w:t>
-      </w:r>
-      <w:r>
-        <w:rPr>
-          <w:lang w:val="zh_TW" w:bidi="zh_TW"/>
-        </w:rPr>
-        <w:t>因為那日子以前，必有離道反教的事，並有那大罪人，就是沉淪之子，顯露出來</w:t>
-      </w:r>
-      <w:r>
-        <w:rPr>
-          <w:lang w:val="zh_TW" w:bidi="zh_TW"/>
-        </w:rPr>
-        <w:t>」（</w:t>
-      </w:r>
-      <w:hyperlink r:id="rId38">
-        <w:r>
-          <w:rPr>
-            <w:lang w:val="zh_TW" w:bidi="zh_TW"/>
-          </w:rPr>
-          <w:rPr>
-            <w:color w:val="0000EE"/>
-            <w:u w:val="single"/>
-          </w:rPr>
-          <w:t>帖後2:3</w:t>
-        </w:r>
-      </w:hyperlink>
-      <w:r>
-        <w:rPr>
-          <w:lang w:val="zh_TW" w:bidi="zh_TW"/>
-        </w:rPr>
-        <w:t>）。</w:t>
-      </w:r>
-    </w:p>
-    <w:p>
-      <w:pPr/>
-      <w:r>
-        <w:rPr>
-          <w:lang w:val="zh_TW" w:bidi="zh_TW"/>
-        </w:rPr>
-      </w:r>
-      <w:r>
-        <w:rPr>
-          <w:lang w:val="zh_TW" w:bidi="zh_TW"/>
-        </w:rPr>
-        <w:t>目前，不法的</w:t>
-      </w:r>
-      <w:r>
-        <w:rPr>
-          <w:lang w:val="zh_TW" w:bidi="zh_TW"/>
-        </w:rPr>
-        <w:t>隱意正</w:t>
-      </w:r>
-      <w:r>
-        <w:rPr>
-          <w:lang w:val="zh_TW" w:bidi="zh_TW"/>
-        </w:rPr>
-        <w:t>被</w:t>
-      </w:r>
-      <w:r>
-        <w:rPr>
-          <w:lang w:val="zh_TW" w:bidi="zh_TW"/>
-        </w:rPr>
-        <w:t>攔阻</w:t>
-      </w:r>
-      <w:r>
-        <w:rPr>
-          <w:lang w:val="zh_TW" w:bidi="zh_TW"/>
-        </w:rPr>
-        <w:t>（</w:t>
-      </w:r>
-      <w:hyperlink r:id="rId39">
-        <w:r>
-          <w:rPr>
-            <w:lang w:val="zh_TW" w:bidi="zh_TW"/>
-          </w:rPr>
-          <w:rPr>
-            <w:color w:val="0000EE"/>
-            <w:u w:val="single"/>
-          </w:rPr>
-          <w:t>6–7</w:t>
-        </w:r>
-      </w:hyperlink>
-      <w:r>
-        <w:rPr>
-          <w:lang w:val="zh_TW" w:bidi="zh_TW"/>
-        </w:rPr>
-        <w:t>節）；但在未來——就是在主再來之前，這種</w:t>
-      </w:r>
-      <w:r>
-        <w:rPr>
-          <w:lang w:val="zh_TW" w:bidi="zh_TW"/>
-        </w:rPr>
-        <w:t>攔阻</w:t>
-      </w:r>
-      <w:r>
-        <w:rPr>
-          <w:lang w:val="zh_TW" w:bidi="zh_TW"/>
-        </w:rPr>
-        <w:t>將被解除。換句話說，邪惡將徹底爆發。基督徒必須預備好面對極端邪惡的顯現，這種顯現會伴隨著「</w:t>
-      </w:r>
-      <w:r>
-        <w:rPr>
-          <w:lang w:val="zh_TW" w:bidi="zh_TW"/>
-        </w:rPr>
-        <w:t>一切虛假的奇事</w:t>
-      </w:r>
-      <w:r>
-        <w:rPr>
-          <w:lang w:val="zh_TW" w:bidi="zh_TW"/>
-        </w:rPr>
-        <w:t>」（</w:t>
-      </w:r>
-      <w:hyperlink r:id="rId40">
-        <w:r>
-          <w:rPr>
-            <w:lang w:val="zh_TW" w:bidi="zh_TW"/>
-          </w:rPr>
-          <w:rPr>
-            <w:color w:val="0000EE"/>
-            <w:u w:val="single"/>
-          </w:rPr>
-          <w:t>9</w:t>
-        </w:r>
-      </w:hyperlink>
-      <w:r>
-        <w:rPr>
-          <w:lang w:val="zh_TW" w:bidi="zh_TW"/>
-        </w:rPr>
-        <w:t>節），許多人將因此被欺騙。基督的再來將帶來邪惡的終結，並審判那些敵擋真理、樂於不義之人。</w:t>
-      </w:r>
-    </w:p>
-    <w:p>
-      <w:pPr>
-        <w:pStyle w:val="Heading4"/>
-      </w:pPr>
-      <w:r>
-        <w:rPr>
-          <w:lang w:val="zh_TW" w:bidi="zh_TW"/>
-        </w:rPr>
-        <w:t>更新的感恩、鼓勵和禱告（</w:t>
-      </w:r>
-      <w:hyperlink r:id="rId41">
-        <w:r>
-          <w:rPr>
-            <w:lang w:val="zh_TW" w:bidi="zh_TW"/>
-          </w:rPr>
-          <w:rPr>
-            <w:color w:val="0000EE"/>
-            <w:u w:val="single"/>
-          </w:rPr>
-          <w:t>2:13–3:5</w:t>
-        </w:r>
-      </w:hyperlink>
-      <w:r>
-        <w:rPr>
-          <w:lang w:val="zh_TW" w:bidi="zh_TW"/>
-        </w:rPr>
-        <w:t>）</w:t>
-      </w:r>
-    </w:p>
-    <w:p>
-      <w:pPr/>
-      <w:r>
-        <w:rPr>
-          <w:lang w:val="zh_TW" w:bidi="zh_TW"/>
-        </w:rPr>
-      </w:r>
-      <w:r>
-        <w:rPr>
-          <w:lang w:val="zh_TW" w:bidi="zh_TW"/>
-        </w:rPr>
-        <w:t>保羅討論邪惡力量對人們生活的影響之後，他感謝神的靈在帖撒羅尼迦基督徒生活中工作。他勉勵他們持守自己所教導的一切，無論是親身教導還是以書信傳遞的信息。保羅的禱告是求這位賜安慰與盼望的神，使他們在一切善行與</w:t>
-      </w:r>
-      <w:r>
-        <w:rPr>
-          <w:lang w:val="zh_TW" w:bidi="zh_TW"/>
-        </w:rPr>
-        <w:t>善言</w:t>
-      </w:r>
-      <w:r>
-        <w:rPr>
-          <w:lang w:val="zh_TW" w:bidi="zh_TW"/>
-        </w:rPr>
-        <w:t>上</w:t>
-      </w:r>
-      <w:r>
-        <w:rPr>
-          <w:lang w:val="zh_TW" w:bidi="zh_TW"/>
-        </w:rPr>
-        <w:t>堅固</w:t>
-      </w:r>
-      <w:r>
-        <w:rPr>
-          <w:lang w:val="zh_TW" w:bidi="zh_TW"/>
-        </w:rPr>
-        <w:t>他們。他也表達自己需要他們的禱告，希望神能繼續使他所傳講的道興旺，並保守他脫離惡人的手。又求神保守帖撒羅尼迦的基督徒，讓他們可以確信神的信實。保羅為他們禱告，願他們在所學之道上堅定不移，被引導進入神的愛與基督所賜的忍耐之中。</w:t>
-      </w:r>
-    </w:p>
-    <w:p>
-      <w:pPr>
-        <w:pStyle w:val="Heading4"/>
-      </w:pPr>
-      <w:r>
-        <w:rPr>
-          <w:b/>
-          <w:lang w:val="zh_TW" w:bidi="zh_TW"/>
-        </w:rPr>
-        <w:t>警告不守規矩與懶惰的人</w:t>
-      </w:r>
-      <w:r>
-        <w:rPr>
-          <w:lang w:val="zh_TW" w:bidi="zh_TW"/>
-        </w:rPr>
-        <w:t>（</w:t>
-      </w:r>
-      <w:hyperlink r:id="rId42">
-        <w:r>
-          <w:rPr>
-            <w:lang w:val="zh_TW" w:bidi="zh_TW"/>
-          </w:rPr>
-          <w:rPr>
-            <w:color w:val="0000EE"/>
-            <w:u w:val="single"/>
-          </w:rPr>
-          <w:t>3:6–15</w:t>
-        </w:r>
-      </w:hyperlink>
-      <w:r>
-        <w:rPr>
-          <w:lang w:val="zh_TW" w:bidi="zh_TW"/>
-        </w:rPr>
-        <w:t>）</w:t>
-      </w:r>
-    </w:p>
-    <w:p>
-      <w:pPr/>
-      <w:r>
-        <w:rPr>
-          <w:lang w:val="zh_TW" w:bidi="zh_TW"/>
-        </w:rPr>
-      </w:r>
-      <w:r>
-        <w:rPr>
-          <w:lang w:val="zh_TW" w:bidi="zh_TW"/>
-        </w:rPr>
-        <w:t>保羅寫作的另一個特別目的，是強調基督徒的生活不應懶惰。他不僅這樣教導，也以自己的生活作為榜樣。基督徒應該「</w:t>
-      </w:r>
-      <w:r>
-        <w:rPr>
-          <w:lang w:val="zh_TW" w:bidi="zh_TW"/>
-        </w:rPr>
-        <w:t>安靜做工，吃自己的飯」</w:t>
-      </w:r>
-      <w:r>
-        <w:rPr>
-          <w:lang w:val="zh_TW" w:bidi="zh_TW"/>
-        </w:rPr>
-        <w:t>，並且「</w:t>
-      </w:r>
-      <w:r>
-        <w:rPr>
-          <w:lang w:val="zh_TW" w:bidi="zh_TW"/>
-        </w:rPr>
-        <w:t>行善不可喪志</w:t>
-      </w:r>
-      <w:r>
-        <w:rPr>
-          <w:lang w:val="zh_TW" w:bidi="zh_TW"/>
-        </w:rPr>
-        <w:t>」（</w:t>
-      </w:r>
-      <w:hyperlink r:id="rId43">
-        <w:r>
-          <w:rPr>
-            <w:lang w:val="zh_TW" w:bidi="zh_TW"/>
-          </w:rPr>
-          <w:rPr>
-            <w:color w:val="0000EE"/>
-            <w:u w:val="single"/>
-          </w:rPr>
-          <w:t>12–13</w:t>
-        </w:r>
-      </w:hyperlink>
-      <w:r>
-        <w:rPr>
-          <w:lang w:val="zh_TW" w:bidi="zh_TW"/>
-        </w:rPr>
-        <w:t>節）。基督徒不應與拒絕這教導的人來往，但應當以弟兄的身份勸戒，而不是將他們視為敵人。</w:t>
-      </w:r>
-    </w:p>
-    <w:p>
-      <w:pPr>
-        <w:pStyle w:val="Heading4"/>
-      </w:pPr>
-      <w:r>
-        <w:rPr>
-          <w:lang w:val="zh_TW" w:bidi="zh_TW"/>
-        </w:rPr>
-        <w:t>結論（</w:t>
-      </w:r>
-      <w:hyperlink r:id="rId44">
-        <w:r>
-          <w:rPr>
-            <w:lang w:val="zh_TW" w:bidi="zh_TW"/>
-          </w:rPr>
-          <w:rPr>
-            <w:color w:val="0000EE"/>
-            <w:u w:val="single"/>
-          </w:rPr>
-          <w:t>3:16–18</w:t>
-        </w:r>
-      </w:hyperlink>
-      <w:r>
-        <w:rPr>
-          <w:lang w:val="zh_TW" w:bidi="zh_TW"/>
-        </w:rPr>
-        <w:t>）</w:t>
-      </w:r>
-    </w:p>
-    <w:p>
-      <w:pPr/>
-      <w:r>
-        <w:rPr>
-          <w:lang w:val="zh_TW" w:bidi="zh_TW"/>
-        </w:rPr>
-      </w:r>
-      <w:r>
-        <w:rPr>
-          <w:lang w:val="zh_TW" w:bidi="zh_TW"/>
-        </w:rPr>
-        <w:t>保羅以禱告求恩典與平安，並親筆署名，為書信畫下句點。他在第</w:t>
-      </w:r>
-      <w:hyperlink r:id="rId14">
-        <w:r>
-          <w:rPr>
-            <w:lang w:val="zh_TW" w:bidi="zh_TW"/>
-          </w:rPr>
-          <w:rPr>
-            <w:color w:val="0000EE"/>
-            <w:u w:val="single"/>
-          </w:rPr>
-          <w:t>17</w:t>
-        </w:r>
-      </w:hyperlink>
-      <w:r>
-        <w:rPr>
-          <w:lang w:val="zh_TW" w:bidi="zh_TW"/>
-        </w:rPr>
-        <w:t>節提到親筆寫信，這很可能是指在此之前，他一直由他人代筆，而這最後的部分則由他親自寫下（參</w:t>
-      </w:r>
-      <w:hyperlink r:id="rId45">
-        <w:r>
-          <w:rPr>
-            <w:lang w:val="zh_TW" w:bidi="zh_TW"/>
-          </w:rPr>
-          <w:rPr>
-            <w:color w:val="0000EE"/>
-            <w:u w:val="single"/>
-          </w:rPr>
-          <w:t>林前16:21</w:t>
-        </w:r>
-      </w:hyperlink>
-      <w:r>
-        <w:rPr>
-          <w:lang w:val="zh_TW" w:bidi="zh_TW"/>
-        </w:rPr>
-        <w:t>；</w:t>
-      </w:r>
-      <w:hyperlink r:id="rId46">
-        <w:r>
-          <w:rPr>
-            <w:lang w:val="zh_TW" w:bidi="zh_TW"/>
-          </w:rPr>
-          <w:rPr>
-            <w:color w:val="0000EE"/>
-            <w:u w:val="single"/>
-          </w:rPr>
-          <w:t>西4:18</w:t>
-        </w:r>
-      </w:hyperlink>
-      <w:r>
-        <w:rPr>
-          <w:lang w:val="zh_TW" w:bidi="zh_TW"/>
-        </w:rPr>
-        <w:t>）。</w:t>
-      </w:r>
-    </w:p>
-    <w:p>
-      <w:pPr/>
-      <w:r>
-        <w:rPr>
-          <w:lang w:val="zh_TW" w:bidi="zh_TW"/>
-        </w:rPr>
-      </w:r>
-      <w:r>
-        <w:rPr>
-          <w:i/>
-          <w:lang w:val="zh_TW" w:bidi="zh_TW"/>
-        </w:rPr>
-        <w:t>另見</w:t>
-      </w:r>
-      <w:r>
-        <w:rPr>
-          <w:lang w:val="zh_TW" w:bidi="zh_TW"/>
-        </w:rPr>
-        <w:t xml:space="preserve"> </w:t>
-      </w:r>
-      <w:r>
-        <w:rPr>
-          <w:lang w:val="zh_TW" w:bidi="zh_TW"/>
-        </w:rPr>
-        <w:t>末世論</w:t>
-      </w:r>
-      <w:r>
-        <w:rPr>
-          <w:lang w:val="zh_TW" w:bidi="zh_TW"/>
-        </w:rPr>
-        <w:t>，</w:t>
-      </w:r>
-      <w:r>
-        <w:rPr>
-          <w:lang w:val="zh_TW" w:bidi="zh_TW"/>
-        </w:rPr>
-        <w:t>使徒保羅</w:t>
-      </w:r>
-      <w:r>
-        <w:rPr>
-          <w:lang w:val="zh_TW" w:bidi="zh_TW"/>
-        </w:rPr>
-        <w:t>，</w:t>
-      </w:r>
-      <w:r>
-        <w:rPr>
-          <w:lang w:val="zh_TW" w:bidi="zh_TW"/>
-        </w:rPr>
-        <w:t>基督的再來</w:t>
-      </w:r>
-      <w:r>
-        <w:rPr>
-          <w:lang w:val="zh_TW" w:bidi="zh_TW"/>
-        </w:rPr>
-        <w:t>，</w:t>
-      </w:r>
-      <w:r>
-        <w:rPr>
-          <w:lang w:val="zh_TW" w:bidi="zh_TW"/>
-        </w:rPr>
-        <w:t>帖撒羅尼迦前書</w:t>
-      </w:r>
-      <w:r>
-        <w:rPr>
-          <w:lang w:val="zh_TW" w:bidi="zh_TW"/>
-        </w:rPr>
-        <w:t>，</w:t>
-      </w:r>
-      <w:r>
-        <w:rPr>
-          <w:lang w:val="zh_TW" w:bidi="zh_TW"/>
-        </w:rPr>
-        <w:t>帖撒羅尼迦</w:t>
-      </w:r>
-      <w:r>
-        <w:rPr>
-          <w:lang w:val="zh_TW" w:bidi="zh_TW"/>
-        </w:rPr>
-        <w:t>。</w:t>
-      </w:r>
-      <w:r>
-        <w:rPr>
-          <w:lang w:val="zh_TW" w:bidi="zh_TW"/>
-        </w:rPr>
-      </w:r>
-      <w:r>
-        <w:rPr>
-          <w:lang w:val="zh_TW" w:bidi="zh_TW"/>
-        </w:rPr>
-      </w:r>
-    </w:p>
-    <w:p>
-      <w:pPr/>
-      <w:r>
-        <w:rPr>
-          <w:lang w:val="zh_TW" w:bidi="zh_TW"/>
-        </w:rPr>
-      </w:r>
-    </w:p>
-    <w:p>
-      <w:pPr>
-        <w:pStyle w:val="Heading2"/>
-      </w:pPr>
-      <w:r>
-        <w:rPr>
-          <w:lang w:val="zh_TW" w:bidi="zh_TW"/>
-        </w:rPr>
-        <w:t>鐵匠</w:t>
-      </w:r>
-      <w:r>
-        <w:rPr>
-          <w:lang w:val="zh_TW" w:bidi="zh_TW"/>
-        </w:rPr>
-      </w:r>
-    </w:p>
-    <w:p>
-      <w:pPr/>
-      <w:r>
-        <w:rPr>
-          <w:lang w:val="zh_TW" w:bidi="zh_TW"/>
-        </w:rPr>
-      </w:r>
-      <w:r>
-        <w:rPr>
-          <w:lang w:val="zh_TW" w:bidi="zh_TW"/>
-        </w:rPr>
-        <w:t>一般從事鐵製品加工的工匠（</w:t>
-      </w:r>
-      <w:hyperlink r:id="rId47">
-        <w:r>
-          <w:rPr>
-            <w:lang w:val="zh_TW" w:bidi="zh_TW"/>
-          </w:rPr>
-          <w:rPr>
-            <w:color w:val="0000EE"/>
-            <w:u w:val="single"/>
-          </w:rPr>
-          <w:t>賽44:12</w:t>
-        </w:r>
-      </w:hyperlink>
-      <w:r>
-        <w:rPr>
-          <w:lang w:val="zh_TW" w:bidi="zh_TW"/>
-        </w:rPr>
-        <w:t>），也就是打鐵的匠人。土八‧該隱（</w:t>
-      </w:r>
-      <w:hyperlink r:id="rId48">
-        <w:r>
-          <w:rPr>
-            <w:lang w:val="zh_TW" w:bidi="zh_TW"/>
-          </w:rPr>
-          <w:rPr>
-            <w:color w:val="0000EE"/>
-            <w:u w:val="single"/>
-          </w:rPr>
-          <w:t>創4:22</w:t>
-        </w:r>
-      </w:hyperlink>
-      <w:r>
-        <w:rPr>
-          <w:lang w:val="zh_TW" w:bidi="zh_TW"/>
-        </w:rPr>
-        <w:t>）是聖經裡第一位從事鐵匠的人。在以色列，人們大約在公元前11世紀開始廣泛認識和使用鐵（</w:t>
-      </w:r>
-      <w:hyperlink r:id="rId49">
-        <w:r>
-          <w:rPr>
-            <w:lang w:val="zh_TW" w:bidi="zh_TW"/>
-          </w:rPr>
-          <w:rPr>
-            <w:color w:val="0000EE"/>
-            <w:u w:val="single"/>
-          </w:rPr>
-          <w:t>申3:11</w:t>
-        </w:r>
-      </w:hyperlink>
-      <w:r>
-        <w:rPr>
-          <w:lang w:val="zh_TW" w:bidi="zh_TW"/>
-        </w:rPr>
-        <w:t>；</w:t>
-      </w:r>
-      <w:hyperlink r:id="rId50">
-        <w:r>
-          <w:rPr>
-            <w:lang w:val="zh_TW" w:bidi="zh_TW"/>
-          </w:rPr>
-          <w:rPr>
-            <w:color w:val="0000EE"/>
-            <w:u w:val="single"/>
-          </w:rPr>
-          <w:t>書6:19、24，</w:t>
-        </w:r>
-      </w:hyperlink>
-      <w:hyperlink r:id="rId51">
-        <w:r>
-          <w:rPr>
-            <w:lang w:val="zh_TW" w:bidi="zh_TW"/>
-          </w:rPr>
-          <w:rPr>
-            <w:color w:val="0000EE"/>
-            <w:u w:val="single"/>
-          </w:rPr>
-          <w:t>17:16</w:t>
-        </w:r>
-      </w:hyperlink>
-      <w:r>
-        <w:rPr>
-          <w:lang w:val="zh_TW" w:bidi="zh_TW"/>
-        </w:rPr>
-        <w:t>；</w:t>
-      </w:r>
-      <w:hyperlink r:id="rId52">
-        <w:r>
-          <w:rPr>
-            <w:lang w:val="zh_TW" w:bidi="zh_TW"/>
-          </w:rPr>
-          <w:rPr>
-            <w:color w:val="0000EE"/>
-            <w:u w:val="single"/>
-          </w:rPr>
-          <w:t>士1:19，</w:t>
-        </w:r>
-      </w:hyperlink>
-      <w:hyperlink r:id="rId53">
-        <w:r>
-          <w:rPr>
-            <w:lang w:val="zh_TW" w:bidi="zh_TW"/>
-          </w:rPr>
-          <w:rPr>
-            <w:color w:val="0000EE"/>
-            <w:u w:val="single"/>
-          </w:rPr>
-          <w:t>4:3、13</w:t>
-        </w:r>
-      </w:hyperlink>
-      <w:r>
-        <w:rPr>
-          <w:lang w:val="zh_TW" w:bidi="zh_TW"/>
-        </w:rPr>
-        <w:t>）。</w:t>
-      </w:r>
-      <w:r>
-        <w:rPr>
-          <w:i/>
-          <w:lang w:val="zh_TW" w:bidi="zh_TW"/>
-        </w:rPr>
-        <w:t>見</w:t>
-      </w:r>
-      <w:r>
-        <w:rPr>
-          <w:lang w:val="zh_TW" w:bidi="zh_TW"/>
-        </w:rPr>
-        <w:t>礦物和金屬</w:t>
-      </w:r>
-      <w:r>
-        <w:rPr>
-          <w:lang w:val="zh_TW" w:bidi="zh_TW"/>
-        </w:rPr>
-        <w:t>。</w:t>
       </w:r>
       <w:r>
         <w:rPr>
@@ -3895,12 +2187,6 @@
   </w:num>
   <w:num w:numId="13" w16cid:durableId="592781308">
     <w:abstractNumId w:val="11"/>
-  </w:num>
-  <w:num w:numId="14">
-    <w:abstractNumId w:val="3"/>
-    <w:lvlOverride w:ilvl="0">
-      <w:startOverride w:val="1"/>
-    </w:lvlOverride>
   </w:num>
   <w:numIdMacAtCleanup w:val="10"/>
 </w:numbering>

--- a/zht/docx/139.content.docx
+++ b/zht/docx/139.content.docx
@@ -149,7 +149,7 @@
         <w:rPr>
           <w:lang w:val="zh_TW" w:bidi="zh_TW"/>
         </w:rPr>
-        <w:t>she</w:t>
+        <w:t>sai</w:t>
       </w:r>
       <w:r>
         <w:rPr>
@@ -212,7 +212,7 @@
         <w:rPr>
           <w:lang w:val="zh_TW" w:bidi="zh_TW"/>
         </w:rPr>
-        <w:t>蛇</w:t>
+        <w:t>塞特</w:t>
       </w:r>
       <w:r>
         <w:rPr>
@@ -231,7 +231,7 @@
         <w:rPr>
           <w:lang w:val="zh_TW" w:bidi="zh_TW"/>
         </w:rPr>
-        <w:t>蛇或海怪。聖經中使用不同的詞語來描述蛇或蛇類。蛇或蛇類是爬行動物，是以牠們能夠咬人並注射毒液而為人熟知。聖經提及的特定蛇類包括虺蛇（</w:t>
+        <w:t>亞當和夏娃的第三個兒子。他取代了被該隱殺害的亞伯（</w:t>
       </w:r>
       <w:hyperlink r:id="rId13">
         <w:r>
@@ -242,14 +242,14 @@
             <w:color w:val="0000EE"/>
             <w:u w:val="single"/>
           </w:rPr>
-          <w:t>賽11:8</w:t>
+          <w:t>創4:25</w:t>
         </w:r>
       </w:hyperlink>
       <w:r>
         <w:rPr>
           <w:lang w:val="zh_TW" w:bidi="zh_TW"/>
         </w:rPr>
-        <w:t>）和毒蛇（</w:t>
+        <w:t>）。在</w:t>
       </w:r>
       <w:hyperlink r:id="rId14">
         <w:r>
@@ -260,14 +260,14 @@
             <w:color w:val="0000EE"/>
             <w:u w:val="single"/>
           </w:rPr>
-          <w:t>徒28:3</w:t>
+          <w:t>創世記五章3至8節</w:t>
         </w:r>
       </w:hyperlink>
       <w:r>
         <w:rPr>
           <w:lang w:val="zh_TW" w:bidi="zh_TW"/>
         </w:rPr>
-        <w:t>）。「蛇」這個術語也可以用來描述在</w:t>
+        <w:t>、</w:t>
       </w:r>
       <w:hyperlink r:id="rId15">
         <w:r>
@@ -278,14 +278,14 @@
             <w:color w:val="0000EE"/>
             <w:u w:val="single"/>
           </w:rPr>
-          <w:t>約伯記二十六章13節</w:t>
+          <w:t>歷代志上一章1節</w:t>
         </w:r>
       </w:hyperlink>
       <w:r>
         <w:rPr>
           <w:lang w:val="zh_TW" w:bidi="zh_TW"/>
         </w:rPr>
-        <w:t>、</w:t>
+        <w:t>（有英文譯本拼寫為Sheth），以及</w:t>
       </w:r>
       <w:hyperlink r:id="rId16">
         <w:r>
@@ -296,1995 +296,14 @@
             <w:color w:val="0000EE"/>
             <w:u w:val="single"/>
           </w:rPr>
-          <w:t>以賽亞書二十七章1節</w:t>
+          <w:t>路加福音三章38節</w:t>
         </w:r>
       </w:hyperlink>
       <w:r>
         <w:rPr>
           <w:lang w:val="zh_TW" w:bidi="zh_TW"/>
         </w:rPr>
-        <w:t>和</w:t>
-      </w:r>
-      <w:hyperlink r:id="rId17">
-        <w:r>
-          <w:rPr>
-            <w:lang w:val="zh_TW" w:bidi="zh_TW"/>
-          </w:rPr>
-          <w:rPr>
-            <w:color w:val="0000EE"/>
-            <w:u w:val="single"/>
-          </w:rPr>
-          <w:t>阿摩司書九章3節</w:t>
-        </w:r>
-      </w:hyperlink>
-      <w:r>
-        <w:rPr>
-          <w:lang w:val="zh_TW" w:bidi="zh_TW"/>
-        </w:rPr>
-        <w:t>中提到的巨大海蛇。</w:t>
-      </w:r>
-    </w:p>
-    <w:p>
-      <w:pPr/>
-      <w:r>
-        <w:rPr>
-          <w:lang w:val="zh_TW" w:bidi="zh_TW"/>
-        </w:rPr>
-      </w:r>
-      <w:r>
-        <w:rPr>
-          <w:lang w:val="zh_TW" w:bidi="zh_TW"/>
-        </w:rPr>
-        <w:t>在</w:t>
-      </w:r>
-      <w:hyperlink r:id="rId18">
-        <w:r>
-          <w:rPr>
-            <w:lang w:val="zh_TW" w:bidi="zh_TW"/>
-          </w:rPr>
-          <w:rPr>
-            <w:color w:val="0000EE"/>
-            <w:u w:val="single"/>
-          </w:rPr>
-          <w:t>創世記三章1節</w:t>
-        </w:r>
-      </w:hyperlink>
-      <w:r>
-        <w:rPr>
-          <w:lang w:val="zh_TW" w:bidi="zh_TW"/>
-        </w:rPr>
-        <w:t>，蛇引誘亞當和夏娃。牠是「耶和華神所造的，惟有蛇比田野一切的活物更狡猾」，因此，蛇被詛咒：「你必用肚子行走， 終身吃土」（</w:t>
-      </w:r>
-      <w:hyperlink r:id="rId19">
-        <w:r>
-          <w:rPr>
-            <w:lang w:val="zh_TW" w:bidi="zh_TW"/>
-          </w:rPr>
-          <w:rPr>
-            <w:color w:val="0000EE"/>
-            <w:u w:val="single"/>
-          </w:rPr>
-          <w:t>創3:14</w:t>
-        </w:r>
-      </w:hyperlink>
-      <w:r>
-        <w:rPr>
-          <w:lang w:val="zh_TW" w:bidi="zh_TW"/>
-        </w:rPr>
-        <w:t>）。</w:t>
-      </w:r>
-      <w:hyperlink r:id="rId20">
-        <w:r>
-          <w:rPr>
-            <w:lang w:val="zh_TW" w:bidi="zh_TW"/>
-          </w:rPr>
-          <w:rPr>
-            <w:color w:val="0000EE"/>
-            <w:u w:val="single"/>
-          </w:rPr>
-          <w:t>哥林多後書十一章3節</w:t>
-        </w:r>
-      </w:hyperlink>
-      <w:r>
-        <w:rPr>
-          <w:lang w:val="zh_TW" w:bidi="zh_TW"/>
-        </w:rPr>
-        <w:t>說蛇用詭詐欺騙了夏娃。</w:t>
-      </w:r>
-      <w:hyperlink r:id="rId21">
-        <w:r>
-          <w:rPr>
-            <w:lang w:val="zh_TW" w:bidi="zh_TW"/>
-          </w:rPr>
-          <w:rPr>
-            <w:color w:val="0000EE"/>
-            <w:u w:val="single"/>
-          </w:rPr>
-          <w:t>啟示錄十二章9節</w:t>
-        </w:r>
-      </w:hyperlink>
-      <w:r>
-        <w:rPr>
-          <w:lang w:val="zh_TW" w:bidi="zh_TW"/>
-        </w:rPr>
-        <w:t>稱蛇為：「名叫魔鬼，又叫撒但，是迷惑普天下的」（另見</w:t>
-      </w:r>
-      <w:hyperlink r:id="rId22">
-        <w:r>
-          <w:rPr>
-            <w:lang w:val="zh_TW" w:bidi="zh_TW"/>
-          </w:rPr>
-          <w:rPr>
-            <w:color w:val="0000EE"/>
-            <w:u w:val="single"/>
-          </w:rPr>
-          <w:t>啟12:14–15</w:t>
-        </w:r>
-      </w:hyperlink>
-      <w:r>
-        <w:rPr>
-          <w:lang w:val="zh_TW" w:bidi="zh_TW"/>
-        </w:rPr>
-        <w:t>，</w:t>
-      </w:r>
-      <w:hyperlink r:id="rId23">
-        <w:r>
-          <w:rPr>
-            <w:lang w:val="zh_TW" w:bidi="zh_TW"/>
-          </w:rPr>
-          <w:rPr>
-            <w:color w:val="0000EE"/>
-            <w:u w:val="single"/>
-          </w:rPr>
-          <w:t>20:2</w:t>
-        </w:r>
-      </w:hyperlink>
-      <w:r>
-        <w:rPr>
-          <w:lang w:val="zh_TW" w:bidi="zh_TW"/>
-        </w:rPr>
-        <w:t>）。</w:t>
-      </w:r>
-    </w:p>
-    <w:p>
-      <w:pPr/>
-      <w:r>
-        <w:rPr>
-          <w:lang w:val="zh_TW" w:bidi="zh_TW"/>
-        </w:rPr>
-      </w:r>
-      <w:r>
-        <w:rPr>
-          <w:lang w:val="zh_TW" w:bidi="zh_TW"/>
-        </w:rPr>
-        <w:t>聖經中對蛇的描述通常是比喻性的。牠們代表能以毒害人的能力（例如，</w:t>
-      </w:r>
-      <w:hyperlink r:id="rId24">
-        <w:r>
-          <w:rPr>
-            <w:lang w:val="zh_TW" w:bidi="zh_TW"/>
-          </w:rPr>
-          <w:rPr>
-            <w:color w:val="0000EE"/>
-            <w:u w:val="single"/>
-          </w:rPr>
-          <w:t>創49:17</w:t>
-        </w:r>
-      </w:hyperlink>
-      <w:r>
-        <w:rPr>
-          <w:lang w:val="zh_TW" w:bidi="zh_TW"/>
-        </w:rPr>
-        <w:t>；</w:t>
-      </w:r>
-      <w:hyperlink r:id="rId25">
-        <w:r>
-          <w:rPr>
-            <w:lang w:val="zh_TW" w:bidi="zh_TW"/>
-          </w:rPr>
-          <w:rPr>
-            <w:color w:val="0000EE"/>
-            <w:u w:val="single"/>
-          </w:rPr>
-          <w:t>傳10:8</w:t>
-        </w:r>
-      </w:hyperlink>
-      <w:r>
-        <w:rPr>
-          <w:lang w:val="zh_TW" w:bidi="zh_TW"/>
-        </w:rPr>
-        <w:t>、</w:t>
-      </w:r>
-      <w:hyperlink r:id="rId25">
-        <w:r>
-          <w:rPr>
-            <w:lang w:val="zh_TW" w:bidi="zh_TW"/>
-          </w:rPr>
-          <w:rPr>
-            <w:color w:val="0000EE"/>
-            <w:u w:val="single"/>
-          </w:rPr>
-          <w:t>11</w:t>
-        </w:r>
-      </w:hyperlink>
-      <w:r>
-        <w:rPr>
-          <w:lang w:val="zh_TW" w:bidi="zh_TW"/>
-        </w:rPr>
-        <w:t>；</w:t>
-      </w:r>
-      <w:hyperlink r:id="rId26">
-        <w:r>
-          <w:rPr>
-            <w:lang w:val="zh_TW" w:bidi="zh_TW"/>
-          </w:rPr>
-          <w:rPr>
-            <w:color w:val="0000EE"/>
-            <w:u w:val="single"/>
-          </w:rPr>
-          <w:t>賽14:29</w:t>
-        </w:r>
-      </w:hyperlink>
-      <w:r>
-        <w:rPr>
-          <w:lang w:val="zh_TW" w:bidi="zh_TW"/>
-        </w:rPr>
-        <w:t>；</w:t>
-      </w:r>
-      <w:hyperlink r:id="rId27">
-        <w:r>
-          <w:rPr>
-            <w:lang w:val="zh_TW" w:bidi="zh_TW"/>
-          </w:rPr>
-          <w:rPr>
-            <w:color w:val="0000EE"/>
-            <w:u w:val="single"/>
-          </w:rPr>
-          <w:t>摩5:19</w:t>
-        </w:r>
-      </w:hyperlink>
-      <w:r>
-        <w:rPr>
-          <w:lang w:val="zh_TW" w:bidi="zh_TW"/>
-        </w:rPr>
-        <w:t>；</w:t>
-      </w:r>
-      <w:hyperlink r:id="rId28">
-        <w:r>
-          <w:rPr>
-            <w:lang w:val="zh_TW" w:bidi="zh_TW"/>
-          </w:rPr>
-          <w:rPr>
-            <w:color w:val="0000EE"/>
-            <w:u w:val="single"/>
-          </w:rPr>
-          <w:t>啟9:19</w:t>
-        </w:r>
-      </w:hyperlink>
-      <w:r>
-        <w:rPr>
-          <w:lang w:val="zh_TW" w:bidi="zh_TW"/>
-        </w:rPr>
-        <w:t>）。在</w:t>
-      </w:r>
-      <w:hyperlink r:id="rId29">
-        <w:r>
-          <w:rPr>
-            <w:lang w:val="zh_TW" w:bidi="zh_TW"/>
-          </w:rPr>
-          <w:rPr>
-            <w:color w:val="0000EE"/>
-            <w:u w:val="single"/>
-          </w:rPr>
-          <w:t>詩篇五十八篇4至5節</w:t>
-        </w:r>
-      </w:hyperlink>
-      <w:r>
-        <w:rPr>
-          <w:lang w:val="zh_TW" w:bidi="zh_TW"/>
-        </w:rPr>
-        <w:t>中，惡人被比作蛇。</w:t>
-      </w:r>
-      <w:hyperlink r:id="rId30">
-        <w:r>
-          <w:rPr>
-            <w:lang w:val="zh_TW" w:bidi="zh_TW"/>
-          </w:rPr>
-          <w:rPr>
-            <w:color w:val="0000EE"/>
-            <w:u w:val="single"/>
-          </w:rPr>
-          <w:t>詩篇一四〇篇3節</w:t>
-        </w:r>
-      </w:hyperlink>
-      <w:r>
-        <w:rPr>
-          <w:lang w:val="zh_TW" w:bidi="zh_TW"/>
-        </w:rPr>
-        <w:t>描述人們的舌頭像蛇一樣尖利，他們的嘴唇有虺蛇的毒氣。</w:t>
-      </w:r>
-      <w:hyperlink r:id="rId31">
-        <w:r>
-          <w:rPr>
-            <w:lang w:val="zh_TW" w:bidi="zh_TW"/>
-          </w:rPr>
-          <w:rPr>
-            <w:color w:val="0000EE"/>
-            <w:u w:val="single"/>
-          </w:rPr>
-          <w:t>箴言二十三章32節</w:t>
-        </w:r>
-      </w:hyperlink>
-      <w:r>
-        <w:rPr>
-          <w:lang w:val="zh_TW" w:bidi="zh_TW"/>
-        </w:rPr>
-        <w:t>將烈酒比作蛇的咬傷，說它「咬你如蛇，刺你如毒蛇」。</w:t>
-      </w:r>
-      <w:hyperlink r:id="rId32">
-        <w:r>
-          <w:rPr>
-            <w:lang w:val="zh_TW" w:bidi="zh_TW"/>
-          </w:rPr>
-          <w:rPr>
-            <w:color w:val="0000EE"/>
-            <w:u w:val="single"/>
-          </w:rPr>
-          <w:t>耶利米書八章17節</w:t>
-        </w:r>
-      </w:hyperlink>
-      <w:r>
-        <w:rPr>
-          <w:lang w:val="zh_TW" w:bidi="zh_TW"/>
-        </w:rPr>
-        <w:t>描述以色列的敵人為「不服法術的， 必咬你們」。</w:t>
-      </w:r>
-    </w:p>
-    <w:p>
-      <w:pPr/>
-      <w:r>
-        <w:rPr>
-          <w:lang w:val="zh_TW" w:bidi="zh_TW"/>
-        </w:rPr>
-      </w:r>
-      <w:r>
-        <w:rPr>
-          <w:lang w:val="zh_TW" w:bidi="zh_TW"/>
-        </w:rPr>
-        <w:t>正面來說，蛇以其智慧著稱。耶穌勸告祂的門徒：「靈巧像蛇，馴良像鴿子」（</w:t>
-      </w:r>
-      <w:hyperlink r:id="rId33">
-        <w:r>
-          <w:rPr>
-            <w:lang w:val="zh_TW" w:bidi="zh_TW"/>
-          </w:rPr>
-          <w:rPr>
-            <w:color w:val="0000EE"/>
-            <w:u w:val="single"/>
-          </w:rPr>
-          <w:t>太10:16</w:t>
-        </w:r>
-      </w:hyperlink>
-      <w:r>
-        <w:rPr>
-          <w:lang w:val="zh_TW" w:bidi="zh_TW"/>
-        </w:rPr>
-        <w:t>）。然而，蛇的主要意象是負面的。它象徵欺騙。耶穌稱文士和法利賽人為：「蛇類、毒蛇之種」（</w:t>
-      </w:r>
-      <w:hyperlink r:id="rId34">
-        <w:r>
-          <w:rPr>
-            <w:lang w:val="zh_TW" w:bidi="zh_TW"/>
-          </w:rPr>
-          <w:rPr>
-            <w:color w:val="0000EE"/>
-            <w:u w:val="single"/>
-          </w:rPr>
-          <w:t>太23:33</w:t>
-        </w:r>
-      </w:hyperlink>
-      <w:r>
-        <w:rPr>
-          <w:lang w:val="zh_TW" w:bidi="zh_TW"/>
-        </w:rPr>
-        <w:t>）。施洗約翰也稱法利賽人和撒都該人為「毒蛇的種類」（</w:t>
-      </w:r>
-      <w:hyperlink r:id="rId35">
-        <w:r>
-          <w:rPr>
-            <w:lang w:val="zh_TW" w:bidi="zh_TW"/>
-          </w:rPr>
-          <w:rPr>
-            <w:color w:val="0000EE"/>
-            <w:u w:val="single"/>
-          </w:rPr>
-          <w:t>太3:7</w:t>
-        </w:r>
-      </w:hyperlink>
-      <w:r>
-        <w:rPr>
-          <w:lang w:val="zh_TW" w:bidi="zh_TW"/>
-        </w:rPr>
-        <w:t>）。</w:t>
-      </w:r>
-    </w:p>
-    <w:p>
-      <w:pPr/>
-      <w:r>
-        <w:rPr>
-          <w:lang w:val="zh_TW" w:bidi="zh_TW"/>
-        </w:rPr>
-      </w:r>
-      <w:r>
-        <w:rPr>
-          <w:i/>
-          <w:lang w:val="zh_TW" w:bidi="zh_TW"/>
-        </w:rPr>
-        <w:t>見</w:t>
-      </w:r>
-      <w:r>
-        <w:rPr>
-          <w:lang w:val="zh_TW" w:bidi="zh_TW"/>
-        </w:rPr>
-        <w:t>動物</w:t>
-      </w:r>
-      <w:r>
-        <w:rPr>
-          <w:lang w:val="zh_TW" w:bidi="zh_TW"/>
-        </w:rPr>
-        <w:t>。</w:t>
-      </w:r>
-      <w:r>
-        <w:rPr>
-          <w:lang w:val="zh_TW" w:bidi="zh_TW"/>
-        </w:rPr>
-      </w:r>
-      <w:r>
-        <w:rPr>
-          <w:lang w:val="zh_TW" w:bidi="zh_TW"/>
-        </w:rPr>
-      </w:r>
-    </w:p>
-    <w:p>
-      <w:pPr/>
-      <w:r>
-        <w:rPr>
-          <w:lang w:val="zh_TW" w:bidi="zh_TW"/>
-        </w:rPr>
-      </w:r>
-    </w:p>
-    <w:p>
-      <w:pPr>
-        <w:pStyle w:val="Heading2"/>
-      </w:pPr>
-      <w:r>
-        <w:rPr>
-          <w:lang w:val="zh_TW" w:bidi="zh_TW"/>
-        </w:rPr>
-        <w:t>舍吉拿</w:t>
-      </w:r>
-      <w:r>
-        <w:rPr>
-          <w:lang w:val="zh_TW" w:bidi="zh_TW"/>
-        </w:rPr>
-      </w:r>
-    </w:p>
-    <w:p>
-      <w:pPr>
-        <w:pStyle w:val="Heading2"/>
-      </w:pPr>
-      <w:r>
-        <w:rPr>
-          <w:lang w:val="zh_TW" w:bidi="zh_TW"/>
-        </w:rPr>
-        <w:t>舍吉拿（</w:t>
-      </w:r>
-      <w:r>
-        <w:rPr>
-          <w:i/>
-          <w:lang w:val="zh_TW" w:bidi="zh_TW"/>
-        </w:rPr>
-        <w:t>Shekinah）</w:t>
-      </w:r>
-    </w:p>
-    <w:p>
-      <w:pPr/>
-      <w:r>
-        <w:rPr>
-          <w:lang w:val="zh_TW" w:bidi="zh_TW"/>
-        </w:rPr>
-      </w:r>
-      <w:r>
-        <w:rPr>
-          <w:lang w:val="zh_TW" w:bidi="zh_TW"/>
-        </w:rPr>
-        <w:t>這個詞的意思是「那同在的」或「那會同在的」。</w:t>
-      </w:r>
-      <w:r>
-        <w:rPr>
-          <w:i/>
-          <w:lang w:val="zh_TW" w:bidi="zh_TW"/>
-        </w:rPr>
-        <w:t>舍吉拿</w:t>
-      </w:r>
-      <w:r>
-        <w:rPr>
-          <w:lang w:val="zh_TW" w:bidi="zh_TW"/>
-        </w:rPr>
-        <w:t>是一個希伯來文詞語的音譯。這個詞透過名為「他爾根（Targums）」的古代猶太文獻以及拉比文獻的古代猶太著作，成為基督教教義的一部分。這些文本使用</w:t>
-      </w:r>
-      <w:r>
-        <w:rPr>
-          <w:i/>
-          <w:lang w:val="zh_TW" w:bidi="zh_TW"/>
-        </w:rPr>
-        <w:t>舍吉拿</w:t>
-      </w:r>
-      <w:r>
-        <w:rPr>
-          <w:lang w:val="zh_TW" w:bidi="zh_TW"/>
-        </w:rPr>
-        <w:t>來描述那位超越世界的神，是如何在世界之中同在的。</w:t>
-      </w:r>
-    </w:p>
-    <w:p>
-      <w:pPr>
-        <w:pStyle w:val="Heading3"/>
-      </w:pPr>
-      <w:r>
-        <w:rPr>
-          <w:lang w:val="zh_TW" w:bidi="zh_TW"/>
-        </w:rPr>
-        <w:t>舊約聖經中的舍吉拿</w:t>
-      </w:r>
-    </w:p>
-    <w:p>
-      <w:pPr/>
-      <w:r>
-        <w:rPr>
-          <w:lang w:val="zh_TW" w:bidi="zh_TW"/>
-        </w:rPr>
-      </w:r>
-      <w:r>
-        <w:rPr>
-          <w:lang w:val="zh_TW" w:bidi="zh_TW"/>
-        </w:rPr>
-        <w:t>「</w:t>
-      </w:r>
-      <w:r>
-        <w:rPr>
-          <w:i/>
-          <w:lang w:val="zh_TW" w:bidi="zh_TW"/>
-        </w:rPr>
-        <w:t>舍吉拿</w:t>
-      </w:r>
-      <w:r>
-        <w:rPr>
-          <w:lang w:val="zh_TW" w:bidi="zh_TW"/>
-        </w:rPr>
-        <w:t>」這個詞本身並沒有在聖經中出現，但這個概念源於舊約聖經中許多描述神住在祂子民中間的地方（</w:t>
-      </w:r>
-      <w:hyperlink r:id="rId36">
-        <w:r>
-          <w:rPr>
-            <w:lang w:val="zh_TW" w:bidi="zh_TW"/>
-          </w:rPr>
-          <w:rPr>
-            <w:color w:val="0000EE"/>
-            <w:u w:val="single"/>
-          </w:rPr>
-          <w:t>創9:27</w:t>
-        </w:r>
-      </w:hyperlink>
-      <w:r>
-        <w:rPr>
-          <w:lang w:val="zh_TW" w:bidi="zh_TW"/>
-        </w:rPr>
-        <w:t>；</w:t>
-      </w:r>
-      <w:hyperlink r:id="rId37">
-        <w:r>
-          <w:rPr>
-            <w:lang w:val="zh_TW" w:bidi="zh_TW"/>
-          </w:rPr>
-          <w:rPr>
-            <w:color w:val="0000EE"/>
-            <w:u w:val="single"/>
-          </w:rPr>
-          <w:t>出25:8</w:t>
-        </w:r>
-      </w:hyperlink>
-      <w:r>
-        <w:rPr>
-          <w:lang w:val="zh_TW" w:bidi="zh_TW"/>
-        </w:rPr>
-        <w:t>，</w:t>
-      </w:r>
-      <w:hyperlink r:id="rId38">
-        <w:r>
-          <w:rPr>
-            <w:lang w:val="zh_TW" w:bidi="zh_TW"/>
-          </w:rPr>
-          <w:rPr>
-            <w:color w:val="0000EE"/>
-            <w:u w:val="single"/>
-          </w:rPr>
-          <w:t>29:45–46</w:t>
-        </w:r>
-      </w:hyperlink>
-      <w:r>
-        <w:rPr>
-          <w:lang w:val="zh_TW" w:bidi="zh_TW"/>
-        </w:rPr>
-        <w:t>；</w:t>
-      </w:r>
-      <w:hyperlink r:id="rId39">
-        <w:r>
-          <w:rPr>
-            <w:lang w:val="zh_TW" w:bidi="zh_TW"/>
-          </w:rPr>
-          <w:rPr>
-            <w:color w:val="0000EE"/>
-            <w:u w:val="single"/>
-          </w:rPr>
-          <w:t>民5:3</w:t>
-        </w:r>
-      </w:hyperlink>
-      <w:r>
-        <w:rPr>
-          <w:lang w:val="zh_TW" w:bidi="zh_TW"/>
-        </w:rPr>
-        <w:t>；</w:t>
-      </w:r>
-      <w:hyperlink r:id="rId40">
-        <w:r>
-          <w:rPr>
-            <w:lang w:val="zh_TW" w:bidi="zh_TW"/>
-          </w:rPr>
-          <w:rPr>
-            <w:color w:val="0000EE"/>
-            <w:u w:val="single"/>
-          </w:rPr>
-          <w:t>王上6:13</w:t>
-        </w:r>
-      </w:hyperlink>
-      <w:r>
-        <w:rPr>
-          <w:lang w:val="zh_TW" w:bidi="zh_TW"/>
-        </w:rPr>
-        <w:t>；</w:t>
-      </w:r>
-      <w:hyperlink r:id="rId41">
-        <w:r>
-          <w:rPr>
-            <w:lang w:val="zh_TW" w:bidi="zh_TW"/>
-          </w:rPr>
-          <w:rPr>
-            <w:color w:val="0000EE"/>
-            <w:u w:val="single"/>
-          </w:rPr>
-          <w:t>詩68:16–18</w:t>
-        </w:r>
-      </w:hyperlink>
-      <w:r>
-        <w:rPr>
-          <w:lang w:val="zh_TW" w:bidi="zh_TW"/>
-        </w:rPr>
-        <w:t>，</w:t>
-      </w:r>
-      <w:hyperlink r:id="rId42">
-        <w:r>
-          <w:rPr>
-            <w:lang w:val="zh_TW" w:bidi="zh_TW"/>
-          </w:rPr>
-          <w:rPr>
-            <w:color w:val="0000EE"/>
-            <w:u w:val="single"/>
-          </w:rPr>
-          <w:t>74:2</w:t>
-        </w:r>
-      </w:hyperlink>
-      <w:r>
-        <w:rPr>
-          <w:lang w:val="zh_TW" w:bidi="zh_TW"/>
-        </w:rPr>
-        <w:t>；</w:t>
-      </w:r>
-      <w:hyperlink r:id="rId43">
-        <w:r>
-          <w:rPr>
-            <w:lang w:val="zh_TW" w:bidi="zh_TW"/>
-          </w:rPr>
-          <w:rPr>
-            <w:color w:val="0000EE"/>
-            <w:u w:val="single"/>
-          </w:rPr>
-          <w:t>賽8:18</w:t>
-        </w:r>
-      </w:hyperlink>
-      <w:r>
-        <w:rPr>
-          <w:lang w:val="zh_TW" w:bidi="zh_TW"/>
-        </w:rPr>
-        <w:t>；</w:t>
-      </w:r>
-      <w:hyperlink r:id="rId44">
-        <w:r>
-          <w:rPr>
-            <w:lang w:val="zh_TW" w:bidi="zh_TW"/>
-          </w:rPr>
-          <w:rPr>
-            <w:color w:val="0000EE"/>
-            <w:u w:val="single"/>
-          </w:rPr>
-          <w:t>結43:7–9</w:t>
-        </w:r>
-      </w:hyperlink>
-      <w:r>
-        <w:rPr>
-          <w:lang w:val="zh_TW" w:bidi="zh_TW"/>
-        </w:rPr>
-        <w:t>；</w:t>
-      </w:r>
-      <w:hyperlink r:id="rId45">
-        <w:r>
-          <w:rPr>
-            <w:lang w:val="zh_TW" w:bidi="zh_TW"/>
-          </w:rPr>
-          <w:rPr>
-            <w:color w:val="0000EE"/>
-            <w:u w:val="single"/>
-          </w:rPr>
-          <w:t>珥3:17</w:t>
-        </w:r>
-      </w:hyperlink>
-      <w:r>
-        <w:rPr>
-          <w:lang w:val="zh_TW" w:bidi="zh_TW"/>
-        </w:rPr>
-        <w:t>、</w:t>
-      </w:r>
-      <w:hyperlink r:id="rId45">
-        <w:r>
-          <w:rPr>
-            <w:lang w:val="zh_TW" w:bidi="zh_TW"/>
-          </w:rPr>
-          <w:rPr>
-            <w:color w:val="0000EE"/>
-            <w:u w:val="single"/>
-          </w:rPr>
-          <w:t>21</w:t>
-        </w:r>
-      </w:hyperlink>
-      <w:r>
-        <w:rPr>
-          <w:lang w:val="zh_TW" w:bidi="zh_TW"/>
-        </w:rPr>
-        <w:t>；</w:t>
-      </w:r>
-      <w:hyperlink r:id="rId46">
-        <w:r>
-          <w:rPr>
-            <w:lang w:val="zh_TW" w:bidi="zh_TW"/>
-          </w:rPr>
-          <w:rPr>
-            <w:color w:val="0000EE"/>
-            <w:u w:val="single"/>
-          </w:rPr>
-          <w:t>亞2:10–11</w:t>
-        </w:r>
-      </w:hyperlink>
-      <w:r>
-        <w:rPr>
-          <w:lang w:val="zh_TW" w:bidi="zh_TW"/>
-        </w:rPr>
-        <w:t>）。這些經文顯示，雖然神住在天上，但祂也與祂的子民一起住在地上。</w:t>
-      </w:r>
-    </w:p>
-    <w:p>
-      <w:pPr/>
-      <w:r>
-        <w:rPr>
-          <w:lang w:val="zh_TW" w:bidi="zh_TW"/>
-        </w:rPr>
-      </w:r>
-      <w:r>
-        <w:rPr>
-          <w:lang w:val="zh_TW" w:bidi="zh_TW"/>
-        </w:rPr>
-        <w:t>人們也使用「</w:t>
-      </w:r>
-      <w:r>
-        <w:rPr>
-          <w:i/>
-          <w:lang w:val="zh_TW" w:bidi="zh_TW"/>
-        </w:rPr>
-        <w:t>舍吉拿榮耀</w:t>
-      </w:r>
-      <w:r>
-        <w:rPr>
-          <w:lang w:val="zh_TW" w:bidi="zh_TW"/>
-        </w:rPr>
-        <w:t>（</w:t>
-      </w:r>
-      <w:r>
-        <w:rPr>
-          <w:i/>
-          <w:lang w:val="zh_TW" w:bidi="zh_TW"/>
-        </w:rPr>
-        <w:t>shekinah glory</w:t>
-      </w:r>
-      <w:r>
-        <w:rPr>
-          <w:lang w:val="zh_TW" w:bidi="zh_TW"/>
-        </w:rPr>
-        <w:t>）」這個詞來描述神是如何向以色列人顯現。那是神以肉眼可見的形式</w:t>
-      </w:r>
-      <w:r>
-        <w:rPr>
-          <w:lang w:val="zh_TW" w:bidi="zh_TW"/>
-        </w:rPr>
-        <w:t>——</w:t>
-      </w:r>
-      <w:r>
-        <w:rPr>
-          <w:lang w:val="zh_TW" w:bidi="zh_TW"/>
-        </w:rPr>
-        <w:t>火柱和雲柱</w:t>
-      </w:r>
-      <w:r>
-        <w:rPr>
-          <w:lang w:val="zh_TW" w:bidi="zh_TW"/>
-        </w:rPr>
-        <w:t>——</w:t>
-      </w:r>
-      <w:r>
-        <w:rPr>
-          <w:lang w:val="zh_TW" w:bidi="zh_TW"/>
-        </w:rPr>
-        <w:t>顯現，而這種同在在以下地方發生：</w:t>
-      </w:r>
-    </w:p>
-    <w:p>
-      <w:pPr>
-        <w:pStyle w:val="ListBullet"/>
-        <w:spacing w:line="240" w:lineRule="auto"/>
-        <w:ind w:left="720"/>
-      </w:pPr>
-      <w:r>
-        <w:rPr>
-          <w:lang w:val="zh_TW" w:bidi="zh_TW"/>
-        </w:rPr>
-      </w:r>
-      <w:r>
-        <w:rPr>
-          <w:lang w:val="zh_TW" w:bidi="zh_TW"/>
-        </w:rPr>
-        <w:t>在西奈山（</w:t>
-      </w:r>
-      <w:hyperlink r:id="rId47">
-        <w:r>
-          <w:rPr>
-            <w:lang w:val="zh_TW" w:bidi="zh_TW"/>
-          </w:rPr>
-          <w:rPr>
-            <w:color w:val="0000EE"/>
-            <w:u w:val="single"/>
-          </w:rPr>
-          <w:t>出19:16–18</w:t>
-        </w:r>
-      </w:hyperlink>
-      <w:r>
-        <w:rPr>
-          <w:lang w:val="zh_TW" w:bidi="zh_TW"/>
-        </w:rPr>
-        <w:t>），</w:t>
-      </w:r>
-    </w:p>
-    <w:p>
-      <w:pPr>
-        <w:pStyle w:val="ListBullet"/>
-        <w:spacing w:line="240" w:lineRule="auto"/>
-        <w:ind w:left="720"/>
-      </w:pPr>
-      <w:r>
-        <w:rPr>
-          <w:lang w:val="zh_TW" w:bidi="zh_TW"/>
-        </w:rPr>
-      </w:r>
-      <w:r>
-        <w:rPr>
-          <w:lang w:val="zh_TW" w:bidi="zh_TW"/>
-        </w:rPr>
-        <w:t>在曠野（</w:t>
-      </w:r>
-      <w:hyperlink r:id="rId48">
-        <w:r>
-          <w:rPr>
-            <w:lang w:val="zh_TW" w:bidi="zh_TW"/>
-          </w:rPr>
-          <w:rPr>
-            <w:color w:val="0000EE"/>
-            <w:u w:val="single"/>
-          </w:rPr>
-          <w:t>出40:34–38</w:t>
-        </w:r>
-      </w:hyperlink>
-      <w:r>
-        <w:rPr>
-          <w:lang w:val="zh_TW" w:bidi="zh_TW"/>
-        </w:rPr>
-        <w:t>），和</w:t>
-      </w:r>
-    </w:p>
-    <w:p>
-      <w:pPr>
-        <w:pStyle w:val="ListBullet"/>
-        <w:spacing w:line="240" w:lineRule="auto"/>
-        <w:ind w:left="720"/>
-      </w:pPr>
-      <w:r>
-        <w:rPr>
-          <w:lang w:val="zh_TW" w:bidi="zh_TW"/>
-        </w:rPr>
-      </w:r>
-      <w:r>
-        <w:rPr>
-          <w:lang w:val="zh_TW" w:bidi="zh_TW"/>
-        </w:rPr>
-        <w:t>在聖殿中（</w:t>
-      </w:r>
-      <w:hyperlink r:id="rId40">
-        <w:r>
-          <w:rPr>
-            <w:lang w:val="zh_TW" w:bidi="zh_TW"/>
-          </w:rPr>
-          <w:rPr>
-            <w:color w:val="0000EE"/>
-            <w:u w:val="single"/>
-          </w:rPr>
-          <w:t>王上6:13</w:t>
-        </w:r>
-      </w:hyperlink>
-      <w:r>
-        <w:rPr>
-          <w:lang w:val="zh_TW" w:bidi="zh_TW"/>
-        </w:rPr>
-        <w:t>，</w:t>
-      </w:r>
-      <w:hyperlink r:id="rId49">
-        <w:r>
-          <w:rPr>
-            <w:lang w:val="zh_TW" w:bidi="zh_TW"/>
-          </w:rPr>
-          <w:rPr>
-            <w:color w:val="0000EE"/>
-            <w:u w:val="single"/>
-          </w:rPr>
-          <w:t>8:10–13</w:t>
-        </w:r>
-      </w:hyperlink>
-      <w:r>
-        <w:rPr>
-          <w:lang w:val="zh_TW" w:bidi="zh_TW"/>
-        </w:rPr>
-        <w:t>；</w:t>
-      </w:r>
-      <w:hyperlink r:id="rId50">
-        <w:r>
-          <w:rPr>
-            <w:lang w:val="zh_TW" w:bidi="zh_TW"/>
-          </w:rPr>
-          <w:rPr>
-            <w:color w:val="0000EE"/>
-            <w:u w:val="single"/>
-          </w:rPr>
-          <w:t>代下6:1–2</w:t>
-        </w:r>
-      </w:hyperlink>
-      <w:r>
-        <w:rPr>
-          <w:lang w:val="zh_TW" w:bidi="zh_TW"/>
-        </w:rPr>
-        <w:t>）。</w:t>
-      </w:r>
-    </w:p>
-    <w:p>
-      <w:pPr>
-        <w:pStyle w:val="Heading3"/>
-      </w:pPr>
-      <w:r>
-        <w:rPr>
-          <w:lang w:val="zh_TW" w:bidi="zh_TW"/>
-        </w:rPr>
-        <w:t>新約聖經中的舍吉拿</w:t>
-      </w:r>
-    </w:p>
-    <w:p>
-      <w:pPr/>
-      <w:r>
-        <w:rPr>
-          <w:lang w:val="zh_TW" w:bidi="zh_TW"/>
-        </w:rPr>
-      </w:r>
-      <w:r>
-        <w:rPr>
-          <w:lang w:val="zh_TW" w:bidi="zh_TW"/>
-        </w:rPr>
-        <w:t>新約聖經中雖然沒有使用</w:t>
-      </w:r>
-      <w:r>
-        <w:rPr>
-          <w:i/>
-          <w:lang w:val="zh_TW" w:bidi="zh_TW"/>
-        </w:rPr>
-        <w:t>舍吉拿</w:t>
-      </w:r>
-      <w:r>
-        <w:rPr>
-          <w:lang w:val="zh_TW" w:bidi="zh_TW"/>
-        </w:rPr>
-        <w:t>這個詞，但它有提到神在人們中間的同在。在新約聖經中，當神同在時，通常會伴隨著光與榮耀（</w:t>
-      </w:r>
-      <w:hyperlink r:id="rId51">
-        <w:r>
-          <w:rPr>
-            <w:lang w:val="zh_TW" w:bidi="zh_TW"/>
-          </w:rPr>
-          <w:rPr>
-            <w:color w:val="0000EE"/>
-            <w:u w:val="single"/>
-          </w:rPr>
-          <w:t>路2:9</w:t>
-        </w:r>
-      </w:hyperlink>
-      <w:r>
-        <w:rPr>
-          <w:lang w:val="zh_TW" w:bidi="zh_TW"/>
-        </w:rPr>
-        <w:t>，</w:t>
-      </w:r>
-      <w:hyperlink r:id="rId52">
-        <w:r>
-          <w:rPr>
-            <w:lang w:val="zh_TW" w:bidi="zh_TW"/>
-          </w:rPr>
-          <w:rPr>
-            <w:color w:val="0000EE"/>
-            <w:u w:val="single"/>
-          </w:rPr>
-          <w:t>9:29</w:t>
-        </w:r>
-      </w:hyperlink>
-      <w:r>
-        <w:rPr>
-          <w:lang w:val="zh_TW" w:bidi="zh_TW"/>
-        </w:rPr>
-        <w:t>；</w:t>
-      </w:r>
-      <w:hyperlink r:id="rId53">
-        <w:r>
-          <w:rPr>
-            <w:lang w:val="zh_TW" w:bidi="zh_TW"/>
-          </w:rPr>
-          <w:rPr>
-            <w:color w:val="0000EE"/>
-            <w:u w:val="single"/>
-          </w:rPr>
-          <w:t>徒9:3–6</w:t>
-        </w:r>
-      </w:hyperlink>
-      <w:r>
-        <w:rPr>
-          <w:lang w:val="zh_TW" w:bidi="zh_TW"/>
-        </w:rPr>
-        <w:t>，</w:t>
-      </w:r>
-      <w:hyperlink r:id="rId54">
-        <w:r>
-          <w:rPr>
-            <w:lang w:val="zh_TW" w:bidi="zh_TW"/>
-          </w:rPr>
-          <w:rPr>
-            <w:color w:val="0000EE"/>
-            <w:u w:val="single"/>
-          </w:rPr>
-          <w:t>22:6–11</w:t>
-        </w:r>
-      </w:hyperlink>
-      <w:r>
-        <w:rPr>
-          <w:lang w:val="zh_TW" w:bidi="zh_TW"/>
-        </w:rPr>
-        <w:t>，</w:t>
-      </w:r>
-      <w:hyperlink r:id="rId55">
-        <w:r>
-          <w:rPr>
-            <w:lang w:val="zh_TW" w:bidi="zh_TW"/>
-          </w:rPr>
-          <w:rPr>
-            <w:color w:val="0000EE"/>
-            <w:u w:val="single"/>
-          </w:rPr>
-          <w:t>26:12–16</w:t>
-        </w:r>
-      </w:hyperlink>
-      <w:r>
-        <w:rPr>
-          <w:lang w:val="zh_TW" w:bidi="zh_TW"/>
-        </w:rPr>
-        <w:t>；</w:t>
-      </w:r>
-      <w:hyperlink r:id="rId56">
-        <w:r>
-          <w:rPr>
-            <w:lang w:val="zh_TW" w:bidi="zh_TW"/>
-          </w:rPr>
-          <w:rPr>
-            <w:color w:val="0000EE"/>
-            <w:u w:val="single"/>
-          </w:rPr>
-          <w:t>彼後1:16–18</w:t>
-        </w:r>
-      </w:hyperlink>
-      <w:r>
-        <w:rPr>
-          <w:lang w:val="zh_TW" w:bidi="zh_TW"/>
-        </w:rPr>
-        <w:t>）。</w:t>
-      </w:r>
-    </w:p>
-    <w:p>
-      <w:pPr/>
-      <w:r>
-        <w:rPr>
-          <w:lang w:val="zh_TW" w:bidi="zh_TW"/>
-        </w:rPr>
-      </w:r>
-      <w:r>
-        <w:rPr>
-          <w:lang w:val="zh_TW" w:bidi="zh_TW"/>
-        </w:rPr>
-        <w:t>約翰福音特別強調榮耀以及神與人同住。經文告訴我們，當耶穌（稱為「道」）成為人時，祂住在看見祂榮耀的人中間（</w:t>
-      </w:r>
-      <w:hyperlink r:id="rId57">
-        <w:r>
-          <w:rPr>
-            <w:lang w:val="zh_TW" w:bidi="zh_TW"/>
-          </w:rPr>
-          <w:rPr>
-            <w:color w:val="0000EE"/>
-            <w:u w:val="single"/>
-          </w:rPr>
-          <w:t>約1:14</w:t>
-        </w:r>
-      </w:hyperlink>
-      <w:r>
-        <w:rPr>
-          <w:lang w:val="zh_TW" w:bidi="zh_TW"/>
-        </w:rPr>
-        <w:t>）。神的靈在祂身上（</w:t>
-      </w:r>
-      <w:hyperlink r:id="rId58">
-        <w:r>
-          <w:rPr>
-            <w:lang w:val="zh_TW" w:bidi="zh_TW"/>
-          </w:rPr>
-          <w:rPr>
-            <w:color w:val="0000EE"/>
-            <w:u w:val="single"/>
-          </w:rPr>
-          <w:t>約1:32</w:t>
-        </w:r>
-      </w:hyperlink>
-      <w:r>
-        <w:rPr>
-          <w:lang w:val="zh_TW" w:bidi="zh_TW"/>
-        </w:rPr>
-        <w:t>），並且會永遠與跟隨祂的人同在（</w:t>
-      </w:r>
-      <w:hyperlink r:id="rId59">
-        <w:r>
-          <w:rPr>
-            <w:lang w:val="zh_TW" w:bidi="zh_TW"/>
-          </w:rPr>
-          <w:rPr>
-            <w:color w:val="0000EE"/>
-            <w:u w:val="single"/>
-          </w:rPr>
-          <w:t>約14:16</w:t>
-        </w:r>
-      </w:hyperlink>
-      <w:r>
-        <w:rPr>
-          <w:lang w:val="zh_TW" w:bidi="zh_TW"/>
-        </w:rPr>
-        <w:t>）。祂會住在那些住在耶穌裡面的人裡面（</w:t>
-      </w:r>
-      <w:hyperlink r:id="rId60">
-        <w:r>
-          <w:rPr>
-            <w:lang w:val="zh_TW" w:bidi="zh_TW"/>
-          </w:rPr>
-          <w:rPr>
-            <w:color w:val="0000EE"/>
-            <w:u w:val="single"/>
-          </w:rPr>
-          <w:t>約15:4–10</w:t>
-        </w:r>
-      </w:hyperlink>
-      <w:r>
-        <w:rPr>
-          <w:lang w:val="zh_TW" w:bidi="zh_TW"/>
-        </w:rPr>
-        <w:t>）。約翰在他的書信中也有提及這些概念：他經常談論信徒如何住在基督裡，以及基督如何住在他們裡面（</w:t>
-      </w:r>
-      <w:hyperlink r:id="rId61">
-        <w:r>
-          <w:rPr>
-            <w:lang w:val="zh_TW" w:bidi="zh_TW"/>
-          </w:rPr>
-          <w:rPr>
-            <w:color w:val="0000EE"/>
-            <w:u w:val="single"/>
-          </w:rPr>
-          <w:t>約一2:6</w:t>
-        </w:r>
-      </w:hyperlink>
-      <w:r>
-        <w:rPr>
-          <w:lang w:val="zh_TW" w:bidi="zh_TW"/>
-        </w:rPr>
-        <w:t>、</w:t>
-      </w:r>
-      <w:hyperlink r:id="rId61">
-        <w:r>
-          <w:rPr>
-            <w:lang w:val="zh_TW" w:bidi="zh_TW"/>
-          </w:rPr>
-          <w:rPr>
-            <w:color w:val="0000EE"/>
-            <w:u w:val="single"/>
-          </w:rPr>
-          <w:t>14</w:t>
-        </w:r>
-      </w:hyperlink>
-      <w:r>
-        <w:rPr>
-          <w:lang w:val="zh_TW" w:bidi="zh_TW"/>
-        </w:rPr>
-        <w:t>、</w:t>
-      </w:r>
-      <w:hyperlink r:id="rId61">
-        <w:r>
-          <w:rPr>
-            <w:lang w:val="zh_TW" w:bidi="zh_TW"/>
-          </w:rPr>
-          <w:rPr>
-            <w:color w:val="0000EE"/>
-            <w:u w:val="single"/>
-          </w:rPr>
-          <w:t>24</w:t>
-        </w:r>
-      </w:hyperlink>
-      <w:r>
-        <w:rPr>
-          <w:lang w:val="zh_TW" w:bidi="zh_TW"/>
-        </w:rPr>
-        <w:t>、</w:t>
-      </w:r>
-      <w:hyperlink r:id="rId61">
-        <w:r>
-          <w:rPr>
-            <w:lang w:val="zh_TW" w:bidi="zh_TW"/>
-          </w:rPr>
-          <w:rPr>
-            <w:color w:val="0000EE"/>
-            <w:u w:val="single"/>
-          </w:rPr>
-          <w:t>27–28</w:t>
-        </w:r>
-      </w:hyperlink>
-      <w:r>
-        <w:rPr>
-          <w:lang w:val="zh_TW" w:bidi="zh_TW"/>
-        </w:rPr>
-        <w:t>，</w:t>
-      </w:r>
-      <w:hyperlink r:id="rId62">
-        <w:r>
-          <w:rPr>
-            <w:lang w:val="zh_TW" w:bidi="zh_TW"/>
-          </w:rPr>
-          <w:rPr>
-            <w:color w:val="0000EE"/>
-            <w:u w:val="single"/>
-          </w:rPr>
-          <w:t>3:6</w:t>
-        </w:r>
-      </w:hyperlink>
-      <w:r>
-        <w:rPr>
-          <w:lang w:val="zh_TW" w:bidi="zh_TW"/>
-        </w:rPr>
-        <w:t>、</w:t>
-      </w:r>
-      <w:hyperlink r:id="rId62">
-        <w:r>
-          <w:rPr>
-            <w:lang w:val="zh_TW" w:bidi="zh_TW"/>
-          </w:rPr>
-          <w:rPr>
-            <w:color w:val="0000EE"/>
-            <w:u w:val="single"/>
-          </w:rPr>
-          <w:t>14–15</w:t>
-        </w:r>
-      </w:hyperlink>
-      <w:r>
-        <w:rPr>
-          <w:lang w:val="zh_TW" w:bidi="zh_TW"/>
-        </w:rPr>
-        <w:t>、</w:t>
-      </w:r>
-      <w:hyperlink r:id="rId62">
-        <w:r>
-          <w:rPr>
-            <w:lang w:val="zh_TW" w:bidi="zh_TW"/>
-          </w:rPr>
-          <w:rPr>
-            <w:color w:val="0000EE"/>
-            <w:u w:val="single"/>
-          </w:rPr>
-          <w:t>24</w:t>
-        </w:r>
-      </w:hyperlink>
-      <w:r>
-        <w:rPr>
-          <w:lang w:val="zh_TW" w:bidi="zh_TW"/>
-        </w:rPr>
-        <w:t>；</w:t>
-      </w:r>
-      <w:hyperlink r:id="rId63">
-        <w:r>
-          <w:rPr>
-            <w:lang w:val="zh_TW" w:bidi="zh_TW"/>
-          </w:rPr>
-          <w:rPr>
-            <w:color w:val="0000EE"/>
-            <w:u w:val="single"/>
-          </w:rPr>
-          <w:t>約二1:9</w:t>
-        </w:r>
-      </w:hyperlink>
-      <w:r>
-        <w:rPr>
-          <w:lang w:val="zh_TW" w:bidi="zh_TW"/>
-        </w:rPr>
-        <w:t>）。</w:t>
-      </w:r>
-    </w:p>
-    <w:p>
-      <w:pPr/>
-      <w:r>
-        <w:rPr>
-          <w:lang w:val="zh_TW" w:bidi="zh_TW"/>
-        </w:rPr>
-      </w:r>
-      <w:r>
-        <w:rPr>
-          <w:lang w:val="zh_TW" w:bidi="zh_TW"/>
-        </w:rPr>
-        <w:t>保羅也將耶穌認定為神的</w:t>
-      </w:r>
-      <w:r>
-        <w:rPr>
-          <w:i/>
-          <w:lang w:val="zh_TW" w:bidi="zh_TW"/>
-        </w:rPr>
-        <w:t>舍吉拿</w:t>
-      </w:r>
-      <w:r>
-        <w:rPr>
-          <w:lang w:val="zh_TW" w:bidi="zh_TW"/>
-        </w:rPr>
-        <w:t>。神所有的本質和屬性都以肉身的形式完整地居住在耶穌裡面（</w:t>
-      </w:r>
-      <w:hyperlink r:id="rId64">
-        <w:r>
-          <w:rPr>
-            <w:lang w:val="zh_TW" w:bidi="zh_TW"/>
-          </w:rPr>
-          <w:rPr>
-            <w:color w:val="0000EE"/>
-            <w:u w:val="single"/>
-          </w:rPr>
-          <w:t>西1:19</w:t>
-        </w:r>
-      </w:hyperlink>
-      <w:r>
-        <w:rPr>
-          <w:lang w:val="zh_TW" w:bidi="zh_TW"/>
-        </w:rPr>
-        <w:t>，</w:t>
-      </w:r>
-      <w:hyperlink r:id="rId65">
-        <w:r>
-          <w:rPr>
-            <w:lang w:val="zh_TW" w:bidi="zh_TW"/>
-          </w:rPr>
-          <w:rPr>
-            <w:color w:val="0000EE"/>
-            <w:u w:val="single"/>
-          </w:rPr>
-          <w:t>2:9</w:t>
-        </w:r>
-      </w:hyperlink>
-      <w:r>
-        <w:rPr>
-          <w:lang w:val="zh_TW" w:bidi="zh_TW"/>
-        </w:rPr>
-        <w:t>）。當基督住在祂的教會中，這使跟隨祂的人成為神的子民（</w:t>
-      </w:r>
-      <w:hyperlink r:id="rId66">
-        <w:r>
-          <w:rPr>
-            <w:lang w:val="zh_TW" w:bidi="zh_TW"/>
-          </w:rPr>
-          <w:rPr>
-            <w:color w:val="0000EE"/>
-            <w:u w:val="single"/>
-          </w:rPr>
-          <w:t>西1:15–23</w:t>
-        </w:r>
-      </w:hyperlink>
-      <w:r>
-        <w:rPr>
-          <w:lang w:val="zh_TW" w:bidi="zh_TW"/>
-        </w:rPr>
-        <w:t>）。保羅將他的信息描述為「基督榮耀福音」。他解釋說，神使光照耀，是為了幫助人們理解「</w:t>
-      </w:r>
-      <w:r>
-        <w:rPr>
-          <w:lang w:val="zh_TW" w:bidi="zh_TW"/>
-        </w:rPr>
-        <w:t>神榮耀的光顯在耶穌基督的面上</w:t>
-      </w:r>
-      <w:r>
-        <w:rPr>
-          <w:lang w:val="zh_TW" w:bidi="zh_TW"/>
-        </w:rPr>
-        <w:t>」（</w:t>
-      </w:r>
-      <w:hyperlink r:id="rId67">
-        <w:r>
-          <w:rPr>
-            <w:lang w:val="zh_TW" w:bidi="zh_TW"/>
-          </w:rPr>
-          <w:rPr>
-            <w:color w:val="0000EE"/>
-            <w:u w:val="single"/>
-          </w:rPr>
-          <w:t>林後4:4–6</w:t>
-        </w:r>
-      </w:hyperlink>
-      <w:r>
-        <w:rPr>
-          <w:lang w:val="zh_TW" w:bidi="zh_TW"/>
-        </w:rPr>
-        <w:t>）。</w:t>
-      </w:r>
-    </w:p>
-    <w:p>
-      <w:pPr/>
-      <w:r>
-        <w:rPr>
-          <w:lang w:val="zh_TW" w:bidi="zh_TW"/>
-        </w:rPr>
-      </w:r>
-      <w:r>
-        <w:rPr>
-          <w:lang w:val="zh_TW" w:bidi="zh_TW"/>
-        </w:rPr>
-        <w:t>最後，希伯來書提到耶穌是「</w:t>
-      </w:r>
-      <w:r>
-        <w:rPr>
-          <w:lang w:val="zh_TW" w:bidi="zh_TW"/>
-        </w:rPr>
-        <w:t>神榮耀所發的光輝，是神本體的真像</w:t>
-      </w:r>
-      <w:r>
-        <w:rPr>
-          <w:lang w:val="zh_TW" w:bidi="zh_TW"/>
-        </w:rPr>
-        <w:t>」（</w:t>
-      </w:r>
-      <w:hyperlink r:id="rId68">
-        <w:r>
-          <w:rPr>
-            <w:lang w:val="zh_TW" w:bidi="zh_TW"/>
-          </w:rPr>
-          <w:rPr>
-            <w:color w:val="0000EE"/>
-            <w:u w:val="single"/>
-          </w:rPr>
-          <w:t>來1:3</w:t>
-        </w:r>
-      </w:hyperlink>
-      <w:r>
-        <w:rPr>
-          <w:lang w:val="zh_TW" w:bidi="zh_TW"/>
-        </w:rPr>
-        <w:t>）。</w:t>
-      </w:r>
-    </w:p>
-    <w:p>
-      <w:pPr/>
-      <w:r>
-        <w:rPr>
-          <w:lang w:val="zh_TW" w:bidi="zh_TW"/>
-        </w:rPr>
-      </w:r>
-      <w:r>
-        <w:rPr>
-          <w:i/>
-          <w:lang w:val="zh_TW" w:bidi="zh_TW"/>
-        </w:rPr>
-        <w:t>見</w:t>
-      </w:r>
-      <w:r>
-        <w:rPr>
-          <w:lang w:val="zh_TW" w:bidi="zh_TW"/>
-        </w:rPr>
-        <w:t>榮耀</w:t>
-      </w:r>
-      <w:r>
-        <w:rPr>
-          <w:lang w:val="zh_TW" w:bidi="zh_TW"/>
-        </w:rPr>
-        <w:t>，</w:t>
-      </w:r>
-      <w:r>
-        <w:rPr>
-          <w:lang w:val="zh_TW" w:bidi="zh_TW"/>
-        </w:rPr>
-        <w:t>火柱和雲柱</w:t>
-      </w:r>
-      <w:r>
-        <w:rPr>
-          <w:lang w:val="zh_TW" w:bidi="zh_TW"/>
-        </w:rPr>
-        <w:t>，</w:t>
-      </w:r>
-      <w:r>
-        <w:rPr>
-          <w:lang w:val="zh_TW" w:bidi="zh_TW"/>
-        </w:rPr>
-        <w:t>神顯現</w:t>
-      </w:r>
-      <w:r>
-        <w:rPr>
-          <w:lang w:val="zh_TW" w:bidi="zh_TW"/>
-        </w:rPr>
-        <w:t>。</w:t>
-      </w:r>
-      <w:r>
-        <w:rPr>
-          <w:lang w:val="zh_TW" w:bidi="zh_TW"/>
-        </w:rPr>
-      </w:r>
-      <w:r>
-        <w:rPr>
-          <w:lang w:val="zh_TW" w:bidi="zh_TW"/>
-        </w:rPr>
-      </w:r>
-    </w:p>
-    <w:p>
-      <w:pPr/>
-      <w:r>
-        <w:rPr>
-          <w:lang w:val="zh_TW" w:bidi="zh_TW"/>
-        </w:rPr>
-      </w:r>
-    </w:p>
-    <w:p>
-      <w:pPr>
-        <w:pStyle w:val="Heading2"/>
-      </w:pPr>
-      <w:r>
-        <w:rPr>
-          <w:lang w:val="zh_TW" w:bidi="zh_TW"/>
-        </w:rPr>
-        <w:t>赦罪</w:t>
-      </w:r>
-      <w:r>
-        <w:rPr>
-          <w:lang w:val="zh_TW" w:bidi="zh_TW"/>
-        </w:rPr>
-      </w:r>
-    </w:p>
-    <w:p>
-      <w:pPr/>
-      <w:r>
-        <w:rPr>
-          <w:lang w:val="zh_TW" w:bidi="zh_TW"/>
-        </w:rPr>
-      </w:r>
-      <w:r>
-        <w:rPr>
-          <w:lang w:val="zh_TW" w:bidi="zh_TW"/>
-        </w:rPr>
-        <w:t>此短語在一些英譯本中與「罪得赦免（forgiveness of sins）」同義。新約中使用多種詞語來表達同一個真理。對於罪得赦免的概念，有多種表達方式（「寬容（passing over）」，</w:t>
-      </w:r>
-      <w:hyperlink r:id="rId69">
-        <w:r>
-          <w:rPr>
-            <w:lang w:val="zh_TW" w:bidi="zh_TW"/>
-          </w:rPr>
-          <w:rPr>
-            <w:color w:val="0000EE"/>
-            <w:u w:val="single"/>
-          </w:rPr>
-          <w:t>羅3:25</w:t>
-        </w:r>
-      </w:hyperlink>
-      <w:r>
-        <w:rPr>
-          <w:lang w:val="zh_TW" w:bidi="zh_TW"/>
-        </w:rPr>
-        <w:t>；「遮蓋」，</w:t>
-      </w:r>
-      <w:hyperlink r:id="rId70">
-        <w:r>
-          <w:rPr>
-            <w:lang w:val="zh_TW" w:bidi="zh_TW"/>
-          </w:rPr>
-          <w:rPr>
-            <w:color w:val="0000EE"/>
-            <w:u w:val="single"/>
-          </w:rPr>
-          <w:t>羅4:7</w:t>
-        </w:r>
-      </w:hyperlink>
-      <w:r>
-        <w:rPr>
-          <w:lang w:val="zh_TW" w:bidi="zh_TW"/>
-        </w:rPr>
-        <w:t>；「不算為有罪」，</w:t>
-      </w:r>
-      <w:hyperlink r:id="rId71">
-        <w:r>
-          <w:rPr>
-            <w:lang w:val="zh_TW" w:bidi="zh_TW"/>
-          </w:rPr>
-          <w:rPr>
-            <w:color w:val="0000EE"/>
-            <w:u w:val="single"/>
-          </w:rPr>
-          <w:t>羅4:8</w:t>
-        </w:r>
-      </w:hyperlink>
-      <w:r>
-        <w:rPr>
-          <w:lang w:val="zh_TW" w:bidi="zh_TW"/>
-        </w:rPr>
-        <w:t>；「不再記念」，</w:t>
-      </w:r>
-      <w:hyperlink r:id="rId72">
-        <w:r>
-          <w:rPr>
-            <w:lang w:val="zh_TW" w:bidi="zh_TW"/>
-          </w:rPr>
-          <w:rPr>
-            <w:color w:val="0000EE"/>
-            <w:u w:val="single"/>
-          </w:rPr>
-          <w:t>來10:17</w:t>
-        </w:r>
-      </w:hyperlink>
-      <w:r>
-        <w:rPr>
-          <w:lang w:val="zh_TW" w:bidi="zh_TW"/>
-        </w:rPr>
-        <w:t>）。其中一個最重要的是譯為「赦免（remission）」的詞（</w:t>
-      </w:r>
-      <w:hyperlink r:id="rId73">
-        <w:r>
-          <w:rPr>
-            <w:lang w:val="zh_TW" w:bidi="zh_TW"/>
-          </w:rPr>
-          <w:rPr>
-            <w:color w:val="0000EE"/>
-            <w:u w:val="single"/>
-          </w:rPr>
-          <w:t>太26:28</w:t>
-        </w:r>
-      </w:hyperlink>
-      <w:r>
-        <w:rPr>
-          <w:lang w:val="zh_TW" w:bidi="zh_TW"/>
-        </w:rPr>
-        <w:t>；</w:t>
-      </w:r>
-      <w:hyperlink r:id="rId74">
-        <w:r>
-          <w:rPr>
-            <w:lang w:val="zh_TW" w:bidi="zh_TW"/>
-          </w:rPr>
-          <w:rPr>
-            <w:color w:val="0000EE"/>
-            <w:u w:val="single"/>
-          </w:rPr>
-          <w:t>可1:4</w:t>
-        </w:r>
-      </w:hyperlink>
-      <w:r>
-        <w:rPr>
-          <w:lang w:val="zh_TW" w:bidi="zh_TW"/>
-        </w:rPr>
-        <w:t>；</w:t>
-      </w:r>
-      <w:hyperlink r:id="rId75">
-        <w:r>
-          <w:rPr>
-            <w:lang w:val="zh_TW" w:bidi="zh_TW"/>
-          </w:rPr>
-          <w:rPr>
-            <w:color w:val="0000EE"/>
-            <w:u w:val="single"/>
-          </w:rPr>
-          <w:t>路1:77</w:t>
-        </w:r>
-      </w:hyperlink>
-      <w:r>
-        <w:rPr>
-          <w:lang w:val="zh_TW" w:bidi="zh_TW"/>
-        </w:rPr>
-        <w:t>，</w:t>
-      </w:r>
-      <w:hyperlink r:id="rId76">
-        <w:r>
-          <w:rPr>
-            <w:lang w:val="zh_TW" w:bidi="zh_TW"/>
-          </w:rPr>
-          <w:rPr>
-            <w:color w:val="0000EE"/>
-            <w:u w:val="single"/>
-          </w:rPr>
-          <w:t>3:3</w:t>
-        </w:r>
-      </w:hyperlink>
-      <w:r>
-        <w:rPr>
-          <w:lang w:val="zh_TW" w:bidi="zh_TW"/>
-        </w:rPr>
-        <w:t>，</w:t>
-      </w:r>
-      <w:hyperlink r:id="rId77">
-        <w:r>
-          <w:rPr>
-            <w:lang w:val="zh_TW" w:bidi="zh_TW"/>
-          </w:rPr>
-          <w:rPr>
-            <w:color w:val="0000EE"/>
-            <w:u w:val="single"/>
-          </w:rPr>
-          <w:t>24:47</w:t>
-        </w:r>
-      </w:hyperlink>
-      <w:r>
-        <w:rPr>
-          <w:lang w:val="zh_TW" w:bidi="zh_TW"/>
-        </w:rPr>
-        <w:t>；</w:t>
-      </w:r>
-      <w:hyperlink r:id="rId78">
-        <w:r>
-          <w:rPr>
-            <w:lang w:val="zh_TW" w:bidi="zh_TW"/>
-          </w:rPr>
-          <w:rPr>
-            <w:color w:val="0000EE"/>
-            <w:u w:val="single"/>
-          </w:rPr>
-          <w:t>徒2:38，</w:t>
-        </w:r>
-      </w:hyperlink>
-      <w:hyperlink r:id="rId79">
-        <w:r>
-          <w:rPr>
-            <w:lang w:val="zh_TW" w:bidi="zh_TW"/>
-          </w:rPr>
-          <w:rPr>
-            <w:color w:val="0000EE"/>
-            <w:u w:val="single"/>
-          </w:rPr>
-          <w:t>10:43</w:t>
-        </w:r>
-      </w:hyperlink>
-      <w:r>
-        <w:rPr>
-          <w:lang w:val="zh_TW" w:bidi="zh_TW"/>
-        </w:rPr>
-        <w:t>；</w:t>
-      </w:r>
-      <w:hyperlink r:id="rId80">
-        <w:r>
-          <w:rPr>
-            <w:lang w:val="zh_TW" w:bidi="zh_TW"/>
-          </w:rPr>
-          <w:rPr>
-            <w:color w:val="0000EE"/>
-            <w:u w:val="single"/>
-          </w:rPr>
-          <w:t>來9:22</w:t>
-        </w:r>
-      </w:hyperlink>
-      <w:r>
-        <w:rPr>
-          <w:lang w:val="zh_TW" w:bidi="zh_TW"/>
-        </w:rPr>
-        <w:t>，</w:t>
-      </w:r>
-      <w:hyperlink r:id="rId81">
-        <w:r>
-          <w:rPr>
-            <w:lang w:val="zh_TW" w:bidi="zh_TW"/>
-          </w:rPr>
-          <w:rPr>
-            <w:color w:val="0000EE"/>
-            <w:u w:val="single"/>
-          </w:rPr>
-          <w:t>10:18</w:t>
-        </w:r>
-      </w:hyperlink>
-      <w:r>
-        <w:rPr>
-          <w:lang w:val="zh_TW" w:bidi="zh_TW"/>
-        </w:rPr>
-        <w:t>）。</w:t>
-      </w:r>
-    </w:p>
-    <w:p>
-      <w:pPr/>
-      <w:r>
-        <w:rPr>
-          <w:lang w:val="zh_TW" w:bidi="zh_TW"/>
-        </w:rPr>
-      </w:r>
-      <w:r>
-        <w:rPr>
-          <w:lang w:val="zh_TW" w:bidi="zh_TW"/>
-        </w:rPr>
-        <w:t>這個詞在希臘文中有一個有趣的傳統。在法律上，它被用來表示解除職務、免除責任、豁免債務或懲罰。後來，它也指特赦或免稅。在新約的用法中，該動詞意為「釋放」、「留下」或「送走」。因此，這個名詞可以（而且經常）被翻譯為「饒恕」以及「赦免」（</w:t>
-      </w:r>
-      <w:hyperlink r:id="rId82">
-        <w:r>
-          <w:rPr>
-            <w:lang w:val="zh_TW" w:bidi="zh_TW"/>
-          </w:rPr>
-          <w:rPr>
-            <w:color w:val="0000EE"/>
-            <w:u w:val="single"/>
-          </w:rPr>
-          <w:t>徒5:31</w:t>
-        </w:r>
-      </w:hyperlink>
-      <w:r>
-        <w:rPr>
-          <w:lang w:val="zh_TW" w:bidi="zh_TW"/>
-        </w:rPr>
-        <w:t>，</w:t>
-      </w:r>
-      <w:hyperlink r:id="rId83">
-        <w:r>
-          <w:rPr>
-            <w:lang w:val="zh_TW" w:bidi="zh_TW"/>
-          </w:rPr>
-          <w:rPr>
-            <w:color w:val="0000EE"/>
-            <w:u w:val="single"/>
-          </w:rPr>
-          <w:t>13:38</w:t>
-        </w:r>
-      </w:hyperlink>
-      <w:r>
-        <w:rPr>
-          <w:lang w:val="zh_TW" w:bidi="zh_TW"/>
-        </w:rPr>
-        <w:t>，</w:t>
-      </w:r>
-      <w:hyperlink r:id="rId84">
-        <w:r>
-          <w:rPr>
-            <w:lang w:val="zh_TW" w:bidi="zh_TW"/>
-          </w:rPr>
-          <w:rPr>
-            <w:color w:val="0000EE"/>
-            <w:u w:val="single"/>
-          </w:rPr>
-          <w:t>26:18</w:t>
-        </w:r>
-      </w:hyperlink>
-      <w:r>
-        <w:rPr>
-          <w:lang w:val="zh_TW" w:bidi="zh_TW"/>
-        </w:rPr>
-        <w:t>；</w:t>
-      </w:r>
-      <w:hyperlink r:id="rId85">
-        <w:r>
-          <w:rPr>
-            <w:lang w:val="zh_TW" w:bidi="zh_TW"/>
-          </w:rPr>
-          <w:rPr>
-            <w:color w:val="0000EE"/>
-            <w:u w:val="single"/>
-          </w:rPr>
-          <w:t>弗1:7</w:t>
-        </w:r>
-      </w:hyperlink>
-      <w:r>
-        <w:rPr>
-          <w:lang w:val="zh_TW" w:bidi="zh_TW"/>
-        </w:rPr>
-        <w:t>；</w:t>
-      </w:r>
-      <w:hyperlink r:id="rId86">
-        <w:r>
-          <w:rPr>
-            <w:lang w:val="zh_TW" w:bidi="zh_TW"/>
-          </w:rPr>
-          <w:rPr>
-            <w:color w:val="0000EE"/>
-            <w:u w:val="single"/>
-          </w:rPr>
-          <w:t>西1:14</w:t>
-        </w:r>
-      </w:hyperlink>
-      <w:r>
-        <w:rPr>
-          <w:lang w:val="zh_TW" w:bidi="zh_TW"/>
-        </w:rPr>
-        <w:t>）。雖然饒恕可以在人與人之間以及神與人之間發生，但「赦免」這個詞所指的饒恕幾乎總是指神的赦免（</w:t>
-      </w:r>
-      <w:hyperlink r:id="rId73">
-        <w:r>
-          <w:rPr>
-            <w:lang w:val="zh_TW" w:bidi="zh_TW"/>
-          </w:rPr>
-          <w:rPr>
-            <w:color w:val="0000EE"/>
-            <w:u w:val="single"/>
-          </w:rPr>
-          <w:t>太26:28</w:t>
-        </w:r>
-      </w:hyperlink>
-      <w:r>
-        <w:rPr>
-          <w:lang w:val="zh_TW" w:bidi="zh_TW"/>
-        </w:rPr>
-        <w:t>；</w:t>
-      </w:r>
-      <w:hyperlink r:id="rId79">
-        <w:r>
-          <w:rPr>
-            <w:lang w:val="zh_TW" w:bidi="zh_TW"/>
-          </w:rPr>
-          <w:rPr>
-            <w:color w:val="0000EE"/>
-            <w:u w:val="single"/>
-          </w:rPr>
-          <w:t>徒10:43</w:t>
-        </w:r>
-      </w:hyperlink>
-      <w:r>
-        <w:rPr>
-          <w:lang w:val="zh_TW" w:bidi="zh_TW"/>
-        </w:rPr>
-        <w:t>）。</w:t>
+        <w:t>的家譜中，塞特被記載為亞當的長子。耶穌正是藉著塞特的譜系而生。塞特是以挪士的父親，並活了912年。</w:t>
       </w:r>
     </w:p>
     <w:p>
@@ -2305,578 +324,7 @@
         <w:rPr>
           <w:lang w:val="zh_TW" w:bidi="zh_TW"/>
         </w:rPr>
-        <w:t xml:space="preserve"> </w:t>
-      </w:r>
-      <w:r>
-        <w:rPr>
-          <w:lang w:val="zh_TW" w:bidi="zh_TW"/>
-        </w:rPr>
-        <w:t>饒恕</w:t>
-      </w:r>
-      <w:r>
-        <w:rPr>
-          <w:lang w:val="zh_TW" w:bidi="zh_TW"/>
-        </w:rPr>
-        <w:t>。</w:t>
-      </w:r>
-      <w:r>
-        <w:rPr>
-          <w:lang w:val="zh_TW" w:bidi="zh_TW"/>
-        </w:rPr>
-      </w:r>
-      <w:r>
-        <w:rPr>
-          <w:lang w:val="zh_TW" w:bidi="zh_TW"/>
-        </w:rPr>
-      </w:r>
-    </w:p>
-    <w:p>
-      <w:pPr/>
-      <w:r>
-        <w:rPr>
-          <w:lang w:val="zh_TW" w:bidi="zh_TW"/>
-        </w:rPr>
-      </w:r>
-    </w:p>
-    <w:p>
-      <w:pPr>
-        <w:pStyle w:val="Heading2"/>
-      </w:pPr>
-      <w:r>
-        <w:rPr>
-          <w:lang w:val="zh_TW" w:bidi="zh_TW"/>
-        </w:rPr>
-        <w:t>攝理</w:t>
-      </w:r>
-      <w:r>
-        <w:rPr>
-          <w:lang w:val="zh_TW" w:bidi="zh_TW"/>
-        </w:rPr>
-      </w:r>
-    </w:p>
-    <w:p>
-      <w:pPr/>
-      <w:r>
-        <w:rPr>
-          <w:lang w:val="zh_TW" w:bidi="zh_TW"/>
-        </w:rPr>
-      </w:r>
-      <w:r>
-        <w:rPr>
-          <w:lang w:val="zh_TW" w:bidi="zh_TW"/>
-        </w:rPr>
-        <w:t>神在歷史中扶助人類的作為，特別是扶助那些信靠祂的人。</w:t>
-      </w:r>
-    </w:p>
-    <w:p>
-      <w:pPr>
-        <w:pStyle w:val="Heading3"/>
-      </w:pPr>
-      <w:r>
-        <w:rPr>
-          <w:lang w:val="zh_TW" w:bidi="zh_TW"/>
-        </w:rPr>
-        <w:t>攝理的重要性</w:t>
-      </w:r>
-    </w:p>
-    <w:p>
-      <w:pPr/>
-      <w:r>
-        <w:rPr>
-          <w:lang w:val="zh_TW" w:bidi="zh_TW"/>
-        </w:rPr>
-      </w:r>
-      <w:r>
-        <w:rPr>
-          <w:lang w:val="zh_TW" w:bidi="zh_TW"/>
-        </w:rPr>
-        <w:t>歷世歷代，許多人都在神的看顧裡得著安慰。神沒有將地球留在宇宙中自生自滅，也沒有片刻忘記人。神臨到人當中、與人相交、掌權管理，也介入我們的生命、供應我們的需要。神攝理我們，因此我們要感謝祂。</w:t>
-      </w:r>
-    </w:p>
-    <w:p>
-      <w:pPr>
-        <w:pStyle w:val="Heading3"/>
-      </w:pPr>
-      <w:r>
-        <w:rPr>
-          <w:lang w:val="zh_TW" w:bidi="zh_TW"/>
-        </w:rPr>
-        <w:t>關於攝理的錯誤觀念</w:t>
-      </w:r>
-    </w:p>
-    <w:p>
-      <w:pPr/>
-      <w:r>
-        <w:rPr>
-          <w:lang w:val="zh_TW" w:bidi="zh_TW"/>
-        </w:rPr>
-      </w:r>
-      <w:r>
-        <w:rPr>
-          <w:lang w:val="zh_TW" w:bidi="zh_TW"/>
-        </w:rPr>
-        <w:t>關於攝理有許多錯誤觀念，這顯出它是一個重要的議題。當人否認神有位格，而他們對攝理的理解又不根據聖經的教導時，就會產生錯誤。如此一來，人只能將萬事看作有一股不相宜的力量在支配。在這些錯誤觀念中存在許多矛盾，包括：</w:t>
-      </w:r>
-    </w:p>
-    <w:p>
-      <w:pPr>
-        <w:pStyle w:val="ListNumber"/>
-        <w:numPr>
-          <w:ilvl w:val="0"/>
-          <w:numId w:val="14"/>
-        </w:numPr>
-        <w:spacing w:line="240" w:lineRule="auto"/>
-        <w:ind w:left="720"/>
-      </w:pPr>
-      <w:r>
-        <w:rPr>
-          <w:lang w:val="zh_TW" w:bidi="zh_TW"/>
-        </w:rPr>
-      </w:r>
-      <w:r>
-        <w:rPr>
-          <w:b/>
-          <w:lang w:val="zh_TW" w:bidi="zh_TW"/>
-        </w:rPr>
-        <w:t>命運</w:t>
-      </w:r>
-      <w:r>
-        <w:rPr>
-          <w:lang w:val="zh_TW" w:bidi="zh_TW"/>
-        </w:rPr>
-        <w:t>：有些人認為人生受一種不可預測的命運控制，他們會說像「命運使然」這類的話。</w:t>
-      </w:r>
-    </w:p>
-    <w:p>
-      <w:pPr>
-        <w:pStyle w:val="ListNumber"/>
-        <w:spacing w:line="240" w:lineRule="auto"/>
-        <w:ind w:left="720"/>
-      </w:pPr>
-      <w:r>
-        <w:rPr>
-          <w:lang w:val="zh_TW" w:bidi="zh_TW"/>
-        </w:rPr>
-      </w:r>
-      <w:r>
-        <w:rPr>
-          <w:b/>
-          <w:lang w:val="zh_TW" w:bidi="zh_TW"/>
-        </w:rPr>
-        <w:t>運氣</w:t>
-      </w:r>
-      <w:r>
-        <w:rPr>
-          <w:lang w:val="zh_TW" w:bidi="zh_TW"/>
-        </w:rPr>
-        <w:t>：也有人相信有「福氣」或「運氣」。但運氣不是一個有位格的存有，所以算命的人試圖去理解它，有些人甚至造出「幸運女神（lady luck）」之類的觀念（把運氣想成一位用法術掌控事件的女子）。</w:t>
-      </w:r>
-    </w:p>
-    <w:p>
-      <w:pPr>
-        <w:pStyle w:val="ListNumber"/>
-        <w:spacing w:line="240" w:lineRule="auto"/>
-        <w:ind w:left="720"/>
-      </w:pPr>
-      <w:r>
-        <w:rPr>
-          <w:lang w:val="zh_TW" w:bidi="zh_TW"/>
-        </w:rPr>
-      </w:r>
-      <w:r>
-        <w:rPr>
-          <w:b/>
-          <w:lang w:val="zh_TW" w:bidi="zh_TW"/>
-        </w:rPr>
-        <w:t>巧合</w:t>
-      </w:r>
-      <w:r>
-        <w:rPr>
-          <w:lang w:val="zh_TW" w:bidi="zh_TW"/>
-        </w:rPr>
-        <w:t>：有人把偶然發現好事的功勞歸給自己。這忽略了神的作為，也沒有獻上感謝。</w:t>
-      </w:r>
-    </w:p>
-    <w:p>
-      <w:pPr>
-        <w:pStyle w:val="ListNumber"/>
-        <w:spacing w:line="240" w:lineRule="auto"/>
-        <w:ind w:left="720"/>
-      </w:pPr>
-      <w:r>
-        <w:rPr>
-          <w:lang w:val="zh_TW" w:bidi="zh_TW"/>
-        </w:rPr>
-      </w:r>
-      <w:r>
-        <w:rPr>
-          <w:b/>
-          <w:lang w:val="zh_TW" w:bidi="zh_TW"/>
-        </w:rPr>
-        <w:t>歷史</w:t>
-      </w:r>
-      <w:r>
-        <w:rPr>
-          <w:lang w:val="zh_TW" w:bidi="zh_TW"/>
-        </w:rPr>
-        <w:t>：有些群體相信歷史支持他們的觀念。例如：</w:t>
-      </w:r>
-    </w:p>
-    <w:p>
-      <w:pPr>
-        <w:pStyle w:val="ListBullet"/>
-        <w:spacing w:line="240" w:lineRule="auto"/>
-        <w:ind w:left="1440"/>
-      </w:pPr>
-      <w:r>
-        <w:rPr>
-          <w:lang w:val="zh_TW" w:bidi="zh_TW"/>
-        </w:rPr>
-      </w:r>
-      <w:r>
-        <w:rPr>
-          <w:lang w:val="zh_TW" w:bidi="zh_TW"/>
-        </w:rPr>
-        <w:t>馬克思主義的支持者（跟從馬克思〔Karl Marx〕思想的人）曾說：「歷史站在我們這邊。」他們相信未來的事件必然會導向一個由共產主義統治的世界。</w:t>
-      </w:r>
-    </w:p>
-    <w:p>
-      <w:pPr>
-        <w:pStyle w:val="ListBullet"/>
-        <w:spacing w:line="240" w:lineRule="auto"/>
-        <w:ind w:left="1440"/>
-      </w:pPr>
-      <w:r>
-        <w:rPr>
-          <w:lang w:val="zh_TW" w:bidi="zh_TW"/>
-        </w:rPr>
-      </w:r>
-      <w:r>
-        <w:rPr>
-          <w:lang w:val="zh_TW" w:bidi="zh_TW"/>
-        </w:rPr>
-        <w:t>一些美國領袖相信「昭昭天命（Manifest Destiny）」。這種觀念宣稱，美國注定要在其所在的地區，甚至在全世界成為最強大的國家。</w:t>
-      </w:r>
-    </w:p>
-    <w:p>
-      <w:pPr>
-        <w:pStyle w:val="ListNumber"/>
-        <w:numPr>
-          <w:ilvl w:val="0"/>
-          <w:numId w:val="15"/>
-        </w:numPr>
-        <w:spacing w:line="240" w:lineRule="auto"/>
-        <w:ind w:left="720"/>
-      </w:pPr>
-      <w:r>
-        <w:rPr>
-          <w:lang w:val="zh_TW" w:bidi="zh_TW"/>
-        </w:rPr>
-      </w:r>
-      <w:r>
-        <w:rPr>
-          <w:b/>
-          <w:lang w:val="zh_TW" w:bidi="zh_TW"/>
-        </w:rPr>
-        <w:t>進步</w:t>
-      </w:r>
-      <w:r>
-        <w:rPr>
-          <w:lang w:val="zh_TW" w:bidi="zh_TW"/>
-        </w:rPr>
-        <w:t>：科學、技術、教育、社會的發展，使有些人將「進步」看作一股偉大的力量。某種程度上，這等於將攝理看成進步本身，卻把榮耀從神那裡奪去。</w:t>
-      </w:r>
-    </w:p>
-    <w:p>
-      <w:pPr>
-        <w:pStyle w:val="ListNumber"/>
-        <w:spacing w:line="240" w:lineRule="auto"/>
-        <w:ind w:left="720"/>
-      </w:pPr>
-      <w:r>
-        <w:rPr>
-          <w:lang w:val="zh_TW" w:bidi="zh_TW"/>
-        </w:rPr>
-      </w:r>
-      <w:r>
-        <w:rPr>
-          <w:b/>
-          <w:lang w:val="zh_TW" w:bidi="zh_TW"/>
-        </w:rPr>
-        <w:t>自然</w:t>
-      </w:r>
-      <w:r>
-        <w:rPr>
-          <w:lang w:val="zh_TW" w:bidi="zh_TW"/>
-        </w:rPr>
-        <w:t>：有些人物，例如愛默生（Ralph Waldo Emerson）和梭羅（Henry David Thoreau），將攝理歸於自然。但自然本身並不看顧人。</w:t>
-      </w:r>
-    </w:p>
-    <w:p>
-      <w:pPr>
-        <w:pStyle w:val="ListNumber"/>
-        <w:spacing w:line="240" w:lineRule="auto"/>
-        <w:ind w:left="720"/>
-      </w:pPr>
-      <w:r>
-        <w:rPr>
-          <w:lang w:val="zh_TW" w:bidi="zh_TW"/>
-        </w:rPr>
-      </w:r>
-      <w:r>
-        <w:rPr>
-          <w:b/>
-          <w:lang w:val="zh_TW" w:bidi="zh_TW"/>
-        </w:rPr>
-        <w:t>自然選擇</w:t>
-      </w:r>
-      <w:r>
-        <w:rPr>
-          <w:lang w:val="zh_TW" w:bidi="zh_TW"/>
-        </w:rPr>
-        <w:t>：達爾文那本關於生物進化的經典著作</w:t>
-      </w:r>
-      <w:r>
-        <w:rPr>
-          <w:i/>
-          <w:lang w:val="zh_TW" w:bidi="zh_TW"/>
-        </w:rPr>
-        <w:t>物種起源（The Origin of the Species）</w:t>
-      </w:r>
-      <w:r>
-        <w:rPr>
-          <w:lang w:val="zh_TW" w:bidi="zh_TW"/>
-        </w:rPr>
-        <w:t>，使「自然選擇」這個觀念普及起來。有些人認為，「自然選擇」背後的那股力量變得比神的攝理更重要。「適者生存」的想法使人變得不再需要攝理。</w:t>
-      </w:r>
-    </w:p>
-    <w:p>
-      <w:pPr/>
-      <w:r>
-        <w:rPr>
-          <w:lang w:val="zh_TW" w:bidi="zh_TW"/>
-        </w:rPr>
-      </w:r>
-      <w:r>
-        <w:rPr>
-          <w:lang w:val="zh_TW" w:bidi="zh_TW"/>
-        </w:rPr>
-        <w:t>這些觀點不可能同時都是真的。它們也不能滿足那些尋求一種能回應自己獨特需要之攝理的人。只有基督教關於攝理的教義能做到這一點。</w:t>
-      </w:r>
-    </w:p>
-    <w:p>
-      <w:pPr>
-        <w:pStyle w:val="Heading3"/>
-      </w:pPr>
-      <w:r>
-        <w:rPr>
-          <w:lang w:val="zh_TW" w:bidi="zh_TW"/>
-        </w:rPr>
-        <w:t>攝理的聖經意義</w:t>
-      </w:r>
-    </w:p>
-    <w:p>
-      <w:pPr/>
-      <w:r>
-        <w:rPr>
-          <w:lang w:val="zh_TW" w:bidi="zh_TW"/>
-        </w:rPr>
-      </w:r>
-      <w:r>
-        <w:rPr>
-          <w:lang w:val="zh_TW" w:bidi="zh_TW"/>
-        </w:rPr>
-        <w:t>攝理是神為人的需要所施行的幫助。</w:t>
-      </w:r>
-    </w:p>
-    <w:p>
-      <w:pPr/>
-      <w:r>
-        <w:rPr>
-          <w:lang w:val="zh_TW" w:bidi="zh_TW"/>
-        </w:rPr>
-      </w:r>
-      <w:r>
-        <w:rPr>
-          <w:lang w:val="zh_TW" w:bidi="zh_TW"/>
-        </w:rPr>
-        <w:t>亞伯拉罕在信心上的考驗是一個經典例子。神吩咐他將兒子獻上為祭——但那是他不能失去的禮物。亞伯拉罕十分掙扎去做這個決定，他不想失去兒子，也不想失去與神的情誼。當以撒問到獻祭的羊羔在哪裡時，亞伯拉罕回答說：「我兒，神必自己預備作燔祭的羊羔。」（</w:t>
-      </w:r>
-      <w:hyperlink r:id="rId87">
-        <w:r>
-          <w:rPr>
-            <w:lang w:val="zh_TW" w:bidi="zh_TW"/>
-          </w:rPr>
-          <w:rPr>
-            <w:color w:val="0000EE"/>
-            <w:u w:val="single"/>
-          </w:rPr>
-          <w:t>創22:8</w:t>
-        </w:r>
-      </w:hyperlink>
-      <w:r>
-        <w:rPr>
-          <w:lang w:val="zh_TW" w:bidi="zh_TW"/>
-        </w:rPr>
-        <w:t>）。神果然預備了合宜的祭物，就是「兩角扣在稠密的小樹中」的一隻公羊（</w:t>
-      </w:r>
-      <w:hyperlink r:id="rId88">
-        <w:r>
-          <w:rPr>
-            <w:lang w:val="zh_TW" w:bidi="zh_TW"/>
-          </w:rPr>
-          <w:rPr>
-            <w:color w:val="0000EE"/>
-            <w:u w:val="single"/>
-          </w:rPr>
-          <w:t>創22:13</w:t>
-        </w:r>
-      </w:hyperlink>
-      <w:r>
-        <w:rPr>
-          <w:lang w:val="zh_TW" w:bidi="zh_TW"/>
-        </w:rPr>
-        <w:t>）。</w:t>
-      </w:r>
-    </w:p>
-    <w:p>
-      <w:pPr/>
-      <w:r>
-        <w:rPr>
-          <w:lang w:val="zh_TW" w:bidi="zh_TW"/>
-        </w:rPr>
-      </w:r>
-      <w:r>
-        <w:rPr>
-          <w:lang w:val="zh_TW" w:bidi="zh_TW"/>
-        </w:rPr>
-        <w:t>「攝理」這個詞語的意思是「預先看見」，並且為那處境採取行動。所以亞伯拉罕相信，神特意在獻祭的地方預備了那隻公羊，讓他可以拿來獻上。「供應」和「攝理」都與「預備」這個詞語有關。不過，「攝理」後來就用來表示神的供應。</w:t>
-      </w:r>
-    </w:p>
-    <w:p>
-      <w:pPr/>
-      <w:r>
-        <w:rPr>
-          <w:lang w:val="zh_TW" w:bidi="zh_TW"/>
-        </w:rPr>
-      </w:r>
-      <w:r>
-        <w:rPr>
-          <w:lang w:val="zh_TW" w:bidi="zh_TW"/>
-        </w:rPr>
-        <w:t>在新約聖經裡，保羅稱讚腓立比信徒支持他的宣教工作。他深信神的攝理也必扶助他們：「我的神必照他榮耀的豐富，在基督耶穌裡，使你們一切所需用的都充足。」（</w:t>
-      </w:r>
-      <w:hyperlink r:id="rId89">
-        <w:r>
-          <w:rPr>
-            <w:lang w:val="zh_TW" w:bidi="zh_TW"/>
-          </w:rPr>
-          <w:rPr>
-            <w:color w:val="0000EE"/>
-            <w:u w:val="single"/>
-          </w:rPr>
-          <w:t>腓4:19</w:t>
-        </w:r>
-      </w:hyperlink>
-      <w:r>
-        <w:rPr>
-          <w:lang w:val="zh_TW" w:bidi="zh_TW"/>
-        </w:rPr>
-        <w:t>）。耶穌的獻祭也證實神的攝理。神曾要亞伯拉罕獻上兒子，卻沒有收下那祭。二千年之後，祂將自己的兒子獻為祭。神的性情就是預先看見人的需要，並且為人預備。</w:t>
-      </w:r>
-    </w:p>
-    <w:p>
-      <w:pPr>
-        <w:pStyle w:val="Heading3"/>
-      </w:pPr>
-      <w:r>
-        <w:rPr>
-          <w:lang w:val="zh_TW" w:bidi="zh_TW"/>
-        </w:rPr>
-        <w:t>攝理與神的本質</w:t>
-      </w:r>
-    </w:p>
-    <w:p>
-      <w:pPr/>
-      <w:r>
-        <w:rPr>
-          <w:lang w:val="zh_TW" w:bidi="zh_TW"/>
-        </w:rPr>
-      </w:r>
-      <w:r>
-        <w:rPr>
-          <w:lang w:val="zh_TW" w:bidi="zh_TW"/>
-        </w:rPr>
-        <w:t>保羅對腓立比信徒說完那句話之後（「我的神必照他榮耀的豐富」——</w:t>
-      </w:r>
-      <w:hyperlink r:id="rId89">
-        <w:r>
-          <w:rPr>
-            <w:lang w:val="zh_TW" w:bidi="zh_TW"/>
-          </w:rPr>
-          <w:rPr>
-            <w:color w:val="0000EE"/>
-            <w:u w:val="single"/>
-          </w:rPr>
-          <w:t>腓4:19</w:t>
-        </w:r>
-      </w:hyperlink>
-      <w:r>
-        <w:rPr>
-          <w:lang w:val="zh_TW" w:bidi="zh_TW"/>
-        </w:rPr>
-        <w:t>），他就向「我們的父神」獻上頌讚（</w:t>
-      </w:r>
-      <w:hyperlink r:id="rId90">
-        <w:r>
-          <w:rPr>
-            <w:lang w:val="zh_TW" w:bidi="zh_TW"/>
-          </w:rPr>
-          <w:rPr>
-            <w:color w:val="0000EE"/>
-            <w:u w:val="single"/>
-          </w:rPr>
-          <w:t>20</w:t>
-        </w:r>
-      </w:hyperlink>
-      <w:r>
-        <w:rPr>
-          <w:lang w:val="zh_TW" w:bidi="zh_TW"/>
-        </w:rPr>
-        <w:t>節）。攝理就像是父親的供應與引導。神是我們的父，而祂的攝理就是這父親身分的表現。父親會給兒女機會，卻不奪去他們的自由；父親也藉著看顧來帶領兒女。攝理自然地出於神慈父的性情。</w:t>
-      </w:r>
-    </w:p>
-    <w:p>
-      <w:pPr/>
-      <w:r>
-        <w:rPr>
-          <w:lang w:val="zh_TW" w:bidi="zh_TW"/>
-        </w:rPr>
-      </w:r>
-      <w:r>
-        <w:rPr>
-          <w:i/>
-          <w:lang w:val="zh_TW" w:bidi="zh_TW"/>
-        </w:rPr>
-        <w:t xml:space="preserve">另見 </w:t>
-      </w:r>
-      <w:r>
-        <w:rPr>
-          <w:lang w:val="zh_TW" w:bidi="zh_TW"/>
-        </w:rPr>
-        <w:t>預定</w:t>
-      </w:r>
-      <w:r>
-        <w:rPr>
-          <w:lang w:val="zh_TW" w:bidi="zh_TW"/>
-        </w:rPr>
-        <w:t>；</w:t>
-      </w:r>
-      <w:r>
-        <w:rPr>
-          <w:lang w:val="zh_TW" w:bidi="zh_TW"/>
-        </w:rPr>
-        <w:t>神的存在與屬性</w:t>
+        <w:t>耶穌基督的家譜</w:t>
       </w:r>
       <w:r>
         <w:rPr>
@@ -4784,18 +2232,6 @@
   </w:num>
   <w:num w:numId="13" w16cid:durableId="592781308">
     <w:abstractNumId w:val="11"/>
-  </w:num>
-  <w:num w:numId="14">
-    <w:abstractNumId w:val="3"/>
-    <w:lvlOverride w:ilvl="0">
-      <w:startOverride w:val="1"/>
-    </w:lvlOverride>
-  </w:num>
-  <w:num w:numId="15">
-    <w:abstractNumId w:val="3"/>
-    <w:lvlOverride w:ilvl="0">
-      <w:startOverride w:val="1"/>
-    </w:lvlOverride>
   </w:num>
   <w:numIdMacAtCleanup w:val="10"/>
 </w:numbering>

--- a/zht/docx/139.content.docx
+++ b/zht/docx/139.content.docx
@@ -149,7 +149,7 @@
         <w:rPr>
           <w:lang w:val="zh_TW" w:bidi="zh_TW"/>
         </w:rPr>
-        <w:t>sai</w:t>
+        <w:t>rong</w:t>
       </w:r>
       <w:r>
         <w:rPr>
@@ -212,7 +212,7 @@
         <w:rPr>
           <w:lang w:val="zh_TW" w:bidi="zh_TW"/>
         </w:rPr>
-        <w:t>塞特</w:t>
+        <w:t>榮耀</w:t>
       </w:r>
       <w:r>
         <w:rPr>
@@ -231,79 +231,18 @@
         <w:rPr>
           <w:lang w:val="zh_TW" w:bidi="zh_TW"/>
         </w:rPr>
-        <w:t>亞當和夏娃的第三個兒子。他取代了被該隱殺害的亞伯（</w:t>
-      </w:r>
-      <w:hyperlink r:id="rId13">
-        <w:r>
-          <w:rPr>
-            <w:lang w:val="zh_TW" w:bidi="zh_TW"/>
-          </w:rPr>
-          <w:rPr>
-            <w:color w:val="0000EE"/>
-            <w:u w:val="single"/>
-          </w:rPr>
-          <w:t>創4:25</w:t>
-        </w:r>
-      </w:hyperlink>
-      <w:r>
-        <w:rPr>
-          <w:lang w:val="zh_TW" w:bidi="zh_TW"/>
-        </w:rPr>
-        <w:t>）。在</w:t>
-      </w:r>
-      <w:hyperlink r:id="rId14">
-        <w:r>
-          <w:rPr>
-            <w:lang w:val="zh_TW" w:bidi="zh_TW"/>
-          </w:rPr>
-          <w:rPr>
-            <w:color w:val="0000EE"/>
-            <w:u w:val="single"/>
-          </w:rPr>
-          <w:t>創世記五章3至8節</w:t>
-        </w:r>
-      </w:hyperlink>
-      <w:r>
-        <w:rPr>
-          <w:lang w:val="zh_TW" w:bidi="zh_TW"/>
-        </w:rPr>
-        <w:t>、</w:t>
-      </w:r>
-      <w:hyperlink r:id="rId15">
-        <w:r>
-          <w:rPr>
-            <w:lang w:val="zh_TW" w:bidi="zh_TW"/>
-          </w:rPr>
-          <w:rPr>
-            <w:color w:val="0000EE"/>
-            <w:u w:val="single"/>
-          </w:rPr>
-          <w:t>歷代志上一章1節</w:t>
-        </w:r>
-      </w:hyperlink>
-      <w:r>
-        <w:rPr>
-          <w:lang w:val="zh_TW" w:bidi="zh_TW"/>
-        </w:rPr>
-        <w:t>（有英文譯本拼寫為Sheth），以及</w:t>
-      </w:r>
-      <w:hyperlink r:id="rId16">
-        <w:r>
-          <w:rPr>
-            <w:lang w:val="zh_TW" w:bidi="zh_TW"/>
-          </w:rPr>
-          <w:rPr>
-            <w:color w:val="0000EE"/>
-            <w:u w:val="single"/>
-          </w:rPr>
-          <w:t>路加福音三章38節</w:t>
-        </w:r>
-      </w:hyperlink>
-      <w:r>
-        <w:rPr>
-          <w:lang w:val="zh_TW" w:bidi="zh_TW"/>
-        </w:rPr>
-        <w:t>的家譜中，塞特被記載為亞當的長子。耶穌正是藉著塞特的譜系而生。塞特是以挪士的父親，並活了912年。</w:t>
+        <w:t>神的獨特的榮光及其對人的影響。</w:t>
+      </w:r>
+    </w:p>
+    <w:p>
+      <w:pPr>
+        <w:pStyle w:val="Heading3"/>
+      </w:pPr>
+      <w:r>
+        <w:rPr>
+          <w:lang w:val="zh_TW" w:bidi="zh_TW"/>
+        </w:rPr>
+        <w:t>神的榮耀</w:t>
       </w:r>
     </w:p>
     <w:p>
@@ -315,16 +254,2046 @@
       </w:r>
       <w:r>
         <w:rPr>
+          <w:lang w:val="zh_TW" w:bidi="zh_TW"/>
+        </w:rPr>
+        <w:t>神的榮耀可以從兩個方面來描述：（1）作為一種普遍的屬性（attribute)；（2）作為指特定歷史中祂臨在的顯現。</w:t>
+      </w:r>
+    </w:p>
+    <w:p>
+      <w:pPr>
+        <w:pStyle w:val="Heading4"/>
+      </w:pPr>
+      <w:r>
+        <w:rPr>
+          <w:lang w:val="zh_TW" w:bidi="zh_TW"/>
+        </w:rPr>
+        <w:t>作為屬性</w:t>
+      </w:r>
+    </w:p>
+    <w:p>
+      <w:pPr/>
+      <w:r>
+        <w:rPr>
+          <w:lang w:val="zh_TW" w:bidi="zh_TW"/>
+        </w:rPr>
+      </w:r>
+      <w:r>
+        <w:rPr>
+          <w:lang w:val="zh_TW" w:bidi="zh_TW"/>
+        </w:rPr>
+        <w:t>神的榮耀主要指祂的威嚴之美和和榮光，也指祂品格的彰顯（</w:t>
+      </w:r>
+      <w:hyperlink r:id="rId13">
+        <w:r>
+          <w:rPr>
+            <w:lang w:val="zh_TW" w:bidi="zh_TW"/>
+          </w:rPr>
+          <w:rPr>
+            <w:color w:val="0000EE"/>
+            <w:u w:val="single"/>
+          </w:rPr>
+          <w:t>羅3:23</w:t>
+        </w:r>
+      </w:hyperlink>
+      <w:r>
+        <w:rPr>
+          <w:lang w:val="zh_TW" w:bidi="zh_TW"/>
+        </w:rPr>
+        <w:t>）。聖經記載讚美祂榮耀的名（</w:t>
+      </w:r>
+      <w:hyperlink r:id="rId14">
+        <w:r>
+          <w:rPr>
+            <w:lang w:val="zh_TW" w:bidi="zh_TW"/>
+          </w:rPr>
+          <w:rPr>
+            <w:color w:val="0000EE"/>
+            <w:u w:val="single"/>
+          </w:rPr>
+          <w:t>尼9:5</w:t>
+        </w:r>
+      </w:hyperlink>
+      <w:r>
+        <w:rPr>
+          <w:lang w:val="zh_TW" w:bidi="zh_TW"/>
+        </w:rPr>
+        <w:t>），稱祂為榮耀的父（</w:t>
+      </w:r>
+      <w:hyperlink r:id="rId15">
+        <w:r>
+          <w:rPr>
+            <w:lang w:val="zh_TW" w:bidi="zh_TW"/>
+          </w:rPr>
+          <w:rPr>
+            <w:color w:val="0000EE"/>
+            <w:u w:val="single"/>
+          </w:rPr>
+          <w:t>弗1:17</w:t>
+        </w:r>
+      </w:hyperlink>
+      <w:r>
+        <w:rPr>
+          <w:lang w:val="zh_TW" w:bidi="zh_TW"/>
+        </w:rPr>
+        <w:t>）和榮耀的王（</w:t>
+      </w:r>
+      <w:hyperlink r:id="rId16">
+        <w:r>
+          <w:rPr>
+            <w:lang w:val="zh_TW" w:bidi="zh_TW"/>
+          </w:rPr>
+          <w:rPr>
+            <w:color w:val="0000EE"/>
+            <w:u w:val="single"/>
+          </w:rPr>
+          <w:t>詩24篇</w:t>
+        </w:r>
+      </w:hyperlink>
+      <w:r>
+        <w:rPr>
+          <w:lang w:val="zh_TW" w:bidi="zh_TW"/>
+        </w:rPr>
+        <w:t>）；祂被高舉在諸天之上，祂的榮耀遍滿全地（</w:t>
+      </w:r>
+      <w:hyperlink r:id="rId17">
+        <w:r>
+          <w:rPr>
+            <w:lang w:val="zh_TW" w:bidi="zh_TW"/>
+          </w:rPr>
+          <w:rPr>
+            <w:color w:val="0000EE"/>
+            <w:u w:val="single"/>
+          </w:rPr>
+          <w:t>詩57:5、11，</w:t>
+        </w:r>
+      </w:hyperlink>
+      <w:hyperlink r:id="rId18">
+        <w:r>
+          <w:rPr>
+            <w:lang w:val="zh_TW" w:bidi="zh_TW"/>
+          </w:rPr>
+          <w:rPr>
+            <w:color w:val="0000EE"/>
+            <w:u w:val="single"/>
+          </w:rPr>
+          <w:t>108:5，</w:t>
+        </w:r>
+      </w:hyperlink>
+      <w:hyperlink r:id="rId19">
+        <w:r>
+          <w:rPr>
+            <w:lang w:val="zh_TW" w:bidi="zh_TW"/>
+          </w:rPr>
+          <w:rPr>
+            <w:color w:val="0000EE"/>
+            <w:u w:val="single"/>
+          </w:rPr>
+          <w:t>113:4</w:t>
+        </w:r>
+      </w:hyperlink>
+      <w:r>
+        <w:rPr>
+          <w:lang w:val="zh_TW" w:bidi="zh_TW"/>
+        </w:rPr>
+        <w:t>）。祂是榮耀的神，曾向舊約的族長顯現（</w:t>
+      </w:r>
+      <w:hyperlink r:id="rId20">
+        <w:r>
+          <w:rPr>
+            <w:lang w:val="zh_TW" w:bidi="zh_TW"/>
+          </w:rPr>
+          <w:rPr>
+            <w:color w:val="0000EE"/>
+            <w:u w:val="single"/>
+          </w:rPr>
+          <w:t>徒7:2</w:t>
+        </w:r>
+      </w:hyperlink>
+      <w:r>
+        <w:rPr>
+          <w:lang w:val="zh_TW" w:bidi="zh_TW"/>
+        </w:rPr>
+        <w:t>）。祂嫉妒地維護祂的榮耀，不容讓歸予他人（</w:t>
+      </w:r>
+      <w:hyperlink r:id="rId21">
+        <w:r>
+          <w:rPr>
+            <w:lang w:val="zh_TW" w:bidi="zh_TW"/>
+          </w:rPr>
+          <w:rPr>
+            <w:color w:val="0000EE"/>
+            <w:u w:val="single"/>
+          </w:rPr>
+          <w:t>賽42:8</w:t>
+        </w:r>
+      </w:hyperlink>
+      <w:r>
+        <w:rPr>
+          <w:lang w:val="zh_TW" w:bidi="zh_TW"/>
+        </w:rPr>
+        <w:t>）；祂的作為旨在榮耀祂自己（</w:t>
+      </w:r>
+      <w:hyperlink r:id="rId22">
+        <w:r>
+          <w:rPr>
+            <w:lang w:val="zh_TW" w:bidi="zh_TW"/>
+          </w:rPr>
+          <w:rPr>
+            <w:color w:val="0000EE"/>
+            <w:u w:val="single"/>
+          </w:rPr>
+          <w:t>詩79:9</w:t>
+        </w:r>
+      </w:hyperlink>
+      <w:r>
+        <w:rPr>
+          <w:lang w:val="zh_TW" w:bidi="zh_TW"/>
+        </w:rPr>
+        <w:t>；</w:t>
+      </w:r>
+      <w:hyperlink r:id="rId23">
+        <w:r>
+          <w:rPr>
+            <w:lang w:val="zh_TW" w:bidi="zh_TW"/>
+          </w:rPr>
+          <w:rPr>
+            <w:color w:val="0000EE"/>
+            <w:u w:val="single"/>
+          </w:rPr>
+          <w:t>賽48:11</w:t>
+        </w:r>
+      </w:hyperlink>
+      <w:r>
+        <w:rPr>
+          <w:lang w:val="zh_TW" w:bidi="zh_TW"/>
+        </w:rPr>
+        <w:t>）。</w:t>
+      </w:r>
+    </w:p>
+    <w:p>
+      <w:pPr/>
+      <w:r>
+        <w:rPr>
+          <w:lang w:val="zh_TW" w:bidi="zh_TW"/>
+        </w:rPr>
+      </w:r>
+      <w:r>
+        <w:rPr>
+          <w:lang w:val="zh_TW" w:bidi="zh_TW"/>
+        </w:rPr>
+        <w:t>神的榮耀由受造之物所宣揚（</w:t>
+      </w:r>
+      <w:hyperlink r:id="rId24">
+        <w:r>
+          <w:rPr>
+            <w:lang w:val="zh_TW" w:bidi="zh_TW"/>
+          </w:rPr>
+          <w:rPr>
+            <w:color w:val="0000EE"/>
+            <w:u w:val="single"/>
+          </w:rPr>
+          <w:t>詩19:1，</w:t>
+        </w:r>
+      </w:hyperlink>
+      <w:hyperlink r:id="rId25">
+        <w:r>
+          <w:rPr>
+            <w:lang w:val="zh_TW" w:bidi="zh_TW"/>
+          </w:rPr>
+          <w:rPr>
+            <w:color w:val="0000EE"/>
+            <w:u w:val="single"/>
+          </w:rPr>
+          <w:t>97:6</w:t>
+        </w:r>
+      </w:hyperlink>
+      <w:r>
+        <w:rPr>
+          <w:lang w:val="zh_TW" w:bidi="zh_TW"/>
+        </w:rPr>
+        <w:t>；</w:t>
+      </w:r>
+      <w:hyperlink r:id="rId26">
+        <w:r>
+          <w:rPr>
+            <w:lang w:val="zh_TW" w:bidi="zh_TW"/>
+          </w:rPr>
+          <w:rPr>
+            <w:color w:val="0000EE"/>
+            <w:u w:val="single"/>
+          </w:rPr>
+          <w:t>羅1:20</w:t>
+        </w:r>
+      </w:hyperlink>
+      <w:r>
+        <w:rPr>
+          <w:lang w:val="zh_TW" w:bidi="zh_TW"/>
+        </w:rPr>
+        <w:t>），也藉著祂拯救和解救的偉大行動彰顯（</w:t>
+      </w:r>
+      <w:hyperlink r:id="rId27">
+        <w:r>
+          <w:rPr>
+            <w:lang w:val="zh_TW" w:bidi="zh_TW"/>
+          </w:rPr>
+          <w:rPr>
+            <w:color w:val="0000EE"/>
+            <w:u w:val="single"/>
+          </w:rPr>
+          <w:t>代上16:24</w:t>
+        </w:r>
+      </w:hyperlink>
+      <w:r>
+        <w:rPr>
+          <w:lang w:val="zh_TW" w:bidi="zh_TW"/>
+        </w:rPr>
+        <w:t>；</w:t>
+      </w:r>
+      <w:hyperlink r:id="rId28">
+        <w:r>
+          <w:rPr>
+            <w:lang w:val="zh_TW" w:bidi="zh_TW"/>
+          </w:rPr>
+          <w:rPr>
+            <w:color w:val="0000EE"/>
+            <w:u w:val="single"/>
+          </w:rPr>
+          <w:t>詩72:18–19，</w:t>
+        </w:r>
+      </w:hyperlink>
+      <w:hyperlink r:id="rId29">
+        <w:r>
+          <w:rPr>
+            <w:lang w:val="zh_TW" w:bidi="zh_TW"/>
+          </w:rPr>
+          <w:rPr>
+            <w:color w:val="0000EE"/>
+            <w:u w:val="single"/>
+          </w:rPr>
+          <w:t>96:3，</w:t>
+        </w:r>
+      </w:hyperlink>
+      <w:hyperlink r:id="rId30">
+        <w:r>
+          <w:rPr>
+            <w:lang w:val="zh_TW" w:bidi="zh_TW"/>
+          </w:rPr>
+          <w:rPr>
+            <w:color w:val="0000EE"/>
+            <w:u w:val="single"/>
+          </w:rPr>
+          <w:t>145:10–12</w:t>
+        </w:r>
+      </w:hyperlink>
+      <w:r>
+        <w:rPr>
+          <w:lang w:val="zh_TW" w:bidi="zh_TW"/>
+        </w:rPr>
+        <w:t>；</w:t>
+      </w:r>
+      <w:hyperlink r:id="rId31">
+        <w:r>
+          <w:rPr>
+            <w:lang w:val="zh_TW" w:bidi="zh_TW"/>
+          </w:rPr>
+          <w:rPr>
+            <w:color w:val="0000EE"/>
+            <w:u w:val="single"/>
+          </w:rPr>
+          <w:t>約11:4、40</w:t>
+        </w:r>
+      </w:hyperlink>
+      <w:r>
+        <w:rPr>
+          <w:lang w:val="zh_TW" w:bidi="zh_TW"/>
+        </w:rPr>
+        <w:t>）。祂的榮耀是人讚美祂的主題（</w:t>
+      </w:r>
+      <w:hyperlink r:id="rId32">
+        <w:r>
+          <w:rPr>
+            <w:lang w:val="zh_TW" w:bidi="zh_TW"/>
+          </w:rPr>
+          <w:rPr>
+            <w:color w:val="0000EE"/>
+            <w:u w:val="single"/>
+          </w:rPr>
+          <w:t>代上16:24–29</w:t>
+        </w:r>
+      </w:hyperlink>
+      <w:r>
+        <w:rPr>
+          <w:lang w:val="zh_TW" w:bidi="zh_TW"/>
+        </w:rPr>
+        <w:t>；</w:t>
+      </w:r>
+      <w:hyperlink r:id="rId33">
+        <w:r>
+          <w:rPr>
+            <w:lang w:val="zh_TW" w:bidi="zh_TW"/>
+          </w:rPr>
+          <w:rPr>
+            <w:color w:val="0000EE"/>
+            <w:u w:val="single"/>
+          </w:rPr>
+          <w:t>詩29:1–2、9，</w:t>
+        </w:r>
+      </w:hyperlink>
+      <w:hyperlink r:id="rId34">
+        <w:r>
+          <w:rPr>
+            <w:lang w:val="zh_TW" w:bidi="zh_TW"/>
+          </w:rPr>
+          <w:rPr>
+            <w:color w:val="0000EE"/>
+            <w:u w:val="single"/>
+          </w:rPr>
+          <w:t>66:1–2，</w:t>
+        </w:r>
+      </w:hyperlink>
+      <w:hyperlink r:id="rId35">
+        <w:r>
+          <w:rPr>
+            <w:lang w:val="zh_TW" w:bidi="zh_TW"/>
+          </w:rPr>
+          <w:rPr>
+            <w:color w:val="0000EE"/>
+            <w:u w:val="single"/>
+          </w:rPr>
+          <w:t>96:7–8，</w:t>
+        </w:r>
+      </w:hyperlink>
+      <w:hyperlink r:id="rId36">
+        <w:r>
+          <w:rPr>
+            <w:lang w:val="zh_TW" w:bidi="zh_TW"/>
+          </w:rPr>
+          <w:rPr>
+            <w:color w:val="0000EE"/>
+            <w:u w:val="single"/>
+          </w:rPr>
+          <w:t>115:1</w:t>
+        </w:r>
+      </w:hyperlink>
+      <w:r>
+        <w:rPr>
+          <w:lang w:val="zh_TW" w:bidi="zh_TW"/>
+        </w:rPr>
+        <w:t>；</w:t>
+      </w:r>
+      <w:hyperlink r:id="rId37">
+        <w:r>
+          <w:rPr>
+            <w:lang w:val="zh_TW" w:bidi="zh_TW"/>
+          </w:rPr>
+          <w:rPr>
+            <w:color w:val="0000EE"/>
+            <w:u w:val="single"/>
+          </w:rPr>
+          <w:t>賽42:12</w:t>
+        </w:r>
+      </w:hyperlink>
+      <w:r>
+        <w:rPr>
+          <w:lang w:val="zh_TW" w:bidi="zh_TW"/>
+        </w:rPr>
+        <w:t>；</w:t>
+      </w:r>
+      <w:hyperlink r:id="rId38">
+        <w:r>
+          <w:rPr>
+            <w:lang w:val="zh_TW" w:bidi="zh_TW"/>
+          </w:rPr>
+          <w:rPr>
+            <w:color w:val="0000EE"/>
+            <w:u w:val="single"/>
+          </w:rPr>
+          <w:t>羅4:20</w:t>
+        </w:r>
+      </w:hyperlink>
+      <w:r>
+        <w:rPr>
+          <w:lang w:val="zh_TW" w:bidi="zh_TW"/>
+        </w:rPr>
+        <w:t>；</w:t>
+      </w:r>
+      <w:hyperlink r:id="rId39">
+        <w:r>
+          <w:rPr>
+            <w:lang w:val="zh_TW" w:bidi="zh_TW"/>
+          </w:rPr>
+          <w:rPr>
+            <w:color w:val="0000EE"/>
+            <w:u w:val="single"/>
+          </w:rPr>
+          <w:t>腓2:9–11</w:t>
+        </w:r>
+      </w:hyperlink>
+      <w:r>
+        <w:rPr>
+          <w:lang w:val="zh_TW" w:bidi="zh_TW"/>
+        </w:rPr>
+        <w:t>）。</w:t>
+      </w:r>
+    </w:p>
+    <w:p>
+      <w:pPr>
+        <w:pStyle w:val="Heading4"/>
+      </w:pPr>
+      <w:r>
+        <w:rPr>
+          <w:lang w:val="zh_TW" w:bidi="zh_TW"/>
+        </w:rPr>
+        <w:t>作為祂的臨在</w:t>
+      </w:r>
+    </w:p>
+    <w:p>
+      <w:pPr/>
+      <w:r>
+        <w:rPr>
+          <w:lang w:val="zh_TW" w:bidi="zh_TW"/>
+        </w:rPr>
+      </w:r>
+      <w:r>
+        <w:rPr>
+          <w:lang w:val="zh_TW" w:bidi="zh_TW"/>
+        </w:rPr>
+        <w:t>提到主的榮耀時，通常是指祂臨在的特定歷史顯現；這些場合通常與光和火的意象密切相關。最典型的例子是猶太拉比文獻中所稱的「舍吉拿榮耀（Shekinah Glory）」，意為「居住的榮耀」，主要指舊約中神在雲柱和火柱中的臨在。</w:t>
+      </w:r>
+    </w:p>
+    <w:p>
+      <w:pPr/>
+      <w:r>
+        <w:rPr>
+          <w:lang w:val="zh_TW" w:bidi="zh_TW"/>
+        </w:rPr>
+      </w:r>
+      <w:r>
+        <w:rPr>
+          <w:lang w:val="zh_TW" w:bidi="zh_TW"/>
+        </w:rPr>
+        <w:t>首次明確提到榮耀的雲彩的經文出現在</w:t>
+      </w:r>
+      <w:hyperlink r:id="rId40">
+        <w:r>
+          <w:rPr>
+            <w:lang w:val="zh_TW" w:bidi="zh_TW"/>
+          </w:rPr>
+          <w:rPr>
+            <w:color w:val="0000EE"/>
+            <w:u w:val="single"/>
+          </w:rPr>
+          <w:t>出埃及記十三章21至22節</w:t>
+        </w:r>
+      </w:hyperlink>
+      <w:r>
+        <w:rPr>
+          <w:lang w:val="zh_TW" w:bidi="zh_TW"/>
+        </w:rPr>
+        <w:t>。在出埃及事件中，神的榮耀顯現在雲柱和火柱中，引領百姓穿越海洋和曠野（</w:t>
+      </w:r>
+      <w:hyperlink r:id="rId41">
+        <w:r>
+          <w:rPr>
+            <w:lang w:val="zh_TW" w:bidi="zh_TW"/>
+          </w:rPr>
+          <w:rPr>
+            <w:color w:val="0000EE"/>
+            <w:u w:val="single"/>
+          </w:rPr>
+          <w:t>尼9:11–12、19</w:t>
+        </w:r>
+      </w:hyperlink>
+      <w:r>
+        <w:rPr>
+          <w:lang w:val="zh_TW" w:bidi="zh_TW"/>
+        </w:rPr>
+        <w:t>）。在西奈山，當以色列人安營在山下時，神的榮耀伴隨雲和火降臨，向摩西說話，並讓百姓看見（</w:t>
+      </w:r>
+      <w:hyperlink r:id="rId42">
+        <w:r>
+          <w:rPr>
+            <w:lang w:val="zh_TW" w:bidi="zh_TW"/>
+          </w:rPr>
+          <w:rPr>
+            <w:color w:val="0000EE"/>
+            <w:u w:val="single"/>
+          </w:rPr>
+          <w:t>出19:9、16–18，</w:t>
+        </w:r>
+      </w:hyperlink>
+      <w:hyperlink r:id="rId43">
+        <w:r>
+          <w:rPr>
+            <w:lang w:val="zh_TW" w:bidi="zh_TW"/>
+          </w:rPr>
+          <w:rPr>
+            <w:color w:val="0000EE"/>
+            <w:u w:val="single"/>
+          </w:rPr>
+          <w:t>24:15–18</w:t>
+        </w:r>
+      </w:hyperlink>
+      <w:r>
+        <w:rPr>
+          <w:lang w:val="zh_TW" w:bidi="zh_TW"/>
+        </w:rPr>
+        <w:t>；</w:t>
+      </w:r>
+      <w:hyperlink r:id="rId44">
+        <w:r>
+          <w:rPr>
+            <w:lang w:val="zh_TW" w:bidi="zh_TW"/>
+          </w:rPr>
+          <w:rPr>
+            <w:color w:val="0000EE"/>
+            <w:u w:val="single"/>
+          </w:rPr>
+          <w:t>申5:5、22–24</w:t>
+        </w:r>
+      </w:hyperlink>
+      <w:r>
+        <w:rPr>
+          <w:lang w:val="zh_TW" w:bidi="zh_TW"/>
+        </w:rPr>
+        <w:t>）。當摩西得以一睹未被雲火遮蔽的榮耀時，他的臉發光，百姓對此感到懼怕，他需要用帕子蒙上臉（</w:t>
+      </w:r>
+      <w:hyperlink r:id="rId45">
+        <w:r>
+          <w:rPr>
+            <w:lang w:val="zh_TW" w:bidi="zh_TW"/>
+          </w:rPr>
+          <w:rPr>
+            <w:color w:val="0000EE"/>
+            <w:u w:val="single"/>
+          </w:rPr>
+          <w:t>出33:18–23，</w:t>
+        </w:r>
+      </w:hyperlink>
+      <w:hyperlink r:id="rId46">
+        <w:r>
+          <w:rPr>
+            <w:lang w:val="zh_TW" w:bidi="zh_TW"/>
+          </w:rPr>
+          <w:rPr>
+            <w:color w:val="0000EE"/>
+            <w:u w:val="single"/>
+          </w:rPr>
+          <w:t>34:29–35</w:t>
+        </w:r>
+      </w:hyperlink>
+      <w:r>
+        <w:rPr>
+          <w:lang w:val="zh_TW" w:bidi="zh_TW"/>
+        </w:rPr>
+        <w:t>；</w:t>
+      </w:r>
+      <w:hyperlink r:id="rId47">
+        <w:r>
+          <w:rPr>
+            <w:lang w:val="zh_TW" w:bidi="zh_TW"/>
+          </w:rPr>
+          <w:rPr>
+            <w:color w:val="0000EE"/>
+            <w:u w:val="single"/>
+          </w:rPr>
+          <w:t>林後3:7–18</w:t>
+        </w:r>
+      </w:hyperlink>
+      <w:r>
+        <w:rPr>
+          <w:lang w:val="zh_TW" w:bidi="zh_TW"/>
+        </w:rPr>
+        <w:t>）。</w:t>
+      </w:r>
+    </w:p>
+    <w:p>
+      <w:pPr/>
+      <w:r>
+        <w:rPr>
+          <w:lang w:val="zh_TW" w:bidi="zh_TW"/>
+        </w:rPr>
+      </w:r>
+      <w:r>
+        <w:rPr>
+          <w:lang w:val="zh_TW" w:bidi="zh_TW"/>
+        </w:rPr>
+        <w:t>以色列圍繞著西奈山上的神的榮耀紮營的畫面，描繪神住在祂百姓中間的情景。當會幕完成後，百姓開始旅程時，神同在的榮耀雲彩始終停留在他們上方（</w:t>
+      </w:r>
+      <w:hyperlink r:id="rId48">
+        <w:r>
+          <w:rPr>
+            <w:lang w:val="zh_TW" w:bidi="zh_TW"/>
+          </w:rPr>
+          <w:rPr>
+            <w:color w:val="0000EE"/>
+            <w:u w:val="single"/>
+          </w:rPr>
+          <w:t>出40:34–38</w:t>
+        </w:r>
+      </w:hyperlink>
+      <w:r>
+        <w:rPr>
+          <w:lang w:val="zh_TW" w:bidi="zh_TW"/>
+        </w:rPr>
+        <w:t>；</w:t>
+      </w:r>
+      <w:hyperlink r:id="rId49">
+        <w:r>
+          <w:rPr>
+            <w:lang w:val="zh_TW" w:bidi="zh_TW"/>
+          </w:rPr>
+          <w:rPr>
+            <w:color w:val="0000EE"/>
+            <w:u w:val="single"/>
+          </w:rPr>
+          <w:t>民10:11–12</w:t>
+        </w:r>
+      </w:hyperlink>
+      <w:r>
+        <w:rPr>
+          <w:lang w:val="zh_TW" w:bidi="zh_TW"/>
+        </w:rPr>
+        <w:t>）。當他們安營時，各支派圍繞會幕紮營（</w:t>
+      </w:r>
+      <w:hyperlink r:id="rId50">
+        <w:r>
+          <w:rPr>
+            <w:lang w:val="zh_TW" w:bidi="zh_TW"/>
+          </w:rPr>
+          <w:rPr>
+            <w:color w:val="0000EE"/>
+            <w:u w:val="single"/>
+          </w:rPr>
+          <w:t>民1:50–2:2</w:t>
+        </w:r>
+      </w:hyperlink>
+      <w:r>
+        <w:rPr>
+          <w:lang w:val="zh_TW" w:bidi="zh_TW"/>
+        </w:rPr>
+        <w:t>），雲彩提醒他們，神與他們同在。後來，同樣的榮耀充滿了所羅門所建的新聖殿（</w:t>
+      </w:r>
+      <w:hyperlink r:id="rId51">
+        <w:r>
+          <w:rPr>
+            <w:lang w:val="zh_TW" w:bidi="zh_TW"/>
+          </w:rPr>
+          <w:rPr>
+            <w:color w:val="0000EE"/>
+            <w:u w:val="single"/>
+          </w:rPr>
+          <w:t>代下5:13–6:1，</w:t>
+        </w:r>
+      </w:hyperlink>
+      <w:hyperlink r:id="rId52">
+        <w:r>
+          <w:rPr>
+            <w:lang w:val="zh_TW" w:bidi="zh_TW"/>
+          </w:rPr>
+          <w:rPr>
+            <w:color w:val="0000EE"/>
+            <w:u w:val="single"/>
+          </w:rPr>
+          <w:t>7:1–3</w:t>
+        </w:r>
+      </w:hyperlink>
+      <w:r>
+        <w:rPr>
+          <w:lang w:val="zh_TW" w:bidi="zh_TW"/>
+        </w:rPr>
+        <w:t>）。詩篇作者讚頌耶路撒冷和聖殿為神榮耀的居所（</w:t>
+      </w:r>
+      <w:hyperlink r:id="rId53">
+        <w:r>
+          <w:rPr>
+            <w:lang w:val="zh_TW" w:bidi="zh_TW"/>
+          </w:rPr>
+          <w:rPr>
+            <w:color w:val="0000EE"/>
+            <w:u w:val="single"/>
+          </w:rPr>
+          <w:t>詩26:8，</w:t>
+        </w:r>
+      </w:hyperlink>
+      <w:hyperlink r:id="rId54">
+        <w:r>
+          <w:rPr>
+            <w:lang w:val="zh_TW" w:bidi="zh_TW"/>
+          </w:rPr>
+          <w:rPr>
+            <w:color w:val="0000EE"/>
+            <w:u w:val="single"/>
+          </w:rPr>
+          <w:t>63:2，</w:t>
+        </w:r>
+      </w:hyperlink>
+      <w:hyperlink r:id="rId55">
+        <w:r>
+          <w:rPr>
+            <w:lang w:val="zh_TW" w:bidi="zh_TW"/>
+          </w:rPr>
+          <w:rPr>
+            <w:color w:val="0000EE"/>
+            <w:u w:val="single"/>
+          </w:rPr>
+          <w:t>85:9</w:t>
+        </w:r>
+      </w:hyperlink>
+      <w:r>
+        <w:rPr>
+          <w:lang w:val="zh_TW" w:bidi="zh_TW"/>
+        </w:rPr>
+        <w:t>）；神住在祂百姓中間。</w:t>
+      </w:r>
+    </w:p>
+    <w:p>
+      <w:pPr/>
+      <w:r>
+        <w:rPr>
+          <w:lang w:val="zh_TW" w:bidi="zh_TW"/>
+        </w:rPr>
+      </w:r>
+      <w:r>
+        <w:rPr>
+          <w:lang w:val="zh_TW" w:bidi="zh_TW"/>
+        </w:rPr>
+        <w:t>然而，在以色列歷史的後期，他們否認神榮耀的同在（</w:t>
+      </w:r>
+      <w:hyperlink r:id="rId56">
+        <w:r>
+          <w:rPr>
+            <w:lang w:val="zh_TW" w:bidi="zh_TW"/>
+          </w:rPr>
+          <w:rPr>
+            <w:color w:val="0000EE"/>
+            <w:u w:val="single"/>
+          </w:rPr>
+          <w:t>賽3:8</w:t>
+        </w:r>
+      </w:hyperlink>
+      <w:r>
+        <w:rPr>
+          <w:lang w:val="zh_TW" w:bidi="zh_TW"/>
+        </w:rPr>
+        <w:t>），並以人手製造的偶像取代耶和華的榮耀（</w:t>
+      </w:r>
+      <w:hyperlink r:id="rId57">
+        <w:r>
+          <w:rPr>
+            <w:lang w:val="zh_TW" w:bidi="zh_TW"/>
+          </w:rPr>
+          <w:rPr>
+            <w:color w:val="0000EE"/>
+            <w:u w:val="single"/>
+          </w:rPr>
+          <w:t>詩106:20</w:t>
+        </w:r>
+      </w:hyperlink>
+      <w:r>
+        <w:rPr>
+          <w:lang w:val="zh_TW" w:bidi="zh_TW"/>
+        </w:rPr>
+        <w:t>；</w:t>
+      </w:r>
+      <w:hyperlink r:id="rId58">
+        <w:r>
+          <w:rPr>
+            <w:lang w:val="zh_TW" w:bidi="zh_TW"/>
+          </w:rPr>
+          <w:rPr>
+            <w:color w:val="0000EE"/>
+            <w:u w:val="single"/>
+          </w:rPr>
+          <w:t>耶2:10–11</w:t>
+        </w:r>
+      </w:hyperlink>
+      <w:r>
+        <w:rPr>
+          <w:lang w:val="zh_TW" w:bidi="zh_TW"/>
+        </w:rPr>
+        <w:t>；參</w:t>
+      </w:r>
+      <w:hyperlink r:id="rId59">
+        <w:r>
+          <w:rPr>
+            <w:lang w:val="zh_TW" w:bidi="zh_TW"/>
+          </w:rPr>
+          <w:rPr>
+            <w:color w:val="0000EE"/>
+            <w:u w:val="single"/>
+          </w:rPr>
+          <w:t>羅1:23</w:t>
+        </w:r>
+      </w:hyperlink>
+      <w:r>
+        <w:rPr>
+          <w:lang w:val="zh_TW" w:bidi="zh_TW"/>
+        </w:rPr>
+        <w:t>）。因他們的悖逆，審判臨到耶路撒冷，執行違背約而帶來的懲罰。神不再作悖逆祂的百姓的神（</w:t>
+      </w:r>
+      <w:hyperlink r:id="rId60">
+        <w:r>
+          <w:rPr>
+            <w:lang w:val="zh_TW" w:bidi="zh_TW"/>
+          </w:rPr>
+          <w:rPr>
+            <w:color w:val="0000EE"/>
+            <w:u w:val="single"/>
+          </w:rPr>
+          <w:t>何1:9</w:t>
+        </w:r>
+      </w:hyperlink>
+      <w:r>
+        <w:rPr>
+          <w:lang w:val="zh_TW" w:bidi="zh_TW"/>
+        </w:rPr>
+        <w:t>）。神榮耀的雲彩離開了聖殿（</w:t>
+      </w:r>
+      <w:hyperlink r:id="rId61">
+        <w:r>
+          <w:rPr>
+            <w:lang w:val="zh_TW" w:bidi="zh_TW"/>
+          </w:rPr>
+          <w:rPr>
+            <w:color w:val="0000EE"/>
+            <w:u w:val="single"/>
+          </w:rPr>
+          <w:t>結10:4、18–19，</w:t>
+        </w:r>
+      </w:hyperlink>
+      <w:hyperlink r:id="rId62">
+        <w:r>
+          <w:rPr>
+            <w:lang w:val="zh_TW" w:bidi="zh_TW"/>
+          </w:rPr>
+          <w:rPr>
+            <w:color w:val="0000EE"/>
+            <w:u w:val="single"/>
+          </w:rPr>
+          <w:t>11:22</w:t>
+        </w:r>
+      </w:hyperlink>
+      <w:r>
+        <w:rPr>
+          <w:lang w:val="zh_TW" w:bidi="zh_TW"/>
+        </w:rPr>
+        <w:t>），然後以色列人被擄（</w:t>
+      </w:r>
+      <w:hyperlink r:id="rId63">
+        <w:r>
+          <w:rPr>
+            <w:lang w:val="zh_TW" w:bidi="zh_TW"/>
+          </w:rPr>
+          <w:rPr>
+            <w:color w:val="0000EE"/>
+            <w:u w:val="single"/>
+          </w:rPr>
+          <w:t>12:1–15</w:t>
+        </w:r>
+      </w:hyperlink>
+      <w:r>
+        <w:rPr>
+          <w:lang w:val="zh_TW" w:bidi="zh_TW"/>
+        </w:rPr>
+        <w:t>）。</w:t>
+      </w:r>
+    </w:p>
+    <w:p>
+      <w:pPr/>
+      <w:r>
+        <w:rPr>
+          <w:lang w:val="zh_TW" w:bidi="zh_TW"/>
+        </w:rPr>
+      </w:r>
+      <w:r>
+        <w:rPr>
+          <w:lang w:val="zh_TW" w:bidi="zh_TW"/>
+        </w:rPr>
+        <w:t>然而，神決定在這審判中留下餘民，以重建城和聖殿。以西結在異象中看見耶和華的榮耀回到聖殿中（</w:t>
+      </w:r>
+      <w:hyperlink r:id="rId64">
+        <w:r>
+          <w:rPr>
+            <w:lang w:val="zh_TW" w:bidi="zh_TW"/>
+          </w:rPr>
+          <w:rPr>
+            <w:color w:val="0000EE"/>
+            <w:u w:val="single"/>
+          </w:rPr>
+          <w:t>結43:2–9</w:t>
+        </w:r>
+      </w:hyperlink>
+      <w:r>
+        <w:rPr>
+          <w:lang w:val="zh_TW" w:bidi="zh_TW"/>
+        </w:rPr>
+        <w:t>），這是一個榮耀回到純潔百姓並永遠與他們同住的時刻。當被擄結束、第二聖殿建造時，哈該和撒迦利亞以神榮耀將如同初建的聖殿般充滿新聖殿的應許，鼓勵百姓繼續建造，並使榮耀「住在你們中間」（</w:t>
+      </w:r>
+      <w:hyperlink r:id="rId65">
+        <w:r>
+          <w:rPr>
+            <w:lang w:val="zh_TW" w:bidi="zh_TW"/>
+          </w:rPr>
+          <w:rPr>
+            <w:color w:val="0000EE"/>
+            <w:u w:val="single"/>
+          </w:rPr>
+          <w:t>該2:3–9</w:t>
+        </w:r>
+      </w:hyperlink>
+      <w:r>
+        <w:rPr>
+          <w:lang w:val="zh_TW" w:bidi="zh_TW"/>
+        </w:rPr>
+        <w:t>；</w:t>
+      </w:r>
+      <w:hyperlink r:id="rId66">
+        <w:r>
+          <w:rPr>
+            <w:lang w:val="zh_TW" w:bidi="zh_TW"/>
+          </w:rPr>
+          <w:rPr>
+            <w:color w:val="0000EE"/>
+            <w:u w:val="single"/>
+          </w:rPr>
+          <w:t>亞2:5、10–11</w:t>
+        </w:r>
+      </w:hyperlink>
+      <w:r>
+        <w:rPr>
+          <w:lang w:val="zh_TW" w:bidi="zh_TW"/>
+        </w:rPr>
+        <w:t>）。</w:t>
+      </w:r>
+    </w:p>
+    <w:p>
+      <w:pPr>
+        <w:pStyle w:val="Heading3"/>
+      </w:pPr>
+      <w:r>
+        <w:rPr>
+          <w:lang w:val="zh_TW" w:bidi="zh_TW"/>
+        </w:rPr>
+        <w:t>耶穌基督顯出神的榮耀</w:t>
+      </w:r>
+    </w:p>
+    <w:p>
+      <w:pPr/>
+      <w:r>
+        <w:rPr>
+          <w:lang w:val="zh_TW" w:bidi="zh_TW"/>
+        </w:rPr>
+      </w:r>
+      <w:r>
+        <w:rPr>
+          <w:lang w:val="zh_TW" w:bidi="zh_TW"/>
+        </w:rPr>
+        <w:t>我們並未被告知舍吉拿榮耀是否回到第二聖殿，但聖經確告訴我們，神的榮耀藉著耶穌基督再次顯現在地上。</w:t>
+      </w:r>
+      <w:hyperlink r:id="rId67">
+        <w:r>
+          <w:rPr>
+            <w:lang w:val="zh_TW" w:bidi="zh_TW"/>
+          </w:rPr>
+          <w:rPr>
+            <w:color w:val="0000EE"/>
+            <w:u w:val="single"/>
+          </w:rPr>
+          <w:t>約翰福音一章14節</w:t>
+        </w:r>
+      </w:hyperlink>
+      <w:r>
+        <w:rPr>
+          <w:lang w:val="zh_TW" w:bidi="zh_TW"/>
+        </w:rPr>
+        <w:t>說：「道成了肉身，</w:t>
+      </w:r>
+      <w:r>
+        <w:rPr>
           <w:i/>
           <w:lang w:val="zh_TW" w:bidi="zh_TW"/>
         </w:rPr>
+        <w:t>住</w:t>
+      </w:r>
+      <w:r>
+        <w:rPr>
+          <w:lang w:val="zh_TW" w:bidi="zh_TW"/>
+        </w:rPr>
+        <w:t>在我們中間，充充滿滿地有恩典有真理。我們也見過他的</w:t>
+      </w:r>
+      <w:r>
+        <w:rPr>
+          <w:i/>
+          <w:lang w:val="zh_TW" w:bidi="zh_TW"/>
+        </w:rPr>
+        <w:t>榮光</w:t>
+      </w:r>
+      <w:r>
+        <w:rPr>
+          <w:lang w:val="zh_TW" w:bidi="zh_TW"/>
+        </w:rPr>
+        <w:t>，正是父獨生子的</w:t>
+      </w:r>
+      <w:r>
+        <w:rPr>
+          <w:i/>
+          <w:lang w:val="zh_TW" w:bidi="zh_TW"/>
+        </w:rPr>
+        <w:t>榮光</w:t>
+      </w:r>
+      <w:r>
+        <w:rPr>
+          <w:lang w:val="zh_TW" w:bidi="zh_TW"/>
+        </w:rPr>
+        <w:t>」。耶穌成為神永住榮耀的新會幕。神在耶穌裡住在人間。由於基督是（且仍是）神的真實形像，看到祂臉上的光就等於認識神的榮耀（</w:t>
+      </w:r>
+      <w:hyperlink r:id="rId68">
+        <w:r>
+          <w:rPr>
+            <w:lang w:val="zh_TW" w:bidi="zh_TW"/>
+          </w:rPr>
+          <w:rPr>
+            <w:color w:val="0000EE"/>
+            <w:u w:val="single"/>
+          </w:rPr>
+          <w:t>林後4:4–6</w:t>
+        </w:r>
+      </w:hyperlink>
+      <w:r>
+        <w:rPr>
+          <w:lang w:val="zh_TW" w:bidi="zh_TW"/>
+        </w:rPr>
+        <w:t>）。看到耶穌就是看到「外邦人的光， 又是你民以色列的榮耀」（</w:t>
+      </w:r>
+      <w:hyperlink r:id="rId69">
+        <w:r>
+          <w:rPr>
+            <w:lang w:val="zh_TW" w:bidi="zh_TW"/>
+          </w:rPr>
+          <w:rPr>
+            <w:color w:val="0000EE"/>
+            <w:u w:val="single"/>
+          </w:rPr>
+          <w:t>路2:30–32</w:t>
+        </w:r>
+      </w:hyperlink>
+      <w:r>
+        <w:rPr>
+          <w:lang w:val="zh_TW" w:bidi="zh_TW"/>
+        </w:rPr>
+        <w:t>）。那些見證耶穌登山變像的門徒（</w:t>
+      </w:r>
+      <w:hyperlink r:id="rId70">
+        <w:r>
+          <w:rPr>
+            <w:lang w:val="zh_TW" w:bidi="zh_TW"/>
+          </w:rPr>
+          <w:rPr>
+            <w:color w:val="0000EE"/>
+            <w:u w:val="single"/>
+          </w:rPr>
+          <w:t>太17:1–8</w:t>
+        </w:r>
+      </w:hyperlink>
+      <w:r>
+        <w:rPr>
+          <w:lang w:val="zh_TW" w:bidi="zh_TW"/>
+        </w:rPr>
+        <w:t>）以奇妙的方式看到祂的榮耀（</w:t>
+      </w:r>
+      <w:hyperlink r:id="rId71">
+        <w:r>
+          <w:rPr>
+            <w:lang w:val="zh_TW" w:bidi="zh_TW"/>
+          </w:rPr>
+          <w:rPr>
+            <w:color w:val="0000EE"/>
+            <w:u w:val="single"/>
+          </w:rPr>
+          <w:t>彼後1:16–17</w:t>
+        </w:r>
+      </w:hyperlink>
+      <w:r>
+        <w:rPr>
+          <w:lang w:val="zh_TW" w:bidi="zh_TW"/>
+        </w:rPr>
+        <w:t>），因為那是從祂人的身體中迸發出的榮耀。這榮耀的顯現預示了基督在復活與升天中所經歷的榮耀（見</w:t>
+      </w:r>
+      <w:hyperlink r:id="rId72">
+        <w:r>
+          <w:rPr>
+            <w:lang w:val="zh_TW" w:bidi="zh_TW"/>
+          </w:rPr>
+          <w:rPr>
+            <w:color w:val="0000EE"/>
+            <w:u w:val="single"/>
+          </w:rPr>
+          <w:t>約17:5</w:t>
+        </w:r>
+      </w:hyperlink>
+      <w:r>
+        <w:rPr>
+          <w:lang w:val="zh_TW" w:bidi="zh_TW"/>
+        </w:rPr>
+        <w:t>；</w:t>
+      </w:r>
+      <w:hyperlink r:id="rId73">
+        <w:r>
+          <w:rPr>
+            <w:lang w:val="zh_TW" w:bidi="zh_TW"/>
+          </w:rPr>
+          <w:rPr>
+            <w:color w:val="0000EE"/>
+            <w:u w:val="single"/>
+          </w:rPr>
+          <w:t>腓2:5–11</w:t>
+        </w:r>
+      </w:hyperlink>
+      <w:r>
+        <w:rPr>
+          <w:lang w:val="zh_TW" w:bidi="zh_TW"/>
+        </w:rPr>
+        <w:t>）。</w:t>
+      </w:r>
+    </w:p>
+    <w:p>
+      <w:pPr/>
+      <w:r>
+        <w:rPr>
+          <w:lang w:val="zh_TW" w:bidi="zh_TW"/>
+        </w:rPr>
+      </w:r>
+      <w:r>
+        <w:rPr>
+          <w:lang w:val="zh_TW" w:bidi="zh_TW"/>
+        </w:rPr>
+        <w:t>因為耶穌謙卑自己，順服至死，神就將祂升為至高（</w:t>
+      </w:r>
+      <w:hyperlink r:id="rId74">
+        <w:r>
+          <w:rPr>
+            <w:lang w:val="zh_TW" w:bidi="zh_TW"/>
+          </w:rPr>
+          <w:rPr>
+            <w:color w:val="0000EE"/>
+            <w:u w:val="single"/>
+          </w:rPr>
+          <w:t>腓2:8–9</w:t>
+        </w:r>
+      </w:hyperlink>
+      <w:r>
+        <w:rPr>
+          <w:lang w:val="zh_TW" w:bidi="zh_TW"/>
+        </w:rPr>
+        <w:t>）。祂在十字架上受死之後，進入了祂的榮耀（</w:t>
+      </w:r>
+      <w:hyperlink r:id="rId75">
+        <w:r>
+          <w:rPr>
+            <w:lang w:val="zh_TW" w:bidi="zh_TW"/>
+          </w:rPr>
+          <w:rPr>
+            <w:color w:val="0000EE"/>
+            <w:u w:val="single"/>
+          </w:rPr>
+          <w:t>路24:26</w:t>
+        </w:r>
+      </w:hyperlink>
+      <w:r>
+        <w:rPr>
+          <w:lang w:val="zh_TW" w:bidi="zh_TW"/>
+        </w:rPr>
+        <w:t>），擁有一個全新的榮耀身體（</w:t>
+      </w:r>
+      <w:hyperlink r:id="rId76">
+        <w:r>
+          <w:rPr>
+            <w:lang w:val="zh_TW" w:bidi="zh_TW"/>
+          </w:rPr>
+          <w:rPr>
+            <w:color w:val="0000EE"/>
+            <w:u w:val="single"/>
+          </w:rPr>
+          <w:t>林前15:39–43</w:t>
+        </w:r>
+      </w:hyperlink>
+      <w:r>
+        <w:rPr>
+          <w:lang w:val="zh_TW" w:bidi="zh_TW"/>
+        </w:rPr>
+        <w:t>；</w:t>
+      </w:r>
+      <w:hyperlink r:id="rId77">
+        <w:r>
+          <w:rPr>
+            <w:lang w:val="zh_TW" w:bidi="zh_TW"/>
+          </w:rPr>
+          <w:rPr>
+            <w:color w:val="0000EE"/>
+            <w:u w:val="single"/>
+          </w:rPr>
+          <w:t>腓3:21</w:t>
+        </w:r>
+      </w:hyperlink>
+      <w:r>
+        <w:rPr>
+          <w:lang w:val="zh_TW" w:bidi="zh_TW"/>
+        </w:rPr>
+        <w:t>）。榮耀的基督向祂的僕人顯現。司提反看見了祂的榮耀（</w:t>
+      </w:r>
+      <w:hyperlink r:id="rId78">
+        <w:r>
+          <w:rPr>
+            <w:lang w:val="zh_TW" w:bidi="zh_TW"/>
+          </w:rPr>
+          <w:rPr>
+            <w:color w:val="0000EE"/>
+            <w:u w:val="single"/>
+          </w:rPr>
+          <w:t>徒7:55</w:t>
+        </w:r>
+      </w:hyperlink>
+      <w:r>
+        <w:rPr>
+          <w:lang w:val="zh_TW" w:bidi="zh_TW"/>
+        </w:rPr>
+        <w:t>），掃羅因祂的光輝而失明（</w:t>
+      </w:r>
+      <w:hyperlink r:id="rId79">
+        <w:r>
+          <w:rPr>
+            <w:lang w:val="zh_TW" w:bidi="zh_TW"/>
+          </w:rPr>
+          <w:rPr>
+            <w:color w:val="0000EE"/>
+            <w:u w:val="single"/>
+          </w:rPr>
+          <w:t>9:3</w:t>
+        </w:r>
+      </w:hyperlink>
+      <w:r>
+        <w:rPr>
+          <w:lang w:val="zh_TW" w:bidi="zh_TW"/>
+        </w:rPr>
+        <w:t>）。同一位基督被預言將以榮耀再來。祂將坐在寶座上施行審判（</w:t>
+      </w:r>
+      <w:hyperlink r:id="rId80">
+        <w:r>
+          <w:rPr>
+            <w:lang w:val="zh_TW" w:bidi="zh_TW"/>
+          </w:rPr>
+          <w:rPr>
+            <w:color w:val="0000EE"/>
+            <w:u w:val="single"/>
+          </w:rPr>
+          <w:t>太25:31</w:t>
+        </w:r>
+      </w:hyperlink>
+      <w:r>
+        <w:rPr>
+          <w:lang w:val="zh_TW" w:bidi="zh_TW"/>
+        </w:rPr>
+        <w:t>）；惡人將受到懲罰（</w:t>
+      </w:r>
+      <w:hyperlink r:id="rId81">
+        <w:r>
+          <w:rPr>
+            <w:lang w:val="zh_TW" w:bidi="zh_TW"/>
+          </w:rPr>
+          <w:rPr>
+            <w:color w:val="0000EE"/>
+            <w:u w:val="single"/>
+          </w:rPr>
+          <w:t>16:27，</w:t>
+        </w:r>
+      </w:hyperlink>
+      <w:hyperlink r:id="rId82">
+        <w:r>
+          <w:rPr>
+            <w:lang w:val="zh_TW" w:bidi="zh_TW"/>
+          </w:rPr>
+          <w:rPr>
+            <w:color w:val="0000EE"/>
+            <w:u w:val="single"/>
+          </w:rPr>
+          <w:t>24:30</w:t>
+        </w:r>
+      </w:hyperlink>
+      <w:r>
+        <w:rPr>
+          <w:lang w:val="zh_TW" w:bidi="zh_TW"/>
+        </w:rPr>
+        <w:t>；</w:t>
+      </w:r>
+      <w:hyperlink r:id="rId83">
+        <w:r>
+          <w:rPr>
+            <w:lang w:val="zh_TW" w:bidi="zh_TW"/>
+          </w:rPr>
+          <w:rPr>
+            <w:color w:val="0000EE"/>
+            <w:u w:val="single"/>
+          </w:rPr>
+          <w:t>可13:26</w:t>
+        </w:r>
+      </w:hyperlink>
+      <w:r>
+        <w:rPr>
+          <w:lang w:val="zh_TW" w:bidi="zh_TW"/>
+        </w:rPr>
+        <w:t>；</w:t>
+      </w:r>
+      <w:hyperlink r:id="rId84">
+        <w:r>
+          <w:rPr>
+            <w:lang w:val="zh_TW" w:bidi="zh_TW"/>
+          </w:rPr>
+          <w:rPr>
+            <w:color w:val="0000EE"/>
+            <w:u w:val="single"/>
+          </w:rPr>
+          <w:t>路21:27</w:t>
+        </w:r>
+      </w:hyperlink>
+      <w:r>
+        <w:rPr>
+          <w:lang w:val="zh_TW" w:bidi="zh_TW"/>
+        </w:rPr>
+        <w:t>；</w:t>
+      </w:r>
+      <w:hyperlink r:id="rId85">
+        <w:r>
+          <w:rPr>
+            <w:lang w:val="zh_TW" w:bidi="zh_TW"/>
+          </w:rPr>
+          <w:rPr>
+            <w:color w:val="0000EE"/>
+            <w:u w:val="single"/>
+          </w:rPr>
+          <w:t>帖後2:9–10</w:t>
+        </w:r>
+      </w:hyperlink>
+      <w:r>
+        <w:rPr>
+          <w:lang w:val="zh_TW" w:bidi="zh_TW"/>
+        </w:rPr>
+        <w:t>）。那些在人前承認祂的人，不必懼怕祂榮耀的顯現（</w:t>
+      </w:r>
+      <w:hyperlink r:id="rId86">
+        <w:r>
+          <w:rPr>
+            <w:lang w:val="zh_TW" w:bidi="zh_TW"/>
+          </w:rPr>
+          <w:rPr>
+            <w:color w:val="0000EE"/>
+            <w:u w:val="single"/>
+          </w:rPr>
+          <w:t>可8:38</w:t>
+        </w:r>
+      </w:hyperlink>
+      <w:r>
+        <w:rPr>
+          <w:lang w:val="zh_TW" w:bidi="zh_TW"/>
+        </w:rPr>
+        <w:t>）。</w:t>
+      </w:r>
+    </w:p>
+    <w:p>
+      <w:pPr/>
+      <w:r>
+        <w:rPr>
+          <w:lang w:val="zh_TW" w:bidi="zh_TW"/>
+        </w:rPr>
+      </w:r>
+      <w:r>
+        <w:rPr>
+          <w:lang w:val="zh_TW" w:bidi="zh_TW"/>
+        </w:rPr>
+        <w:t>到了成全的時候，全地將被祂的榮耀充滿（</w:t>
+      </w:r>
+      <w:hyperlink r:id="rId87">
+        <w:r>
+          <w:rPr>
+            <w:lang w:val="zh_TW" w:bidi="zh_TW"/>
+          </w:rPr>
+          <w:rPr>
+            <w:color w:val="0000EE"/>
+            <w:u w:val="single"/>
+          </w:rPr>
+          <w:t>詩72:19</w:t>
+        </w:r>
+      </w:hyperlink>
+      <w:r>
+        <w:rPr>
+          <w:lang w:val="zh_TW" w:bidi="zh_TW"/>
+        </w:rPr>
+        <w:t>；</w:t>
+      </w:r>
+      <w:hyperlink r:id="rId88">
+        <w:r>
+          <w:rPr>
+            <w:lang w:val="zh_TW" w:bidi="zh_TW"/>
+          </w:rPr>
+          <w:rPr>
+            <w:color w:val="0000EE"/>
+            <w:u w:val="single"/>
+          </w:rPr>
+          <w:t>賽6:3</w:t>
+        </w:r>
+      </w:hyperlink>
+      <w:r>
+        <w:rPr>
+          <w:lang w:val="zh_TW" w:bidi="zh_TW"/>
+        </w:rPr>
+        <w:t>；</w:t>
+      </w:r>
+      <w:hyperlink r:id="rId89">
+        <w:r>
+          <w:rPr>
+            <w:lang w:val="zh_TW" w:bidi="zh_TW"/>
+          </w:rPr>
+          <w:rPr>
+            <w:color w:val="0000EE"/>
+            <w:u w:val="single"/>
+          </w:rPr>
+          <w:t>哈2:14</w:t>
+        </w:r>
+      </w:hyperlink>
+      <w:r>
+        <w:rPr>
+          <w:lang w:val="zh_TW" w:bidi="zh_TW"/>
+        </w:rPr>
+        <w:t>）。屆時，不再有榮耀的雲彩停留在聖殿上標誌聖所，因為將有新天新地（</w:t>
+      </w:r>
+      <w:hyperlink r:id="rId90">
+        <w:r>
+          <w:rPr>
+            <w:lang w:val="zh_TW" w:bidi="zh_TW"/>
+          </w:rPr>
+          <w:rPr>
+            <w:color w:val="0000EE"/>
+            <w:u w:val="single"/>
+          </w:rPr>
+          <w:t>啟21:1</w:t>
+        </w:r>
+      </w:hyperlink>
+      <w:r>
+        <w:rPr>
+          <w:lang w:val="zh_TW" w:bidi="zh_TW"/>
+        </w:rPr>
+        <w:t>）。聖城將發出神榮耀的光輝（</w:t>
+      </w:r>
+      <w:hyperlink r:id="rId91">
+        <w:r>
+          <w:rPr>
+            <w:lang w:val="zh_TW" w:bidi="zh_TW"/>
+          </w:rPr>
+          <w:rPr>
+            <w:color w:val="0000EE"/>
+            <w:u w:val="single"/>
+          </w:rPr>
+          <w:t>10–11</w:t>
+        </w:r>
+      </w:hyperlink>
+      <w:r>
+        <w:rPr>
+          <w:lang w:val="zh_TW" w:bidi="zh_TW"/>
+        </w:rPr>
+        <w:t>節）。</w:t>
+      </w:r>
+    </w:p>
+    <w:p>
+      <w:pPr>
+        <w:pStyle w:val="Heading3"/>
+      </w:pPr>
+      <w:r>
+        <w:rPr>
+          <w:lang w:val="zh_TW" w:bidi="zh_TW"/>
+        </w:rPr>
+        <w:t>榮耀與神的百姓</w:t>
+      </w:r>
+    </w:p>
+    <w:p>
+      <w:pPr/>
+      <w:r>
+        <w:rPr>
+          <w:lang w:val="zh_TW" w:bidi="zh_TW"/>
+        </w:rPr>
+      </w:r>
+      <w:r>
+        <w:rPr>
+          <w:lang w:val="zh_TW" w:bidi="zh_TW"/>
+        </w:rPr>
+        <w:t>神的百姓已經經歷了神同在的榮耀。舊約中的榮耀的雲彩就是</w:t>
+      </w:r>
+      <w:r>
+        <w:rPr>
+          <w:i/>
+          <w:lang w:val="zh_TW" w:bidi="zh_TW"/>
+        </w:rPr>
+        <w:t>他們</w:t>
+      </w:r>
+      <w:r>
+        <w:rPr>
+          <w:lang w:val="zh_TW" w:bidi="zh_TW"/>
+        </w:rPr>
+        <w:t>的榮耀（</w:t>
+      </w:r>
+      <w:hyperlink r:id="rId57">
+        <w:r>
+          <w:rPr>
+            <w:lang w:val="zh_TW" w:bidi="zh_TW"/>
+          </w:rPr>
+          <w:rPr>
+            <w:color w:val="0000EE"/>
+            <w:u w:val="single"/>
+          </w:rPr>
+          <w:t>詩106:20</w:t>
+        </w:r>
+      </w:hyperlink>
+      <w:r>
+        <w:rPr>
+          <w:lang w:val="zh_TW" w:bidi="zh_TW"/>
+        </w:rPr>
+        <w:t>；</w:t>
+      </w:r>
+      <w:hyperlink r:id="rId92">
+        <w:r>
+          <w:rPr>
+            <w:lang w:val="zh_TW" w:bidi="zh_TW"/>
+          </w:rPr>
+          <w:rPr>
+            <w:color w:val="0000EE"/>
+            <w:u w:val="single"/>
+          </w:rPr>
+          <w:t>耶2:11</w:t>
+        </w:r>
+      </w:hyperlink>
+      <w:r>
+        <w:rPr>
+          <w:lang w:val="zh_TW" w:bidi="zh_TW"/>
+        </w:rPr>
+        <w:t>）。基督作為神榮耀的化身來到祂的百姓中間，當基督升天後，祂將聖靈賜給信徒（</w:t>
+      </w:r>
+      <w:hyperlink r:id="rId93">
+        <w:r>
+          <w:rPr>
+            <w:lang w:val="zh_TW" w:bidi="zh_TW"/>
+          </w:rPr>
+          <w:rPr>
+            <w:color w:val="0000EE"/>
+            <w:u w:val="single"/>
+          </w:rPr>
+          <w:t>約16:7–14</w:t>
+        </w:r>
+      </w:hyperlink>
+      <w:r>
+        <w:rPr>
+          <w:lang w:val="zh_TW" w:bidi="zh_TW"/>
+        </w:rPr>
+        <w:t>），使神可以住在祂的百姓中間。為基督名受苦的人，榮耀的靈住在他們身上（</w:t>
+      </w:r>
+      <w:hyperlink r:id="rId94">
+        <w:r>
+          <w:rPr>
+            <w:lang w:val="zh_TW" w:bidi="zh_TW"/>
+          </w:rPr>
+          <w:rPr>
+            <w:color w:val="0000EE"/>
+            <w:u w:val="single"/>
+          </w:rPr>
+          <w:t>彼前4:14</w:t>
+        </w:r>
+      </w:hyperlink>
+      <w:r>
+        <w:rPr>
+          <w:lang w:val="zh_TW" w:bidi="zh_TW"/>
+        </w:rPr>
+        <w:t>）；這靈是聖徒榮耀基業的保證（</w:t>
+      </w:r>
+      <w:hyperlink r:id="rId95">
+        <w:r>
+          <w:rPr>
+            <w:lang w:val="zh_TW" w:bidi="zh_TW"/>
+          </w:rPr>
+          <w:rPr>
+            <w:color w:val="0000EE"/>
+            <w:u w:val="single"/>
+          </w:rPr>
+          <w:t>羅8:16–17</w:t>
+        </w:r>
+      </w:hyperlink>
+      <w:r>
+        <w:rPr>
+          <w:lang w:val="zh_TW" w:bidi="zh_TW"/>
+        </w:rPr>
+        <w:t>）。</w:t>
+      </w:r>
+    </w:p>
+    <w:p>
+      <w:pPr/>
+      <w:r>
+        <w:rPr>
+          <w:lang w:val="zh_TW" w:bidi="zh_TW"/>
+        </w:rPr>
+      </w:r>
+      <w:r>
+        <w:rPr>
+          <w:lang w:val="zh_TW" w:bidi="zh_TW"/>
+        </w:rPr>
+        <w:t>神賜給祂百姓「榮耀的盼望」（</w:t>
+      </w:r>
+      <w:hyperlink r:id="rId96">
+        <w:r>
+          <w:rPr>
+            <w:lang w:val="zh_TW" w:bidi="zh_TW"/>
+          </w:rPr>
+          <w:rPr>
+            <w:color w:val="0000EE"/>
+            <w:u w:val="single"/>
+          </w:rPr>
+          <w:t>羅5:2</w:t>
+        </w:r>
+      </w:hyperlink>
+      <w:r>
+        <w:rPr>
+          <w:lang w:val="zh_TW" w:bidi="zh_TW"/>
+        </w:rPr>
+        <w:t>；</w:t>
+      </w:r>
+      <w:hyperlink r:id="rId77">
+        <w:r>
+          <w:rPr>
+            <w:lang w:val="zh_TW" w:bidi="zh_TW"/>
+          </w:rPr>
+          <w:rPr>
+            <w:color w:val="0000EE"/>
+            <w:u w:val="single"/>
+          </w:rPr>
+          <w:t>腓3:21</w:t>
+        </w:r>
+      </w:hyperlink>
+      <w:r>
+        <w:rPr>
+          <w:lang w:val="zh_TW" w:bidi="zh_TW"/>
+        </w:rPr>
+        <w:t>；</w:t>
+      </w:r>
+      <w:hyperlink r:id="rId97">
+        <w:r>
+          <w:rPr>
+            <w:lang w:val="zh_TW" w:bidi="zh_TW"/>
+          </w:rPr>
+          <w:rPr>
+            <w:color w:val="0000EE"/>
+            <w:u w:val="single"/>
+          </w:rPr>
+          <w:t>西1:27</w:t>
+        </w:r>
+      </w:hyperlink>
+      <w:r>
+        <w:rPr>
+          <w:lang w:val="zh_TW" w:bidi="zh_TW"/>
+        </w:rPr>
+        <w:t>；</w:t>
+      </w:r>
+      <w:hyperlink r:id="rId98">
+        <w:r>
+          <w:rPr>
+            <w:lang w:val="zh_TW" w:bidi="zh_TW"/>
+          </w:rPr>
+          <w:rPr>
+            <w:color w:val="0000EE"/>
+            <w:u w:val="single"/>
+          </w:rPr>
+          <w:t>猶24–25</w:t>
+        </w:r>
+      </w:hyperlink>
+      <w:r>
+        <w:rPr>
+          <w:lang w:val="zh_TW" w:bidi="zh_TW"/>
+        </w:rPr>
+        <w:t>）。那些祂所揀選的人，祂也必使他們得榮耀（</w:t>
+      </w:r>
+      <w:hyperlink r:id="rId99">
+        <w:r>
+          <w:rPr>
+            <w:lang w:val="zh_TW" w:bidi="zh_TW"/>
+          </w:rPr>
+          <w:rPr>
+            <w:color w:val="0000EE"/>
+            <w:u w:val="single"/>
+          </w:rPr>
+          <w:t>羅8:30，</w:t>
+        </w:r>
+      </w:hyperlink>
+      <w:hyperlink r:id="rId100">
+        <w:r>
+          <w:rPr>
+            <w:lang w:val="zh_TW" w:bidi="zh_TW"/>
+          </w:rPr>
+          <w:rPr>
+            <w:color w:val="0000EE"/>
+            <w:u w:val="single"/>
+          </w:rPr>
+          <w:t>9:23</w:t>
+        </w:r>
+      </w:hyperlink>
+      <w:r>
+        <w:rPr>
+          <w:lang w:val="zh_TW" w:bidi="zh_TW"/>
+        </w:rPr>
+        <w:t>）；他們將在基督裡分享祂的榮耀（</w:t>
+      </w:r>
+      <w:hyperlink r:id="rId101">
+        <w:r>
+          <w:rPr>
+            <w:lang w:val="zh_TW" w:bidi="zh_TW"/>
+          </w:rPr>
+          <w:rPr>
+            <w:color w:val="0000EE"/>
+            <w:u w:val="single"/>
+          </w:rPr>
+          <w:t>西3:4</w:t>
+        </w:r>
+      </w:hyperlink>
+      <w:r>
+        <w:rPr>
+          <w:lang w:val="zh_TW" w:bidi="zh_TW"/>
+        </w:rPr>
+        <w:t>；</w:t>
+      </w:r>
+      <w:hyperlink r:id="rId102">
+        <w:r>
+          <w:rPr>
+            <w:lang w:val="zh_TW" w:bidi="zh_TW"/>
+          </w:rPr>
+          <w:rPr>
+            <w:color w:val="0000EE"/>
+            <w:u w:val="single"/>
+          </w:rPr>
+          <w:t>帖後2:14</w:t>
+        </w:r>
+      </w:hyperlink>
+      <w:r>
+        <w:rPr>
+          <w:lang w:val="zh_TW" w:bidi="zh_TW"/>
+        </w:rPr>
+        <w:t>；</w:t>
+      </w:r>
+      <w:hyperlink r:id="rId103">
+        <w:r>
+          <w:rPr>
+            <w:lang w:val="zh_TW" w:bidi="zh_TW"/>
+          </w:rPr>
+          <w:rPr>
+            <w:color w:val="0000EE"/>
+            <w:u w:val="single"/>
+          </w:rPr>
+          <w:t>提後2:10</w:t>
+        </w:r>
+      </w:hyperlink>
+      <w:r>
+        <w:rPr>
+          <w:lang w:val="zh_TW" w:bidi="zh_TW"/>
+        </w:rPr>
+        <w:t>）。今世的苦楚與將來要顯於我們的榮耀無法相比（</w:t>
+      </w:r>
+      <w:hyperlink r:id="rId104">
+        <w:r>
+          <w:rPr>
+            <w:lang w:val="zh_TW" w:bidi="zh_TW"/>
+          </w:rPr>
+          <w:rPr>
+            <w:color w:val="0000EE"/>
+            <w:u w:val="single"/>
+          </w:rPr>
+          <w:t>羅8:18</w:t>
+        </w:r>
+      </w:hyperlink>
+      <w:r>
+        <w:rPr>
+          <w:lang w:val="zh_TW" w:bidi="zh_TW"/>
+        </w:rPr>
+        <w:t>；</w:t>
+      </w:r>
+      <w:hyperlink r:id="rId105">
+        <w:r>
+          <w:rPr>
+            <w:lang w:val="zh_TW" w:bidi="zh_TW"/>
+          </w:rPr>
+          <w:rPr>
+            <w:color w:val="0000EE"/>
+            <w:u w:val="single"/>
+          </w:rPr>
+          <w:t>林後4:17</w:t>
+        </w:r>
+      </w:hyperlink>
+      <w:r>
+        <w:rPr>
+          <w:lang w:val="zh_TW" w:bidi="zh_TW"/>
+        </w:rPr>
+        <w:t>）。整個受造界渴望看見神兒女自由的榮耀（</w:t>
+      </w:r>
+      <w:hyperlink r:id="rId106">
+        <w:r>
+          <w:rPr>
+            <w:lang w:val="zh_TW" w:bidi="zh_TW"/>
+          </w:rPr>
+          <w:rPr>
+            <w:color w:val="0000EE"/>
+            <w:u w:val="single"/>
+          </w:rPr>
+          <w:t>羅8:21</w:t>
+        </w:r>
+      </w:hyperlink>
+      <w:r>
+        <w:rPr>
+          <w:lang w:val="zh_TW" w:bidi="zh_TW"/>
+        </w:rPr>
+        <w:t>）。這樣的榮耀盼望如此確定，以致彼得甚至可以在今世就說自己同享基督的榮耀（</w:t>
+      </w:r>
+      <w:hyperlink r:id="rId107">
+        <w:r>
+          <w:rPr>
+            <w:lang w:val="zh_TW" w:bidi="zh_TW"/>
+          </w:rPr>
+          <w:rPr>
+            <w:color w:val="0000EE"/>
+            <w:u w:val="single"/>
+          </w:rPr>
+          <w:t>彼前5:1</w:t>
+        </w:r>
+      </w:hyperlink>
+      <w:r>
+        <w:rPr>
+          <w:lang w:val="zh_TW" w:bidi="zh_TW"/>
+        </w:rPr>
+        <w:t>），同時也仰望那永恆的榮耀（見</w:t>
+      </w:r>
+      <w:hyperlink r:id="rId108">
+        <w:r>
+          <w:rPr>
+            <w:lang w:val="zh_TW" w:bidi="zh_TW"/>
+          </w:rPr>
+          <w:rPr>
+            <w:color w:val="0000EE"/>
+            <w:u w:val="single"/>
+          </w:rPr>
+          <w:t>10</w:t>
+        </w:r>
+      </w:hyperlink>
+      <w:r>
+        <w:rPr>
+          <w:lang w:val="zh_TW" w:bidi="zh_TW"/>
+        </w:rPr>
+        <w:t>節）。作為基督榮耀的分享者，教會被召去榮耀神。因著他們內心的盼望，他們潔淨自己（</w:t>
+      </w:r>
+      <w:hyperlink r:id="rId109">
+        <w:r>
+          <w:rPr>
+            <w:lang w:val="zh_TW" w:bidi="zh_TW"/>
+          </w:rPr>
+          <w:rPr>
+            <w:color w:val="0000EE"/>
+            <w:u w:val="single"/>
+          </w:rPr>
+          <w:t>約一3:3</w:t>
+        </w:r>
+      </w:hyperlink>
+      <w:r>
+        <w:rPr>
+          <w:lang w:val="zh_TW" w:bidi="zh_TW"/>
+        </w:rPr>
+        <w:t>）。</w:t>
+      </w:r>
+    </w:p>
+    <w:p>
+      <w:pPr/>
+      <w:r>
+        <w:rPr>
+          <w:lang w:val="zh_TW" w:bidi="zh_TW"/>
+        </w:rPr>
+      </w:r>
+      <w:r>
+        <w:rPr>
+          <w:i/>
+          <w:lang w:val="zh_TW" w:bidi="zh_TW"/>
+        </w:rPr>
         <w:t>另見</w:t>
       </w:r>
       <w:r>
         <w:rPr>
           <w:lang w:val="zh_TW" w:bidi="zh_TW"/>
         </w:rPr>
-        <w:t>耶穌基督的家譜</w:t>
+        <w:t xml:space="preserve"> </w:t>
+      </w:r>
+      <w:r>
+        <w:rPr>
+          <w:lang w:val="zh_TW" w:bidi="zh_TW"/>
+        </w:rPr>
+        <w:t>誇耀</w:t>
+      </w:r>
+      <w:r>
+        <w:rPr>
+          <w:lang w:val="zh_TW" w:bidi="zh_TW"/>
+        </w:rPr>
+        <w:t>；</w:t>
+      </w:r>
+      <w:r>
+        <w:rPr>
+          <w:lang w:val="zh_TW" w:bidi="zh_TW"/>
+        </w:rPr>
+        <w:t>神的存在與屬性</w:t>
+      </w:r>
+      <w:r>
+        <w:rPr>
+          <w:lang w:val="zh_TW" w:bidi="zh_TW"/>
+        </w:rPr>
+        <w:t>；</w:t>
+      </w:r>
+      <w:r>
+        <w:rPr>
+          <w:lang w:val="zh_TW" w:bidi="zh_TW"/>
+        </w:rPr>
+        <w:t>火柱與雲柱</w:t>
+      </w:r>
+      <w:r>
+        <w:rPr>
+          <w:lang w:val="zh_TW" w:bidi="zh_TW"/>
+        </w:rPr>
+        <w:t>；</w:t>
+      </w:r>
+      <w:r>
+        <w:rPr>
+          <w:lang w:val="zh_TW" w:bidi="zh_TW"/>
+        </w:rPr>
+        <w:t>舍吉拿</w:t>
+      </w:r>
+      <w:r>
+        <w:rPr>
+          <w:lang w:val="zh_TW" w:bidi="zh_TW"/>
+        </w:rPr>
+        <w:t>；</w:t>
+      </w:r>
+      <w:r>
+        <w:rPr>
+          <w:lang w:val="zh_TW" w:bidi="zh_TW"/>
+        </w:rPr>
+        <w:t>神顯現</w:t>
+      </w:r>
+      <w:r>
+        <w:rPr>
+          <w:lang w:val="zh_TW" w:bidi="zh_TW"/>
+        </w:rPr>
+        <w:t>；</w:t>
+      </w:r>
+      <w:r>
+        <w:rPr>
+          <w:lang w:val="zh_TW" w:bidi="zh_TW"/>
+        </w:rPr>
+        <w:t>財富</w:t>
       </w:r>
       <w:r>
         <w:rPr>

--- a/zht/docx/139.content.docx
+++ b/zht/docx/139.content.docx
@@ -149,7 +149,7 @@
         <w:rPr>
           <w:lang w:val="zh_TW" w:bidi="zh_TW"/>
         </w:rPr>
-        <w:t>rong</w:t>
+        <w:t>rao</w:t>
       </w:r>
       <w:r>
         <w:rPr>
@@ -212,7 +212,7 @@
         <w:rPr>
           <w:lang w:val="zh_TW" w:bidi="zh_TW"/>
         </w:rPr>
-        <w:t>榮耀</w:t>
+        <w:t>饒恕</w:t>
       </w:r>
       <w:r>
         <w:rPr>
@@ -231,18 +231,43 @@
         <w:rPr>
           <w:lang w:val="zh_TW" w:bidi="zh_TW"/>
         </w:rPr>
-        <w:t>神的獨特的榮光及其對人的影響。</w:t>
-      </w:r>
-    </w:p>
-    <w:p>
-      <w:pPr>
-        <w:pStyle w:val="Heading3"/>
-      </w:pPr>
-      <w:r>
-        <w:rPr>
-          <w:lang w:val="zh_TW" w:bidi="zh_TW"/>
-        </w:rPr>
-        <w:t>神的榮耀</w:t>
+        <w:t>饒恕，涉及修復破裂的關係；不再對錯誤和冒犯感到怨恨。饒恕主要是神的行為，祂赦免罪人免受審判，並使他們免於因犯罪而受到神的懲罰。由於只有神是聖潔的，只有神能夠赦免罪（</w:t>
+      </w:r>
+      <w:hyperlink r:id="rId13">
+        <w:r>
+          <w:rPr>
+            <w:lang w:val="zh_TW" w:bidi="zh_TW"/>
+          </w:rPr>
+          <w:rPr>
+            <w:color w:val="0000EE"/>
+            <w:u w:val="single"/>
+          </w:rPr>
+          <w:t>可2:7</w:t>
+        </w:r>
+      </w:hyperlink>
+      <w:r>
+        <w:rPr>
+          <w:lang w:val="zh_TW" w:bidi="zh_TW"/>
+        </w:rPr>
+        <w:t>；</w:t>
+      </w:r>
+      <w:hyperlink r:id="rId14">
+        <w:r>
+          <w:rPr>
+            <w:lang w:val="zh_TW" w:bidi="zh_TW"/>
+          </w:rPr>
+          <w:rPr>
+            <w:color w:val="0000EE"/>
+            <w:u w:val="single"/>
+          </w:rPr>
+          <w:t>路5:21</w:t>
+        </w:r>
+      </w:hyperlink>
+      <w:r>
+        <w:rPr>
+          <w:lang w:val="zh_TW" w:bidi="zh_TW"/>
+        </w:rPr>
+        <w:t>）。饒恕也是一種人類行為，延伸到對鄰舍的饒恕——這是人們意識到並接受神饒恕的表現。因此，饒恕是基督教獨有的教義。</w:t>
       </w:r>
     </w:p>
     <w:p>
@@ -256,18 +281,18 @@
         <w:rPr>
           <w:lang w:val="zh_TW" w:bidi="zh_TW"/>
         </w:rPr>
-        <w:t>神的榮耀可以從兩個方面來描述：（1）作為一種普遍的屬性（attribute)；（2）作為指特定歷史中祂臨在的顯現。</w:t>
+        <w:t>在其他宗教中，饒恕並不具有同樣的力量。在萬物有靈論（animism）中，人與神之間沒有個人的關係意識。在印度教中，每個人都必須承擔業力（Karma）的必然後果，並在輪迴中不斷償還。佛教同樣沒有一位饒恕的神。伊斯蘭教中雖然有饒恕的觀念，但沒有與個人有關係的神或父神。即使在猶太教中，饒恕的經歷也是有限的，然而新約中對饒恕的發展，為舊約的教導增添了更深的層次。</w:t>
       </w:r>
     </w:p>
     <w:p>
       <w:pPr>
-        <w:pStyle w:val="Heading4"/>
-      </w:pPr>
-      <w:r>
-        <w:rPr>
-          <w:lang w:val="zh_TW" w:bidi="zh_TW"/>
-        </w:rPr>
-        <w:t>作為屬性</w:t>
+        <w:pStyle w:val="Heading3"/>
+      </w:pPr>
+      <w:r>
+        <w:rPr>
+          <w:lang w:val="zh_TW" w:bidi="zh_TW"/>
+        </w:rPr>
+        <w:t>舊約中關於饒恕的表達</w:t>
       </w:r>
     </w:p>
     <w:p>
@@ -281,9 +306,22 @@
         <w:rPr>
           <w:lang w:val="zh_TW" w:bidi="zh_TW"/>
         </w:rPr>
-        <w:t>神的榮耀主要指祂的威嚴之美和和榮光，也指祂品格的彰顯（</w:t>
-      </w:r>
-      <w:hyperlink r:id="rId13">
+        <w:t>關於饒恕的概念是以各種不同的隱喻來表達的。命令是nasa</w:t>
+      </w:r>
+      <w:r>
+        <w:rPr>
+          <w:i/>
+          <w:lang w:val="zh_TW" w:bidi="zh_TW"/>
+        </w:rPr>
+        <w:t>，</w:t>
+      </w:r>
+      <w:r>
+        <w:rPr>
+          <w:lang w:val="zh_TW" w:bidi="zh_TW"/>
+        </w:rPr>
+        <w:t>意為「送走」，就像替罪羊被送到曠野去承擔以色列人的罪一樣。它也被解釋為「憐憫」（</w:t>
+      </w:r>
+      <w:hyperlink r:id="rId15">
         <w:r>
           <w:rPr>
             <w:lang w:val="zh_TW" w:bidi="zh_TW"/>
@@ -292,16 +330,16 @@
             <w:color w:val="0000EE"/>
             <w:u w:val="single"/>
           </w:rPr>
-          <w:t>羅3:23</w:t>
+          <w:t>利4:20</w:t>
         </w:r>
       </w:hyperlink>
       <w:r>
         <w:rPr>
           <w:lang w:val="zh_TW" w:bidi="zh_TW"/>
         </w:rPr>
-        <w:t>）。聖經記載讚美祂榮耀的名（</w:t>
-      </w:r>
-      <w:hyperlink r:id="rId14">
+        <w:t>；</w:t>
+      </w:r>
+      <w:hyperlink r:id="rId16">
         <w:r>
           <w:rPr>
             <w:lang w:val="zh_TW" w:bidi="zh_TW"/>
@@ -310,16 +348,16 @@
             <w:color w:val="0000EE"/>
             <w:u w:val="single"/>
           </w:rPr>
-          <w:t>尼9:5</w:t>
+          <w:t>王上8:30、34</w:t>
         </w:r>
       </w:hyperlink>
       <w:r>
         <w:rPr>
           <w:lang w:val="zh_TW" w:bidi="zh_TW"/>
         </w:rPr>
-        <w:t>），稱祂為榮耀的父（</w:t>
-      </w:r>
-      <w:hyperlink r:id="rId15">
+        <w:t>；</w:t>
+      </w:r>
+      <w:hyperlink r:id="rId17">
         <w:r>
           <w:rPr>
             <w:lang w:val="zh_TW" w:bidi="zh_TW"/>
@@ -328,16 +366,10 @@
             <w:color w:val="0000EE"/>
             <w:u w:val="single"/>
           </w:rPr>
-          <w:t>弗1:17</w:t>
+          <w:t>詩86:5，</w:t>
         </w:r>
       </w:hyperlink>
-      <w:r>
-        <w:rPr>
-          <w:lang w:val="zh_TW" w:bidi="zh_TW"/>
-        </w:rPr>
-        <w:t>）和榮耀的王（</w:t>
-      </w:r>
-      <w:hyperlink r:id="rId16">
+      <w:hyperlink r:id="rId18">
         <w:r>
           <w:rPr>
             <w:lang w:val="zh_TW" w:bidi="zh_TW"/>
@@ -346,16 +378,16 @@
             <w:color w:val="0000EE"/>
             <w:u w:val="single"/>
           </w:rPr>
-          <w:t>詩24篇</w:t>
+          <w:t>103:3</w:t>
         </w:r>
       </w:hyperlink>
       <w:r>
         <w:rPr>
           <w:lang w:val="zh_TW" w:bidi="zh_TW"/>
         </w:rPr>
-        <w:t>）；祂被高舉在諸天之上，祂的榮耀遍滿全地（</w:t>
-      </w:r>
-      <w:hyperlink r:id="rId17">
+        <w:t>）。希伯來文kapar通常用於贖罪，意思是「遮蓋」，就像獻祭是為了遮蓋敬拜者的不足（</w:t>
+      </w:r>
+      <w:hyperlink r:id="rId19">
         <w:r>
           <w:rPr>
             <w:lang w:val="zh_TW" w:bidi="zh_TW"/>
@@ -364,10 +396,16 @@
             <w:color w:val="0000EE"/>
             <w:u w:val="single"/>
           </w:rPr>
-          <w:t>詩57:5、11，</w:t>
+          <w:t>出29:36</w:t>
         </w:r>
       </w:hyperlink>
-      <w:hyperlink r:id="rId18">
+      <w:r>
+        <w:rPr>
+          <w:lang w:val="zh_TW" w:bidi="zh_TW"/>
+        </w:rPr>
+        <w:t>；</w:t>
+      </w:r>
+      <w:hyperlink r:id="rId20">
         <w:r>
           <w:rPr>
             <w:lang w:val="zh_TW" w:bidi="zh_TW"/>
@@ -376,10 +414,16 @@
             <w:color w:val="0000EE"/>
             <w:u w:val="single"/>
           </w:rPr>
-          <w:t>108:5，</w:t>
+          <w:t>申21:8</w:t>
         </w:r>
       </w:hyperlink>
-      <w:hyperlink r:id="rId19">
+      <w:r>
+        <w:rPr>
+          <w:lang w:val="zh_TW" w:bidi="zh_TW"/>
+        </w:rPr>
+        <w:t>；</w:t>
+      </w:r>
+      <w:hyperlink r:id="rId21">
         <w:r>
           <w:rPr>
             <w:lang w:val="zh_TW" w:bidi="zh_TW"/>
@@ -388,16 +432,16 @@
             <w:color w:val="0000EE"/>
             <w:u w:val="single"/>
           </w:rPr>
-          <w:t>113:4</w:t>
+          <w:t>耶18:23</w:t>
         </w:r>
       </w:hyperlink>
       <w:r>
         <w:rPr>
           <w:lang w:val="zh_TW" w:bidi="zh_TW"/>
         </w:rPr>
-        <w:t>）。祂是榮耀的神，曾向舊約的族長顯現（</w:t>
-      </w:r>
-      <w:hyperlink r:id="rId20">
+        <w:t>；</w:t>
+      </w:r>
+      <w:hyperlink r:id="rId22">
         <w:r>
           <w:rPr>
             <w:lang w:val="zh_TW" w:bidi="zh_TW"/>
@@ -406,16 +450,16 @@
             <w:color w:val="0000EE"/>
             <w:u w:val="single"/>
           </w:rPr>
-          <w:t>徒7:2</w:t>
+          <w:t>結43:20</w:t>
         </w:r>
       </w:hyperlink>
       <w:r>
         <w:rPr>
           <w:lang w:val="zh_TW" w:bidi="zh_TW"/>
         </w:rPr>
-        <w:t>）。祂嫉妒地維護祂的榮耀，不容讓歸予他人（</w:t>
-      </w:r>
-      <w:hyperlink r:id="rId21">
+        <w:t>，</w:t>
+      </w:r>
+      <w:hyperlink r:id="rId23">
         <w:r>
           <w:rPr>
             <w:lang w:val="zh_TW" w:bidi="zh_TW"/>
@@ -424,16 +468,16 @@
             <w:color w:val="0000EE"/>
             <w:u w:val="single"/>
           </w:rPr>
-          <w:t>賽42:8</w:t>
+          <w:t>45:20</w:t>
         </w:r>
       </w:hyperlink>
       <w:r>
         <w:rPr>
           <w:lang w:val="zh_TW" w:bidi="zh_TW"/>
         </w:rPr>
-        <w:t>）；祂的作為旨在榮耀祂自己（</w:t>
-      </w:r>
-      <w:hyperlink r:id="rId22">
+        <w:t>）。salah的同源詞總是指神的饒恕行為（</w:t>
+      </w:r>
+      <w:hyperlink r:id="rId24">
         <w:r>
           <w:rPr>
             <w:lang w:val="zh_TW" w:bidi="zh_TW"/>
@@ -442,7 +486,7 @@
             <w:color w:val="0000EE"/>
             <w:u w:val="single"/>
           </w:rPr>
-          <w:t>詩79:9</w:t>
+          <w:t>民30:5、8、12</w:t>
         </w:r>
       </w:hyperlink>
       <w:r>
@@ -451,7 +495,7 @@
         </w:rPr>
         <w:t>；</w:t>
       </w:r>
-      <w:hyperlink r:id="rId23">
+      <w:hyperlink r:id="rId17">
         <w:r>
           <w:rPr>
             <w:lang w:val="zh_TW" w:bidi="zh_TW"/>
@@ -460,7 +504,110 @@
             <w:color w:val="0000EE"/>
             <w:u w:val="single"/>
           </w:rPr>
-          <w:t>賽48:11</w:t>
+          <w:t>詩86:5</w:t>
+        </w:r>
+      </w:hyperlink>
+      <w:r>
+        <w:rPr>
+          <w:lang w:val="zh_TW" w:bidi="zh_TW"/>
+        </w:rPr>
+        <w:t>，</w:t>
+      </w:r>
+      <w:hyperlink r:id="rId25">
+        <w:r>
+          <w:rPr>
+            <w:lang w:val="zh_TW" w:bidi="zh_TW"/>
+          </w:rPr>
+          <w:rPr>
+            <w:color w:val="0000EE"/>
+            <w:u w:val="single"/>
+          </w:rPr>
+          <w:t>130:4</w:t>
+        </w:r>
+      </w:hyperlink>
+      <w:r>
+        <w:rPr>
+          <w:lang w:val="zh_TW" w:bidi="zh_TW"/>
+        </w:rPr>
+        <w:t>；</w:t>
+      </w:r>
+      <w:hyperlink r:id="rId26">
+        <w:r>
+          <w:rPr>
+            <w:lang w:val="zh_TW" w:bidi="zh_TW"/>
+          </w:rPr>
+          <w:rPr>
+            <w:color w:val="0000EE"/>
+            <w:u w:val="single"/>
+          </w:rPr>
+          <w:t>但9:9</w:t>
+        </w:r>
+      </w:hyperlink>
+      <w:r>
+        <w:rPr>
+          <w:lang w:val="zh_TW" w:bidi="zh_TW"/>
+        </w:rPr>
+        <w:t>）。神會放過罪，將其除去。另一個表達是maha</w:t>
+      </w:r>
+      <w:r>
+        <w:rPr>
+          <w:i/>
+          <w:lang w:val="zh_TW" w:bidi="zh_TW"/>
+        </w:rPr>
+        <w:t>，</w:t>
+      </w:r>
+      <w:r>
+        <w:rPr>
+          <w:lang w:val="zh_TW" w:bidi="zh_TW"/>
+        </w:rPr>
+        <w:t>意為「塗抹（wipe away）」（</w:t>
+      </w:r>
+      <w:hyperlink r:id="rId27">
+        <w:r>
+          <w:rPr>
+            <w:lang w:val="zh_TW" w:bidi="zh_TW"/>
+          </w:rPr>
+          <w:rPr>
+            <w:color w:val="0000EE"/>
+            <w:u w:val="single"/>
+          </w:rPr>
+          <w:t>詩51:1、7</w:t>
+        </w:r>
+      </w:hyperlink>
+      <w:r>
+        <w:rPr>
+          <w:lang w:val="zh_TW" w:bidi="zh_TW"/>
+        </w:rPr>
+        <w:t>；</w:t>
+      </w:r>
+      <w:hyperlink r:id="rId28">
+        <w:r>
+          <w:rPr>
+            <w:lang w:val="zh_TW" w:bidi="zh_TW"/>
+          </w:rPr>
+          <w:rPr>
+            <w:color w:val="0000EE"/>
+            <w:u w:val="single"/>
+          </w:rPr>
+          <w:t>賽43:25</w:t>
+        </w:r>
+      </w:hyperlink>
+      <w:r>
+        <w:rPr>
+          <w:lang w:val="zh_TW" w:bidi="zh_TW"/>
+        </w:rPr>
+        <w:t>，</w:t>
+      </w:r>
+      <w:hyperlink r:id="rId29">
+        <w:r>
+          <w:rPr>
+            <w:lang w:val="zh_TW" w:bidi="zh_TW"/>
+          </w:rPr>
+          <w:rPr>
+            <w:color w:val="0000EE"/>
+            <w:u w:val="single"/>
+          </w:rPr>
+          <w:t>44:22</w:t>
         </w:r>
       </w:hyperlink>
       <w:r>
@@ -481,9 +628,9 @@
         <w:rPr>
           <w:lang w:val="zh_TW" w:bidi="zh_TW"/>
         </w:rPr>
-        <w:t>神的榮耀由受造之物所宣揚（</w:t>
-      </w:r>
-      <w:hyperlink r:id="rId24">
+        <w:t>舊約教導我們，神是寬恕的神（</w:t>
+      </w:r>
+      <w:hyperlink r:id="rId30">
         <w:r>
           <w:rPr>
             <w:lang w:val="zh_TW" w:bidi="zh_TW"/>
@@ -492,10 +639,16 @@
             <w:color w:val="0000EE"/>
             <w:u w:val="single"/>
           </w:rPr>
-          <w:t>詩19:1，</w:t>
+          <w:t>出34:6–7</w:t>
         </w:r>
       </w:hyperlink>
-      <w:hyperlink r:id="rId25">
+      <w:r>
+        <w:rPr>
+          <w:lang w:val="zh_TW" w:bidi="zh_TW"/>
+        </w:rPr>
+        <w:t>；</w:t>
+      </w:r>
+      <w:hyperlink r:id="rId31">
         <w:r>
           <w:rPr>
             <w:lang w:val="zh_TW" w:bidi="zh_TW"/>
@@ -504,7 +657,7 @@
             <w:color w:val="0000EE"/>
             <w:u w:val="single"/>
           </w:rPr>
-          <w:t>97:6</w:t>
+          <w:t>尼9:17</w:t>
         </w:r>
       </w:hyperlink>
       <w:r>
@@ -522,16 +675,16 @@
             <w:color w:val="0000EE"/>
             <w:u w:val="single"/>
           </w:rPr>
-          <w:t>羅1:20</w:t>
+          <w:t>但9:9</w:t>
         </w:r>
       </w:hyperlink>
       <w:r>
         <w:rPr>
           <w:lang w:val="zh_TW" w:bidi="zh_TW"/>
         </w:rPr>
-        <w:t>），也藉著祂拯救和解救的偉大行動彰顯（</w:t>
-      </w:r>
-      <w:hyperlink r:id="rId27">
+        <w:t>），但祂也是公義的，並會懲罰罪惡。許多經文記載，當適當的條件未滿足，或犯下嚴重罪行時，神拒絕饒恕（</w:t>
+      </w:r>
+      <w:hyperlink r:id="rId32">
         <w:r>
           <w:rPr>
             <w:lang w:val="zh_TW" w:bidi="zh_TW"/>
@@ -540,7 +693,7 @@
             <w:color w:val="0000EE"/>
             <w:u w:val="single"/>
           </w:rPr>
-          <w:t>代上16:24</w:t>
+          <w:t>申29:20</w:t>
         </w:r>
       </w:hyperlink>
       <w:r>
@@ -549,7 +702,7 @@
         </w:rPr>
         <w:t>；</w:t>
       </w:r>
-      <w:hyperlink r:id="rId28">
+      <w:hyperlink r:id="rId33">
         <w:r>
           <w:rPr>
             <w:lang w:val="zh_TW" w:bidi="zh_TW"/>
@@ -558,10 +711,16 @@
             <w:color w:val="0000EE"/>
             <w:u w:val="single"/>
           </w:rPr>
-          <w:t>詩72:18–19，</w:t>
+          <w:t>王下24:4</w:t>
         </w:r>
       </w:hyperlink>
-      <w:hyperlink r:id="rId29">
+      <w:r>
+        <w:rPr>
+          <w:lang w:val="zh_TW" w:bidi="zh_TW"/>
+        </w:rPr>
+        <w:t>；</w:t>
+      </w:r>
+      <w:hyperlink r:id="rId34">
         <w:r>
           <w:rPr>
             <w:lang w:val="zh_TW" w:bidi="zh_TW"/>
@@ -570,10 +729,16 @@
             <w:color w:val="0000EE"/>
             <w:u w:val="single"/>
           </w:rPr>
-          <w:t>96:3，</w:t>
+          <w:t>耶5:7</w:t>
         </w:r>
       </w:hyperlink>
-      <w:hyperlink r:id="rId30">
+      <w:r>
+        <w:rPr>
+          <w:lang w:val="zh_TW" w:bidi="zh_TW"/>
+        </w:rPr>
+        <w:t>）。饒恕根植於神的品格，但祂的饒恕從不是無區別的，因為人們也必須悔改。舊約使用生動的比喻來表明神饒恕宏大的程度。罪被「投於深海」（</w:t>
+      </w:r>
+      <w:hyperlink r:id="rId35">
         <w:r>
           <w:rPr>
             <w:lang w:val="zh_TW" w:bidi="zh_TW"/>
@@ -582,16 +747,16 @@
             <w:color w:val="0000EE"/>
             <w:u w:val="single"/>
           </w:rPr>
-          <w:t>145:10–12</w:t>
+          <w:t>彌7:19</w:t>
         </w:r>
       </w:hyperlink>
       <w:r>
         <w:rPr>
           <w:lang w:val="zh_TW" w:bidi="zh_TW"/>
         </w:rPr>
-        <w:t>；</w:t>
-      </w:r>
-      <w:hyperlink r:id="rId31">
+        <w:t>），罪被移除就像「東離西有多遠」（</w:t>
+      </w:r>
+      <w:hyperlink r:id="rId36">
         <w:r>
           <w:rPr>
             <w:lang w:val="zh_TW" w:bidi="zh_TW"/>
@@ -600,16 +765,16 @@
             <w:color w:val="0000EE"/>
             <w:u w:val="single"/>
           </w:rPr>
-          <w:t>約11:4、40</w:t>
+          <w:t>詩103:12</w:t>
         </w:r>
       </w:hyperlink>
       <w:r>
         <w:rPr>
           <w:lang w:val="zh_TW" w:bidi="zh_TW"/>
         </w:rPr>
-        <w:t>）。祂的榮耀是人讚美祂的主題（</w:t>
-      </w:r>
-      <w:hyperlink r:id="rId32">
+        <w:t>），扔在神的背後（</w:t>
+      </w:r>
+      <w:hyperlink r:id="rId37">
         <w:r>
           <w:rPr>
             <w:lang w:val="zh_TW" w:bidi="zh_TW"/>
@@ -618,16 +783,16 @@
             <w:color w:val="0000EE"/>
             <w:u w:val="single"/>
           </w:rPr>
-          <w:t>代上16:24–29</w:t>
+          <w:t>賽38:17</w:t>
         </w:r>
       </w:hyperlink>
       <w:r>
         <w:rPr>
           <w:lang w:val="zh_TW" w:bidi="zh_TW"/>
         </w:rPr>
-        <w:t>；</w:t>
-      </w:r>
-      <w:hyperlink r:id="rId33">
+        <w:t>），「不再記念」（</w:t>
+      </w:r>
+      <w:hyperlink r:id="rId38">
         <w:r>
           <w:rPr>
             <w:lang w:val="zh_TW" w:bidi="zh_TW"/>
@@ -636,10 +801,16 @@
             <w:color w:val="0000EE"/>
             <w:u w:val="single"/>
           </w:rPr>
-          <w:t>詩29:1–2、9，</w:t>
+          <w:t>耶31:34</w:t>
         </w:r>
       </w:hyperlink>
-      <w:hyperlink r:id="rId34">
+      <w:r>
+        <w:rPr>
+          <w:lang w:val="zh_TW" w:bidi="zh_TW"/>
+        </w:rPr>
+        <w:t>）。罪的污點和污垢被漂白成白色（</w:t>
+      </w:r>
+      <w:hyperlink r:id="rId39">
         <w:r>
           <w:rPr>
             <w:lang w:val="zh_TW" w:bidi="zh_TW"/>
@@ -648,103 +819,14 @@
             <w:color w:val="0000EE"/>
             <w:u w:val="single"/>
           </w:rPr>
-          <w:t>66:1–2，</w:t>
+          <w:t>賽1:18</w:t>
         </w:r>
       </w:hyperlink>
-      <w:hyperlink r:id="rId35">
-        <w:r>
-          <w:rPr>
-            <w:lang w:val="zh_TW" w:bidi="zh_TW"/>
-          </w:rPr>
-          <w:rPr>
-            <w:color w:val="0000EE"/>
-            <w:u w:val="single"/>
-          </w:rPr>
-          <w:t>96:7–8，</w:t>
-        </w:r>
-      </w:hyperlink>
-      <w:hyperlink r:id="rId36">
-        <w:r>
-          <w:rPr>
-            <w:lang w:val="zh_TW" w:bidi="zh_TW"/>
-          </w:rPr>
-          <w:rPr>
-            <w:color w:val="0000EE"/>
-            <w:u w:val="single"/>
-          </w:rPr>
-          <w:t>115:1</w:t>
-        </w:r>
-      </w:hyperlink>
-      <w:r>
-        <w:rPr>
-          <w:lang w:val="zh_TW" w:bidi="zh_TW"/>
-        </w:rPr>
-        <w:t>；</w:t>
-      </w:r>
-      <w:hyperlink r:id="rId37">
-        <w:r>
-          <w:rPr>
-            <w:lang w:val="zh_TW" w:bidi="zh_TW"/>
-          </w:rPr>
-          <w:rPr>
-            <w:color w:val="0000EE"/>
-            <w:u w:val="single"/>
-          </w:rPr>
-          <w:t>賽42:12</w:t>
-        </w:r>
-      </w:hyperlink>
-      <w:r>
-        <w:rPr>
-          <w:lang w:val="zh_TW" w:bidi="zh_TW"/>
-        </w:rPr>
-        <w:t>；</w:t>
-      </w:r>
-      <w:hyperlink r:id="rId38">
-        <w:r>
-          <w:rPr>
-            <w:lang w:val="zh_TW" w:bidi="zh_TW"/>
-          </w:rPr>
-          <w:rPr>
-            <w:color w:val="0000EE"/>
-            <w:u w:val="single"/>
-          </w:rPr>
-          <w:t>羅4:20</w:t>
-        </w:r>
-      </w:hyperlink>
-      <w:r>
-        <w:rPr>
-          <w:lang w:val="zh_TW" w:bidi="zh_TW"/>
-        </w:rPr>
-        <w:t>；</w:t>
-      </w:r>
-      <w:hyperlink r:id="rId39">
-        <w:r>
-          <w:rPr>
-            <w:lang w:val="zh_TW" w:bidi="zh_TW"/>
-          </w:rPr>
-          <w:rPr>
-            <w:color w:val="0000EE"/>
-            <w:u w:val="single"/>
-          </w:rPr>
-          <w:t>腓2:9–11</w:t>
-        </w:r>
-      </w:hyperlink>
-      <w:r>
-        <w:rPr>
-          <w:lang w:val="zh_TW" w:bidi="zh_TW"/>
-        </w:rPr>
-        <w:t>）。</w:t>
-      </w:r>
-    </w:p>
-    <w:p>
-      <w:pPr>
-        <w:pStyle w:val="Heading4"/>
-      </w:pPr>
-      <w:r>
-        <w:rPr>
-          <w:lang w:val="zh_TW" w:bidi="zh_TW"/>
-        </w:rPr>
-        <w:t>作為祂的臨在</w:t>
+      <w:r>
+        <w:rPr>
+          <w:lang w:val="zh_TW" w:bidi="zh_TW"/>
+        </w:rPr>
+        <w:t>）。像重擔一樣壓迫著人的罪，被永遠解除和赦免。</w:t>
       </w:r>
     </w:p>
     <w:p>
@@ -758,7 +840,18 @@
         <w:rPr>
           <w:lang w:val="zh_TW" w:bidi="zh_TW"/>
         </w:rPr>
-        <w:t>提到主的榮耀時，通常是指祂臨在的特定歷史顯現；這些場合通常與光和火的意象密切相關。最典型的例子是猶太拉比文獻中所稱的「舍吉拿榮耀（Shekinah Glory）」，意為「居住的榮耀」，主要指舊約中神在雲柱和火柱中的臨在。</w:t>
+        <w:t>舊約中饒恕的動力，在於使人從過去中釋放出來。過去的行為和罪行並未被否認，但再也不會成為束縛。饒恕帶來自由。</w:t>
+      </w:r>
+    </w:p>
+    <w:p>
+      <w:pPr>
+        <w:pStyle w:val="Heading3"/>
+      </w:pPr>
+      <w:r>
+        <w:rPr>
+          <w:lang w:val="zh_TW" w:bidi="zh_TW"/>
+        </w:rPr>
+        <w:t>新約中的饒恕</w:t>
       </w:r>
     </w:p>
     <w:p>
@@ -772,7 +865,7 @@
         <w:rPr>
           <w:lang w:val="zh_TW" w:bidi="zh_TW"/>
         </w:rPr>
-        <w:t>首次明確提到榮耀的雲彩的經文出現在</w:t>
+        <w:t>在新約中，當基督為我們死時，神饒恕了我們的罪，這更加強化了神白白饒恕這一概念。每個人都是無力償還的欠債者（</w:t>
       </w:r>
       <w:hyperlink r:id="rId40">
         <w:r>
@@ -783,14 +876,14 @@
             <w:color w:val="0000EE"/>
             <w:u w:val="single"/>
           </w:rPr>
-          <w:t>出埃及記十三章21至22節</w:t>
+          <w:t>太18:23–35</w:t>
         </w:r>
       </w:hyperlink>
       <w:r>
         <w:rPr>
           <w:lang w:val="zh_TW" w:bidi="zh_TW"/>
         </w:rPr>
-        <w:t>。在出埃及事件中，神的榮耀顯現在雲柱和火柱中，引領百姓穿越海洋和曠野（</w:t>
+        <w:t>），沒有償還的希望。我們都是罪人，無法遵守律法或拯救自己（</w:t>
       </w:r>
       <w:hyperlink r:id="rId41">
         <w:r>
@@ -801,14 +894,14 @@
             <w:color w:val="0000EE"/>
             <w:u w:val="single"/>
           </w:rPr>
-          <w:t>尼9:11–12、19</w:t>
+          <w:t>可10:26–27</w:t>
         </w:r>
       </w:hyperlink>
       <w:r>
         <w:rPr>
           <w:lang w:val="zh_TW" w:bidi="zh_TW"/>
         </w:rPr>
-        <w:t>）。在西奈山，當以色列人安營在山下時，神的榮耀伴隨雲和火降臨，向摩西說話，並讓百姓看見（</w:t>
+        <w:t>）。這突顯了新約的教導，即唯有在基督裡才有饒恕。只有祂有權赦免罪（</w:t>
       </w:r>
       <w:hyperlink r:id="rId42">
         <w:r>
@@ -819,9 +912,15 @@
             <w:color w:val="0000EE"/>
             <w:u w:val="single"/>
           </w:rPr>
-          <w:t>出19:9、16–18，</w:t>
+          <w:t>2:5–10</w:t>
         </w:r>
       </w:hyperlink>
+      <w:r>
+        <w:rPr>
+          <w:lang w:val="zh_TW" w:bidi="zh_TW"/>
+        </w:rPr>
+        <w:t>），是祂的死具有救贖的意義（</w:t>
+      </w:r>
       <w:hyperlink r:id="rId43">
         <w:r>
           <w:rPr>
@@ -831,7 +930,7 @@
             <w:color w:val="0000EE"/>
             <w:u w:val="single"/>
           </w:rPr>
-          <w:t>24:15–18</w:t>
+          <w:t>太26:28</w:t>
         </w:r>
       </w:hyperlink>
       <w:r>
@@ -849,14 +948,14 @@
             <w:color w:val="0000EE"/>
             <w:u w:val="single"/>
           </w:rPr>
-          <w:t>申5:5、22–24</w:t>
+          <w:t>可10:45</w:t>
         </w:r>
       </w:hyperlink>
       <w:r>
         <w:rPr>
           <w:lang w:val="zh_TW" w:bidi="zh_TW"/>
         </w:rPr>
-        <w:t>）。當摩西得以一睹未被雲火遮蔽的榮耀時，他的臉發光，百姓對此感到懼怕，他需要用帕子蒙上臉（</w:t>
+        <w:t>），祂的寶血是新約的基礎（</w:t>
       </w:r>
       <w:hyperlink r:id="rId45">
         <w:r>
@@ -867,9 +966,15 @@
             <w:color w:val="0000EE"/>
             <w:u w:val="single"/>
           </w:rPr>
-          <w:t>出33:18–23，</w:t>
+          <w:t>林前11:25</w:t>
         </w:r>
       </w:hyperlink>
+      <w:r>
+        <w:rPr>
+          <w:lang w:val="zh_TW" w:bidi="zh_TW"/>
+        </w:rPr>
+        <w:t>）。唯有藉著祂，才能進入真正的饒恕經歷（</w:t>
+      </w:r>
       <w:hyperlink r:id="rId46">
         <w:r>
           <w:rPr>
@@ -879,14 +984,14 @@
             <w:color w:val="0000EE"/>
             <w:u w:val="single"/>
           </w:rPr>
-          <w:t>34:29–35</w:t>
+          <w:t>來9:15、22</w:t>
         </w:r>
       </w:hyperlink>
       <w:r>
         <w:rPr>
           <w:lang w:val="zh_TW" w:bidi="zh_TW"/>
         </w:rPr>
-        <w:t>；</w:t>
+        <w:t>）。因此，饒恕與耶穌基督的宣告密不可分（</w:t>
       </w:r>
       <w:hyperlink r:id="rId47">
         <w:r>
@@ -897,7 +1002,61 @@
             <w:color w:val="0000EE"/>
             <w:u w:val="single"/>
           </w:rPr>
-          <w:t>林後3:7–18</w:t>
+          <w:t>徒13:38</w:t>
+        </w:r>
+      </w:hyperlink>
+      <w:r>
+        <w:rPr>
+          <w:lang w:val="zh_TW" w:bidi="zh_TW"/>
+        </w:rPr>
+        <w:t>；</w:t>
+      </w:r>
+      <w:hyperlink r:id="rId48">
+        <w:r>
+          <w:rPr>
+            <w:lang w:val="zh_TW" w:bidi="zh_TW"/>
+          </w:rPr>
+          <w:rPr>
+            <w:color w:val="0000EE"/>
+            <w:u w:val="single"/>
+          </w:rPr>
+          <w:t>弗1:7</w:t>
+        </w:r>
+      </w:hyperlink>
+      <w:r>
+        <w:rPr>
+          <w:lang w:val="zh_TW" w:bidi="zh_TW"/>
+        </w:rPr>
+        <w:t>；</w:t>
+      </w:r>
+      <w:hyperlink r:id="rId49">
+        <w:r>
+          <w:rPr>
+            <w:lang w:val="zh_TW" w:bidi="zh_TW"/>
+          </w:rPr>
+          <w:rPr>
+            <w:color w:val="0000EE"/>
+            <w:u w:val="single"/>
+          </w:rPr>
+          <w:t>西1:14</w:t>
+        </w:r>
+      </w:hyperlink>
+      <w:r>
+        <w:rPr>
+          <w:lang w:val="zh_TW" w:bidi="zh_TW"/>
+        </w:rPr>
+        <w:t>；</w:t>
+      </w:r>
+      <w:hyperlink r:id="rId50">
+        <w:r>
+          <w:rPr>
+            <w:lang w:val="zh_TW" w:bidi="zh_TW"/>
+          </w:rPr>
+          <w:rPr>
+            <w:color w:val="0000EE"/>
+            <w:u w:val="single"/>
+          </w:rPr>
+          <w:t>約一2:12</w:t>
         </w:r>
       </w:hyperlink>
       <w:r>
@@ -918,9 +1077,9 @@
         <w:rPr>
           <w:lang w:val="zh_TW" w:bidi="zh_TW"/>
         </w:rPr>
-        <w:t>以色列圍繞著西奈山上的神的榮耀紮營的畫面，描繪神住在祂百姓中間的情景。當會幕完成後，百姓開始旅程時，神同在的榮耀雲彩始終停留在他們上方（</w:t>
-      </w:r>
-      <w:hyperlink r:id="rId48">
+        <w:t>新約中還有其它獨特的饒恕概念。希臘文charizomai的意思是「赦免罪」，在保羅的著作中被獨特地發展為神的恩典赦免（</w:t>
+      </w:r>
+      <w:hyperlink r:id="rId51">
         <w:r>
           <w:rPr>
             <w:lang w:val="zh_TW" w:bidi="zh_TW"/>
@@ -929,16 +1088,16 @@
             <w:color w:val="0000EE"/>
             <w:u w:val="single"/>
           </w:rPr>
-          <w:t>出40:34–38</w:t>
+          <w:t>林後2:7</w:t>
         </w:r>
       </w:hyperlink>
       <w:r>
         <w:rPr>
           <w:lang w:val="zh_TW" w:bidi="zh_TW"/>
         </w:rPr>
-        <w:t>；</w:t>
-      </w:r>
-      <w:hyperlink r:id="rId49">
+        <w:t>，</w:t>
+      </w:r>
+      <w:hyperlink r:id="rId52">
         <w:r>
           <w:rPr>
             <w:lang w:val="zh_TW" w:bidi="zh_TW"/>
@@ -947,16 +1106,16 @@
             <w:color w:val="0000EE"/>
             <w:u w:val="single"/>
           </w:rPr>
-          <w:t>民10:11–12</w:t>
+          <w:t>12:13</w:t>
         </w:r>
       </w:hyperlink>
       <w:r>
         <w:rPr>
           <w:lang w:val="zh_TW" w:bidi="zh_TW"/>
         </w:rPr>
-        <w:t>）。當他們安營時，各支派圍繞會幕紮營（</w:t>
-      </w:r>
-      <w:hyperlink r:id="rId50">
+        <w:t>；</w:t>
+      </w:r>
+      <w:hyperlink r:id="rId53">
         <w:r>
           <w:rPr>
             <w:lang w:val="zh_TW" w:bidi="zh_TW"/>
@@ -965,16 +1124,10 @@
             <w:color w:val="0000EE"/>
             <w:u w:val="single"/>
           </w:rPr>
-          <w:t>民1:50–2:2</w:t>
+          <w:t>弗4:32；</w:t>
         </w:r>
       </w:hyperlink>
-      <w:r>
-        <w:rPr>
-          <w:lang w:val="zh_TW" w:bidi="zh_TW"/>
-        </w:rPr>
-        <w:t>），雲彩提醒他們，神與他們同在。後來，同樣的榮耀充滿了所羅門所建的新聖殿（</w:t>
-      </w:r>
-      <w:hyperlink r:id="rId51">
+      <w:hyperlink r:id="rId54">
         <w:r>
           <w:rPr>
             <w:lang w:val="zh_TW" w:bidi="zh_TW"/>
@@ -983,10 +1136,16 @@
             <w:color w:val="0000EE"/>
             <w:u w:val="single"/>
           </w:rPr>
-          <w:t>代下5:13–6:1，</w:t>
+          <w:t>西2:13</w:t>
         </w:r>
       </w:hyperlink>
-      <w:hyperlink r:id="rId52">
+      <w:r>
+        <w:rPr>
+          <w:lang w:val="zh_TW" w:bidi="zh_TW"/>
+        </w:rPr>
+        <w:t>，</w:t>
+      </w:r>
+      <w:hyperlink r:id="rId55">
         <w:r>
           <w:rPr>
             <w:lang w:val="zh_TW" w:bidi="zh_TW"/>
@@ -995,16 +1154,16 @@
             <w:color w:val="0000EE"/>
             <w:u w:val="single"/>
           </w:rPr>
-          <w:t>7:1–3</w:t>
+          <w:t>3:13</w:t>
         </w:r>
       </w:hyperlink>
       <w:r>
         <w:rPr>
           <w:lang w:val="zh_TW" w:bidi="zh_TW"/>
         </w:rPr>
-        <w:t>）。詩篇作者讚頌耶路撒冷和聖殿為神榮耀的居所（</w:t>
-      </w:r>
-      <w:hyperlink r:id="rId53">
+        <w:t>）。罪被視為一種債務，而aphesis表示債務的清償（「把它除掉〔putting it away〕」——見</w:t>
+      </w:r>
+      <w:hyperlink r:id="rId56">
         <w:r>
           <w:rPr>
             <w:lang w:val="zh_TW" w:bidi="zh_TW"/>
@@ -1013,10 +1172,16 @@
             <w:color w:val="0000EE"/>
             <w:u w:val="single"/>
           </w:rPr>
-          <w:t>詩26:8，</w:t>
+          <w:t>路6:37</w:t>
         </w:r>
       </w:hyperlink>
-      <w:hyperlink r:id="rId54">
+      <w:r>
+        <w:rPr>
+          <w:lang w:val="zh_TW" w:bidi="zh_TW"/>
+        </w:rPr>
+        <w:t>）。饒恕也被視為赦免，paresis（「略過（passing over）」）。神沒有按照罪應得的全部報應來審判（</w:t>
+      </w:r>
+      <w:hyperlink r:id="rId57">
         <w:r>
           <w:rPr>
             <w:lang w:val="zh_TW" w:bidi="zh_TW"/>
@@ -1025,10 +1190,16 @@
             <w:color w:val="0000EE"/>
             <w:u w:val="single"/>
           </w:rPr>
-          <w:t>63:2，</w:t>
+          <w:t>徒14:16</w:t>
         </w:r>
       </w:hyperlink>
-      <w:hyperlink r:id="rId55">
+      <w:r>
+        <w:rPr>
+          <w:lang w:val="zh_TW" w:bidi="zh_TW"/>
+        </w:rPr>
+        <w:t>，</w:t>
+      </w:r>
+      <w:hyperlink r:id="rId58">
         <w:r>
           <w:rPr>
             <w:lang w:val="zh_TW" w:bidi="zh_TW"/>
@@ -1037,14 +1208,14 @@
             <w:color w:val="0000EE"/>
             <w:u w:val="single"/>
           </w:rPr>
-          <w:t>85:9</w:t>
+          <w:t>17:30</w:t>
         </w:r>
       </w:hyperlink>
       <w:r>
         <w:rPr>
           <w:lang w:val="zh_TW" w:bidi="zh_TW"/>
         </w:rPr>
-        <w:t>）；神住在祂百姓中間。</w:t>
+        <w:t>），而是顯示了憐憫。</w:t>
       </w:r>
     </w:p>
     <w:p>
@@ -1058,9 +1229,9 @@
         <w:rPr>
           <w:lang w:val="zh_TW" w:bidi="zh_TW"/>
         </w:rPr>
-        <w:t>然而，在以色列歷史的後期，他們否認神榮耀的同在（</w:t>
-      </w:r>
-      <w:hyperlink r:id="rId56">
+        <w:t>然而，新約提到兩個饒恕的限制。一個是不得赦免的罪（</w:t>
+      </w:r>
+      <w:hyperlink r:id="rId59">
         <w:r>
           <w:rPr>
             <w:lang w:val="zh_TW" w:bidi="zh_TW"/>
@@ -1069,16 +1240,16 @@
             <w:color w:val="0000EE"/>
             <w:u w:val="single"/>
           </w:rPr>
-          <w:t>賽3:8</w:t>
+          <w:t>太12:31–32</w:t>
         </w:r>
       </w:hyperlink>
       <w:r>
         <w:rPr>
           <w:lang w:val="zh_TW" w:bidi="zh_TW"/>
         </w:rPr>
-        <w:t>），並以人手製造的偶像取代耶和華的榮耀（</w:t>
-      </w:r>
-      <w:hyperlink r:id="rId57">
+        <w:t>；</w:t>
+      </w:r>
+      <w:hyperlink r:id="rId60">
         <w:r>
           <w:rPr>
             <w:lang w:val="zh_TW" w:bidi="zh_TW"/>
@@ -1087,7 +1258,7 @@
             <w:color w:val="0000EE"/>
             <w:u w:val="single"/>
           </w:rPr>
-          <w:t>詩106:20</w:t>
+          <w:t>可3:28–30</w:t>
         </w:r>
       </w:hyperlink>
       <w:r>
@@ -1096,7 +1267,7 @@
         </w:rPr>
         <w:t>；</w:t>
       </w:r>
-      <w:hyperlink r:id="rId58">
+      <w:hyperlink r:id="rId61">
         <w:r>
           <w:rPr>
             <w:lang w:val="zh_TW" w:bidi="zh_TW"/>
@@ -1105,16 +1276,16 @@
             <w:color w:val="0000EE"/>
             <w:u w:val="single"/>
           </w:rPr>
-          <w:t>耶2:10–11</w:t>
+          <w:t>路12:10</w:t>
         </w:r>
       </w:hyperlink>
       <w:r>
         <w:rPr>
           <w:lang w:val="zh_TW" w:bidi="zh_TW"/>
         </w:rPr>
-        <w:t>；參</w:t>
-      </w:r>
-      <w:hyperlink r:id="rId59">
+        <w:t>）。在這方面，基督提到那些像法利賽人一樣，在道德判斷上如此扭曲，以至於無法區分撒但的作行和基督的善行的人。另一種是「褻瀆聖靈的罪」，即「至於死的罪」（</w:t>
+      </w:r>
+      <w:hyperlink r:id="rId62">
         <w:r>
           <w:rPr>
             <w:lang w:val="zh_TW" w:bidi="zh_TW"/>
@@ -1123,80 +1294,14 @@
             <w:color w:val="0000EE"/>
             <w:u w:val="single"/>
           </w:rPr>
-          <w:t>羅1:23</w:t>
+          <w:t>約一5:16</w:t>
         </w:r>
       </w:hyperlink>
       <w:r>
         <w:rPr>
           <w:lang w:val="zh_TW" w:bidi="zh_TW"/>
         </w:rPr>
-        <w:t>）。因他們的悖逆，審判臨到耶路撒冷，執行違背約而帶來的懲罰。神不再作悖逆祂的百姓的神（</w:t>
-      </w:r>
-      <w:hyperlink r:id="rId60">
-        <w:r>
-          <w:rPr>
-            <w:lang w:val="zh_TW" w:bidi="zh_TW"/>
-          </w:rPr>
-          <w:rPr>
-            <w:color w:val="0000EE"/>
-            <w:u w:val="single"/>
-          </w:rPr>
-          <w:t>何1:9</w:t>
-        </w:r>
-      </w:hyperlink>
-      <w:r>
-        <w:rPr>
-          <w:lang w:val="zh_TW" w:bidi="zh_TW"/>
-        </w:rPr>
-        <w:t>）。神榮耀的雲彩離開了聖殿（</w:t>
-      </w:r>
-      <w:hyperlink r:id="rId61">
-        <w:r>
-          <w:rPr>
-            <w:lang w:val="zh_TW" w:bidi="zh_TW"/>
-          </w:rPr>
-          <w:rPr>
-            <w:color w:val="0000EE"/>
-            <w:u w:val="single"/>
-          </w:rPr>
-          <w:t>結10:4、18–19，</w:t>
-        </w:r>
-      </w:hyperlink>
-      <w:hyperlink r:id="rId62">
-        <w:r>
-          <w:rPr>
-            <w:lang w:val="zh_TW" w:bidi="zh_TW"/>
-          </w:rPr>
-          <w:rPr>
-            <w:color w:val="0000EE"/>
-            <w:u w:val="single"/>
-          </w:rPr>
-          <w:t>11:22</w:t>
-        </w:r>
-      </w:hyperlink>
-      <w:r>
-        <w:rPr>
-          <w:lang w:val="zh_TW" w:bidi="zh_TW"/>
-        </w:rPr>
-        <w:t>），然後以色列人被擄（</w:t>
-      </w:r>
-      <w:hyperlink r:id="rId63">
-        <w:r>
-          <w:rPr>
-            <w:lang w:val="zh_TW" w:bidi="zh_TW"/>
-          </w:rPr>
-          <w:rPr>
-            <w:color w:val="0000EE"/>
-            <w:u w:val="single"/>
-          </w:rPr>
-          <w:t>12:1–15</w:t>
-        </w:r>
-      </w:hyperlink>
-      <w:r>
-        <w:rPr>
-          <w:lang w:val="zh_TW" w:bidi="zh_TW"/>
-        </w:rPr>
-        <w:t>）。</w:t>
+        <w:t>）。這種罪並未具體定義，但其本質似乎是持續拒絕神的恩典。</w:t>
       </w:r>
     </w:p>
     <w:p>
@@ -1210,9 +1315,9 @@
         <w:rPr>
           <w:lang w:val="zh_TW" w:bidi="zh_TW"/>
         </w:rPr>
-        <w:t>然而，神決定在這審判中留下餘民，以重建城和聖殿。以西結在異象中看見耶和華的榮耀回到聖殿中（</w:t>
-      </w:r>
-      <w:hyperlink r:id="rId64">
+        <w:t>新約中的饒恕倫理強調，悔改是饒恕的條件（</w:t>
+      </w:r>
+      <w:hyperlink r:id="rId63">
         <w:r>
           <w:rPr>
             <w:lang w:val="zh_TW" w:bidi="zh_TW"/>
@@ -1221,16 +1326,16 @@
             <w:color w:val="0000EE"/>
             <w:u w:val="single"/>
           </w:rPr>
-          <w:t>結43:2–9</w:t>
+          <w:t>林後7:10</w:t>
         </w:r>
       </w:hyperlink>
       <w:r>
         <w:rPr>
           <w:lang w:val="zh_TW" w:bidi="zh_TW"/>
         </w:rPr>
-        <w:t>），這是一個榮耀回到純潔百姓並永遠與他們同住的時刻。當被擄結束、第二聖殿建造時，哈該和撒迦利亞以神榮耀將如同初建的聖殿般充滿新聖殿的應許，鼓勵百姓繼續建造，並使榮耀「住在你們中間」（</w:t>
-      </w:r>
-      <w:hyperlink r:id="rId65">
+        <w:t>），還包括需要饒恕他人（</w:t>
+      </w:r>
+      <w:hyperlink r:id="rId64">
         <w:r>
           <w:rPr>
             <w:lang w:val="zh_TW" w:bidi="zh_TW"/>
@@ -1239,16 +1344,16 @@
             <w:color w:val="0000EE"/>
             <w:u w:val="single"/>
           </w:rPr>
-          <w:t>該2:3–9</w:t>
+          <w:t>太6:14–15</w:t>
         </w:r>
       </w:hyperlink>
       <w:r>
         <w:rPr>
           <w:lang w:val="zh_TW" w:bidi="zh_TW"/>
         </w:rPr>
-        <w:t>；</w:t>
-      </w:r>
-      <w:hyperlink r:id="rId66">
+        <w:t>）。如果在接受饒恕的同時不饒恕他人，這顯然表明悔改並不徹底。主多次在比喻中強調，願意饒恕他人是真正悔改的標誌（</w:t>
+      </w:r>
+      <w:hyperlink r:id="rId40">
         <w:r>
           <w:rPr>
             <w:lang w:val="zh_TW" w:bidi="zh_TW"/>
@@ -1257,25 +1362,68 @@
             <w:color w:val="0000EE"/>
             <w:u w:val="single"/>
           </w:rPr>
-          <w:t>亞2:5、10–11</w:t>
+          <w:t>太18:23–35</w:t>
         </w:r>
       </w:hyperlink>
       <w:r>
         <w:rPr>
           <w:lang w:val="zh_TW" w:bidi="zh_TW"/>
         </w:rPr>
+        <w:t>；</w:t>
+      </w:r>
+      <w:hyperlink r:id="rId56">
+        <w:r>
+          <w:rPr>
+            <w:lang w:val="zh_TW" w:bidi="zh_TW"/>
+          </w:rPr>
+          <w:rPr>
+            <w:color w:val="0000EE"/>
+            <w:u w:val="single"/>
+          </w:rPr>
+          <w:t>路6:37</w:t>
+        </w:r>
+      </w:hyperlink>
+      <w:r>
+        <w:rPr>
+          <w:lang w:val="zh_TW" w:bidi="zh_TW"/>
+        </w:rPr>
+        <w:t>）。因此，基督教導我們，饒恕是一種責任，沒有任何限制。必須毫無保留地饒恕，甚至要到70個7次（</w:t>
+      </w:r>
+      <w:hyperlink r:id="rId65">
+        <w:r>
+          <w:rPr>
+            <w:lang w:val="zh_TW" w:bidi="zh_TW"/>
+          </w:rPr>
+          <w:rPr>
+            <w:color w:val="0000EE"/>
+            <w:u w:val="single"/>
+          </w:rPr>
+          <w:t>太18:21–22</w:t>
+        </w:r>
+      </w:hyperlink>
+      <w:r>
+        <w:rPr>
+          <w:lang w:val="zh_TW" w:bidi="zh_TW"/>
+        </w:rPr>
+        <w:t>）。饒恕是信徒之間相互關係的一部分：既然所有人都依賴於神的饒恕，那麼所有人也都必須彼此饒恕。「主怎樣饒恕了你們，你們也要怎樣饒恕人」（</w:t>
+      </w:r>
+      <w:hyperlink r:id="rId55">
+        <w:r>
+          <w:rPr>
+            <w:lang w:val="zh_TW" w:bidi="zh_TW"/>
+          </w:rPr>
+          <w:rPr>
+            <w:color w:val="0000EE"/>
+            <w:u w:val="single"/>
+          </w:rPr>
+          <w:t>西3:13</w:t>
+        </w:r>
+      </w:hyperlink>
+      <w:r>
+        <w:rPr>
+          <w:lang w:val="zh_TW" w:bidi="zh_TW"/>
+        </w:rPr>
         <w:t>）。</w:t>
-      </w:r>
-    </w:p>
-    <w:p>
-      <w:pPr>
-        <w:pStyle w:val="Heading3"/>
-      </w:pPr>
-      <w:r>
-        <w:rPr>
-          <w:lang w:val="zh_TW" w:bidi="zh_TW"/>
-        </w:rPr>
-        <w:t>耶穌基督顯出神的榮耀</w:t>
       </w:r>
     </w:p>
     <w:p>
@@ -1287,1013 +1435,34 @@
       </w:r>
       <w:r>
         <w:rPr>
-          <w:lang w:val="zh_TW" w:bidi="zh_TW"/>
-        </w:rPr>
-        <w:t>我們並未被告知舍吉拿榮耀是否回到第二聖殿，但聖經確告訴我們，神的榮耀藉著耶穌基督再次顯現在地上。</w:t>
-      </w:r>
-      <w:hyperlink r:id="rId67">
-        <w:r>
-          <w:rPr>
-            <w:lang w:val="zh_TW" w:bidi="zh_TW"/>
-          </w:rPr>
-          <w:rPr>
-            <w:color w:val="0000EE"/>
-            <w:u w:val="single"/>
-          </w:rPr>
-          <w:t>約翰福音一章14節</w:t>
-        </w:r>
-      </w:hyperlink>
-      <w:r>
-        <w:rPr>
-          <w:lang w:val="zh_TW" w:bidi="zh_TW"/>
-        </w:rPr>
-        <w:t>說：「道成了肉身，</w:t>
-      </w:r>
-      <w:r>
-        <w:rPr>
           <w:i/>
           <w:lang w:val="zh_TW" w:bidi="zh_TW"/>
         </w:rPr>
-        <w:t>住</w:t>
-      </w:r>
-      <w:r>
-        <w:rPr>
-          <w:lang w:val="zh_TW" w:bidi="zh_TW"/>
-        </w:rPr>
-        <w:t>在我們中間，充充滿滿地有恩典有真理。我們也見過他的</w:t>
-      </w:r>
-      <w:r>
-        <w:rPr>
-          <w:i/>
-          <w:lang w:val="zh_TW" w:bidi="zh_TW"/>
-        </w:rPr>
-        <w:t>榮光</w:t>
-      </w:r>
-      <w:r>
-        <w:rPr>
-          <w:lang w:val="zh_TW" w:bidi="zh_TW"/>
-        </w:rPr>
-        <w:t>，正是父獨生子的</w:t>
-      </w:r>
-      <w:r>
-        <w:rPr>
-          <w:i/>
-          <w:lang w:val="zh_TW" w:bidi="zh_TW"/>
-        </w:rPr>
-        <w:t>榮光</w:t>
-      </w:r>
-      <w:r>
-        <w:rPr>
-          <w:lang w:val="zh_TW" w:bidi="zh_TW"/>
-        </w:rPr>
-        <w:t>」。耶穌成為神永住榮耀的新會幕。神在耶穌裡住在人間。由於基督是（且仍是）神的真實形像，看到祂臉上的光就等於認識神的榮耀（</w:t>
-      </w:r>
-      <w:hyperlink r:id="rId68">
-        <w:r>
-          <w:rPr>
-            <w:lang w:val="zh_TW" w:bidi="zh_TW"/>
-          </w:rPr>
-          <w:rPr>
-            <w:color w:val="0000EE"/>
-            <w:u w:val="single"/>
-          </w:rPr>
-          <w:t>林後4:4–6</w:t>
-        </w:r>
-      </w:hyperlink>
-      <w:r>
-        <w:rPr>
-          <w:lang w:val="zh_TW" w:bidi="zh_TW"/>
-        </w:rPr>
-        <w:t>）。看到耶穌就是看到「外邦人的光， 又是你民以色列的榮耀」（</w:t>
-      </w:r>
-      <w:hyperlink r:id="rId69">
-        <w:r>
-          <w:rPr>
-            <w:lang w:val="zh_TW" w:bidi="zh_TW"/>
-          </w:rPr>
-          <w:rPr>
-            <w:color w:val="0000EE"/>
-            <w:u w:val="single"/>
-          </w:rPr>
-          <w:t>路2:30–32</w:t>
-        </w:r>
-      </w:hyperlink>
-      <w:r>
-        <w:rPr>
-          <w:lang w:val="zh_TW" w:bidi="zh_TW"/>
-        </w:rPr>
-        <w:t>）。那些見證耶穌登山變像的門徒（</w:t>
-      </w:r>
-      <w:hyperlink r:id="rId70">
-        <w:r>
-          <w:rPr>
-            <w:lang w:val="zh_TW" w:bidi="zh_TW"/>
-          </w:rPr>
-          <w:rPr>
-            <w:color w:val="0000EE"/>
-            <w:u w:val="single"/>
-          </w:rPr>
-          <w:t>太17:1–8</w:t>
-        </w:r>
-      </w:hyperlink>
-      <w:r>
-        <w:rPr>
-          <w:lang w:val="zh_TW" w:bidi="zh_TW"/>
-        </w:rPr>
-        <w:t>）以奇妙的方式看到祂的榮耀（</w:t>
-      </w:r>
-      <w:hyperlink r:id="rId71">
-        <w:r>
-          <w:rPr>
-            <w:lang w:val="zh_TW" w:bidi="zh_TW"/>
-          </w:rPr>
-          <w:rPr>
-            <w:color w:val="0000EE"/>
-            <w:u w:val="single"/>
-          </w:rPr>
-          <w:t>彼後1:16–17</w:t>
-        </w:r>
-      </w:hyperlink>
-      <w:r>
-        <w:rPr>
-          <w:lang w:val="zh_TW" w:bidi="zh_TW"/>
-        </w:rPr>
-        <w:t>），因為那是從祂人的身體中迸發出的榮耀。這榮耀的顯現預示了基督在復活與升天中所經歷的榮耀（見</w:t>
-      </w:r>
-      <w:hyperlink r:id="rId72">
-        <w:r>
-          <w:rPr>
-            <w:lang w:val="zh_TW" w:bidi="zh_TW"/>
-          </w:rPr>
-          <w:rPr>
-            <w:color w:val="0000EE"/>
-            <w:u w:val="single"/>
-          </w:rPr>
-          <w:t>約17:5</w:t>
-        </w:r>
-      </w:hyperlink>
+        <w:t>另見</w:t>
+      </w:r>
+      <w:r>
+        <w:rPr>
+          <w:lang w:val="zh_TW" w:bidi="zh_TW"/>
+        </w:rPr>
+        <w:t xml:space="preserve"> </w:t>
+      </w:r>
+      <w:r>
+        <w:rPr>
+          <w:lang w:val="zh_TW" w:bidi="zh_TW"/>
+        </w:rPr>
+        <w:t>承認</w:t>
+      </w:r>
       <w:r>
         <w:rPr>
           <w:lang w:val="zh_TW" w:bidi="zh_TW"/>
         </w:rPr>
         <w:t>；</w:t>
       </w:r>
-      <w:hyperlink r:id="rId73">
-        <w:r>
-          <w:rPr>
-            <w:lang w:val="zh_TW" w:bidi="zh_TW"/>
-          </w:rPr>
-          <w:rPr>
-            <w:color w:val="0000EE"/>
-            <w:u w:val="single"/>
-          </w:rPr>
-          <w:t>腓2:5–11</w:t>
-        </w:r>
-      </w:hyperlink>
-      <w:r>
-        <w:rPr>
-          <w:lang w:val="zh_TW" w:bidi="zh_TW"/>
-        </w:rPr>
-        <w:t>）。</w:t>
-      </w:r>
-    </w:p>
-    <w:p>
-      <w:pPr/>
-      <w:r>
-        <w:rPr>
-          <w:lang w:val="zh_TW" w:bidi="zh_TW"/>
-        </w:rPr>
-      </w:r>
-      <w:r>
-        <w:rPr>
-          <w:lang w:val="zh_TW" w:bidi="zh_TW"/>
-        </w:rPr>
-        <w:t>因為耶穌謙卑自己，順服至死，神就將祂升為至高（</w:t>
-      </w:r>
-      <w:hyperlink r:id="rId74">
-        <w:r>
-          <w:rPr>
-            <w:lang w:val="zh_TW" w:bidi="zh_TW"/>
-          </w:rPr>
-          <w:rPr>
-            <w:color w:val="0000EE"/>
-            <w:u w:val="single"/>
-          </w:rPr>
-          <w:t>腓2:8–9</w:t>
-        </w:r>
-      </w:hyperlink>
-      <w:r>
-        <w:rPr>
-          <w:lang w:val="zh_TW" w:bidi="zh_TW"/>
-        </w:rPr>
-        <w:t>）。祂在十字架上受死之後，進入了祂的榮耀（</w:t>
-      </w:r>
-      <w:hyperlink r:id="rId75">
-        <w:r>
-          <w:rPr>
-            <w:lang w:val="zh_TW" w:bidi="zh_TW"/>
-          </w:rPr>
-          <w:rPr>
-            <w:color w:val="0000EE"/>
-            <w:u w:val="single"/>
-          </w:rPr>
-          <w:t>路24:26</w:t>
-        </w:r>
-      </w:hyperlink>
-      <w:r>
-        <w:rPr>
-          <w:lang w:val="zh_TW" w:bidi="zh_TW"/>
-        </w:rPr>
-        <w:t>），擁有一個全新的榮耀身體（</w:t>
-      </w:r>
-      <w:hyperlink r:id="rId76">
-        <w:r>
-          <w:rPr>
-            <w:lang w:val="zh_TW" w:bidi="zh_TW"/>
-          </w:rPr>
-          <w:rPr>
-            <w:color w:val="0000EE"/>
-            <w:u w:val="single"/>
-          </w:rPr>
-          <w:t>林前15:39–43</w:t>
-        </w:r>
-      </w:hyperlink>
-      <w:r>
-        <w:rPr>
-          <w:lang w:val="zh_TW" w:bidi="zh_TW"/>
-        </w:rPr>
-        <w:t>；</w:t>
-      </w:r>
-      <w:hyperlink r:id="rId77">
-        <w:r>
-          <w:rPr>
-            <w:lang w:val="zh_TW" w:bidi="zh_TW"/>
-          </w:rPr>
-          <w:rPr>
-            <w:color w:val="0000EE"/>
-            <w:u w:val="single"/>
-          </w:rPr>
-          <w:t>腓3:21</w:t>
-        </w:r>
-      </w:hyperlink>
-      <w:r>
-        <w:rPr>
-          <w:lang w:val="zh_TW" w:bidi="zh_TW"/>
-        </w:rPr>
-        <w:t>）。榮耀的基督向祂的僕人顯現。司提反看見了祂的榮耀（</w:t>
-      </w:r>
-      <w:hyperlink r:id="rId78">
-        <w:r>
-          <w:rPr>
-            <w:lang w:val="zh_TW" w:bidi="zh_TW"/>
-          </w:rPr>
-          <w:rPr>
-            <w:color w:val="0000EE"/>
-            <w:u w:val="single"/>
-          </w:rPr>
-          <w:t>徒7:55</w:t>
-        </w:r>
-      </w:hyperlink>
-      <w:r>
-        <w:rPr>
-          <w:lang w:val="zh_TW" w:bidi="zh_TW"/>
-        </w:rPr>
-        <w:t>），掃羅因祂的光輝而失明（</w:t>
-      </w:r>
-      <w:hyperlink r:id="rId79">
-        <w:r>
-          <w:rPr>
-            <w:lang w:val="zh_TW" w:bidi="zh_TW"/>
-          </w:rPr>
-          <w:rPr>
-            <w:color w:val="0000EE"/>
-            <w:u w:val="single"/>
-          </w:rPr>
-          <w:t>9:3</w:t>
-        </w:r>
-      </w:hyperlink>
-      <w:r>
-        <w:rPr>
-          <w:lang w:val="zh_TW" w:bidi="zh_TW"/>
-        </w:rPr>
-        <w:t>）。同一位基督被預言將以榮耀再來。祂將坐在寶座上施行審判（</w:t>
-      </w:r>
-      <w:hyperlink r:id="rId80">
-        <w:r>
-          <w:rPr>
-            <w:lang w:val="zh_TW" w:bidi="zh_TW"/>
-          </w:rPr>
-          <w:rPr>
-            <w:color w:val="0000EE"/>
-            <w:u w:val="single"/>
-          </w:rPr>
-          <w:t>太25:31</w:t>
-        </w:r>
-      </w:hyperlink>
-      <w:r>
-        <w:rPr>
-          <w:lang w:val="zh_TW" w:bidi="zh_TW"/>
-        </w:rPr>
-        <w:t>）；惡人將受到懲罰（</w:t>
-      </w:r>
-      <w:hyperlink r:id="rId81">
-        <w:r>
-          <w:rPr>
-            <w:lang w:val="zh_TW" w:bidi="zh_TW"/>
-          </w:rPr>
-          <w:rPr>
-            <w:color w:val="0000EE"/>
-            <w:u w:val="single"/>
-          </w:rPr>
-          <w:t>16:27，</w:t>
-        </w:r>
-      </w:hyperlink>
-      <w:hyperlink r:id="rId82">
-        <w:r>
-          <w:rPr>
-            <w:lang w:val="zh_TW" w:bidi="zh_TW"/>
-          </w:rPr>
-          <w:rPr>
-            <w:color w:val="0000EE"/>
-            <w:u w:val="single"/>
-          </w:rPr>
-          <w:t>24:30</w:t>
-        </w:r>
-      </w:hyperlink>
-      <w:r>
-        <w:rPr>
-          <w:lang w:val="zh_TW" w:bidi="zh_TW"/>
-        </w:rPr>
-        <w:t>；</w:t>
-      </w:r>
-      <w:hyperlink r:id="rId83">
-        <w:r>
-          <w:rPr>
-            <w:lang w:val="zh_TW" w:bidi="zh_TW"/>
-          </w:rPr>
-          <w:rPr>
-            <w:color w:val="0000EE"/>
-            <w:u w:val="single"/>
-          </w:rPr>
-          <w:t>可13:26</w:t>
-        </w:r>
-      </w:hyperlink>
-      <w:r>
-        <w:rPr>
-          <w:lang w:val="zh_TW" w:bidi="zh_TW"/>
-        </w:rPr>
-        <w:t>；</w:t>
-      </w:r>
-      <w:hyperlink r:id="rId84">
-        <w:r>
-          <w:rPr>
-            <w:lang w:val="zh_TW" w:bidi="zh_TW"/>
-          </w:rPr>
-          <w:rPr>
-            <w:color w:val="0000EE"/>
-            <w:u w:val="single"/>
-          </w:rPr>
-          <w:t>路21:27</w:t>
-        </w:r>
-      </w:hyperlink>
-      <w:r>
-        <w:rPr>
-          <w:lang w:val="zh_TW" w:bidi="zh_TW"/>
-        </w:rPr>
-        <w:t>；</w:t>
-      </w:r>
-      <w:hyperlink r:id="rId85">
-        <w:r>
-          <w:rPr>
-            <w:lang w:val="zh_TW" w:bidi="zh_TW"/>
-          </w:rPr>
-          <w:rPr>
-            <w:color w:val="0000EE"/>
-            <w:u w:val="single"/>
-          </w:rPr>
-          <w:t>帖後2:9–10</w:t>
-        </w:r>
-      </w:hyperlink>
-      <w:r>
-        <w:rPr>
-          <w:lang w:val="zh_TW" w:bidi="zh_TW"/>
-        </w:rPr>
-        <w:t>）。那些在人前承認祂的人，不必懼怕祂榮耀的顯現（</w:t>
-      </w:r>
-      <w:hyperlink r:id="rId86">
-        <w:r>
-          <w:rPr>
-            <w:lang w:val="zh_TW" w:bidi="zh_TW"/>
-          </w:rPr>
-          <w:rPr>
-            <w:color w:val="0000EE"/>
-            <w:u w:val="single"/>
-          </w:rPr>
-          <w:t>可8:38</w:t>
-        </w:r>
-      </w:hyperlink>
-      <w:r>
-        <w:rPr>
-          <w:lang w:val="zh_TW" w:bidi="zh_TW"/>
-        </w:rPr>
-        <w:t>）。</w:t>
-      </w:r>
-    </w:p>
-    <w:p>
-      <w:pPr/>
-      <w:r>
-        <w:rPr>
-          <w:lang w:val="zh_TW" w:bidi="zh_TW"/>
-        </w:rPr>
-      </w:r>
-      <w:r>
-        <w:rPr>
-          <w:lang w:val="zh_TW" w:bidi="zh_TW"/>
-        </w:rPr>
-        <w:t>到了成全的時候，全地將被祂的榮耀充滿（</w:t>
-      </w:r>
-      <w:hyperlink r:id="rId87">
-        <w:r>
-          <w:rPr>
-            <w:lang w:val="zh_TW" w:bidi="zh_TW"/>
-          </w:rPr>
-          <w:rPr>
-            <w:color w:val="0000EE"/>
-            <w:u w:val="single"/>
-          </w:rPr>
-          <w:t>詩72:19</w:t>
-        </w:r>
-      </w:hyperlink>
-      <w:r>
-        <w:rPr>
-          <w:lang w:val="zh_TW" w:bidi="zh_TW"/>
-        </w:rPr>
-        <w:t>；</w:t>
-      </w:r>
-      <w:hyperlink r:id="rId88">
-        <w:r>
-          <w:rPr>
-            <w:lang w:val="zh_TW" w:bidi="zh_TW"/>
-          </w:rPr>
-          <w:rPr>
-            <w:color w:val="0000EE"/>
-            <w:u w:val="single"/>
-          </w:rPr>
-          <w:t>賽6:3</w:t>
-        </w:r>
-      </w:hyperlink>
-      <w:r>
-        <w:rPr>
-          <w:lang w:val="zh_TW" w:bidi="zh_TW"/>
-        </w:rPr>
-        <w:t>；</w:t>
-      </w:r>
-      <w:hyperlink r:id="rId89">
-        <w:r>
-          <w:rPr>
-            <w:lang w:val="zh_TW" w:bidi="zh_TW"/>
-          </w:rPr>
-          <w:rPr>
-            <w:color w:val="0000EE"/>
-            <w:u w:val="single"/>
-          </w:rPr>
-          <w:t>哈2:14</w:t>
-        </w:r>
-      </w:hyperlink>
-      <w:r>
-        <w:rPr>
-          <w:lang w:val="zh_TW" w:bidi="zh_TW"/>
-        </w:rPr>
-        <w:t>）。屆時，不再有榮耀的雲彩停留在聖殿上標誌聖所，因為將有新天新地（</w:t>
-      </w:r>
-      <w:hyperlink r:id="rId90">
-        <w:r>
-          <w:rPr>
-            <w:lang w:val="zh_TW" w:bidi="zh_TW"/>
-          </w:rPr>
-          <w:rPr>
-            <w:color w:val="0000EE"/>
-            <w:u w:val="single"/>
-          </w:rPr>
-          <w:t>啟21:1</w:t>
-        </w:r>
-      </w:hyperlink>
-      <w:r>
-        <w:rPr>
-          <w:lang w:val="zh_TW" w:bidi="zh_TW"/>
-        </w:rPr>
-        <w:t>）。聖城將發出神榮耀的光輝（</w:t>
-      </w:r>
-      <w:hyperlink r:id="rId91">
-        <w:r>
-          <w:rPr>
-            <w:lang w:val="zh_TW" w:bidi="zh_TW"/>
-          </w:rPr>
-          <w:rPr>
-            <w:color w:val="0000EE"/>
-            <w:u w:val="single"/>
-          </w:rPr>
-          <w:t>10–11</w:t>
-        </w:r>
-      </w:hyperlink>
-      <w:r>
-        <w:rPr>
-          <w:lang w:val="zh_TW" w:bidi="zh_TW"/>
-        </w:rPr>
-        <w:t>節）。</w:t>
-      </w:r>
-    </w:p>
-    <w:p>
-      <w:pPr>
-        <w:pStyle w:val="Heading3"/>
-      </w:pPr>
-      <w:r>
-        <w:rPr>
-          <w:lang w:val="zh_TW" w:bidi="zh_TW"/>
-        </w:rPr>
-        <w:t>榮耀與神的百姓</w:t>
-      </w:r>
-    </w:p>
-    <w:p>
-      <w:pPr/>
-      <w:r>
-        <w:rPr>
-          <w:lang w:val="zh_TW" w:bidi="zh_TW"/>
-        </w:rPr>
-      </w:r>
-      <w:r>
-        <w:rPr>
-          <w:lang w:val="zh_TW" w:bidi="zh_TW"/>
-        </w:rPr>
-        <w:t>神的百姓已經經歷了神同在的榮耀。舊約中的榮耀的雲彩就是</w:t>
-      </w:r>
-      <w:r>
-        <w:rPr>
-          <w:i/>
-          <w:lang w:val="zh_TW" w:bidi="zh_TW"/>
-        </w:rPr>
-        <w:t>他們</w:t>
-      </w:r>
-      <w:r>
-        <w:rPr>
-          <w:lang w:val="zh_TW" w:bidi="zh_TW"/>
-        </w:rPr>
-        <w:t>的榮耀（</w:t>
-      </w:r>
-      <w:hyperlink r:id="rId57">
-        <w:r>
-          <w:rPr>
-            <w:lang w:val="zh_TW" w:bidi="zh_TW"/>
-          </w:rPr>
-          <w:rPr>
-            <w:color w:val="0000EE"/>
-            <w:u w:val="single"/>
-          </w:rPr>
-          <w:t>詩106:20</w:t>
-        </w:r>
-      </w:hyperlink>
-      <w:r>
-        <w:rPr>
-          <w:lang w:val="zh_TW" w:bidi="zh_TW"/>
-        </w:rPr>
-        <w:t>；</w:t>
-      </w:r>
-      <w:hyperlink r:id="rId92">
-        <w:r>
-          <w:rPr>
-            <w:lang w:val="zh_TW" w:bidi="zh_TW"/>
-          </w:rPr>
-          <w:rPr>
-            <w:color w:val="0000EE"/>
-            <w:u w:val="single"/>
-          </w:rPr>
-          <w:t>耶2:11</w:t>
-        </w:r>
-      </w:hyperlink>
-      <w:r>
-        <w:rPr>
-          <w:lang w:val="zh_TW" w:bidi="zh_TW"/>
-        </w:rPr>
-        <w:t>）。基督作為神榮耀的化身來到祂的百姓中間，當基督升天後，祂將聖靈賜給信徒（</w:t>
-      </w:r>
-      <w:hyperlink r:id="rId93">
-        <w:r>
-          <w:rPr>
-            <w:lang w:val="zh_TW" w:bidi="zh_TW"/>
-          </w:rPr>
-          <w:rPr>
-            <w:color w:val="0000EE"/>
-            <w:u w:val="single"/>
-          </w:rPr>
-          <w:t>約16:7–14</w:t>
-        </w:r>
-      </w:hyperlink>
-      <w:r>
-        <w:rPr>
-          <w:lang w:val="zh_TW" w:bidi="zh_TW"/>
-        </w:rPr>
-        <w:t>），使神可以住在祂的百姓中間。為基督名受苦的人，榮耀的靈住在他們身上（</w:t>
-      </w:r>
-      <w:hyperlink r:id="rId94">
-        <w:r>
-          <w:rPr>
-            <w:lang w:val="zh_TW" w:bidi="zh_TW"/>
-          </w:rPr>
-          <w:rPr>
-            <w:color w:val="0000EE"/>
-            <w:u w:val="single"/>
-          </w:rPr>
-          <w:t>彼前4:14</w:t>
-        </w:r>
-      </w:hyperlink>
-      <w:r>
-        <w:rPr>
-          <w:lang w:val="zh_TW" w:bidi="zh_TW"/>
-        </w:rPr>
-        <w:t>）；這靈是聖徒榮耀基業的保證（</w:t>
-      </w:r>
-      <w:hyperlink r:id="rId95">
-        <w:r>
-          <w:rPr>
-            <w:lang w:val="zh_TW" w:bidi="zh_TW"/>
-          </w:rPr>
-          <w:rPr>
-            <w:color w:val="0000EE"/>
-            <w:u w:val="single"/>
-          </w:rPr>
-          <w:t>羅8:16–17</w:t>
-        </w:r>
-      </w:hyperlink>
-      <w:r>
-        <w:rPr>
-          <w:lang w:val="zh_TW" w:bidi="zh_TW"/>
-        </w:rPr>
-        <w:t>）。</w:t>
-      </w:r>
-    </w:p>
-    <w:p>
-      <w:pPr/>
-      <w:r>
-        <w:rPr>
-          <w:lang w:val="zh_TW" w:bidi="zh_TW"/>
-        </w:rPr>
-      </w:r>
-      <w:r>
-        <w:rPr>
-          <w:lang w:val="zh_TW" w:bidi="zh_TW"/>
-        </w:rPr>
-        <w:t>神賜給祂百姓「榮耀的盼望」（</w:t>
-      </w:r>
-      <w:hyperlink r:id="rId96">
-        <w:r>
-          <w:rPr>
-            <w:lang w:val="zh_TW" w:bidi="zh_TW"/>
-          </w:rPr>
-          <w:rPr>
-            <w:color w:val="0000EE"/>
-            <w:u w:val="single"/>
-          </w:rPr>
-          <w:t>羅5:2</w:t>
-        </w:r>
-      </w:hyperlink>
-      <w:r>
-        <w:rPr>
-          <w:lang w:val="zh_TW" w:bidi="zh_TW"/>
-        </w:rPr>
-        <w:t>；</w:t>
-      </w:r>
-      <w:hyperlink r:id="rId77">
-        <w:r>
-          <w:rPr>
-            <w:lang w:val="zh_TW" w:bidi="zh_TW"/>
-          </w:rPr>
-          <w:rPr>
-            <w:color w:val="0000EE"/>
-            <w:u w:val="single"/>
-          </w:rPr>
-          <w:t>腓3:21</w:t>
-        </w:r>
-      </w:hyperlink>
-      <w:r>
-        <w:rPr>
-          <w:lang w:val="zh_TW" w:bidi="zh_TW"/>
-        </w:rPr>
-        <w:t>；</w:t>
-      </w:r>
-      <w:hyperlink r:id="rId97">
-        <w:r>
-          <w:rPr>
-            <w:lang w:val="zh_TW" w:bidi="zh_TW"/>
-          </w:rPr>
-          <w:rPr>
-            <w:color w:val="0000EE"/>
-            <w:u w:val="single"/>
-          </w:rPr>
-          <w:t>西1:27</w:t>
-        </w:r>
-      </w:hyperlink>
-      <w:r>
-        <w:rPr>
-          <w:lang w:val="zh_TW" w:bidi="zh_TW"/>
-        </w:rPr>
-        <w:t>；</w:t>
-      </w:r>
-      <w:hyperlink r:id="rId98">
-        <w:r>
-          <w:rPr>
-            <w:lang w:val="zh_TW" w:bidi="zh_TW"/>
-          </w:rPr>
-          <w:rPr>
-            <w:color w:val="0000EE"/>
-            <w:u w:val="single"/>
-          </w:rPr>
-          <w:t>猶24–25</w:t>
-        </w:r>
-      </w:hyperlink>
-      <w:r>
-        <w:rPr>
-          <w:lang w:val="zh_TW" w:bidi="zh_TW"/>
-        </w:rPr>
-        <w:t>）。那些祂所揀選的人，祂也必使他們得榮耀（</w:t>
-      </w:r>
-      <w:hyperlink r:id="rId99">
-        <w:r>
-          <w:rPr>
-            <w:lang w:val="zh_TW" w:bidi="zh_TW"/>
-          </w:rPr>
-          <w:rPr>
-            <w:color w:val="0000EE"/>
-            <w:u w:val="single"/>
-          </w:rPr>
-          <w:t>羅8:30，</w:t>
-        </w:r>
-      </w:hyperlink>
-      <w:hyperlink r:id="rId100">
-        <w:r>
-          <w:rPr>
-            <w:lang w:val="zh_TW" w:bidi="zh_TW"/>
-          </w:rPr>
-          <w:rPr>
-            <w:color w:val="0000EE"/>
-            <w:u w:val="single"/>
-          </w:rPr>
-          <w:t>9:23</w:t>
-        </w:r>
-      </w:hyperlink>
-      <w:r>
-        <w:rPr>
-          <w:lang w:val="zh_TW" w:bidi="zh_TW"/>
-        </w:rPr>
-        <w:t>）；他們將在基督裡分享祂的榮耀（</w:t>
-      </w:r>
-      <w:hyperlink r:id="rId101">
-        <w:r>
-          <w:rPr>
-            <w:lang w:val="zh_TW" w:bidi="zh_TW"/>
-          </w:rPr>
-          <w:rPr>
-            <w:color w:val="0000EE"/>
-            <w:u w:val="single"/>
-          </w:rPr>
-          <w:t>西3:4</w:t>
-        </w:r>
-      </w:hyperlink>
-      <w:r>
-        <w:rPr>
-          <w:lang w:val="zh_TW" w:bidi="zh_TW"/>
-        </w:rPr>
-        <w:t>；</w:t>
-      </w:r>
-      <w:hyperlink r:id="rId102">
-        <w:r>
-          <w:rPr>
-            <w:lang w:val="zh_TW" w:bidi="zh_TW"/>
-          </w:rPr>
-          <w:rPr>
-            <w:color w:val="0000EE"/>
-            <w:u w:val="single"/>
-          </w:rPr>
-          <w:t>帖後2:14</w:t>
-        </w:r>
-      </w:hyperlink>
-      <w:r>
-        <w:rPr>
-          <w:lang w:val="zh_TW" w:bidi="zh_TW"/>
-        </w:rPr>
-        <w:t>；</w:t>
-      </w:r>
-      <w:hyperlink r:id="rId103">
-        <w:r>
-          <w:rPr>
-            <w:lang w:val="zh_TW" w:bidi="zh_TW"/>
-          </w:rPr>
-          <w:rPr>
-            <w:color w:val="0000EE"/>
-            <w:u w:val="single"/>
-          </w:rPr>
-          <w:t>提後2:10</w:t>
-        </w:r>
-      </w:hyperlink>
-      <w:r>
-        <w:rPr>
-          <w:lang w:val="zh_TW" w:bidi="zh_TW"/>
-        </w:rPr>
-        <w:t>）。今世的苦楚與將來要顯於我們的榮耀無法相比（</w:t>
-      </w:r>
-      <w:hyperlink r:id="rId104">
-        <w:r>
-          <w:rPr>
-            <w:lang w:val="zh_TW" w:bidi="zh_TW"/>
-          </w:rPr>
-          <w:rPr>
-            <w:color w:val="0000EE"/>
-            <w:u w:val="single"/>
-          </w:rPr>
-          <w:t>羅8:18</w:t>
-        </w:r>
-      </w:hyperlink>
-      <w:r>
-        <w:rPr>
-          <w:lang w:val="zh_TW" w:bidi="zh_TW"/>
-        </w:rPr>
-        <w:t>；</w:t>
-      </w:r>
-      <w:hyperlink r:id="rId105">
-        <w:r>
-          <w:rPr>
-            <w:lang w:val="zh_TW" w:bidi="zh_TW"/>
-          </w:rPr>
-          <w:rPr>
-            <w:color w:val="0000EE"/>
-            <w:u w:val="single"/>
-          </w:rPr>
-          <w:t>林後4:17</w:t>
-        </w:r>
-      </w:hyperlink>
-      <w:r>
-        <w:rPr>
-          <w:lang w:val="zh_TW" w:bidi="zh_TW"/>
-        </w:rPr>
-        <w:t>）。整個受造界渴望看見神兒女自由的榮耀（</w:t>
-      </w:r>
-      <w:hyperlink r:id="rId106">
-        <w:r>
-          <w:rPr>
-            <w:lang w:val="zh_TW" w:bidi="zh_TW"/>
-          </w:rPr>
-          <w:rPr>
-            <w:color w:val="0000EE"/>
-            <w:u w:val="single"/>
-          </w:rPr>
-          <w:t>羅8:21</w:t>
-        </w:r>
-      </w:hyperlink>
-      <w:r>
-        <w:rPr>
-          <w:lang w:val="zh_TW" w:bidi="zh_TW"/>
-        </w:rPr>
-        <w:t>）。這樣的榮耀盼望如此確定，以致彼得甚至可以在今世就說自己同享基督的榮耀（</w:t>
-      </w:r>
-      <w:hyperlink r:id="rId107">
-        <w:r>
-          <w:rPr>
-            <w:lang w:val="zh_TW" w:bidi="zh_TW"/>
-          </w:rPr>
-          <w:rPr>
-            <w:color w:val="0000EE"/>
-            <w:u w:val="single"/>
-          </w:rPr>
-          <w:t>彼前5:1</w:t>
-        </w:r>
-      </w:hyperlink>
-      <w:r>
-        <w:rPr>
-          <w:lang w:val="zh_TW" w:bidi="zh_TW"/>
-        </w:rPr>
-        <w:t>），同時也仰望那永恆的榮耀（見</w:t>
-      </w:r>
-      <w:hyperlink r:id="rId108">
-        <w:r>
-          <w:rPr>
-            <w:lang w:val="zh_TW" w:bidi="zh_TW"/>
-          </w:rPr>
-          <w:rPr>
-            <w:color w:val="0000EE"/>
-            <w:u w:val="single"/>
-          </w:rPr>
-          <w:t>10</w:t>
-        </w:r>
-      </w:hyperlink>
-      <w:r>
-        <w:rPr>
-          <w:lang w:val="zh_TW" w:bidi="zh_TW"/>
-        </w:rPr>
-        <w:t>節）。作為基督榮耀的分享者，教會被召去榮耀神。因著他們內心的盼望，他們潔淨自己（</w:t>
-      </w:r>
-      <w:hyperlink r:id="rId109">
-        <w:r>
-          <w:rPr>
-            <w:lang w:val="zh_TW" w:bidi="zh_TW"/>
-          </w:rPr>
-          <w:rPr>
-            <w:color w:val="0000EE"/>
-            <w:u w:val="single"/>
-          </w:rPr>
-          <w:t>約一3:3</w:t>
-        </w:r>
-      </w:hyperlink>
-      <w:r>
-        <w:rPr>
-          <w:lang w:val="zh_TW" w:bidi="zh_TW"/>
-        </w:rPr>
-        <w:t>）。</w:t>
-      </w:r>
-    </w:p>
-    <w:p>
-      <w:pPr/>
-      <w:r>
-        <w:rPr>
-          <w:lang w:val="zh_TW" w:bidi="zh_TW"/>
-        </w:rPr>
-      </w:r>
-      <w:r>
-        <w:rPr>
-          <w:i/>
-          <w:lang w:val="zh_TW" w:bidi="zh_TW"/>
-        </w:rPr>
-        <w:t>另見</w:t>
-      </w:r>
-      <w:r>
-        <w:rPr>
-          <w:lang w:val="zh_TW" w:bidi="zh_TW"/>
-        </w:rPr>
-        <w:t xml:space="preserve"> </w:t>
-      </w:r>
-      <w:r>
-        <w:rPr>
-          <w:lang w:val="zh_TW" w:bidi="zh_TW"/>
-        </w:rPr>
-        <w:t>誇耀</w:t>
-      </w:r>
-      <w:r>
-        <w:rPr>
-          <w:lang w:val="zh_TW" w:bidi="zh_TW"/>
-        </w:rPr>
-        <w:t>；</w:t>
-      </w:r>
-      <w:r>
-        <w:rPr>
-          <w:lang w:val="zh_TW" w:bidi="zh_TW"/>
-        </w:rPr>
-        <w:t>神的存在與屬性</w:t>
-      </w:r>
-      <w:r>
-        <w:rPr>
-          <w:lang w:val="zh_TW" w:bidi="zh_TW"/>
-        </w:rPr>
-        <w:t>；</w:t>
-      </w:r>
-      <w:r>
-        <w:rPr>
-          <w:lang w:val="zh_TW" w:bidi="zh_TW"/>
-        </w:rPr>
-        <w:t>火柱與雲柱</w:t>
-      </w:r>
-      <w:r>
-        <w:rPr>
-          <w:lang w:val="zh_TW" w:bidi="zh_TW"/>
-        </w:rPr>
-        <w:t>；</w:t>
-      </w:r>
-      <w:r>
-        <w:rPr>
-          <w:lang w:val="zh_TW" w:bidi="zh_TW"/>
-        </w:rPr>
-        <w:t>舍吉拿</w:t>
-      </w:r>
-      <w:r>
-        <w:rPr>
-          <w:lang w:val="zh_TW" w:bidi="zh_TW"/>
-        </w:rPr>
-        <w:t>；</w:t>
-      </w:r>
-      <w:r>
-        <w:rPr>
-          <w:lang w:val="zh_TW" w:bidi="zh_TW"/>
-        </w:rPr>
-        <w:t>神顯現</w:t>
-      </w:r>
-      <w:r>
-        <w:rPr>
-          <w:lang w:val="zh_TW" w:bidi="zh_TW"/>
-        </w:rPr>
-        <w:t>；</w:t>
-      </w:r>
-      <w:r>
-        <w:rPr>
-          <w:lang w:val="zh_TW" w:bidi="zh_TW"/>
-        </w:rPr>
-        <w:t>財富</w:t>
+      <w:r>
+        <w:rPr>
+          <w:lang w:val="zh_TW" w:bidi="zh_TW"/>
+        </w:rPr>
+        <w:t>悔改</w:t>
       </w:r>
       <w:r>
         <w:rPr>

--- a/zht/docx/139.content.docx
+++ b/zht/docx/139.content.docx
@@ -233,36 +233,24 @@
         </w:rPr>
         <w:t>饒恕，涉及修復破裂的關係；不再對錯誤和冒犯感到怨恨。饒恕主要是神的行為，祂赦免罪人免受審判，並使他們免於因犯罪而受到神的懲罰。由於只有神是聖潔的，只有神能夠赦免罪（</w:t>
       </w:r>
-      <w:hyperlink r:id="rId13">
-        <w:r>
-          <w:rPr>
-            <w:lang w:val="zh_TW" w:bidi="zh_TW"/>
-          </w:rPr>
-          <w:rPr>
-            <w:color w:val="0000EE"/>
-            <w:u w:val="single"/>
-          </w:rPr>
-          <w:t>可2:7</w:t>
-        </w:r>
-      </w:hyperlink>
+      <w:r>
+        <w:rPr>
+          <w:lang w:val="zh_TW" w:bidi="zh_TW"/>
+        </w:rPr>
+        <w:t>可2:7</w:t>
+      </w:r>
       <w:r>
         <w:rPr>
           <w:lang w:val="zh_TW" w:bidi="zh_TW"/>
         </w:rPr>
         <w:t>；</w:t>
       </w:r>
-      <w:hyperlink r:id="rId14">
-        <w:r>
-          <w:rPr>
-            <w:lang w:val="zh_TW" w:bidi="zh_TW"/>
-          </w:rPr>
-          <w:rPr>
-            <w:color w:val="0000EE"/>
-            <w:u w:val="single"/>
-          </w:rPr>
-          <w:t>路5:21</w:t>
-        </w:r>
-      </w:hyperlink>
+      <w:r>
+        <w:rPr>
+          <w:lang w:val="zh_TW" w:bidi="zh_TW"/>
+        </w:rPr>
+        <w:t>路5:21</w:t>
+      </w:r>
       <w:r>
         <w:rPr>
           <w:lang w:val="zh_TW" w:bidi="zh_TW"/>
@@ -321,228 +309,150 @@
         </w:rPr>
         <w:t>意為「送走」，就像替罪羊被送到曠野去承擔以色列人的罪一樣。它也被解釋為「憐憫」（</w:t>
       </w:r>
-      <w:hyperlink r:id="rId15">
-        <w:r>
-          <w:rPr>
-            <w:lang w:val="zh_TW" w:bidi="zh_TW"/>
-          </w:rPr>
-          <w:rPr>
-            <w:color w:val="0000EE"/>
-            <w:u w:val="single"/>
-          </w:rPr>
-          <w:t>利4:20</w:t>
-        </w:r>
-      </w:hyperlink>
+      <w:r>
+        <w:rPr>
+          <w:lang w:val="zh_TW" w:bidi="zh_TW"/>
+        </w:rPr>
+        <w:t>利4:20</w:t>
+      </w:r>
       <w:r>
         <w:rPr>
           <w:lang w:val="zh_TW" w:bidi="zh_TW"/>
         </w:rPr>
         <w:t>；</w:t>
       </w:r>
-      <w:hyperlink r:id="rId16">
-        <w:r>
-          <w:rPr>
-            <w:lang w:val="zh_TW" w:bidi="zh_TW"/>
-          </w:rPr>
-          <w:rPr>
-            <w:color w:val="0000EE"/>
-            <w:u w:val="single"/>
-          </w:rPr>
-          <w:t>王上8:30、34</w:t>
-        </w:r>
-      </w:hyperlink>
+      <w:r>
+        <w:rPr>
+          <w:lang w:val="zh_TW" w:bidi="zh_TW"/>
+        </w:rPr>
+        <w:t>王上8:30、34</w:t>
+      </w:r>
       <w:r>
         <w:rPr>
           <w:lang w:val="zh_TW" w:bidi="zh_TW"/>
         </w:rPr>
         <w:t>；</w:t>
       </w:r>
-      <w:hyperlink r:id="rId17">
-        <w:r>
-          <w:rPr>
-            <w:lang w:val="zh_TW" w:bidi="zh_TW"/>
-          </w:rPr>
-          <w:rPr>
-            <w:color w:val="0000EE"/>
-            <w:u w:val="single"/>
-          </w:rPr>
-          <w:t>詩86:5，</w:t>
-        </w:r>
-      </w:hyperlink>
-      <w:hyperlink r:id="rId18">
-        <w:r>
-          <w:rPr>
-            <w:lang w:val="zh_TW" w:bidi="zh_TW"/>
-          </w:rPr>
-          <w:rPr>
-            <w:color w:val="0000EE"/>
-            <w:u w:val="single"/>
-          </w:rPr>
-          <w:t>103:3</w:t>
-        </w:r>
-      </w:hyperlink>
+      <w:r>
+        <w:rPr>
+          <w:lang w:val="zh_TW" w:bidi="zh_TW"/>
+        </w:rPr>
+        <w:t>詩86:5，</w:t>
+      </w:r>
+      <w:r>
+        <w:rPr>
+          <w:lang w:val="zh_TW" w:bidi="zh_TW"/>
+        </w:rPr>
+        <w:t>103:3</w:t>
+      </w:r>
       <w:r>
         <w:rPr>
           <w:lang w:val="zh_TW" w:bidi="zh_TW"/>
         </w:rPr>
         <w:t>）。希伯來文kapar通常用於贖罪，意思是「遮蓋」，就像獻祭是為了遮蓋敬拜者的不足（</w:t>
       </w:r>
-      <w:hyperlink r:id="rId19">
-        <w:r>
-          <w:rPr>
-            <w:lang w:val="zh_TW" w:bidi="zh_TW"/>
-          </w:rPr>
-          <w:rPr>
-            <w:color w:val="0000EE"/>
-            <w:u w:val="single"/>
-          </w:rPr>
-          <w:t>出29:36</w:t>
-        </w:r>
-      </w:hyperlink>
+      <w:r>
+        <w:rPr>
+          <w:lang w:val="zh_TW" w:bidi="zh_TW"/>
+        </w:rPr>
+        <w:t>出29:36</w:t>
+      </w:r>
       <w:r>
         <w:rPr>
           <w:lang w:val="zh_TW" w:bidi="zh_TW"/>
         </w:rPr>
         <w:t>；</w:t>
       </w:r>
-      <w:hyperlink r:id="rId20">
-        <w:r>
-          <w:rPr>
-            <w:lang w:val="zh_TW" w:bidi="zh_TW"/>
-          </w:rPr>
-          <w:rPr>
-            <w:color w:val="0000EE"/>
-            <w:u w:val="single"/>
-          </w:rPr>
-          <w:t>申21:8</w:t>
-        </w:r>
-      </w:hyperlink>
+      <w:r>
+        <w:rPr>
+          <w:lang w:val="zh_TW" w:bidi="zh_TW"/>
+        </w:rPr>
+        <w:t>申21:8</w:t>
+      </w:r>
       <w:r>
         <w:rPr>
           <w:lang w:val="zh_TW" w:bidi="zh_TW"/>
         </w:rPr>
         <w:t>；</w:t>
       </w:r>
-      <w:hyperlink r:id="rId21">
-        <w:r>
-          <w:rPr>
-            <w:lang w:val="zh_TW" w:bidi="zh_TW"/>
-          </w:rPr>
-          <w:rPr>
-            <w:color w:val="0000EE"/>
-            <w:u w:val="single"/>
-          </w:rPr>
-          <w:t>耶18:23</w:t>
-        </w:r>
-      </w:hyperlink>
+      <w:r>
+        <w:rPr>
+          <w:lang w:val="zh_TW" w:bidi="zh_TW"/>
+        </w:rPr>
+        <w:t>耶18:23</w:t>
+      </w:r>
       <w:r>
         <w:rPr>
           <w:lang w:val="zh_TW" w:bidi="zh_TW"/>
         </w:rPr>
         <w:t>；</w:t>
       </w:r>
-      <w:hyperlink r:id="rId22">
-        <w:r>
-          <w:rPr>
-            <w:lang w:val="zh_TW" w:bidi="zh_TW"/>
-          </w:rPr>
-          <w:rPr>
-            <w:color w:val="0000EE"/>
-            <w:u w:val="single"/>
-          </w:rPr>
-          <w:t>結43:20</w:t>
-        </w:r>
-      </w:hyperlink>
+      <w:r>
+        <w:rPr>
+          <w:lang w:val="zh_TW" w:bidi="zh_TW"/>
+        </w:rPr>
+        <w:t>結43:20</w:t>
+      </w:r>
       <w:r>
         <w:rPr>
           <w:lang w:val="zh_TW" w:bidi="zh_TW"/>
         </w:rPr>
         <w:t>，</w:t>
       </w:r>
-      <w:hyperlink r:id="rId23">
-        <w:r>
-          <w:rPr>
-            <w:lang w:val="zh_TW" w:bidi="zh_TW"/>
-          </w:rPr>
-          <w:rPr>
-            <w:color w:val="0000EE"/>
-            <w:u w:val="single"/>
-          </w:rPr>
-          <w:t>45:20</w:t>
-        </w:r>
-      </w:hyperlink>
+      <w:r>
+        <w:rPr>
+          <w:lang w:val="zh_TW" w:bidi="zh_TW"/>
+        </w:rPr>
+        <w:t>45:20</w:t>
+      </w:r>
       <w:r>
         <w:rPr>
           <w:lang w:val="zh_TW" w:bidi="zh_TW"/>
         </w:rPr>
         <w:t>）。salah的同源詞總是指神的饒恕行為（</w:t>
       </w:r>
-      <w:hyperlink r:id="rId24">
-        <w:r>
-          <w:rPr>
-            <w:lang w:val="zh_TW" w:bidi="zh_TW"/>
-          </w:rPr>
-          <w:rPr>
-            <w:color w:val="0000EE"/>
-            <w:u w:val="single"/>
-          </w:rPr>
-          <w:t>民30:5、8、12</w:t>
-        </w:r>
-      </w:hyperlink>
+      <w:r>
+        <w:rPr>
+          <w:lang w:val="zh_TW" w:bidi="zh_TW"/>
+        </w:rPr>
+        <w:t>民30:5、8、12</w:t>
+      </w:r>
       <w:r>
         <w:rPr>
           <w:lang w:val="zh_TW" w:bidi="zh_TW"/>
         </w:rPr>
         <w:t>；</w:t>
       </w:r>
-      <w:hyperlink r:id="rId17">
-        <w:r>
-          <w:rPr>
-            <w:lang w:val="zh_TW" w:bidi="zh_TW"/>
-          </w:rPr>
-          <w:rPr>
-            <w:color w:val="0000EE"/>
-            <w:u w:val="single"/>
-          </w:rPr>
-          <w:t>詩86:5</w:t>
-        </w:r>
-      </w:hyperlink>
+      <w:r>
+        <w:rPr>
+          <w:lang w:val="zh_TW" w:bidi="zh_TW"/>
+        </w:rPr>
+        <w:t>詩86:5</w:t>
+      </w:r>
       <w:r>
         <w:rPr>
           <w:lang w:val="zh_TW" w:bidi="zh_TW"/>
         </w:rPr>
         <w:t>，</w:t>
       </w:r>
-      <w:hyperlink r:id="rId25">
-        <w:r>
-          <w:rPr>
-            <w:lang w:val="zh_TW" w:bidi="zh_TW"/>
-          </w:rPr>
-          <w:rPr>
-            <w:color w:val="0000EE"/>
-            <w:u w:val="single"/>
-          </w:rPr>
-          <w:t>130:4</w:t>
-        </w:r>
-      </w:hyperlink>
+      <w:r>
+        <w:rPr>
+          <w:lang w:val="zh_TW" w:bidi="zh_TW"/>
+        </w:rPr>
+        <w:t>130:4</w:t>
+      </w:r>
       <w:r>
         <w:rPr>
           <w:lang w:val="zh_TW" w:bidi="zh_TW"/>
         </w:rPr>
         <w:t>；</w:t>
       </w:r>
-      <w:hyperlink r:id="rId26">
-        <w:r>
-          <w:rPr>
-            <w:lang w:val="zh_TW" w:bidi="zh_TW"/>
-          </w:rPr>
-          <w:rPr>
-            <w:color w:val="0000EE"/>
-            <w:u w:val="single"/>
-          </w:rPr>
-          <w:t>但9:9</w:t>
-        </w:r>
-      </w:hyperlink>
+      <w:r>
+        <w:rPr>
+          <w:lang w:val="zh_TW" w:bidi="zh_TW"/>
+        </w:rPr>
+        <w:t>但9:9</w:t>
+      </w:r>
       <w:r>
         <w:rPr>
           <w:lang w:val="zh_TW" w:bidi="zh_TW"/>
@@ -562,54 +472,36 @@
         </w:rPr>
         <w:t>意為「塗抹（wipe away）」（</w:t>
       </w:r>
-      <w:hyperlink r:id="rId27">
-        <w:r>
-          <w:rPr>
-            <w:lang w:val="zh_TW" w:bidi="zh_TW"/>
-          </w:rPr>
-          <w:rPr>
-            <w:color w:val="0000EE"/>
-            <w:u w:val="single"/>
-          </w:rPr>
-          <w:t>詩51:1、7</w:t>
-        </w:r>
-      </w:hyperlink>
+      <w:r>
+        <w:rPr>
+          <w:lang w:val="zh_TW" w:bidi="zh_TW"/>
+        </w:rPr>
+        <w:t>詩51:1、7</w:t>
+      </w:r>
       <w:r>
         <w:rPr>
           <w:lang w:val="zh_TW" w:bidi="zh_TW"/>
         </w:rPr>
         <w:t>；</w:t>
       </w:r>
-      <w:hyperlink r:id="rId28">
-        <w:r>
-          <w:rPr>
-            <w:lang w:val="zh_TW" w:bidi="zh_TW"/>
-          </w:rPr>
-          <w:rPr>
-            <w:color w:val="0000EE"/>
-            <w:u w:val="single"/>
-          </w:rPr>
-          <w:t>賽43:25</w:t>
-        </w:r>
-      </w:hyperlink>
+      <w:r>
+        <w:rPr>
+          <w:lang w:val="zh_TW" w:bidi="zh_TW"/>
+        </w:rPr>
+        <w:t>賽43:25</w:t>
+      </w:r>
       <w:r>
         <w:rPr>
           <w:lang w:val="zh_TW" w:bidi="zh_TW"/>
         </w:rPr>
         <w:t>，</w:t>
       </w:r>
-      <w:hyperlink r:id="rId29">
-        <w:r>
-          <w:rPr>
-            <w:lang w:val="zh_TW" w:bidi="zh_TW"/>
-          </w:rPr>
-          <w:rPr>
-            <w:color w:val="0000EE"/>
-            <w:u w:val="single"/>
-          </w:rPr>
-          <w:t>44:22</w:t>
-        </w:r>
-      </w:hyperlink>
+      <w:r>
+        <w:rPr>
+          <w:lang w:val="zh_TW" w:bidi="zh_TW"/>
+        </w:rPr>
+        <w:t>44:22</w:t>
+      </w:r>
       <w:r>
         <w:rPr>
           <w:lang w:val="zh_TW" w:bidi="zh_TW"/>
@@ -630,198 +522,132 @@
         </w:rPr>
         <w:t>舊約教導我們，神是寬恕的神（</w:t>
       </w:r>
-      <w:hyperlink r:id="rId30">
-        <w:r>
-          <w:rPr>
-            <w:lang w:val="zh_TW" w:bidi="zh_TW"/>
-          </w:rPr>
-          <w:rPr>
-            <w:color w:val="0000EE"/>
-            <w:u w:val="single"/>
-          </w:rPr>
-          <w:t>出34:6–7</w:t>
-        </w:r>
-      </w:hyperlink>
+      <w:r>
+        <w:rPr>
+          <w:lang w:val="zh_TW" w:bidi="zh_TW"/>
+        </w:rPr>
+        <w:t>出34:6–7</w:t>
+      </w:r>
       <w:r>
         <w:rPr>
           <w:lang w:val="zh_TW" w:bidi="zh_TW"/>
         </w:rPr>
         <w:t>；</w:t>
       </w:r>
-      <w:hyperlink r:id="rId31">
-        <w:r>
-          <w:rPr>
-            <w:lang w:val="zh_TW" w:bidi="zh_TW"/>
-          </w:rPr>
-          <w:rPr>
-            <w:color w:val="0000EE"/>
-            <w:u w:val="single"/>
-          </w:rPr>
-          <w:t>尼9:17</w:t>
-        </w:r>
-      </w:hyperlink>
+      <w:r>
+        <w:rPr>
+          <w:lang w:val="zh_TW" w:bidi="zh_TW"/>
+        </w:rPr>
+        <w:t>尼9:17</w:t>
+      </w:r>
       <w:r>
         <w:rPr>
           <w:lang w:val="zh_TW" w:bidi="zh_TW"/>
         </w:rPr>
         <w:t>；</w:t>
       </w:r>
-      <w:hyperlink r:id="rId26">
-        <w:r>
-          <w:rPr>
-            <w:lang w:val="zh_TW" w:bidi="zh_TW"/>
-          </w:rPr>
-          <w:rPr>
-            <w:color w:val="0000EE"/>
-            <w:u w:val="single"/>
-          </w:rPr>
-          <w:t>但9:9</w:t>
-        </w:r>
-      </w:hyperlink>
+      <w:r>
+        <w:rPr>
+          <w:lang w:val="zh_TW" w:bidi="zh_TW"/>
+        </w:rPr>
+        <w:t>但9:9</w:t>
+      </w:r>
       <w:r>
         <w:rPr>
           <w:lang w:val="zh_TW" w:bidi="zh_TW"/>
         </w:rPr>
         <w:t>），但祂也是公義的，並會懲罰罪惡。許多經文記載，當適當的條件未滿足，或犯下嚴重罪行時，神拒絕饒恕（</w:t>
       </w:r>
-      <w:hyperlink r:id="rId32">
-        <w:r>
-          <w:rPr>
-            <w:lang w:val="zh_TW" w:bidi="zh_TW"/>
-          </w:rPr>
-          <w:rPr>
-            <w:color w:val="0000EE"/>
-            <w:u w:val="single"/>
-          </w:rPr>
-          <w:t>申29:20</w:t>
-        </w:r>
-      </w:hyperlink>
+      <w:r>
+        <w:rPr>
+          <w:lang w:val="zh_TW" w:bidi="zh_TW"/>
+        </w:rPr>
+        <w:t>申29:20</w:t>
+      </w:r>
       <w:r>
         <w:rPr>
           <w:lang w:val="zh_TW" w:bidi="zh_TW"/>
         </w:rPr>
         <w:t>；</w:t>
       </w:r>
-      <w:hyperlink r:id="rId33">
-        <w:r>
-          <w:rPr>
-            <w:lang w:val="zh_TW" w:bidi="zh_TW"/>
-          </w:rPr>
-          <w:rPr>
-            <w:color w:val="0000EE"/>
-            <w:u w:val="single"/>
-          </w:rPr>
-          <w:t>王下24:4</w:t>
-        </w:r>
-      </w:hyperlink>
+      <w:r>
+        <w:rPr>
+          <w:lang w:val="zh_TW" w:bidi="zh_TW"/>
+        </w:rPr>
+        <w:t>王下24:4</w:t>
+      </w:r>
       <w:r>
         <w:rPr>
           <w:lang w:val="zh_TW" w:bidi="zh_TW"/>
         </w:rPr>
         <w:t>；</w:t>
       </w:r>
-      <w:hyperlink r:id="rId34">
-        <w:r>
-          <w:rPr>
-            <w:lang w:val="zh_TW" w:bidi="zh_TW"/>
-          </w:rPr>
-          <w:rPr>
-            <w:color w:val="0000EE"/>
-            <w:u w:val="single"/>
-          </w:rPr>
-          <w:t>耶5:7</w:t>
-        </w:r>
-      </w:hyperlink>
+      <w:r>
+        <w:rPr>
+          <w:lang w:val="zh_TW" w:bidi="zh_TW"/>
+        </w:rPr>
+        <w:t>耶5:7</w:t>
+      </w:r>
       <w:r>
         <w:rPr>
           <w:lang w:val="zh_TW" w:bidi="zh_TW"/>
         </w:rPr>
         <w:t>）。饒恕根植於神的品格，但祂的饒恕從不是無區別的，因為人們也必須悔改。舊約使用生動的比喻來表明神饒恕宏大的程度。罪被「投於深海」（</w:t>
       </w:r>
-      <w:hyperlink r:id="rId35">
-        <w:r>
-          <w:rPr>
-            <w:lang w:val="zh_TW" w:bidi="zh_TW"/>
-          </w:rPr>
-          <w:rPr>
-            <w:color w:val="0000EE"/>
-            <w:u w:val="single"/>
-          </w:rPr>
-          <w:t>彌7:19</w:t>
-        </w:r>
-      </w:hyperlink>
+      <w:r>
+        <w:rPr>
+          <w:lang w:val="zh_TW" w:bidi="zh_TW"/>
+        </w:rPr>
+        <w:t>彌7:19</w:t>
+      </w:r>
       <w:r>
         <w:rPr>
           <w:lang w:val="zh_TW" w:bidi="zh_TW"/>
         </w:rPr>
         <w:t>），罪被移除就像「東離西有多遠」（</w:t>
       </w:r>
-      <w:hyperlink r:id="rId36">
-        <w:r>
-          <w:rPr>
-            <w:lang w:val="zh_TW" w:bidi="zh_TW"/>
-          </w:rPr>
-          <w:rPr>
-            <w:color w:val="0000EE"/>
-            <w:u w:val="single"/>
-          </w:rPr>
-          <w:t>詩103:12</w:t>
-        </w:r>
-      </w:hyperlink>
+      <w:r>
+        <w:rPr>
+          <w:lang w:val="zh_TW" w:bidi="zh_TW"/>
+        </w:rPr>
+        <w:t>詩103:12</w:t>
+      </w:r>
       <w:r>
         <w:rPr>
           <w:lang w:val="zh_TW" w:bidi="zh_TW"/>
         </w:rPr>
         <w:t>），扔在神的背後（</w:t>
       </w:r>
-      <w:hyperlink r:id="rId37">
-        <w:r>
-          <w:rPr>
-            <w:lang w:val="zh_TW" w:bidi="zh_TW"/>
-          </w:rPr>
-          <w:rPr>
-            <w:color w:val="0000EE"/>
-            <w:u w:val="single"/>
-          </w:rPr>
-          <w:t>賽38:17</w:t>
-        </w:r>
-      </w:hyperlink>
+      <w:r>
+        <w:rPr>
+          <w:lang w:val="zh_TW" w:bidi="zh_TW"/>
+        </w:rPr>
+        <w:t>賽38:17</w:t>
+      </w:r>
       <w:r>
         <w:rPr>
           <w:lang w:val="zh_TW" w:bidi="zh_TW"/>
         </w:rPr>
         <w:t>），「不再記念」（</w:t>
       </w:r>
-      <w:hyperlink r:id="rId38">
-        <w:r>
-          <w:rPr>
-            <w:lang w:val="zh_TW" w:bidi="zh_TW"/>
-          </w:rPr>
-          <w:rPr>
-            <w:color w:val="0000EE"/>
-            <w:u w:val="single"/>
-          </w:rPr>
-          <w:t>耶31:34</w:t>
-        </w:r>
-      </w:hyperlink>
+      <w:r>
+        <w:rPr>
+          <w:lang w:val="zh_TW" w:bidi="zh_TW"/>
+        </w:rPr>
+        <w:t>耶31:34</w:t>
+      </w:r>
       <w:r>
         <w:rPr>
           <w:lang w:val="zh_TW" w:bidi="zh_TW"/>
         </w:rPr>
         <w:t>）。罪的污點和污垢被漂白成白色（</w:t>
       </w:r>
-      <w:hyperlink r:id="rId39">
-        <w:r>
-          <w:rPr>
-            <w:lang w:val="zh_TW" w:bidi="zh_TW"/>
-          </w:rPr>
-          <w:rPr>
-            <w:color w:val="0000EE"/>
-            <w:u w:val="single"/>
-          </w:rPr>
-          <w:t>賽1:18</w:t>
-        </w:r>
-      </w:hyperlink>
+      <w:r>
+        <w:rPr>
+          <w:lang w:val="zh_TW" w:bidi="zh_TW"/>
+        </w:rPr>
+        <w:t>賽1:18</w:t>
+      </w:r>
       <w:r>
         <w:rPr>
           <w:lang w:val="zh_TW" w:bidi="zh_TW"/>
@@ -867,198 +693,132 @@
         </w:rPr>
         <w:t>在新約中，當基督為我們死時，神饒恕了我們的罪，這更加強化了神白白饒恕這一概念。每個人都是無力償還的欠債者（</w:t>
       </w:r>
-      <w:hyperlink r:id="rId40">
-        <w:r>
-          <w:rPr>
-            <w:lang w:val="zh_TW" w:bidi="zh_TW"/>
-          </w:rPr>
-          <w:rPr>
-            <w:color w:val="0000EE"/>
-            <w:u w:val="single"/>
-          </w:rPr>
-          <w:t>太18:23–35</w:t>
-        </w:r>
-      </w:hyperlink>
+      <w:r>
+        <w:rPr>
+          <w:lang w:val="zh_TW" w:bidi="zh_TW"/>
+        </w:rPr>
+        <w:t>太18:23–35</w:t>
+      </w:r>
       <w:r>
         <w:rPr>
           <w:lang w:val="zh_TW" w:bidi="zh_TW"/>
         </w:rPr>
         <w:t>），沒有償還的希望。我們都是罪人，無法遵守律法或拯救自己（</w:t>
       </w:r>
-      <w:hyperlink r:id="rId41">
-        <w:r>
-          <w:rPr>
-            <w:lang w:val="zh_TW" w:bidi="zh_TW"/>
-          </w:rPr>
-          <w:rPr>
-            <w:color w:val="0000EE"/>
-            <w:u w:val="single"/>
-          </w:rPr>
-          <w:t>可10:26–27</w:t>
-        </w:r>
-      </w:hyperlink>
+      <w:r>
+        <w:rPr>
+          <w:lang w:val="zh_TW" w:bidi="zh_TW"/>
+        </w:rPr>
+        <w:t>可10:26–27</w:t>
+      </w:r>
       <w:r>
         <w:rPr>
           <w:lang w:val="zh_TW" w:bidi="zh_TW"/>
         </w:rPr>
         <w:t>）。這突顯了新約的教導，即唯有在基督裡才有饒恕。只有祂有權赦免罪（</w:t>
       </w:r>
-      <w:hyperlink r:id="rId42">
-        <w:r>
-          <w:rPr>
-            <w:lang w:val="zh_TW" w:bidi="zh_TW"/>
-          </w:rPr>
-          <w:rPr>
-            <w:color w:val="0000EE"/>
-            <w:u w:val="single"/>
-          </w:rPr>
-          <w:t>2:5–10</w:t>
-        </w:r>
-      </w:hyperlink>
+      <w:r>
+        <w:rPr>
+          <w:lang w:val="zh_TW" w:bidi="zh_TW"/>
+        </w:rPr>
+        <w:t>2:5–10</w:t>
+      </w:r>
       <w:r>
         <w:rPr>
           <w:lang w:val="zh_TW" w:bidi="zh_TW"/>
         </w:rPr>
         <w:t>），是祂的死具有救贖的意義（</w:t>
       </w:r>
-      <w:hyperlink r:id="rId43">
-        <w:r>
-          <w:rPr>
-            <w:lang w:val="zh_TW" w:bidi="zh_TW"/>
-          </w:rPr>
-          <w:rPr>
-            <w:color w:val="0000EE"/>
-            <w:u w:val="single"/>
-          </w:rPr>
-          <w:t>太26:28</w:t>
-        </w:r>
-      </w:hyperlink>
+      <w:r>
+        <w:rPr>
+          <w:lang w:val="zh_TW" w:bidi="zh_TW"/>
+        </w:rPr>
+        <w:t>太26:28</w:t>
+      </w:r>
       <w:r>
         <w:rPr>
           <w:lang w:val="zh_TW" w:bidi="zh_TW"/>
         </w:rPr>
         <w:t>；</w:t>
       </w:r>
-      <w:hyperlink r:id="rId44">
-        <w:r>
-          <w:rPr>
-            <w:lang w:val="zh_TW" w:bidi="zh_TW"/>
-          </w:rPr>
-          <w:rPr>
-            <w:color w:val="0000EE"/>
-            <w:u w:val="single"/>
-          </w:rPr>
-          <w:t>可10:45</w:t>
-        </w:r>
-      </w:hyperlink>
+      <w:r>
+        <w:rPr>
+          <w:lang w:val="zh_TW" w:bidi="zh_TW"/>
+        </w:rPr>
+        <w:t>可10:45</w:t>
+      </w:r>
       <w:r>
         <w:rPr>
           <w:lang w:val="zh_TW" w:bidi="zh_TW"/>
         </w:rPr>
         <w:t>），祂的寶血是新約的基礎（</w:t>
       </w:r>
-      <w:hyperlink r:id="rId45">
-        <w:r>
-          <w:rPr>
-            <w:lang w:val="zh_TW" w:bidi="zh_TW"/>
-          </w:rPr>
-          <w:rPr>
-            <w:color w:val="0000EE"/>
-            <w:u w:val="single"/>
-          </w:rPr>
-          <w:t>林前11:25</w:t>
-        </w:r>
-      </w:hyperlink>
+      <w:r>
+        <w:rPr>
+          <w:lang w:val="zh_TW" w:bidi="zh_TW"/>
+        </w:rPr>
+        <w:t>林前11:25</w:t>
+      </w:r>
       <w:r>
         <w:rPr>
           <w:lang w:val="zh_TW" w:bidi="zh_TW"/>
         </w:rPr>
         <w:t>）。唯有藉著祂，才能進入真正的饒恕經歷（</w:t>
       </w:r>
-      <w:hyperlink r:id="rId46">
-        <w:r>
-          <w:rPr>
-            <w:lang w:val="zh_TW" w:bidi="zh_TW"/>
-          </w:rPr>
-          <w:rPr>
-            <w:color w:val="0000EE"/>
-            <w:u w:val="single"/>
-          </w:rPr>
-          <w:t>來9:15、22</w:t>
-        </w:r>
-      </w:hyperlink>
+      <w:r>
+        <w:rPr>
+          <w:lang w:val="zh_TW" w:bidi="zh_TW"/>
+        </w:rPr>
+        <w:t>來9:15、22</w:t>
+      </w:r>
       <w:r>
         <w:rPr>
           <w:lang w:val="zh_TW" w:bidi="zh_TW"/>
         </w:rPr>
         <w:t>）。因此，饒恕與耶穌基督的宣告密不可分（</w:t>
       </w:r>
-      <w:hyperlink r:id="rId47">
-        <w:r>
-          <w:rPr>
-            <w:lang w:val="zh_TW" w:bidi="zh_TW"/>
-          </w:rPr>
-          <w:rPr>
-            <w:color w:val="0000EE"/>
-            <w:u w:val="single"/>
-          </w:rPr>
-          <w:t>徒13:38</w:t>
-        </w:r>
-      </w:hyperlink>
+      <w:r>
+        <w:rPr>
+          <w:lang w:val="zh_TW" w:bidi="zh_TW"/>
+        </w:rPr>
+        <w:t>徒13:38</w:t>
+      </w:r>
       <w:r>
         <w:rPr>
           <w:lang w:val="zh_TW" w:bidi="zh_TW"/>
         </w:rPr>
         <w:t>；</w:t>
       </w:r>
-      <w:hyperlink r:id="rId48">
-        <w:r>
-          <w:rPr>
-            <w:lang w:val="zh_TW" w:bidi="zh_TW"/>
-          </w:rPr>
-          <w:rPr>
-            <w:color w:val="0000EE"/>
-            <w:u w:val="single"/>
-          </w:rPr>
-          <w:t>弗1:7</w:t>
-        </w:r>
-      </w:hyperlink>
+      <w:r>
+        <w:rPr>
+          <w:lang w:val="zh_TW" w:bidi="zh_TW"/>
+        </w:rPr>
+        <w:t>弗1:7</w:t>
+      </w:r>
       <w:r>
         <w:rPr>
           <w:lang w:val="zh_TW" w:bidi="zh_TW"/>
         </w:rPr>
         <w:t>；</w:t>
       </w:r>
-      <w:hyperlink r:id="rId49">
-        <w:r>
-          <w:rPr>
-            <w:lang w:val="zh_TW" w:bidi="zh_TW"/>
-          </w:rPr>
-          <w:rPr>
-            <w:color w:val="0000EE"/>
-            <w:u w:val="single"/>
-          </w:rPr>
-          <w:t>西1:14</w:t>
-        </w:r>
-      </w:hyperlink>
+      <w:r>
+        <w:rPr>
+          <w:lang w:val="zh_TW" w:bidi="zh_TW"/>
+        </w:rPr>
+        <w:t>西1:14</w:t>
+      </w:r>
       <w:r>
         <w:rPr>
           <w:lang w:val="zh_TW" w:bidi="zh_TW"/>
         </w:rPr>
         <w:t>；</w:t>
       </w:r>
-      <w:hyperlink r:id="rId50">
-        <w:r>
-          <w:rPr>
-            <w:lang w:val="zh_TW" w:bidi="zh_TW"/>
-          </w:rPr>
-          <w:rPr>
-            <w:color w:val="0000EE"/>
-            <w:u w:val="single"/>
-          </w:rPr>
-          <w:t>約一2:12</w:t>
-        </w:r>
-      </w:hyperlink>
+      <w:r>
+        <w:rPr>
+          <w:lang w:val="zh_TW" w:bidi="zh_TW"/>
+        </w:rPr>
+        <w:t>約一2:12</w:t>
+      </w:r>
       <w:r>
         <w:rPr>
           <w:lang w:val="zh_TW" w:bidi="zh_TW"/>
@@ -1079,138 +839,90 @@
         </w:rPr>
         <w:t>新約中還有其它獨特的饒恕概念。希臘文charizomai的意思是「赦免罪」，在保羅的著作中被獨特地發展為神的恩典赦免（</w:t>
       </w:r>
-      <w:hyperlink r:id="rId51">
-        <w:r>
-          <w:rPr>
-            <w:lang w:val="zh_TW" w:bidi="zh_TW"/>
-          </w:rPr>
-          <w:rPr>
-            <w:color w:val="0000EE"/>
-            <w:u w:val="single"/>
-          </w:rPr>
-          <w:t>林後2:7</w:t>
-        </w:r>
-      </w:hyperlink>
+      <w:r>
+        <w:rPr>
+          <w:lang w:val="zh_TW" w:bidi="zh_TW"/>
+        </w:rPr>
+        <w:t>林後2:7</w:t>
+      </w:r>
       <w:r>
         <w:rPr>
           <w:lang w:val="zh_TW" w:bidi="zh_TW"/>
         </w:rPr>
         <w:t>，</w:t>
       </w:r>
-      <w:hyperlink r:id="rId52">
-        <w:r>
-          <w:rPr>
-            <w:lang w:val="zh_TW" w:bidi="zh_TW"/>
-          </w:rPr>
-          <w:rPr>
-            <w:color w:val="0000EE"/>
-            <w:u w:val="single"/>
-          </w:rPr>
-          <w:t>12:13</w:t>
-        </w:r>
-      </w:hyperlink>
+      <w:r>
+        <w:rPr>
+          <w:lang w:val="zh_TW" w:bidi="zh_TW"/>
+        </w:rPr>
+        <w:t>12:13</w:t>
+      </w:r>
       <w:r>
         <w:rPr>
           <w:lang w:val="zh_TW" w:bidi="zh_TW"/>
         </w:rPr>
         <w:t>；</w:t>
       </w:r>
-      <w:hyperlink r:id="rId53">
-        <w:r>
-          <w:rPr>
-            <w:lang w:val="zh_TW" w:bidi="zh_TW"/>
-          </w:rPr>
-          <w:rPr>
-            <w:color w:val="0000EE"/>
-            <w:u w:val="single"/>
-          </w:rPr>
-          <w:t>弗4:32；</w:t>
-        </w:r>
-      </w:hyperlink>
-      <w:hyperlink r:id="rId54">
-        <w:r>
-          <w:rPr>
-            <w:lang w:val="zh_TW" w:bidi="zh_TW"/>
-          </w:rPr>
-          <w:rPr>
-            <w:color w:val="0000EE"/>
-            <w:u w:val="single"/>
-          </w:rPr>
-          <w:t>西2:13</w:t>
-        </w:r>
-      </w:hyperlink>
+      <w:r>
+        <w:rPr>
+          <w:lang w:val="zh_TW" w:bidi="zh_TW"/>
+        </w:rPr>
+        <w:t>弗4:32；</w:t>
+      </w:r>
+      <w:r>
+        <w:rPr>
+          <w:lang w:val="zh_TW" w:bidi="zh_TW"/>
+        </w:rPr>
+        <w:t>西2:13</w:t>
+      </w:r>
       <w:r>
         <w:rPr>
           <w:lang w:val="zh_TW" w:bidi="zh_TW"/>
         </w:rPr>
         <w:t>，</w:t>
       </w:r>
-      <w:hyperlink r:id="rId55">
-        <w:r>
-          <w:rPr>
-            <w:lang w:val="zh_TW" w:bidi="zh_TW"/>
-          </w:rPr>
-          <w:rPr>
-            <w:color w:val="0000EE"/>
-            <w:u w:val="single"/>
-          </w:rPr>
-          <w:t>3:13</w:t>
-        </w:r>
-      </w:hyperlink>
+      <w:r>
+        <w:rPr>
+          <w:lang w:val="zh_TW" w:bidi="zh_TW"/>
+        </w:rPr>
+        <w:t>3:13</w:t>
+      </w:r>
       <w:r>
         <w:rPr>
           <w:lang w:val="zh_TW" w:bidi="zh_TW"/>
         </w:rPr>
         <w:t>）。罪被視為一種債務，而aphesis表示債務的清償（「把它除掉〔putting it away〕」——見</w:t>
       </w:r>
-      <w:hyperlink r:id="rId56">
-        <w:r>
-          <w:rPr>
-            <w:lang w:val="zh_TW" w:bidi="zh_TW"/>
-          </w:rPr>
-          <w:rPr>
-            <w:color w:val="0000EE"/>
-            <w:u w:val="single"/>
-          </w:rPr>
-          <w:t>路6:37</w:t>
-        </w:r>
-      </w:hyperlink>
+      <w:r>
+        <w:rPr>
+          <w:lang w:val="zh_TW" w:bidi="zh_TW"/>
+        </w:rPr>
+        <w:t>路6:37</w:t>
+      </w:r>
       <w:r>
         <w:rPr>
           <w:lang w:val="zh_TW" w:bidi="zh_TW"/>
         </w:rPr>
         <w:t>）。饒恕也被視為赦免，paresis（「略過（passing over）」）。神沒有按照罪應得的全部報應來審判（</w:t>
       </w:r>
-      <w:hyperlink r:id="rId57">
-        <w:r>
-          <w:rPr>
-            <w:lang w:val="zh_TW" w:bidi="zh_TW"/>
-          </w:rPr>
-          <w:rPr>
-            <w:color w:val="0000EE"/>
-            <w:u w:val="single"/>
-          </w:rPr>
-          <w:t>徒14:16</w:t>
-        </w:r>
-      </w:hyperlink>
+      <w:r>
+        <w:rPr>
+          <w:lang w:val="zh_TW" w:bidi="zh_TW"/>
+        </w:rPr>
+        <w:t>徒14:16</w:t>
+      </w:r>
       <w:r>
         <w:rPr>
           <w:lang w:val="zh_TW" w:bidi="zh_TW"/>
         </w:rPr>
         <w:t>，</w:t>
       </w:r>
-      <w:hyperlink r:id="rId58">
-        <w:r>
-          <w:rPr>
-            <w:lang w:val="zh_TW" w:bidi="zh_TW"/>
-          </w:rPr>
-          <w:rPr>
-            <w:color w:val="0000EE"/>
-            <w:u w:val="single"/>
-          </w:rPr>
-          <w:t>17:30</w:t>
-        </w:r>
-      </w:hyperlink>
+      <w:r>
+        <w:rPr>
+          <w:lang w:val="zh_TW" w:bidi="zh_TW"/>
+        </w:rPr>
+        <w:t>17:30</w:t>
+      </w:r>
       <w:r>
         <w:rPr>
           <w:lang w:val="zh_TW" w:bidi="zh_TW"/>
@@ -1231,72 +943,48 @@
         </w:rPr>
         <w:t>然而，新約提到兩個饒恕的限制。一個是不得赦免的罪（</w:t>
       </w:r>
-      <w:hyperlink r:id="rId59">
-        <w:r>
-          <w:rPr>
-            <w:lang w:val="zh_TW" w:bidi="zh_TW"/>
-          </w:rPr>
-          <w:rPr>
-            <w:color w:val="0000EE"/>
-            <w:u w:val="single"/>
-          </w:rPr>
-          <w:t>太12:31–32</w:t>
-        </w:r>
-      </w:hyperlink>
+      <w:r>
+        <w:rPr>
+          <w:lang w:val="zh_TW" w:bidi="zh_TW"/>
+        </w:rPr>
+        <w:t>太12:31–32</w:t>
+      </w:r>
       <w:r>
         <w:rPr>
           <w:lang w:val="zh_TW" w:bidi="zh_TW"/>
         </w:rPr>
         <w:t>；</w:t>
       </w:r>
-      <w:hyperlink r:id="rId60">
-        <w:r>
-          <w:rPr>
-            <w:lang w:val="zh_TW" w:bidi="zh_TW"/>
-          </w:rPr>
-          <w:rPr>
-            <w:color w:val="0000EE"/>
-            <w:u w:val="single"/>
-          </w:rPr>
-          <w:t>可3:28–30</w:t>
-        </w:r>
-      </w:hyperlink>
+      <w:r>
+        <w:rPr>
+          <w:lang w:val="zh_TW" w:bidi="zh_TW"/>
+        </w:rPr>
+        <w:t>可3:28–30</w:t>
+      </w:r>
       <w:r>
         <w:rPr>
           <w:lang w:val="zh_TW" w:bidi="zh_TW"/>
         </w:rPr>
         <w:t>；</w:t>
       </w:r>
-      <w:hyperlink r:id="rId61">
-        <w:r>
-          <w:rPr>
-            <w:lang w:val="zh_TW" w:bidi="zh_TW"/>
-          </w:rPr>
-          <w:rPr>
-            <w:color w:val="0000EE"/>
-            <w:u w:val="single"/>
-          </w:rPr>
-          <w:t>路12:10</w:t>
-        </w:r>
-      </w:hyperlink>
+      <w:r>
+        <w:rPr>
+          <w:lang w:val="zh_TW" w:bidi="zh_TW"/>
+        </w:rPr>
+        <w:t>路12:10</w:t>
+      </w:r>
       <w:r>
         <w:rPr>
           <w:lang w:val="zh_TW" w:bidi="zh_TW"/>
         </w:rPr>
         <w:t>）。在這方面，基督提到那些像法利賽人一樣，在道德判斷上如此扭曲，以至於無法區分撒但的作行和基督的善行的人。另一種是「褻瀆聖靈的罪」，即「至於死的罪」（</w:t>
       </w:r>
-      <w:hyperlink r:id="rId62">
-        <w:r>
-          <w:rPr>
-            <w:lang w:val="zh_TW" w:bidi="zh_TW"/>
-          </w:rPr>
-          <w:rPr>
-            <w:color w:val="0000EE"/>
-            <w:u w:val="single"/>
-          </w:rPr>
-          <w:t>約一5:16</w:t>
-        </w:r>
-      </w:hyperlink>
+      <w:r>
+        <w:rPr>
+          <w:lang w:val="zh_TW" w:bidi="zh_TW"/>
+        </w:rPr>
+        <w:t>約一5:16</w:t>
+      </w:r>
       <w:r>
         <w:rPr>
           <w:lang w:val="zh_TW" w:bidi="zh_TW"/>
@@ -1317,108 +1005,72 @@
         </w:rPr>
         <w:t>新約中的饒恕倫理強調，悔改是饒恕的條件（</w:t>
       </w:r>
-      <w:hyperlink r:id="rId63">
-        <w:r>
-          <w:rPr>
-            <w:lang w:val="zh_TW" w:bidi="zh_TW"/>
-          </w:rPr>
-          <w:rPr>
-            <w:color w:val="0000EE"/>
-            <w:u w:val="single"/>
-          </w:rPr>
-          <w:t>林後7:10</w:t>
-        </w:r>
-      </w:hyperlink>
+      <w:r>
+        <w:rPr>
+          <w:lang w:val="zh_TW" w:bidi="zh_TW"/>
+        </w:rPr>
+        <w:t>林後7:10</w:t>
+      </w:r>
       <w:r>
         <w:rPr>
           <w:lang w:val="zh_TW" w:bidi="zh_TW"/>
         </w:rPr>
         <w:t>），還包括需要饒恕他人（</w:t>
       </w:r>
-      <w:hyperlink r:id="rId64">
-        <w:r>
-          <w:rPr>
-            <w:lang w:val="zh_TW" w:bidi="zh_TW"/>
-          </w:rPr>
-          <w:rPr>
-            <w:color w:val="0000EE"/>
-            <w:u w:val="single"/>
-          </w:rPr>
-          <w:t>太6:14–15</w:t>
-        </w:r>
-      </w:hyperlink>
+      <w:r>
+        <w:rPr>
+          <w:lang w:val="zh_TW" w:bidi="zh_TW"/>
+        </w:rPr>
+        <w:t>太6:14–15</w:t>
+      </w:r>
       <w:r>
         <w:rPr>
           <w:lang w:val="zh_TW" w:bidi="zh_TW"/>
         </w:rPr>
         <w:t>）。如果在接受饒恕的同時不饒恕他人，這顯然表明悔改並不徹底。主多次在比喻中強調，願意饒恕他人是真正悔改的標誌（</w:t>
       </w:r>
-      <w:hyperlink r:id="rId40">
-        <w:r>
-          <w:rPr>
-            <w:lang w:val="zh_TW" w:bidi="zh_TW"/>
-          </w:rPr>
-          <w:rPr>
-            <w:color w:val="0000EE"/>
-            <w:u w:val="single"/>
-          </w:rPr>
-          <w:t>太18:23–35</w:t>
-        </w:r>
-      </w:hyperlink>
+      <w:r>
+        <w:rPr>
+          <w:lang w:val="zh_TW" w:bidi="zh_TW"/>
+        </w:rPr>
+        <w:t>太18:23–35</w:t>
+      </w:r>
       <w:r>
         <w:rPr>
           <w:lang w:val="zh_TW" w:bidi="zh_TW"/>
         </w:rPr>
         <w:t>；</w:t>
       </w:r>
-      <w:hyperlink r:id="rId56">
-        <w:r>
-          <w:rPr>
-            <w:lang w:val="zh_TW" w:bidi="zh_TW"/>
-          </w:rPr>
-          <w:rPr>
-            <w:color w:val="0000EE"/>
-            <w:u w:val="single"/>
-          </w:rPr>
-          <w:t>路6:37</w:t>
-        </w:r>
-      </w:hyperlink>
+      <w:r>
+        <w:rPr>
+          <w:lang w:val="zh_TW" w:bidi="zh_TW"/>
+        </w:rPr>
+        <w:t>路6:37</w:t>
+      </w:r>
       <w:r>
         <w:rPr>
           <w:lang w:val="zh_TW" w:bidi="zh_TW"/>
         </w:rPr>
         <w:t>）。因此，基督教導我們，饒恕是一種責任，沒有任何限制。必須毫無保留地饒恕，甚至要到70個7次（</w:t>
       </w:r>
-      <w:hyperlink r:id="rId65">
-        <w:r>
-          <w:rPr>
-            <w:lang w:val="zh_TW" w:bidi="zh_TW"/>
-          </w:rPr>
-          <w:rPr>
-            <w:color w:val="0000EE"/>
-            <w:u w:val="single"/>
-          </w:rPr>
-          <w:t>太18:21–22</w:t>
-        </w:r>
-      </w:hyperlink>
+      <w:r>
+        <w:rPr>
+          <w:lang w:val="zh_TW" w:bidi="zh_TW"/>
+        </w:rPr>
+        <w:t>太18:21–22</w:t>
+      </w:r>
       <w:r>
         <w:rPr>
           <w:lang w:val="zh_TW" w:bidi="zh_TW"/>
         </w:rPr>
         <w:t>）。饒恕是信徒之間相互關係的一部分：既然所有人都依賴於神的饒恕，那麼所有人也都必須彼此饒恕。「主怎樣饒恕了你們，你們也要怎樣饒恕人」（</w:t>
       </w:r>
-      <w:hyperlink r:id="rId55">
-        <w:r>
-          <w:rPr>
-            <w:lang w:val="zh_TW" w:bidi="zh_TW"/>
-          </w:rPr>
-          <w:rPr>
-            <w:color w:val="0000EE"/>
-            <w:u w:val="single"/>
-          </w:rPr>
-          <w:t>西3:13</w:t>
-        </w:r>
-      </w:hyperlink>
+      <w:r>
+        <w:rPr>
+          <w:lang w:val="zh_TW" w:bidi="zh_TW"/>
+        </w:rPr>
+        <w:t>西3:13</w:t>
+      </w:r>
       <w:r>
         <w:rPr>
           <w:lang w:val="zh_TW" w:bidi="zh_TW"/>
